--- a/00-首页/题组Word/第一轮·竞赛教材版/第一轮结构·3-分子结构（学生版-打印版）.docx
+++ b/00-首页/题组Word/第一轮·竞赛教材版/第一轮结构·3-分子结构（学生版-打印版）.docx
@@ -91,8 +91,8 @@
     <w:p>
       <w:pPr>
         <w:pStyle w:val="FirstParagraph"/>
+        <w:spacing w:before="0" w:after="0"/>
         <w:ind w:left="480" w:hanging="480"/>
-        <w:spacing w:after="0"/>
       </w:pPr>
       <w:r>
         <w:rPr>
@@ -297,20 +297,45 @@
     <w:p>
       <w:pPr>
         <w:pStyle w:val="FirstParagraph"/>
+        <w:spacing w:before="0" w:after="0"/>
         <w:ind w:left="480" w:hanging="480"/>
+      </w:pPr>
+      <w:r>
+        <w:rPr>
+          <w:rFonts w:ascii="Times New Roman" w:hAnsi="Times New Roman" w:eastAsia="Times New Roman" w:cs="Times New Roman"/>
+        </w:rPr>
+        <w:t xml:space="preserve">A. </w:t>
+      </w:r>
+      <w:r>
+        <w:rPr>
+          <w:rFonts w:hint="eastAsia" w:ascii="Times New Roman" w:hAnsi="Times New Roman" w:eastAsia="FangSong" w:cs="Times New Roman"/>
+        </w:rPr>
+        <w:t xml:space="preserve">是化合物</w:t>
+      </w:r>
+      <w:r>
+        <w:rPr>
+          <w:rFonts w:ascii="Times New Roman" w:hAnsi="Times New Roman" w:eastAsia="Times New Roman" w:cs="Times New Roman"/>
+        </w:rPr>
+        <w:t xml:space="preserve"> </w:t>
+      </w:r>
+    </w:p>
+    <w:p>
+      <w:pPr>
+        <w:pStyle w:val="FirstParagraph"/>
         <w:spacing w:before="0" w:after="0"/>
-      </w:pPr>
-      <w:r>
-        <w:rPr>
-          <w:rFonts w:ascii="Times New Roman" w:hAnsi="Times New Roman" w:eastAsia="Times New Roman" w:cs="Times New Roman"/>
-        </w:rPr>
-        <w:t xml:space="preserve">A. </w:t>
-      </w:r>
-      <w:r>
-        <w:rPr>
-          <w:rFonts w:hint="eastAsia" w:ascii="Times New Roman" w:hAnsi="Times New Roman" w:eastAsia="FangSong" w:cs="Times New Roman"/>
-        </w:rPr>
-        <w:t xml:space="preserve">是化合物</w:t>
+        <w:ind w:left="480" w:hanging="480"/>
+      </w:pPr>
+      <w:r>
+        <w:rPr>
+          <w:rFonts w:ascii="Times New Roman" w:hAnsi="Times New Roman" w:eastAsia="Times New Roman" w:cs="Times New Roman"/>
+        </w:rPr>
+        <w:t xml:space="preserve">B. </w:t>
+      </w:r>
+      <w:r>
+        <w:rPr>
+          <w:rFonts w:hint="eastAsia" w:ascii="Times New Roman" w:hAnsi="Times New Roman" w:eastAsia="FangSong" w:cs="Times New Roman"/>
+        </w:rPr>
+        <w:t xml:space="preserve">是混合物</w:t>
       </w:r>
       <w:r>
         <w:rPr>
@@ -322,58 +347,33 @@
     <w:p>
       <w:pPr>
         <w:pStyle w:val="FirstParagraph"/>
+        <w:spacing w:before="0" w:after="0"/>
         <w:ind w:left="480" w:hanging="480"/>
+      </w:pPr>
+      <w:r>
+        <w:rPr>
+          <w:rFonts w:ascii="Times New Roman" w:hAnsi="Times New Roman" w:eastAsia="Times New Roman" w:cs="Times New Roman"/>
+        </w:rPr>
+        <w:t xml:space="preserve">C. </w:t>
+      </w:r>
+      <w:r>
+        <w:rPr>
+          <w:rFonts w:hint="eastAsia" w:ascii="Times New Roman" w:hAnsi="Times New Roman" w:eastAsia="FangSong" w:cs="Times New Roman"/>
+        </w:rPr>
+        <w:t xml:space="preserve">不含极性键</w:t>
+      </w:r>
+      <w:r>
+        <w:rPr>
+          <w:rFonts w:ascii="Times New Roman" w:hAnsi="Times New Roman" w:eastAsia="Times New Roman" w:cs="Times New Roman"/>
+        </w:rPr>
+        <w:t xml:space="preserve"> </w:t>
+      </w:r>
+    </w:p>
+    <w:p>
+      <w:pPr>
+        <w:pStyle w:val="FirstParagraph"/>
         <w:spacing w:before="0" w:after="0"/>
-      </w:pPr>
-      <w:r>
-        <w:rPr>
-          <w:rFonts w:ascii="Times New Roman" w:hAnsi="Times New Roman" w:eastAsia="Times New Roman" w:cs="Times New Roman"/>
-        </w:rPr>
-        <w:t xml:space="preserve">B. </w:t>
-      </w:r>
-      <w:r>
-        <w:rPr>
-          <w:rFonts w:hint="eastAsia" w:ascii="Times New Roman" w:hAnsi="Times New Roman" w:eastAsia="FangSong" w:cs="Times New Roman"/>
-        </w:rPr>
-        <w:t xml:space="preserve">是混合物</w:t>
-      </w:r>
-      <w:r>
-        <w:rPr>
-          <w:rFonts w:ascii="Times New Roman" w:hAnsi="Times New Roman" w:eastAsia="Times New Roman" w:cs="Times New Roman"/>
-        </w:rPr>
-        <w:t xml:space="preserve"> </w:t>
-      </w:r>
-    </w:p>
-    <w:p>
-      <w:pPr>
-        <w:pStyle w:val="FirstParagraph"/>
         <w:ind w:left="480" w:hanging="480"/>
-        <w:spacing w:before="0" w:after="0"/>
-      </w:pPr>
-      <w:r>
-        <w:rPr>
-          <w:rFonts w:ascii="Times New Roman" w:hAnsi="Times New Roman" w:eastAsia="Times New Roman" w:cs="Times New Roman"/>
-        </w:rPr>
-        <w:t xml:space="preserve">C. </w:t>
-      </w:r>
-      <w:r>
-        <w:rPr>
-          <w:rFonts w:hint="eastAsia" w:ascii="Times New Roman" w:hAnsi="Times New Roman" w:eastAsia="FangSong" w:cs="Times New Roman"/>
-        </w:rPr>
-        <w:t xml:space="preserve">不含极性键</w:t>
-      </w:r>
-      <w:r>
-        <w:rPr>
-          <w:rFonts w:ascii="Times New Roman" w:hAnsi="Times New Roman" w:eastAsia="Times New Roman" w:cs="Times New Roman"/>
-        </w:rPr>
-        <w:t xml:space="preserve"> </w:t>
-      </w:r>
-    </w:p>
-    <w:p>
-      <w:pPr>
-        <w:pStyle w:val="FirstParagraph"/>
-        <w:ind w:left="480" w:hanging="480"/>
-        <w:spacing w:before="0" w:after="180"/>
       </w:pPr>
       <w:r>
         <w:rPr>
@@ -599,8 +599,8 @@
     <w:p>
       <w:pPr>
         <w:pStyle w:val="BodyText"/>
+        <w:spacing w:before="0" w:after="0"/>
         <w:ind w:left="480" w:hanging="480"/>
-        <w:spacing w:after="0"/>
       </w:pPr>
       <w:r>
         <w:rPr>
@@ -630,8 +630,8 @@
     <w:p>
       <w:pPr>
         <w:pStyle w:val="BodyText"/>
+        <w:spacing w:before="0" w:after="0"/>
         <w:ind w:left="480" w:hanging="480"/>
-        <w:spacing w:before="0" w:after="180"/>
       </w:pPr>
       <w:r>
         <w:rPr>
@@ -6155,6 +6155,14 @@
       <w:tblPr>
         <w:tblStyle w:val="Table"/>
         <w:tblW w:type="auto" w:w="0"/>
+        <w:tblBorders>
+          <w:top w:val="single" w:sz="12" w:space="0" w:color="000000"/>
+          <w:left w:val="none" w:sz="0" w:space="0" w:color="auto"/>
+          <w:bottom w:val="single" w:sz="12" w:space="0" w:color="000000"/>
+          <w:right w:val="none" w:sz="0" w:space="0" w:color="auto"/>
+          <w:insideH w:val="none" w:sz="0" w:space="0" w:color="auto"/>
+          <w:insideV w:val="none" w:sz="0" w:space="0" w:color="auto"/>
+        </w:tblBorders>
         <w:tblLook w:firstRow="1" w:lastRow="0" w:firstColumn="0" w:lastColumn="0" w:noHBand="0" w:noVBand="0" w:val="0020"/>
       </w:tblPr>
       <w:tblGrid>
@@ -6170,7 +6178,11 @@
           <w:tblHeader w:val="on"/>
         </w:trPr>
         <w:tc>
-          <w:tcPr/>
+          <w:tcPr>
+            <w:tcBorders>
+              <w:bottom w:val="single" w:sz="8" w:space="0" w:color="000000"/>
+            </w:tcBorders>
+          </w:tcPr>
           <w:p>
             <w:pPr>
               <w:pStyle w:val="Compact"/>
@@ -6186,7 +6198,11 @@
           </w:p>
         </w:tc>
         <w:tc>
-          <w:tcPr/>
+          <w:tcPr>
+            <w:tcBorders>
+              <w:bottom w:val="single" w:sz="8" w:space="0" w:color="000000"/>
+            </w:tcBorders>
+          </w:tcPr>
           <w:p>
             <w:pPr>
               <w:pStyle w:val="Compact"/>
@@ -6219,7 +6235,11 @@
           </w:p>
         </w:tc>
         <w:tc>
-          <w:tcPr/>
+          <w:tcPr>
+            <w:tcBorders>
+              <w:bottom w:val="single" w:sz="8" w:space="0" w:color="000000"/>
+            </w:tcBorders>
+          </w:tcPr>
           <w:p>
             <w:pPr>
               <w:pStyle w:val="Compact"/>
@@ -6252,7 +6272,11 @@
           </w:p>
         </w:tc>
         <w:tc>
-          <w:tcPr/>
+          <w:tcPr>
+            <w:tcBorders>
+              <w:bottom w:val="single" w:sz="8" w:space="0" w:color="000000"/>
+            </w:tcBorders>
+          </w:tcPr>
           <w:p>
             <w:pPr>
               <w:pStyle w:val="Compact"/>
@@ -6293,7 +6317,11 @@
           </w:p>
         </w:tc>
         <w:tc>
-          <w:tcPr/>
+          <w:tcPr>
+            <w:tcBorders>
+              <w:bottom w:val="single" w:sz="8" w:space="0" w:color="000000"/>
+            </w:tcBorders>
+          </w:tcPr>
           <w:p>
             <w:pPr>
               <w:pStyle w:val="Compact"/>
@@ -6332,7 +6360,11 @@
           </w:p>
         </w:tc>
         <w:tc>
-          <w:tcPr/>
+          <w:tcPr>
+            <w:tcBorders>
+              <w:bottom w:val="single" w:sz="8" w:space="0" w:color="000000"/>
+            </w:tcBorders>
+          </w:tcPr>
           <w:p>
             <w:pPr>
               <w:pStyle w:val="Compact"/>
@@ -6776,8 +6808,8 @@
     <w:p>
       <w:pPr>
         <w:pStyle w:val="FirstParagraph"/>
+        <w:spacing w:before="0" w:after="0"/>
         <w:ind w:left="480" w:hanging="480"/>
-        <w:spacing w:after="0"/>
       </w:pPr>
       <m:oMath>
         <m:sSub>
@@ -6851,8 +6883,8 @@
     <w:p>
       <w:pPr>
         <w:pStyle w:val="FirstParagraph"/>
+        <w:spacing w:before="0" w:after="0"/>
         <w:ind w:left="480" w:hanging="480"/>
-        <w:spacing w:before="0" w:after="0"/>
       </w:pPr>
       <w:r>
         <w:rPr>
@@ -6913,8 +6945,8 @@
     <w:p>
       <w:pPr>
         <w:pStyle w:val="FirstParagraph"/>
+        <w:spacing w:before="0" w:after="0"/>
         <w:ind w:left="480" w:hanging="480"/>
-        <w:spacing w:before="0" w:after="0"/>
       </w:pPr>
       <w:r>
         <w:rPr>
@@ -6975,8 +7007,8 @@
     <w:p>
       <w:pPr>
         <w:pStyle w:val="FirstParagraph"/>
+        <w:spacing w:before="0" w:after="0"/>
         <w:ind w:left="480" w:hanging="480"/>
-        <w:spacing w:before="0" w:after="0"/>
       </w:pPr>
       <w:r>
         <w:rPr>
@@ -7037,8 +7069,8 @@
     <w:p>
       <w:pPr>
         <w:pStyle w:val="FirstParagraph"/>
+        <w:spacing w:before="0" w:after="0"/>
         <w:ind w:left="480" w:hanging="480"/>
-        <w:spacing w:before="0" w:after="180"/>
       </w:pPr>
       <w:r>
         <w:rPr>
@@ -7139,8 +7171,8 @@
     <w:p>
       <w:pPr>
         <w:pStyle w:val="FirstParagraph"/>
+        <w:spacing w:before="0" w:after="0"/>
         <w:ind w:left="480" w:hanging="480"/>
-        <w:spacing w:after="0"/>
       </w:pPr>
       <w:r>
         <w:rPr>
@@ -7176,8 +7208,8 @@
     <w:p>
       <w:pPr>
         <w:pStyle w:val="FirstParagraph"/>
+        <w:spacing w:before="0" w:after="0"/>
         <w:ind w:left="480" w:hanging="480"/>
-        <w:spacing w:before="0" w:after="0"/>
       </w:pPr>
       <w:r>
         <w:rPr>
@@ -7309,8 +7341,8 @@
     <w:p>
       <w:pPr>
         <w:pStyle w:val="FirstParagraph"/>
+        <w:spacing w:before="0" w:after="0"/>
         <w:ind w:left="480" w:hanging="480"/>
-        <w:spacing w:before="0" w:after="0"/>
       </w:pPr>
       <w:r>
         <w:rPr>
@@ -7392,8 +7424,8 @@
     <w:p>
       <w:pPr>
         <w:pStyle w:val="FirstParagraph"/>
+        <w:spacing w:before="0" w:after="0"/>
         <w:ind w:left="480" w:hanging="480"/>
-        <w:spacing w:before="0" w:after="0"/>
       </w:pPr>
       <w:r>
         <w:rPr>
@@ -7483,8 +7515,8 @@
     <w:p>
       <w:pPr>
         <w:pStyle w:val="FirstParagraph"/>
+        <w:spacing w:before="0" w:after="0"/>
         <w:ind w:left="480" w:hanging="480"/>
-        <w:spacing w:before="0" w:after="180"/>
       </w:pPr>
       <w:r>
         <w:rPr>
@@ -10208,6 +10240,14 @@
       <w:tblPr>
         <w:tblStyle w:val="Table"/>
         <w:tblW w:type="auto" w:w="0"/>
+        <w:tblBorders>
+          <w:top w:val="single" w:sz="12" w:space="0" w:color="000000"/>
+          <w:left w:val="none" w:sz="0" w:space="0" w:color="auto"/>
+          <w:bottom w:val="single" w:sz="12" w:space="0" w:color="000000"/>
+          <w:right w:val="none" w:sz="0" w:space="0" w:color="auto"/>
+          <w:insideH w:val="none" w:sz="0" w:space="0" w:color="auto"/>
+          <w:insideV w:val="none" w:sz="0" w:space="0" w:color="auto"/>
+        </w:tblBorders>
         <w:tblLook w:firstRow="1" w:lastRow="0" w:firstColumn="0" w:lastColumn="0" w:noHBand="0" w:noVBand="0" w:val="0020"/>
       </w:tblPr>
       <w:tblGrid>
@@ -10222,7 +10262,11 @@
           <w:tblHeader w:val="on"/>
         </w:trPr>
         <w:tc>
-          <w:tcPr/>
+          <w:tcPr>
+            <w:tcBorders>
+              <w:bottom w:val="single" w:sz="8" w:space="0" w:color="000000"/>
+            </w:tcBorders>
+          </w:tcPr>
           <w:p>
             <w:pPr>
               <w:pStyle w:val="Compact"/>
@@ -10238,7 +10282,11 @@
           </w:p>
         </w:tc>
         <w:tc>
-          <w:tcPr/>
+          <w:tcPr>
+            <w:tcBorders>
+              <w:bottom w:val="single" w:sz="8" w:space="0" w:color="000000"/>
+            </w:tcBorders>
+          </w:tcPr>
           <w:p>
             <w:pPr>
               <w:pStyle w:val="Compact"/>
@@ -10254,7 +10302,11 @@
           </w:p>
         </w:tc>
         <w:tc>
-          <w:tcPr/>
+          <w:tcPr>
+            <w:tcBorders>
+              <w:bottom w:val="single" w:sz="8" w:space="0" w:color="000000"/>
+            </w:tcBorders>
+          </w:tcPr>
           <w:p>
             <w:pPr>
               <w:pStyle w:val="Compact"/>
@@ -10270,7 +10322,11 @@
           </w:p>
         </w:tc>
         <w:tc>
-          <w:tcPr/>
+          <w:tcPr>
+            <w:tcBorders>
+              <w:bottom w:val="single" w:sz="8" w:space="0" w:color="000000"/>
+            </w:tcBorders>
+          </w:tcPr>
           <w:p>
             <w:pPr>
               <w:pStyle w:val="Compact"/>
@@ -10286,7 +10342,11 @@
           </w:p>
         </w:tc>
         <w:tc>
-          <w:tcPr/>
+          <w:tcPr>
+            <w:tcBorders>
+              <w:bottom w:val="single" w:sz="8" w:space="0" w:color="000000"/>
+            </w:tcBorders>
+          </w:tcPr>
           <w:p>
             <w:pPr>
               <w:pStyle w:val="Compact"/>
@@ -11089,8 +11149,8 @@
     <w:p>
       <w:pPr>
         <w:pStyle w:val="BodyText"/>
+        <w:spacing w:before="0" w:after="0"/>
         <w:ind w:left="480" w:hanging="480"/>
-        <w:spacing w:after="0"/>
       </w:pPr>
       <w:r>
         <w:rPr>
@@ -11222,8 +11282,337 @@
     <w:p>
       <w:pPr>
         <w:pStyle w:val="BodyText"/>
+        <w:spacing w:before="0" w:after="0"/>
         <w:ind w:left="480" w:hanging="480"/>
+      </w:pPr>
+      <w:r>
+        <w:rPr>
+          <w:rFonts w:ascii="Times New Roman" w:hAnsi="Times New Roman" w:eastAsia="Times New Roman" w:cs="Times New Roman"/>
+        </w:rPr>
+        <w:t xml:space="preserve">A. </w:t>
+      </w:r>
+      <w:r>
+        <w:rPr>
+          <w:rFonts w:hint="eastAsia" w:ascii="Times New Roman" w:hAnsi="Times New Roman" w:eastAsia="FangSong" w:cs="Times New Roman"/>
+        </w:rPr>
+        <w:t>在等电点时</w:t>
+      </w:r>
+      <w:r>
+        <w:rPr>
+          <w:rFonts w:hint="eastAsia" w:ascii="Times New Roman" w:hAnsi="Times New Roman" w:eastAsia="Times New Roman" w:cs="Times New Roman"/>
+        </w:rPr>
+        <w:t>，</w:t>
+      </w:r>
+      <w:r>
+        <w:rPr>
+          <w:rFonts w:hint="eastAsia" w:ascii="Times New Roman" w:hAnsi="Times New Roman" w:eastAsia="FangSong" w:cs="Times New Roman"/>
+        </w:rPr>
+        <w:t>该短肽的溶解度最低</w:t>
+      </w:r>
+      <w:r>
+        <w:rPr>
+          <w:rFonts w:ascii="Times New Roman" w:hAnsi="Times New Roman" w:eastAsia="Times New Roman" w:cs="Times New Roman"/>
+        </w:rPr>
+        <w:t xml:space="preserve"> </w:t>
+      </w:r>
+    </w:p>
+    <w:p>
+      <w:pPr>
+        <w:pStyle w:val="BodyText"/>
         <w:spacing w:before="0" w:after="0"/>
+        <w:ind w:left="480" w:hanging="480"/>
+      </w:pPr>
+      <w:r>
+        <w:rPr>
+          <w:rFonts w:ascii="Times New Roman" w:hAnsi="Times New Roman" w:eastAsia="Times New Roman" w:cs="Times New Roman"/>
+        </w:rPr>
+        <w:t xml:space="preserve">B. </w:t>
+      </w:r>
+      <w:r>
+        <w:rPr>
+          <w:rFonts w:hint="eastAsia" w:ascii="Times New Roman" w:hAnsi="Times New Roman" w:eastAsia="FangSong" w:cs="Times New Roman"/>
+        </w:rPr>
+        <w:t>在等电点时</w:t>
+      </w:r>
+      <w:r>
+        <w:rPr>
+          <w:rFonts w:hint="eastAsia" w:ascii="Times New Roman" w:hAnsi="Times New Roman" w:eastAsia="Times New Roman" w:cs="Times New Roman"/>
+        </w:rPr>
+        <w:t>，</w:t>
+      </w:r>
+      <w:r>
+        <w:rPr>
+          <w:rFonts w:hint="eastAsia" w:ascii="Times New Roman" w:hAnsi="Times New Roman" w:eastAsia="FangSong" w:cs="Times New Roman"/>
+        </w:rPr>
+        <w:t>该短肽在电场中不发生迁移</w:t>
+      </w:r>
+      <w:r>
+        <w:rPr>
+          <w:rFonts w:ascii="Times New Roman" w:hAnsi="Times New Roman" w:eastAsia="Times New Roman" w:cs="Times New Roman"/>
+        </w:rPr>
+        <w:t xml:space="preserve"> </w:t>
+      </w:r>
+    </w:p>
+    <w:p>
+      <w:pPr>
+        <w:pStyle w:val="BodyText"/>
+        <w:spacing w:before="0" w:after="0"/>
+        <w:ind w:left="480" w:hanging="480"/>
+      </w:pPr>
+      <w:r>
+        <w:rPr>
+          <w:rFonts w:ascii="Times New Roman" w:hAnsi="Times New Roman" w:eastAsia="Times New Roman" w:cs="Times New Roman"/>
+        </w:rPr>
+        <w:t xml:space="preserve">C. </w:t>
+      </w:r>
+      <w:r>
+        <w:rPr>
+          <w:rFonts w:hint="eastAsia" w:ascii="Times New Roman" w:hAnsi="Times New Roman" w:eastAsia="FangSong" w:cs="Times New Roman"/>
+        </w:rPr>
+        <w:t xml:space="preserve">等电点时该短肽所带净电荷为零</w:t>
+      </w:r>
+      <w:r>
+        <w:rPr>
+          <w:rFonts w:ascii="Times New Roman" w:hAnsi="Times New Roman" w:eastAsia="Times New Roman" w:cs="Times New Roman"/>
+        </w:rPr>
+        <w:t xml:space="preserve"> </w:t>
+      </w:r>
+    </w:p>
+    <w:p>
+      <w:pPr>
+        <w:pStyle w:val="BodyText"/>
+        <w:spacing w:before="0" w:after="0"/>
+        <w:ind w:left="480" w:hanging="480"/>
+      </w:pPr>
+      <w:r>
+        <w:rPr>
+          <w:rFonts w:ascii="Times New Roman" w:hAnsi="Times New Roman" w:eastAsia="Times New Roman" w:cs="Times New Roman"/>
+        </w:rPr>
+        <w:t xml:space="preserve">D. </w:t>
+      </w:r>
+      <w:r>
+        <w:rPr>
+          <w:rFonts w:hint="eastAsia" w:ascii="Times New Roman" w:hAnsi="Times New Roman" w:eastAsia="FangSong" w:cs="Times New Roman"/>
+        </w:rPr>
+        <w:t>在进行蛋白质的阳离子交换色谱分离时</w:t>
+      </w:r>
+      <w:r>
+        <w:rPr>
+          <w:rFonts w:hint="eastAsia" w:ascii="Times New Roman" w:hAnsi="Times New Roman" w:eastAsia="Times New Roman" w:cs="Times New Roman"/>
+        </w:rPr>
+        <w:t>，</w:t>
+      </w:r>
+      <w:r>
+        <w:rPr>
+          <w:rFonts w:hint="eastAsia" w:ascii="Times New Roman" w:hAnsi="Times New Roman" w:eastAsia="FangSong" w:cs="Times New Roman"/>
+        </w:rPr>
+        <w:t>通常需要选择合适的缓冲液</w:t>
+      </w:r>
+      <w:r>
+        <w:rPr>
+          <w:rFonts w:ascii="Times New Roman" w:hAnsi="Times New Roman" w:eastAsia="Times New Roman" w:cs="Times New Roman"/>
+        </w:rPr>
+        <w:t xml:space="preserve"> pH </w:t>
+      </w:r>
+      <w:r>
+        <w:rPr>
+          <w:rFonts w:hint="eastAsia" w:ascii="Times New Roman" w:hAnsi="Times New Roman" w:eastAsia="FangSong" w:cs="Times New Roman"/>
+        </w:rPr>
+        <w:t>值</w:t>
+      </w:r>
+      <w:r>
+        <w:rPr>
+          <w:rFonts w:hint="eastAsia" w:ascii="Times New Roman" w:hAnsi="Times New Roman" w:eastAsia="Times New Roman" w:cs="Times New Roman"/>
+        </w:rPr>
+        <w:t>。</w:t>
+      </w:r>
+      <w:r>
+        <w:rPr>
+          <w:rFonts w:hint="eastAsia" w:ascii="Times New Roman" w:hAnsi="Times New Roman" w:eastAsia="FangSong" w:cs="Times New Roman"/>
+        </w:rPr>
+        <w:t>相比选择</w:t>
+      </w:r>
+      <w:r>
+        <w:rPr>
+          <w:rFonts w:ascii="Times New Roman" w:hAnsi="Times New Roman" w:eastAsia="Times New Roman" w:cs="Times New Roman"/>
+        </w:rPr>
+        <w:t xml:space="preserve"> pH = 5.0</w:t>
+      </w:r>
+    </w:p>
+    <w:p>
+      <w:pPr>
+        <w:pStyle w:val="BodyText"/>
+        <w:spacing w:before="0" w:after="0"/>
+      </w:pPr>
+      <w:r>
+        <w:rPr>
+          <w:rFonts w:ascii="Times New Roman" w:hAnsi="Times New Roman" w:eastAsia="Times New Roman" w:cs="Times New Roman"/>
+        </w:rPr>
+        <w:t xml:space="preserve">D. </w:t>
+      </w:r>
+      <w:r>
+        <w:rPr>
+          <w:rFonts w:hint="eastAsia" w:ascii="Times New Roman" w:hAnsi="Times New Roman" w:eastAsia="FangSong" w:cs="Times New Roman"/>
+        </w:rPr>
+        <w:t>在进行蛋白质的阳离子交换色谱分离时</w:t>
+      </w:r>
+      <w:r>
+        <w:rPr>
+          <w:rFonts w:hint="eastAsia" w:ascii="Times New Roman" w:hAnsi="Times New Roman" w:eastAsia="Times New Roman" w:cs="Times New Roman"/>
+        </w:rPr>
+        <w:t>，</w:t>
+      </w:r>
+      <w:r>
+        <w:rPr>
+          <w:rFonts w:hint="eastAsia" w:ascii="Times New Roman" w:hAnsi="Times New Roman" w:eastAsia="FangSong" w:cs="Times New Roman"/>
+        </w:rPr>
+        <w:t>通常需要选择合适的缓冲液</w:t>
+      </w:r>
+      <w:r>
+        <w:rPr>
+          <w:rFonts w:ascii="Times New Roman" w:hAnsi="Times New Roman" w:eastAsia="Times New Roman" w:cs="Times New Roman"/>
+        </w:rPr>
+        <w:t xml:space="preserve"> pH </w:t>
+      </w:r>
+      <w:r>
+        <w:rPr>
+          <w:rFonts w:hint="eastAsia" w:ascii="Times New Roman" w:hAnsi="Times New Roman" w:eastAsia="FangSong" w:cs="Times New Roman"/>
+        </w:rPr>
+        <w:t>值</w:t>
+      </w:r>
+      <w:r>
+        <w:rPr>
+          <w:rFonts w:hint="eastAsia" w:ascii="Times New Roman" w:hAnsi="Times New Roman" w:eastAsia="Times New Roman" w:cs="Times New Roman"/>
+        </w:rPr>
+        <w:t>。</w:t>
+      </w:r>
+      <w:r>
+        <w:rPr>
+          <w:rFonts w:hint="eastAsia" w:ascii="Times New Roman" w:hAnsi="Times New Roman" w:eastAsia="FangSong" w:cs="Times New Roman"/>
+        </w:rPr>
+        <w:t>相比选择</w:t>
+      </w:r>
+      <w:r>
+        <w:rPr>
+          <w:rFonts w:ascii="Times New Roman" w:hAnsi="Times New Roman" w:eastAsia="Times New Roman" w:cs="Times New Roman"/>
+        </w:rPr>
+        <w:t xml:space="preserve"> pH = 5.0 </w:t>
+      </w:r>
+      <w:r>
+        <w:rPr>
+          <w:rFonts w:hint="eastAsia" w:ascii="Times New Roman" w:hAnsi="Times New Roman" w:eastAsia="FangSong" w:cs="Times New Roman"/>
+        </w:rPr>
+        <w:t>的缓冲溶液</w:t>
+      </w:r>
+      <w:r>
+        <w:rPr>
+          <w:rFonts w:hint="eastAsia" w:ascii="Times New Roman" w:hAnsi="Times New Roman" w:eastAsia="Times New Roman" w:cs="Times New Roman"/>
+        </w:rPr>
+        <w:t>，pH</w:t>
+      </w:r>
+      <w:r>
+        <w:rPr>
+          <w:rFonts w:ascii="Times New Roman" w:hAnsi="Times New Roman" w:eastAsia="Times New Roman" w:cs="Times New Roman"/>
+        </w:rPr>
+        <w:t xml:space="preserve"> = 8.0 </w:t>
+      </w:r>
+      <w:r>
+        <w:rPr>
+          <w:rFonts w:hint="eastAsia" w:ascii="Times New Roman" w:hAnsi="Times New Roman" w:eastAsia="FangSong" w:cs="Times New Roman"/>
+        </w:rPr>
+        <w:t>的缓冲液更有利于该短肽的吸附</w:t>
+      </w:r>
+      <w:r>
+        <w:rPr>
+          <w:rFonts w:hint="eastAsia" w:ascii="Times New Roman" w:hAnsi="Times New Roman" w:eastAsia="Times New Roman" w:cs="Times New Roman"/>
+        </w:rPr>
+        <w:t>。</w:t>
+      </w:r>
+    </w:p>
+    <w:p>
+      <w:pPr>
+        <w:pStyle w:val="BodyText"/>
+        <w:spacing w:before="0" w:after="0"/>
+        <w:ind w:left="480" w:hanging="480"/>
+      </w:pPr>
+      <w:r>
+        <w:rPr>
+          <w:rFonts w:ascii="Times New Roman" w:hAnsi="Times New Roman" w:eastAsia="Times New Roman" w:cs="Times New Roman"/>
+        </w:rPr>
+        <w:t xml:space="preserve">4-4 </w:t>
+      </w:r>
+      <w:r>
+        <w:rPr>
+          <w:rFonts w:hint="eastAsia" w:ascii="Times New Roman" w:hAnsi="Times New Roman" w:eastAsia="FangSong" w:cs="Times New Roman"/>
+        </w:rPr>
+        <w:t>该短肽的氮端和碳端分别进行了乙酰化</w:t>
+      </w:r>
+      <w:r>
+        <w:rPr>
+          <w:rFonts w:hint="eastAsia" w:ascii="Times New Roman" w:hAnsi="Times New Roman" w:eastAsia="Times New Roman" w:cs="Times New Roman"/>
+        </w:rPr>
+        <w:t>（Ac）</w:t>
+      </w:r>
+      <w:r>
+        <w:rPr>
+          <w:rFonts w:hint="eastAsia" w:ascii="Times New Roman" w:hAnsi="Times New Roman" w:eastAsia="FangSong" w:cs="Times New Roman"/>
+        </w:rPr>
+        <w:t>和甲酯化</w:t>
+      </w:r>
+      <w:r>
+        <w:rPr>
+          <w:rFonts w:hint="eastAsia" w:ascii="Times New Roman" w:hAnsi="Times New Roman" w:eastAsia="Times New Roman" w:cs="Times New Roman"/>
+        </w:rPr>
+        <w:t>（OMe）</w:t>
+      </w:r>
+      <w:r>
+        <w:rPr>
+          <w:rFonts w:hint="eastAsia" w:ascii="Times New Roman" w:hAnsi="Times New Roman" w:eastAsia="FangSong" w:cs="Times New Roman"/>
+        </w:rPr>
+        <w:t>修饰</w:t>
+      </w:r>
+      <w:r>
+        <w:rPr>
+          <w:rFonts w:hint="eastAsia" w:ascii="Times New Roman" w:hAnsi="Times New Roman" w:eastAsia="Times New Roman" w:cs="Times New Roman"/>
+        </w:rPr>
+        <w:t>。</w:t>
+      </w:r>
+      <w:r>
+        <w:rPr>
+          <w:rFonts w:hint="eastAsia" w:ascii="Times New Roman" w:hAnsi="Times New Roman" w:eastAsia="FangSong" w:cs="Times New Roman"/>
+        </w:rPr>
+        <w:t>以下关于修饰作用的描述</w:t>
+      </w:r>
+      <w:r>
+        <w:rPr>
+          <w:rFonts w:hint="eastAsia" w:ascii="Times New Roman" w:hAnsi="Times New Roman" w:eastAsia="Times New Roman" w:cs="Times New Roman"/>
+        </w:rPr>
+        <w:t>，</w:t>
+      </w:r>
+      <w:r>
+        <w:rPr>
+          <w:rFonts w:hint="eastAsia" w:ascii="Times New Roman" w:hAnsi="Times New Roman" w:eastAsia="FangSong" w:cs="Times New Roman"/>
+        </w:rPr>
+        <w:t>正确的是</w:t>
+      </w:r>
+      <w:r>
+        <w:rPr>
+          <w:rFonts w:hint="eastAsia" w:ascii="Times New Roman" w:hAnsi="Times New Roman" w:eastAsia="Times New Roman" w:cs="Times New Roman"/>
+        </w:rPr>
+        <w:t>：（）</w:t>
+      </w:r>
+      <w:r>
+        <w:rPr>
+          <w:rFonts w:ascii="Times New Roman" w:hAnsi="Times New Roman" w:eastAsia="Times New Roman" w:cs="Times New Roman"/>
+        </w:rPr>
+        <w:t xml:space="preserve"> </w:t>
+      </w:r>
+    </w:p>
+    <w:p>
+      <w:pPr>
+        <w:pStyle w:val="BodyText"/>
+        <w:spacing w:before="0" w:after="0"/>
+        <w:ind w:left="480" w:hanging="480"/>
       </w:pPr>
       <w:r>
         <w:rPr>
@@ -11235,7 +11624,7 @@
         <w:rPr>
           <w:rFonts w:hint="eastAsia" w:ascii="Times New Roman" w:hAnsi="Times New Roman" w:eastAsia="FangSong" w:cs="Times New Roman"/>
         </w:rPr>
-        <w:t>在等电点时</w:t>
+        <w:t>端基修饰后</w:t>
       </w:r>
       <w:r>
         <w:rPr>
@@ -11247,7 +11636,7 @@
         <w:rPr>
           <w:rFonts w:hint="eastAsia" w:ascii="Times New Roman" w:hAnsi="Times New Roman" w:eastAsia="FangSong" w:cs="Times New Roman"/>
         </w:rPr>
-        <w:t>该短肽的溶解度最低</w:t>
+        <w:t>该短肽在水中的溶解度降低</w:t>
       </w:r>
       <w:r>
         <w:rPr>
@@ -11259,32 +11648,57 @@
     <w:p>
       <w:pPr>
         <w:pStyle w:val="BodyText"/>
+        <w:spacing w:before="0" w:after="0"/>
         <w:ind w:left="480" w:hanging="480"/>
+      </w:pPr>
+      <w:r>
+        <w:rPr>
+          <w:rFonts w:ascii="Times New Roman" w:hAnsi="Times New Roman" w:eastAsia="Times New Roman" w:cs="Times New Roman"/>
+        </w:rPr>
+        <w:t xml:space="preserve">B. </w:t>
+      </w:r>
+      <w:r>
+        <w:rPr>
+          <w:rFonts w:hint="eastAsia" w:ascii="Times New Roman" w:hAnsi="Times New Roman" w:eastAsia="FangSong" w:cs="Times New Roman"/>
+        </w:rPr>
+        <w:t>端基修饰能够降低蛋白酶对肽段端部的识别</w:t>
+      </w:r>
+      <w:r>
+        <w:rPr>
+          <w:rFonts w:hint="eastAsia" w:ascii="Times New Roman" w:hAnsi="Times New Roman" w:eastAsia="Times New Roman" w:cs="Times New Roman"/>
+        </w:rPr>
+        <w:t>，</w:t>
+      </w:r>
+      <w:r>
+        <w:rPr>
+          <w:rFonts w:hint="eastAsia" w:ascii="Times New Roman" w:hAnsi="Times New Roman" w:eastAsia="FangSong" w:cs="Times New Roman"/>
+        </w:rPr>
+        <w:t>从而提高短肽在体内和体外的稳定性</w:t>
+      </w:r>
+      <w:r>
+        <w:rPr>
+          <w:rFonts w:ascii="Times New Roman" w:hAnsi="Times New Roman" w:eastAsia="Times New Roman" w:cs="Times New Roman"/>
+        </w:rPr>
+        <w:t xml:space="preserve"> </w:t>
+      </w:r>
+    </w:p>
+    <w:p>
+      <w:pPr>
+        <w:pStyle w:val="BodyText"/>
         <w:spacing w:before="0" w:after="0"/>
-      </w:pPr>
-      <w:r>
-        <w:rPr>
-          <w:rFonts w:ascii="Times New Roman" w:hAnsi="Times New Roman" w:eastAsia="Times New Roman" w:cs="Times New Roman"/>
-        </w:rPr>
-        <w:t xml:space="preserve">B. </w:t>
-      </w:r>
-      <w:r>
-        <w:rPr>
-          <w:rFonts w:hint="eastAsia" w:ascii="Times New Roman" w:hAnsi="Times New Roman" w:eastAsia="FangSong" w:cs="Times New Roman"/>
-        </w:rPr>
-        <w:t>在等电点时</w:t>
-      </w:r>
-      <w:r>
-        <w:rPr>
-          <w:rFonts w:hint="eastAsia" w:ascii="Times New Roman" w:hAnsi="Times New Roman" w:eastAsia="Times New Roman" w:cs="Times New Roman"/>
-        </w:rPr>
-        <w:t>，</w:t>
-      </w:r>
-      <w:r>
-        <w:rPr>
-          <w:rFonts w:hint="eastAsia" w:ascii="Times New Roman" w:hAnsi="Times New Roman" w:eastAsia="FangSong" w:cs="Times New Roman"/>
-        </w:rPr>
-        <w:t>该短肽在电场中不发生迁移</w:t>
+        <w:ind w:left="480" w:hanging="480"/>
+      </w:pPr>
+      <w:r>
+        <w:rPr>
+          <w:rFonts w:ascii="Times New Roman" w:hAnsi="Times New Roman" w:eastAsia="Times New Roman" w:cs="Times New Roman"/>
+        </w:rPr>
+        <w:t xml:space="preserve">C. </w:t>
+      </w:r>
+      <w:r>
+        <w:rPr>
+          <w:rFonts w:hint="eastAsia" w:ascii="Times New Roman" w:hAnsi="Times New Roman" w:eastAsia="FangSong" w:cs="Times New Roman"/>
+        </w:rPr>
+        <w:t xml:space="preserve">端基的修饰会影响肽段的等电点</w:t>
       </w:r>
       <w:r>
         <w:rPr>
@@ -11296,361 +11710,8 @@
     <w:p>
       <w:pPr>
         <w:pStyle w:val="BodyText"/>
+        <w:spacing w:before="0" w:after="0"/>
         <w:ind w:left="480" w:hanging="480"/>
-        <w:spacing w:before="0" w:after="0"/>
-      </w:pPr>
-      <w:r>
-        <w:rPr>
-          <w:rFonts w:ascii="Times New Roman" w:hAnsi="Times New Roman" w:eastAsia="Times New Roman" w:cs="Times New Roman"/>
-        </w:rPr>
-        <w:t xml:space="preserve">C. </w:t>
-      </w:r>
-      <w:r>
-        <w:rPr>
-          <w:rFonts w:hint="eastAsia" w:ascii="Times New Roman" w:hAnsi="Times New Roman" w:eastAsia="FangSong" w:cs="Times New Roman"/>
-        </w:rPr>
-        <w:t xml:space="preserve">等电点时该短肽所带净电荷为零</w:t>
-      </w:r>
-      <w:r>
-        <w:rPr>
-          <w:rFonts w:ascii="Times New Roman" w:hAnsi="Times New Roman" w:eastAsia="Times New Roman" w:cs="Times New Roman"/>
-        </w:rPr>
-        <w:t xml:space="preserve"> </w:t>
-      </w:r>
-    </w:p>
-    <w:p>
-      <w:pPr>
-        <w:pStyle w:val="BodyText"/>
-        <w:ind w:left="480" w:hanging="480"/>
-        <w:spacing w:before="0" w:after="180"/>
-      </w:pPr>
-      <w:r>
-        <w:rPr>
-          <w:rFonts w:ascii="Times New Roman" w:hAnsi="Times New Roman" w:eastAsia="Times New Roman" w:cs="Times New Roman"/>
-        </w:rPr>
-        <w:t xml:space="preserve">D. </w:t>
-      </w:r>
-      <w:r>
-        <w:rPr>
-          <w:rFonts w:hint="eastAsia" w:ascii="Times New Roman" w:hAnsi="Times New Roman" w:eastAsia="FangSong" w:cs="Times New Roman"/>
-        </w:rPr>
-        <w:t>在进行蛋白质的阳离子交换色谱分离时</w:t>
-      </w:r>
-      <w:r>
-        <w:rPr>
-          <w:rFonts w:hint="eastAsia" w:ascii="Times New Roman" w:hAnsi="Times New Roman" w:eastAsia="Times New Roman" w:cs="Times New Roman"/>
-        </w:rPr>
-        <w:t>，</w:t>
-      </w:r>
-      <w:r>
-        <w:rPr>
-          <w:rFonts w:hint="eastAsia" w:ascii="Times New Roman" w:hAnsi="Times New Roman" w:eastAsia="FangSong" w:cs="Times New Roman"/>
-        </w:rPr>
-        <w:t>通常需要选择合适的缓冲液</w:t>
-      </w:r>
-      <w:r>
-        <w:rPr>
-          <w:rFonts w:ascii="Times New Roman" w:hAnsi="Times New Roman" w:eastAsia="Times New Roman" w:cs="Times New Roman"/>
-        </w:rPr>
-        <w:t xml:space="preserve"> pH </w:t>
-      </w:r>
-      <w:r>
-        <w:rPr>
-          <w:rFonts w:hint="eastAsia" w:ascii="Times New Roman" w:hAnsi="Times New Roman" w:eastAsia="FangSong" w:cs="Times New Roman"/>
-        </w:rPr>
-        <w:t>值</w:t>
-      </w:r>
-      <w:r>
-        <w:rPr>
-          <w:rFonts w:hint="eastAsia" w:ascii="Times New Roman" w:hAnsi="Times New Roman" w:eastAsia="Times New Roman" w:cs="Times New Roman"/>
-        </w:rPr>
-        <w:t>。</w:t>
-      </w:r>
-      <w:r>
-        <w:rPr>
-          <w:rFonts w:hint="eastAsia" w:ascii="Times New Roman" w:hAnsi="Times New Roman" w:eastAsia="FangSong" w:cs="Times New Roman"/>
-        </w:rPr>
-        <w:t>相比选择</w:t>
-      </w:r>
-      <w:r>
-        <w:rPr>
-          <w:rFonts w:ascii="Times New Roman" w:hAnsi="Times New Roman" w:eastAsia="Times New Roman" w:cs="Times New Roman"/>
-        </w:rPr>
-        <w:t xml:space="preserve"> pH = 5.0</w:t>
-      </w:r>
-    </w:p>
-    <w:p>
-      <w:pPr>
-        <w:pStyle w:val="BodyText"/>
-      </w:pPr>
-      <w:r>
-        <w:rPr>
-          <w:rFonts w:ascii="Times New Roman" w:hAnsi="Times New Roman" w:eastAsia="Times New Roman" w:cs="Times New Roman"/>
-        </w:rPr>
-        <w:t xml:space="preserve">D. </w:t>
-      </w:r>
-      <w:r>
-        <w:rPr>
-          <w:rFonts w:hint="eastAsia" w:ascii="Times New Roman" w:hAnsi="Times New Roman" w:eastAsia="FangSong" w:cs="Times New Roman"/>
-        </w:rPr>
-        <w:t>在进行蛋白质的阳离子交换色谱分离时</w:t>
-      </w:r>
-      <w:r>
-        <w:rPr>
-          <w:rFonts w:hint="eastAsia" w:ascii="Times New Roman" w:hAnsi="Times New Roman" w:eastAsia="Times New Roman" w:cs="Times New Roman"/>
-        </w:rPr>
-        <w:t>，</w:t>
-      </w:r>
-      <w:r>
-        <w:rPr>
-          <w:rFonts w:hint="eastAsia" w:ascii="Times New Roman" w:hAnsi="Times New Roman" w:eastAsia="FangSong" w:cs="Times New Roman"/>
-        </w:rPr>
-        <w:t>通常需要选择合适的缓冲液</w:t>
-      </w:r>
-      <w:r>
-        <w:rPr>
-          <w:rFonts w:ascii="Times New Roman" w:hAnsi="Times New Roman" w:eastAsia="Times New Roman" w:cs="Times New Roman"/>
-        </w:rPr>
-        <w:t xml:space="preserve"> pH </w:t>
-      </w:r>
-      <w:r>
-        <w:rPr>
-          <w:rFonts w:hint="eastAsia" w:ascii="Times New Roman" w:hAnsi="Times New Roman" w:eastAsia="FangSong" w:cs="Times New Roman"/>
-        </w:rPr>
-        <w:t>值</w:t>
-      </w:r>
-      <w:r>
-        <w:rPr>
-          <w:rFonts w:hint="eastAsia" w:ascii="Times New Roman" w:hAnsi="Times New Roman" w:eastAsia="Times New Roman" w:cs="Times New Roman"/>
-        </w:rPr>
-        <w:t>。</w:t>
-      </w:r>
-      <w:r>
-        <w:rPr>
-          <w:rFonts w:hint="eastAsia" w:ascii="Times New Roman" w:hAnsi="Times New Roman" w:eastAsia="FangSong" w:cs="Times New Roman"/>
-        </w:rPr>
-        <w:t>相比选择</w:t>
-      </w:r>
-      <w:r>
-        <w:rPr>
-          <w:rFonts w:ascii="Times New Roman" w:hAnsi="Times New Roman" w:eastAsia="Times New Roman" w:cs="Times New Roman"/>
-        </w:rPr>
-        <w:t xml:space="preserve"> pH = 5.0 </w:t>
-      </w:r>
-      <w:r>
-        <w:rPr>
-          <w:rFonts w:hint="eastAsia" w:ascii="Times New Roman" w:hAnsi="Times New Roman" w:eastAsia="FangSong" w:cs="Times New Roman"/>
-        </w:rPr>
-        <w:t>的缓冲溶液</w:t>
-      </w:r>
-      <w:r>
-        <w:rPr>
-          <w:rFonts w:hint="eastAsia" w:ascii="Times New Roman" w:hAnsi="Times New Roman" w:eastAsia="Times New Roman" w:cs="Times New Roman"/>
-        </w:rPr>
-        <w:t>，pH</w:t>
-      </w:r>
-      <w:r>
-        <w:rPr>
-          <w:rFonts w:ascii="Times New Roman" w:hAnsi="Times New Roman" w:eastAsia="Times New Roman" w:cs="Times New Roman"/>
-        </w:rPr>
-        <w:t xml:space="preserve"> = 8.0 </w:t>
-      </w:r>
-      <w:r>
-        <w:rPr>
-          <w:rFonts w:hint="eastAsia" w:ascii="Times New Roman" w:hAnsi="Times New Roman" w:eastAsia="FangSong" w:cs="Times New Roman"/>
-        </w:rPr>
-        <w:t>的缓冲液更有利于该短肽的吸附</w:t>
-      </w:r>
-      <w:r>
-        <w:rPr>
-          <w:rFonts w:hint="eastAsia" w:ascii="Times New Roman" w:hAnsi="Times New Roman" w:eastAsia="Times New Roman" w:cs="Times New Roman"/>
-        </w:rPr>
-        <w:t>。</w:t>
-      </w:r>
-    </w:p>
-    <w:p>
-      <w:pPr>
-        <w:pStyle w:val="BodyText"/>
-        <w:ind w:left="480" w:hanging="480"/>
-        <w:spacing w:after="0"/>
-      </w:pPr>
-      <w:r>
-        <w:rPr>
-          <w:rFonts w:ascii="Times New Roman" w:hAnsi="Times New Roman" w:eastAsia="Times New Roman" w:cs="Times New Roman"/>
-        </w:rPr>
-        <w:t xml:space="preserve">4-4 </w:t>
-      </w:r>
-      <w:r>
-        <w:rPr>
-          <w:rFonts w:hint="eastAsia" w:ascii="Times New Roman" w:hAnsi="Times New Roman" w:eastAsia="FangSong" w:cs="Times New Roman"/>
-        </w:rPr>
-        <w:t>该短肽的氮端和碳端分别进行了乙酰化</w:t>
-      </w:r>
-      <w:r>
-        <w:rPr>
-          <w:rFonts w:hint="eastAsia" w:ascii="Times New Roman" w:hAnsi="Times New Roman" w:eastAsia="Times New Roman" w:cs="Times New Roman"/>
-        </w:rPr>
-        <w:t>（Ac）</w:t>
-      </w:r>
-      <w:r>
-        <w:rPr>
-          <w:rFonts w:hint="eastAsia" w:ascii="Times New Roman" w:hAnsi="Times New Roman" w:eastAsia="FangSong" w:cs="Times New Roman"/>
-        </w:rPr>
-        <w:t>和甲酯化</w:t>
-      </w:r>
-      <w:r>
-        <w:rPr>
-          <w:rFonts w:hint="eastAsia" w:ascii="Times New Roman" w:hAnsi="Times New Roman" w:eastAsia="Times New Roman" w:cs="Times New Roman"/>
-        </w:rPr>
-        <w:t>（OMe）</w:t>
-      </w:r>
-      <w:r>
-        <w:rPr>
-          <w:rFonts w:hint="eastAsia" w:ascii="Times New Roman" w:hAnsi="Times New Roman" w:eastAsia="FangSong" w:cs="Times New Roman"/>
-        </w:rPr>
-        <w:t>修饰</w:t>
-      </w:r>
-      <w:r>
-        <w:rPr>
-          <w:rFonts w:hint="eastAsia" w:ascii="Times New Roman" w:hAnsi="Times New Roman" w:eastAsia="Times New Roman" w:cs="Times New Roman"/>
-        </w:rPr>
-        <w:t>。</w:t>
-      </w:r>
-      <w:r>
-        <w:rPr>
-          <w:rFonts w:hint="eastAsia" w:ascii="Times New Roman" w:hAnsi="Times New Roman" w:eastAsia="FangSong" w:cs="Times New Roman"/>
-        </w:rPr>
-        <w:t>以下关于修饰作用的描述</w:t>
-      </w:r>
-      <w:r>
-        <w:rPr>
-          <w:rFonts w:hint="eastAsia" w:ascii="Times New Roman" w:hAnsi="Times New Roman" w:eastAsia="Times New Roman" w:cs="Times New Roman"/>
-        </w:rPr>
-        <w:t>，</w:t>
-      </w:r>
-      <w:r>
-        <w:rPr>
-          <w:rFonts w:hint="eastAsia" w:ascii="Times New Roman" w:hAnsi="Times New Roman" w:eastAsia="FangSong" w:cs="Times New Roman"/>
-        </w:rPr>
-        <w:t>正确的是</w:t>
-      </w:r>
-      <w:r>
-        <w:rPr>
-          <w:rFonts w:hint="eastAsia" w:ascii="Times New Roman" w:hAnsi="Times New Roman" w:eastAsia="Times New Roman" w:cs="Times New Roman"/>
-        </w:rPr>
-        <w:t>：（）</w:t>
-      </w:r>
-      <w:r>
-        <w:rPr>
-          <w:rFonts w:ascii="Times New Roman" w:hAnsi="Times New Roman" w:eastAsia="Times New Roman" w:cs="Times New Roman"/>
-        </w:rPr>
-        <w:t xml:space="preserve"> </w:t>
-      </w:r>
-    </w:p>
-    <w:p>
-      <w:pPr>
-        <w:pStyle w:val="BodyText"/>
-        <w:ind w:left="480" w:hanging="480"/>
-        <w:spacing w:before="0" w:after="0"/>
-      </w:pPr>
-      <w:r>
-        <w:rPr>
-          <w:rFonts w:ascii="Times New Roman" w:hAnsi="Times New Roman" w:eastAsia="Times New Roman" w:cs="Times New Roman"/>
-        </w:rPr>
-        <w:t xml:space="preserve">A. </w:t>
-      </w:r>
-      <w:r>
-        <w:rPr>
-          <w:rFonts w:hint="eastAsia" w:ascii="Times New Roman" w:hAnsi="Times New Roman" w:eastAsia="FangSong" w:cs="Times New Roman"/>
-        </w:rPr>
-        <w:t>端基修饰后</w:t>
-      </w:r>
-      <w:r>
-        <w:rPr>
-          <w:rFonts w:hint="eastAsia" w:ascii="Times New Roman" w:hAnsi="Times New Roman" w:eastAsia="Times New Roman" w:cs="Times New Roman"/>
-        </w:rPr>
-        <w:t>，</w:t>
-      </w:r>
-      <w:r>
-        <w:rPr>
-          <w:rFonts w:hint="eastAsia" w:ascii="Times New Roman" w:hAnsi="Times New Roman" w:eastAsia="FangSong" w:cs="Times New Roman"/>
-        </w:rPr>
-        <w:t>该短肽在水中的溶解度降低</w:t>
-      </w:r>
-      <w:r>
-        <w:rPr>
-          <w:rFonts w:ascii="Times New Roman" w:hAnsi="Times New Roman" w:eastAsia="Times New Roman" w:cs="Times New Roman"/>
-        </w:rPr>
-        <w:t xml:space="preserve"> </w:t>
-      </w:r>
-    </w:p>
-    <w:p>
-      <w:pPr>
-        <w:pStyle w:val="BodyText"/>
-        <w:ind w:left="480" w:hanging="480"/>
-        <w:spacing w:before="0" w:after="0"/>
-      </w:pPr>
-      <w:r>
-        <w:rPr>
-          <w:rFonts w:ascii="Times New Roman" w:hAnsi="Times New Roman" w:eastAsia="Times New Roman" w:cs="Times New Roman"/>
-        </w:rPr>
-        <w:t xml:space="preserve">B. </w:t>
-      </w:r>
-      <w:r>
-        <w:rPr>
-          <w:rFonts w:hint="eastAsia" w:ascii="Times New Roman" w:hAnsi="Times New Roman" w:eastAsia="FangSong" w:cs="Times New Roman"/>
-        </w:rPr>
-        <w:t>端基修饰能够降低蛋白酶对肽段端部的识别</w:t>
-      </w:r>
-      <w:r>
-        <w:rPr>
-          <w:rFonts w:hint="eastAsia" w:ascii="Times New Roman" w:hAnsi="Times New Roman" w:eastAsia="Times New Roman" w:cs="Times New Roman"/>
-        </w:rPr>
-        <w:t>，</w:t>
-      </w:r>
-      <w:r>
-        <w:rPr>
-          <w:rFonts w:hint="eastAsia" w:ascii="Times New Roman" w:hAnsi="Times New Roman" w:eastAsia="FangSong" w:cs="Times New Roman"/>
-        </w:rPr>
-        <w:t>从而提高短肽在体内和体外的稳定性</w:t>
-      </w:r>
-      <w:r>
-        <w:rPr>
-          <w:rFonts w:ascii="Times New Roman" w:hAnsi="Times New Roman" w:eastAsia="Times New Roman" w:cs="Times New Roman"/>
-        </w:rPr>
-        <w:t xml:space="preserve"> </w:t>
-      </w:r>
-    </w:p>
-    <w:p>
-      <w:pPr>
-        <w:pStyle w:val="BodyText"/>
-        <w:ind w:left="480" w:hanging="480"/>
-        <w:spacing w:before="0" w:after="0"/>
-      </w:pPr>
-      <w:r>
-        <w:rPr>
-          <w:rFonts w:ascii="Times New Roman" w:hAnsi="Times New Roman" w:eastAsia="Times New Roman" w:cs="Times New Roman"/>
-        </w:rPr>
-        <w:t xml:space="preserve">C. </w:t>
-      </w:r>
-      <w:r>
-        <w:rPr>
-          <w:rFonts w:hint="eastAsia" w:ascii="Times New Roman" w:hAnsi="Times New Roman" w:eastAsia="FangSong" w:cs="Times New Roman"/>
-        </w:rPr>
-        <w:t xml:space="preserve">端基的修饰会影响肽段的等电点</w:t>
-      </w:r>
-      <w:r>
-        <w:rPr>
-          <w:rFonts w:ascii="Times New Roman" w:hAnsi="Times New Roman" w:eastAsia="Times New Roman" w:cs="Times New Roman"/>
-        </w:rPr>
-        <w:t xml:space="preserve"> </w:t>
-      </w:r>
-    </w:p>
-    <w:p>
-      <w:pPr>
-        <w:pStyle w:val="BodyText"/>
-        <w:ind w:left="480" w:hanging="480"/>
-        <w:spacing w:before="0" w:after="180"/>
       </w:pPr>
       <w:r>
         <w:rPr>
@@ -13430,6 +13491,14 @@
       <w:tblPr>
         <w:tblStyle w:val="Table"/>
         <w:tblW w:type="auto" w:w="0"/>
+        <w:tblBorders>
+          <w:top w:val="single" w:sz="12" w:space="0" w:color="000000"/>
+          <w:left w:val="none" w:sz="0" w:space="0" w:color="auto"/>
+          <w:bottom w:val="single" w:sz="12" w:space="0" w:color="000000"/>
+          <w:right w:val="none" w:sz="0" w:space="0" w:color="auto"/>
+          <w:insideH w:val="none" w:sz="0" w:space="0" w:color="auto"/>
+          <w:insideV w:val="none" w:sz="0" w:space="0" w:color="auto"/>
+        </w:tblBorders>
         <w:tblLook w:firstRow="1" w:lastRow="0" w:firstColumn="0" w:lastColumn="0" w:noHBand="0" w:noVBand="0" w:val="0020"/>
       </w:tblPr>
       <w:tblGrid>
@@ -13443,7 +13512,11 @@
           <w:tblHeader w:val="on"/>
         </w:trPr>
         <w:tc>
-          <w:tcPr/>
+          <w:tcPr>
+            <w:tcBorders>
+              <w:bottom w:val="single" w:sz="8" w:space="0" w:color="000000"/>
+            </w:tcBorders>
+          </w:tcPr>
           <w:p>
             <w:pPr>
               <w:pStyle w:val="Compact"/>
@@ -13459,7 +13532,11 @@
           </w:p>
         </w:tc>
         <w:tc>
-          <w:tcPr/>
+          <w:tcPr>
+            <w:tcBorders>
+              <w:bottom w:val="single" w:sz="8" w:space="0" w:color="000000"/>
+            </w:tcBorders>
+          </w:tcPr>
           <w:p>
             <w:pPr>
               <w:pStyle w:val="Compact"/>
@@ -13475,7 +13552,11 @@
           </w:p>
         </w:tc>
         <w:tc>
-          <w:tcPr/>
+          <w:tcPr>
+            <w:tcBorders>
+              <w:bottom w:val="single" w:sz="8" w:space="0" w:color="000000"/>
+            </w:tcBorders>
+          </w:tcPr>
           <w:p>
             <w:pPr>
               <w:pStyle w:val="Compact"/>
@@ -13491,7 +13572,11 @@
           </w:p>
         </w:tc>
         <w:tc>
-          <w:tcPr/>
+          <w:tcPr>
+            <w:tcBorders>
+              <w:bottom w:val="single" w:sz="8" w:space="0" w:color="000000"/>
+            </w:tcBorders>
+          </w:tcPr>
           <w:p>
             <w:pPr>
               <w:pStyle w:val="Compact"/>
@@ -14227,6 +14312,14 @@
       <w:tblPr>
         <w:tblStyle w:val="Table"/>
         <w:tblW w:type="auto" w:w="0"/>
+        <w:tblBorders>
+          <w:top w:val="single" w:sz="12" w:space="0" w:color="000000"/>
+          <w:left w:val="none" w:sz="0" w:space="0" w:color="auto"/>
+          <w:bottom w:val="single" w:sz="12" w:space="0" w:color="000000"/>
+          <w:right w:val="none" w:sz="0" w:space="0" w:color="auto"/>
+          <w:insideH w:val="none" w:sz="0" w:space="0" w:color="auto"/>
+          <w:insideV w:val="none" w:sz="0" w:space="0" w:color="auto"/>
+        </w:tblBorders>
         <w:tblLook w:firstRow="1" w:lastRow="0" w:firstColumn="0" w:lastColumn="0" w:noHBand="0" w:noVBand="0" w:val="0020"/>
       </w:tblPr>
       <w:tblGrid>
@@ -14240,7 +14333,11 @@
           <w:tblHeader w:val="on"/>
         </w:trPr>
         <w:tc>
-          <w:tcPr/>
+          <w:tcPr>
+            <w:tcBorders>
+              <w:bottom w:val="single" w:sz="8" w:space="0" w:color="000000"/>
+            </w:tcBorders>
+          </w:tcPr>
           <w:p>
             <w:pPr>
               <w:pStyle w:val="Compact"/>
@@ -14256,7 +14353,11 @@
           </w:p>
         </w:tc>
         <w:tc>
-          <w:tcPr/>
+          <w:tcPr>
+            <w:tcBorders>
+              <w:bottom w:val="single" w:sz="8" w:space="0" w:color="000000"/>
+            </w:tcBorders>
+          </w:tcPr>
           <w:p>
             <w:pPr>
               <w:pStyle w:val="Compact"/>
@@ -14289,7 +14390,11 @@
           </w:p>
         </w:tc>
         <w:tc>
-          <w:tcPr/>
+          <w:tcPr>
+            <w:tcBorders>
+              <w:bottom w:val="single" w:sz="8" w:space="0" w:color="000000"/>
+            </w:tcBorders>
+          </w:tcPr>
           <w:p>
             <w:pPr>
               <w:pStyle w:val="Compact"/>
@@ -14325,7 +14430,11 @@
           </w:p>
         </w:tc>
         <w:tc>
-          <w:tcPr/>
+          <w:tcPr>
+            <w:tcBorders>
+              <w:bottom w:val="single" w:sz="8" w:space="0" w:color="000000"/>
+            </w:tcBorders>
+          </w:tcPr>
           <w:p>
             <w:pPr>
               <w:pStyle w:val="Compact"/>
@@ -15661,8 +15770,8 @@
     <w:p>
       <w:pPr>
         <w:pStyle w:val="BodyText"/>
+        <w:spacing w:before="0" w:after="0"/>
         <w:ind w:left="480" w:hanging="480"/>
-        <w:spacing w:after="0"/>
       </w:pPr>
       <w:r>
         <w:rPr>
@@ -15716,8 +15825,8 @@
     <w:p>
       <w:pPr>
         <w:pStyle w:val="BodyText"/>
+        <w:spacing w:before="0" w:after="0"/>
         <w:ind w:left="480" w:hanging="480"/>
-        <w:spacing w:before="0" w:after="0"/>
       </w:pPr>
       <w:r>
         <w:rPr>
@@ -15835,8 +15944,8 @@
     <w:p>
       <w:pPr>
         <w:pStyle w:val="BodyText"/>
+        <w:spacing w:before="0" w:after="0"/>
         <w:ind w:left="480" w:hanging="480"/>
-        <w:spacing w:before="0" w:after="0"/>
       </w:pPr>
       <w:r>
         <w:rPr>
@@ -15942,8 +16051,8 @@
     <w:p>
       <w:pPr>
         <w:pStyle w:val="BodyText"/>
+        <w:spacing w:before="0" w:after="0"/>
         <w:ind w:left="480" w:hanging="480"/>
-        <w:spacing w:before="0" w:after="0"/>
       </w:pPr>
       <w:r>
         <w:rPr>
@@ -16043,8 +16152,8 @@
     <w:p>
       <w:pPr>
         <w:pStyle w:val="BodyText"/>
+        <w:spacing w:before="0" w:after="0"/>
         <w:ind w:left="480" w:hanging="480"/>
-        <w:spacing w:before="0" w:after="180"/>
       </w:pPr>
       <w:r>
         <w:rPr>
@@ -19911,6 +20020,14 @@
       <w:tblPr>
         <w:tblStyle w:val="Table"/>
         <w:tblW w:type="auto" w:w="0"/>
+        <w:tblBorders>
+          <w:top w:val="single" w:sz="12" w:space="0" w:color="000000"/>
+          <w:left w:val="none" w:sz="0" w:space="0" w:color="auto"/>
+          <w:bottom w:val="single" w:sz="12" w:space="0" w:color="000000"/>
+          <w:right w:val="none" w:sz="0" w:space="0" w:color="auto"/>
+          <w:insideH w:val="none" w:sz="0" w:space="0" w:color="auto"/>
+          <w:insideV w:val="none" w:sz="0" w:space="0" w:color="auto"/>
+        </w:tblBorders>
         <w:tblLook w:firstRow="1" w:lastRow="0" w:firstColumn="0" w:lastColumn="0" w:noHBand="0" w:noVBand="0" w:val="0020"/>
       </w:tblPr>
       <w:tblGrid>
@@ -19923,7 +20040,11 @@
           <w:tblHeader w:val="on"/>
         </w:trPr>
         <w:tc>
-          <w:tcPr/>
+          <w:tcPr>
+            <w:tcBorders>
+              <w:bottom w:val="single" w:sz="8" w:space="0" w:color="000000"/>
+            </w:tcBorders>
+          </w:tcPr>
           <w:p>
             <w:pPr>
               <w:pStyle w:val="Compact"/>
@@ -19953,7 +20074,11 @@
           </w:p>
         </w:tc>
         <w:tc>
-          <w:tcPr/>
+          <w:tcPr>
+            <w:tcBorders>
+              <w:bottom w:val="single" w:sz="8" w:space="0" w:color="000000"/>
+            </w:tcBorders>
+          </w:tcPr>
           <w:p>
             <w:pPr>
               <w:pStyle w:val="Compact"/>
@@ -19976,7 +20101,11 @@
           </w:p>
         </w:tc>
         <w:tc>
-          <w:tcPr/>
+          <w:tcPr>
+            <w:tcBorders>
+              <w:bottom w:val="single" w:sz="8" w:space="0" w:color="000000"/>
+            </w:tcBorders>
+          </w:tcPr>
           <w:p>
             <w:pPr>
               <w:pStyle w:val="Compact"/>
@@ -20534,6 +20663,14 @@
       <w:tblPr>
         <w:tblStyle w:val="Table"/>
         <w:tblW w:type="auto" w:w="0"/>
+        <w:tblBorders>
+          <w:top w:val="single" w:sz="12" w:space="0" w:color="000000"/>
+          <w:left w:val="none" w:sz="0" w:space="0" w:color="auto"/>
+          <w:bottom w:val="single" w:sz="12" w:space="0" w:color="000000"/>
+          <w:right w:val="none" w:sz="0" w:space="0" w:color="auto"/>
+          <w:insideH w:val="none" w:sz="0" w:space="0" w:color="auto"/>
+          <w:insideV w:val="none" w:sz="0" w:space="0" w:color="auto"/>
+        </w:tblBorders>
         <w:tblLook w:firstRow="1" w:lastRow="0" w:firstColumn="0" w:lastColumn="0" w:noHBand="0" w:noVBand="0" w:val="0020"/>
       </w:tblPr>
       <w:tblGrid>
@@ -20546,7 +20683,11 @@
           <w:tblHeader w:val="on"/>
         </w:trPr>
         <w:tc>
-          <w:tcPr/>
+          <w:tcPr>
+            <w:tcBorders>
+              <w:bottom w:val="single" w:sz="8" w:space="0" w:color="000000"/>
+            </w:tcBorders>
+          </w:tcPr>
           <w:p>
             <w:pPr>
               <w:pStyle w:val="Compact"/>
@@ -20576,7 +20717,11 @@
           </w:p>
         </w:tc>
         <w:tc>
-          <w:tcPr/>
+          <w:tcPr>
+            <w:tcBorders>
+              <w:bottom w:val="single" w:sz="8" w:space="0" w:color="000000"/>
+            </w:tcBorders>
+          </w:tcPr>
           <w:p>
             <w:pPr>
               <w:pStyle w:val="Compact"/>
@@ -20599,7 +20744,11 @@
           </w:p>
         </w:tc>
         <w:tc>
-          <w:tcPr/>
+          <w:tcPr>
+            <w:tcBorders>
+              <w:bottom w:val="single" w:sz="8" w:space="0" w:color="000000"/>
+            </w:tcBorders>
+          </w:tcPr>
           <w:p>
             <w:pPr>
               <w:pStyle w:val="Compact"/>
@@ -24917,7 +25066,6 @@
     <w:bookmarkEnd w:id="79"/>
     <w:bookmarkEnd w:id="80"/>
     <w:sectPr>
-      <w:headerReference w:type="default" r:id="rId66"/>
       <w:footerReference w:type="default" r:id="rId9"/>
       <w:footnotePr>
         <w:numRestart w:val="eachSect"/>
@@ -24944,16 +25092,6 @@
       <w:rPr>
         <w:rFonts w:ascii="Times New Roman" w:hAnsi="Times New Roman" w:eastAsia="Times New Roman" w:cs="Times New Roman"/>
         <w:b w:val="0"/>
-        <w:color w:val="000000"/>
-        <w:sz w:val="20"/>
-      </w:rPr>
-      <w:t xml:space="preserve">第 </w:t>
-    </w:r>
-    <w:r>
-      <w:rPr>
-        <w:rFonts w:ascii="Times New Roman" w:hAnsi="Times New Roman" w:eastAsia="Times New Roman" w:cs="Times New Roman"/>
-        <w:b w:val="0"/>
-        <w:color w:val="000000"/>
         <w:sz w:val="20"/>
       </w:rPr>
       <w:fldChar w:fldCharType="begin"/>
@@ -24962,7 +25100,6 @@
       <w:rPr>
         <w:rFonts w:ascii="Times New Roman" w:hAnsi="Times New Roman" w:eastAsia="Times New Roman" w:cs="Times New Roman"/>
         <w:b w:val="0"/>
-        <w:color w:val="000000"/>
         <w:sz w:val="20"/>
       </w:rPr>
       <w:instrText xml:space="preserve"> PAGE </w:instrText>
@@ -24971,91 +25108,9 @@
       <w:rPr>
         <w:rFonts w:ascii="Times New Roman" w:hAnsi="Times New Roman" w:eastAsia="Times New Roman" w:cs="Times New Roman"/>
         <w:b w:val="0"/>
-        <w:color w:val="000000"/>
-        <w:sz w:val="20"/>
-      </w:rPr>
-      <w:fldChar w:fldCharType="separate"/>
-    </w:r>
-    <w:r>
-      <w:rPr>
-        <w:rFonts w:ascii="Times New Roman" w:hAnsi="Times New Roman" w:eastAsia="Times New Roman" w:cs="Times New Roman"/>
-        <w:b w:val="0"/>
-        <w:color w:val="000000"/>
-        <w:sz w:val="20"/>
-      </w:rPr>
-      <w:t>1</w:t>
-    </w:r>
-    <w:r>
-      <w:rPr>
-        <w:rFonts w:ascii="Times New Roman" w:hAnsi="Times New Roman" w:eastAsia="Times New Roman" w:cs="Times New Roman"/>
-        <w:b w:val="0"/>
-        <w:color w:val="000000"/>
         <w:sz w:val="20"/>
       </w:rPr>
       <w:fldChar w:fldCharType="end"/>
-    </w:r>
-    <w:r>
-      <w:rPr>
-        <w:rFonts w:ascii="Times New Roman" w:hAnsi="Times New Roman" w:eastAsia="Times New Roman" w:cs="Times New Roman"/>
-        <w:b w:val="0"/>
-        <w:color w:val="000000"/>
-        <w:sz w:val="20"/>
-      </w:rPr>
-      <w:t xml:space="preserve"> 页 / 共 </w:t>
-    </w:r>
-    <w:r>
-      <w:rPr>
-        <w:rFonts w:ascii="Times New Roman" w:hAnsi="Times New Roman" w:eastAsia="Times New Roman" w:cs="Times New Roman"/>
-        <w:b w:val="0"/>
-        <w:color w:val="000000"/>
-        <w:sz w:val="20"/>
-      </w:rPr>
-      <w:fldChar w:fldCharType="begin"/>
-    </w:r>
-    <w:r>
-      <w:rPr>
-        <w:rFonts w:ascii="Times New Roman" w:hAnsi="Times New Roman" w:eastAsia="Times New Roman" w:cs="Times New Roman"/>
-        <w:b w:val="0"/>
-        <w:color w:val="000000"/>
-        <w:sz w:val="20"/>
-      </w:rPr>
-      <w:instrText xml:space="preserve"> NUMPAGES </w:instrText>
-    </w:r>
-    <w:r>
-      <w:rPr>
-        <w:rFonts w:ascii="Times New Roman" w:hAnsi="Times New Roman" w:eastAsia="Times New Roman" w:cs="Times New Roman"/>
-        <w:b w:val="0"/>
-        <w:color w:val="000000"/>
-        <w:sz w:val="20"/>
-      </w:rPr>
-      <w:fldChar w:fldCharType="separate"/>
-    </w:r>
-    <w:r>
-      <w:rPr>
-        <w:rFonts w:ascii="Times New Roman" w:hAnsi="Times New Roman" w:eastAsia="Times New Roman" w:cs="Times New Roman"/>
-        <w:b w:val="0"/>
-        <w:color w:val="000000"/>
-        <w:sz w:val="20"/>
-      </w:rPr>
-      <w:t>1</w:t>
-    </w:r>
-    <w:r>
-      <w:rPr>
-        <w:rFonts w:ascii="Times New Roman" w:hAnsi="Times New Roman" w:eastAsia="Times New Roman" w:cs="Times New Roman"/>
-        <w:b w:val="0"/>
-        <w:color w:val="000000"/>
-        <w:sz w:val="20"/>
-      </w:rPr>
-      <w:fldChar w:fldCharType="end"/>
-    </w:r>
-    <w:r>
-      <w:rPr>
-        <w:rFonts w:ascii="Times New Roman" w:hAnsi="Times New Roman" w:eastAsia="Times New Roman" w:cs="Times New Roman"/>
-        <w:b w:val="0"/>
-        <w:color w:val="000000"/>
-        <w:sz w:val="20"/>
-      </w:rPr>
-      <w:t xml:space="preserve"> 页</w:t>
     </w:r>
   </w:p>
 </w:ftr>
@@ -25078,28 +25133,6 @@
     </w:p>
   </w:footnote>
 </w:footnotes>
-</file>
-
-<file path=word/header1.xml><?xml version="1.0" encoding="utf-8"?>
-<w:hdr xmlns:m="http://schemas.openxmlformats.org/officeDocument/2006/math" xmlns:mc="http://schemas.openxmlformats.org/markup-compatibility/2006" xmlns:mo="http://schemas.microsoft.com/office/mac/office/2008/main" xmlns:mv="urn:schemas-microsoft-com:mac:vml" xmlns:o="urn:schemas-microsoft-com:office:office" xmlns:r="http://schemas.openxmlformats.org/officeDocument/2006/relationships" xmlns:v="urn:schemas-microsoft-com:vml" xmlns:w10="urn:schemas-microsoft-com:office:word" xmlns:w14="http://schemas.microsoft.com/office/word/2010/wordml" xmlns:w="http://schemas.openxmlformats.org/wordprocessingml/2006/main" xmlns:wne="http://schemas.microsoft.com/office/word/2006/wordml" xmlns:wp14="http://schemas.microsoft.com/office/word/2010/wordprocessingDrawing" xmlns:wp="http://schemas.openxmlformats.org/drawingml/2006/wordprocessingDrawing" xmlns:wpc="http://schemas.microsoft.com/office/word/2010/wordprocessingCanvas" xmlns:wpg="http://schemas.microsoft.com/office/word/2010/wordprocessingGroup" xmlns:wpi="http://schemas.microsoft.com/office/word/2010/wordprocessingInk" xmlns:wps="http://schemas.microsoft.com/office/word/2010/wordprocessingShape" mc:Ignorable="w14 wp14">
-  <w:p>
-    <w:pPr>
-      <w:jc w:val="right"/>
-      <w:pBdr>
-        <w:bottom w:val="single" w:sz="4" w:space="2" w:color="000000"/>
-      </w:pBdr>
-    </w:pPr>
-    <w:r>
-      <w:rPr>
-        <w:rFonts w:ascii="Times New Roman" w:hAnsi="Times New Roman" w:eastAsia="Times New Roman" w:cs="Times New Roman"/>
-        <w:b w:val="0"/>
-        <w:color w:val="000000"/>
-        <w:sz w:val="18"/>
-      </w:rPr>
-      <w:t xml:space="preserve">第一轮结构化学 · 分子结构 · 练习</w:t>
-    </w:r>
-  </w:p>
-</w:hdr>
 </file>
 
 <file path=word/numbering.xml><?xml version="1.0" encoding="utf-8"?>

--- a/00-首页/题组Word/第一轮·竞赛教材版/第一轮结构·3-分子结构（学生版-打印版）.docx
+++ b/00-首页/题组Word/第一轮·竞赛教材版/第一轮结构·3-分子结构（学生版-打印版）.docx
@@ -6,8 +6,9 @@
     <w:p>
       <w:pPr>
         <w:pStyle w:val="Heading1"/>
-        <w:spacing w:before="280" w:after="120"/>
+        <w:spacing w:before="0" w:after="240"/>
         <w:jc w:val="center"/>
+        <w:keepNext/>
       </w:pPr>
       <w:r>
         <w:rPr>
@@ -38,6 +39,60 @@
           <w:rFonts w:hint="eastAsia" w:ascii="Times New Roman" w:hAnsi="Times New Roman" w:eastAsia="SimHei" w:cs="Times New Roman"/>
         </w:rPr>
         <w:t>练习</w:t>
+      </w:r>
+    </w:p>
+    <w:p>
+      <w:pPr>
+        <w:pStyle w:val="BlockText"/>
+        <w:ind w:firstLine="420"/>
+      </w:pPr>
+      <w:r>
+        <w:rPr>
+          <w:rFonts w:hint="eastAsia" w:ascii="Times New Roman" w:hAnsi="Times New Roman" w:eastAsia="FangSong" w:cs="Times New Roman"/>
+        </w:rPr>
+        <w:t xml:space="preserve">共</w:t>
+      </w:r>
+      <w:r>
+        <w:rPr>
+          <w:rFonts w:ascii="Times New Roman" w:hAnsi="Times New Roman" w:eastAsia="Times New Roman" w:cs="Times New Roman"/>
+        </w:rPr>
+        <w:t xml:space="preserve"> 40 </w:t>
+      </w:r>
+      <w:r>
+        <w:rPr>
+          <w:rFonts w:hint="eastAsia" w:ascii="Times New Roman" w:hAnsi="Times New Roman" w:eastAsia="FangSong" w:cs="Times New Roman"/>
+        </w:rPr>
+        <w:t>题</w:t>
+      </w:r>
+      <w:r>
+        <w:rPr>
+          <w:rFonts w:hint="eastAsia" w:ascii="Times New Roman" w:hAnsi="Times New Roman" w:eastAsia="Times New Roman" w:cs="Times New Roman"/>
+        </w:rPr>
+        <w:t>。</w:t>
+      </w:r>
+      <w:r>
+        <w:rPr>
+          <w:rFonts w:hint="eastAsia" w:ascii="Times New Roman" w:hAnsi="Times New Roman" w:eastAsia="FangSong" w:cs="Times New Roman"/>
+        </w:rPr>
+        <w:t>建议先独立完成</w:t>
+      </w:r>
+      <w:r>
+        <w:rPr>
+          <w:rFonts w:hint="eastAsia" w:ascii="Times New Roman" w:hAnsi="Times New Roman" w:eastAsia="Times New Roman" w:cs="Times New Roman"/>
+        </w:rPr>
+        <w:t>，</w:t>
+      </w:r>
+      <w:r>
+        <w:rPr>
+          <w:rFonts w:hint="eastAsia" w:ascii="Times New Roman" w:hAnsi="Times New Roman" w:eastAsia="FangSong" w:cs="Times New Roman"/>
+        </w:rPr>
+        <w:t>再核对答案</w:t>
+      </w:r>
+      <w:r>
+        <w:rPr>
+          <w:rFonts w:hint="eastAsia" w:ascii="Times New Roman" w:hAnsi="Times New Roman" w:eastAsia="Times New Roman" w:cs="Times New Roman"/>
+        </w:rPr>
+        <w:t>。</w:t>
       </w:r>
     </w:p>
     <w:p>
@@ -54,7 +109,8 @@
     <w:p>
       <w:pPr>
         <w:pStyle w:val="Heading2"/>
-        <w:spacing w:before="280" w:after="120"/>
+        <w:spacing w:before="280" w:after="80"/>
+        <w:keepNext/>
       </w:pPr>
       <w:r>
         <w:rPr>
@@ -91,8 +147,7 @@
     <w:p>
       <w:pPr>
         <w:pStyle w:val="FirstParagraph"/>
-        <w:spacing w:before="0" w:after="0"/>
-        <w:ind w:left="480" w:hanging="480"/>
+        <w:ind w:firstLine="420"/>
       </w:pPr>
       <w:r>
         <w:rPr>
@@ -293,18 +348,11 @@
         </w:rPr>
         <w:t xml:space="preserve"> </w:t>
       </w:r>
-    </w:p>
-    <w:p>
-      <w:pPr>
-        <w:pStyle w:val="FirstParagraph"/>
-        <w:spacing w:before="0" w:after="0"/>
-        <w:ind w:left="480" w:hanging="480"/>
-      </w:pPr>
-      <w:r>
-        <w:rPr>
-          <w:rFonts w:ascii="Times New Roman" w:hAnsi="Times New Roman" w:eastAsia="Times New Roman" w:cs="Times New Roman"/>
-        </w:rPr>
-        <w:t xml:space="preserve">A. </w:t>
+      <w:r>
+        <w:rPr>
+          <w:rFonts w:ascii="Times New Roman" w:hAnsi="Times New Roman" w:eastAsia="Times New Roman" w:cs="Times New Roman"/>
+        </w:rPr>
+        <w:t xml:space="preserve">- A. </w:t>
       </w:r>
       <w:r>
         <w:rPr>
@@ -318,18 +366,11 @@
         </w:rPr>
         <w:t xml:space="preserve"> </w:t>
       </w:r>
-    </w:p>
-    <w:p>
-      <w:pPr>
-        <w:pStyle w:val="FirstParagraph"/>
-        <w:spacing w:before="0" w:after="0"/>
-        <w:ind w:left="480" w:hanging="480"/>
-      </w:pPr>
-      <w:r>
-        <w:rPr>
-          <w:rFonts w:ascii="Times New Roman" w:hAnsi="Times New Roman" w:eastAsia="Times New Roman" w:cs="Times New Roman"/>
-        </w:rPr>
-        <w:t xml:space="preserve">B. </w:t>
+      <w:r>
+        <w:rPr>
+          <w:rFonts w:ascii="Times New Roman" w:hAnsi="Times New Roman" w:eastAsia="Times New Roman" w:cs="Times New Roman"/>
+        </w:rPr>
+        <w:t xml:space="preserve">- B. </w:t>
       </w:r>
       <w:r>
         <w:rPr>
@@ -343,18 +384,11 @@
         </w:rPr>
         <w:t xml:space="preserve"> </w:t>
       </w:r>
-    </w:p>
-    <w:p>
-      <w:pPr>
-        <w:pStyle w:val="FirstParagraph"/>
-        <w:spacing w:before="0" w:after="0"/>
-        <w:ind w:left="480" w:hanging="480"/>
-      </w:pPr>
-      <w:r>
-        <w:rPr>
-          <w:rFonts w:ascii="Times New Roman" w:hAnsi="Times New Roman" w:eastAsia="Times New Roman" w:cs="Times New Roman"/>
-        </w:rPr>
-        <w:t xml:space="preserve">C. </w:t>
+      <w:r>
+        <w:rPr>
+          <w:rFonts w:ascii="Times New Roman" w:hAnsi="Times New Roman" w:eastAsia="Times New Roman" w:cs="Times New Roman"/>
+        </w:rPr>
+        <w:t xml:space="preserve">- C. </w:t>
       </w:r>
       <w:r>
         <w:rPr>
@@ -368,18 +402,11 @@
         </w:rPr>
         <w:t xml:space="preserve"> </w:t>
       </w:r>
-    </w:p>
-    <w:p>
-      <w:pPr>
-        <w:pStyle w:val="FirstParagraph"/>
-        <w:spacing w:before="0" w:after="0"/>
-        <w:ind w:left="480" w:hanging="480"/>
-      </w:pPr>
-      <w:r>
-        <w:rPr>
-          <w:rFonts w:ascii="Times New Roman" w:hAnsi="Times New Roman" w:eastAsia="Times New Roman" w:cs="Times New Roman"/>
-        </w:rPr>
-        <w:t xml:space="preserve">D. </w:t>
+      <w:r>
+        <w:rPr>
+          <w:rFonts w:ascii="Times New Roman" w:hAnsi="Times New Roman" w:eastAsia="Times New Roman" w:cs="Times New Roman"/>
+        </w:rPr>
+        <w:t xml:space="preserve">- D. </w:t>
       </w:r>
       <w:r>
         <w:rPr>
@@ -387,16 +414,6 @@
         </w:rPr>
         <w:t xml:space="preserve">含有离子键</w:t>
       </w:r>
-    </w:p>
-    <w:p>
-      <w:pPr>
-        <w:spacing w:before="0" w:after="0"/>
-      </w:pPr>
-    </w:p>
-    <w:p>
-      <w:pPr>
-        <w:spacing w:before="0" w:after="0"/>
-      </w:pPr>
     </w:p>
     <w:p>
       <w:pPr>
@@ -408,254 +425,6 @@
         </w:pict>
       </w:r>
     </w:p>
-    <w:bookmarkEnd w:id="9"/>
-    <w:bookmarkStart w:id="10" w:name="第2题"/>
-    <w:p>
-      <w:pPr>
-        <w:pStyle w:val="Heading3"/>
-        <w:spacing w:before="280" w:after="120"/>
-      </w:pPr>
-      <w:r>
-        <w:rPr>
-          <w:rFonts w:hint="eastAsia" w:ascii="Times New Roman" w:hAnsi="Times New Roman" w:eastAsia="SimHei" w:cs="Times New Roman"/>
-        </w:rPr>
-        <w:t>第</w:t>
-      </w:r>
-      <w:r>
-        <w:rPr>
-          <w:rFonts w:hint="eastAsia" w:ascii="Times New Roman" w:hAnsi="Times New Roman" w:eastAsia="Times New Roman" w:cs="Times New Roman"/>
-        </w:rPr>
-        <w:t>2</w:t>
-      </w:r>
-      <w:r>
-        <w:rPr>
-          <w:rFonts w:hint="eastAsia" w:ascii="Times New Roman" w:hAnsi="Times New Roman" w:eastAsia="SimHei" w:cs="Times New Roman"/>
-        </w:rPr>
-        <w:t>题</w:t>
-      </w:r>
-    </w:p>
-    <w:p>
-      <w:pPr>
-        <w:pStyle w:val="FirstParagraph"/>
-      </w:pPr>
-      <w:r>
-        <w:rPr>
-          <w:rFonts w:hint="eastAsia" w:ascii="Times New Roman" w:hAnsi="Times New Roman" w:eastAsia="FangSong" w:cs="Times New Roman"/>
-        </w:rPr>
-        <w:t>最新研究表明生命起源于火山爆发</w:t>
-      </w:r>
-      <w:r>
-        <w:rPr>
-          <w:rFonts w:hint="eastAsia" w:ascii="Times New Roman" w:hAnsi="Times New Roman" w:eastAsia="Times New Roman" w:cs="Times New Roman"/>
-        </w:rPr>
-        <w:t>,</w:t>
-      </w:r>
-      <w:r>
-        <w:rPr>
-          <w:rFonts w:ascii="Times New Roman" w:hAnsi="Times New Roman" w:eastAsia="Times New Roman" w:cs="Times New Roman"/>
-        </w:rPr>
-        <w:t xml:space="preserve"> </w:t>
-      </w:r>
-      <w:r>
-        <w:rPr>
-          <w:rFonts w:hint="eastAsia" w:ascii="Times New Roman" w:hAnsi="Times New Roman" w:eastAsia="FangSong" w:cs="Times New Roman"/>
-        </w:rPr>
-        <w:t xml:space="preserve">是因为火山爆发产生的气体中含有</w:t>
-      </w:r>
-      <w:r>
-        <w:rPr>
-          <w:rFonts w:ascii="Times New Roman" w:hAnsi="Times New Roman" w:eastAsia="Times New Roman" w:cs="Times New Roman"/>
-        </w:rPr>
-        <w:t xml:space="preserve"> 1% </w:t>
-      </w:r>
-      <w:r>
-        <w:rPr>
-          <w:rFonts w:hint="eastAsia" w:ascii="Times New Roman" w:hAnsi="Times New Roman" w:eastAsia="FangSong" w:cs="Times New Roman"/>
-        </w:rPr>
-        <w:t xml:space="preserve">的羰基硫</w:t>
-      </w:r>
-      <w:r>
-        <w:rPr>
-          <w:rFonts w:ascii="Times New Roman" w:hAnsi="Times New Roman" w:eastAsia="Times New Roman" w:cs="Times New Roman"/>
-        </w:rPr>
-        <w:t xml:space="preserve"> (COS), </w:t>
-      </w:r>
-      <w:r>
-        <w:rPr>
-          <w:rFonts w:hint="eastAsia" w:ascii="Times New Roman" w:hAnsi="Times New Roman" w:eastAsia="FangSong" w:cs="Times New Roman"/>
-        </w:rPr>
-        <w:t>已知羰基硫分子中所有原子均满足八电子结构</w:t>
-      </w:r>
-      <w:r>
-        <w:rPr>
-          <w:rFonts w:hint="eastAsia" w:ascii="Times New Roman" w:hAnsi="Times New Roman" w:eastAsia="Times New Roman" w:cs="Times New Roman"/>
-        </w:rPr>
-        <w:t>,</w:t>
-      </w:r>
-      <w:r>
-        <w:rPr>
-          <w:rFonts w:ascii="Times New Roman" w:hAnsi="Times New Roman" w:eastAsia="Times New Roman" w:cs="Times New Roman"/>
-        </w:rPr>
-        <w:t xml:space="preserve"> </w:t>
-      </w:r>
-      <w:r>
-        <w:rPr>
-          <w:rFonts w:hint="eastAsia" w:ascii="Times New Roman" w:hAnsi="Times New Roman" w:eastAsia="FangSong" w:cs="Times New Roman"/>
-        </w:rPr>
-        <w:t>结合周期表知识</w:t>
-      </w:r>
-      <w:r>
-        <w:rPr>
-          <w:rFonts w:hint="eastAsia" w:ascii="Times New Roman" w:hAnsi="Times New Roman" w:eastAsia="Times New Roman" w:cs="Times New Roman"/>
-        </w:rPr>
-        <w:t>,</w:t>
-      </w:r>
-      <w:r>
-        <w:rPr>
-          <w:rFonts w:ascii="Times New Roman" w:hAnsi="Times New Roman" w:eastAsia="Times New Roman" w:cs="Times New Roman"/>
-        </w:rPr>
-        <w:t xml:space="preserve"> </w:t>
-      </w:r>
-      <w:r>
-        <w:rPr>
-          <w:rFonts w:hint="eastAsia" w:ascii="Times New Roman" w:hAnsi="Times New Roman" w:eastAsia="FangSong" w:cs="Times New Roman"/>
-        </w:rPr>
-        <w:t xml:space="preserve">有关说法正确的是</w:t>
-      </w:r>
-      <w:r>
-        <w:rPr>
-          <w:rFonts w:ascii="Times New Roman" w:hAnsi="Times New Roman" w:eastAsia="Times New Roman" w:cs="Times New Roman"/>
-        </w:rPr>
-        <w:t xml:space="preserve"> </w:t>
-      </w:r>
-      <w:r>
-        <w:rPr>
-          <w:rFonts w:ascii="Times New Roman" w:hAnsi="Times New Roman" w:eastAsia="Times New Roman" w:cs="Times New Roman"/>
-        </w:rPr>
-        <w:t xml:space="preserve">( )</w:t>
-      </w:r>
-      <w:r>
-        <w:rPr>
-          <w:rFonts w:ascii="Times New Roman" w:hAnsi="Times New Roman" w:eastAsia="Times New Roman" w:cs="Times New Roman"/>
-        </w:rPr>
-        <w:t xml:space="preserve"> </w:t>
-      </w:r>
-      <w:r>
-        <w:rPr>
-          <w:rFonts w:ascii="Times New Roman" w:hAnsi="Times New Roman" w:eastAsia="Times New Roman" w:cs="Times New Roman"/>
-        </w:rPr>
-        <w:t xml:space="preserve">A. </w:t>
-      </w:r>
-      <w:r>
-        <w:rPr>
-          <w:rFonts w:hint="eastAsia" w:ascii="Times New Roman" w:hAnsi="Times New Roman" w:eastAsia="FangSong" w:cs="Times New Roman"/>
-        </w:rPr>
-        <w:t xml:space="preserve">羰基硫的属于非极性分子</w:t>
-      </w:r>
-      <w:r>
-        <w:rPr>
-          <w:rFonts w:ascii="Times New Roman" w:hAnsi="Times New Roman" w:eastAsia="Times New Roman" w:cs="Times New Roman"/>
-        </w:rPr>
-        <w:t xml:space="preserve"> </w:t>
-      </w:r>
-      <w:r>
-        <w:rPr>
-          <w:rFonts w:ascii="Times New Roman" w:hAnsi="Times New Roman" w:eastAsia="Times New Roman" w:cs="Times New Roman"/>
-        </w:rPr>
-        <w:t xml:space="preserve">B. </w:t>
-      </w:r>
-      <w:r>
-        <w:rPr>
-          <w:rFonts w:hint="eastAsia" w:ascii="Times New Roman" w:hAnsi="Times New Roman" w:eastAsia="FangSong" w:cs="Times New Roman"/>
-        </w:rPr>
-        <w:t xml:space="preserve">羰基硫沸点比</w:t>
-      </w:r>
-      <w:r>
-        <w:rPr>
-          <w:rFonts w:ascii="Times New Roman" w:hAnsi="Times New Roman" w:eastAsia="Times New Roman" w:cs="Times New Roman"/>
-        </w:rPr>
-        <w:t xml:space="preserve"> CO</w:t>
-      </w:r>
-      <w:r>
-        <w:rPr>
-          <w:rFonts w:ascii="Times New Roman" w:hAnsi="Times New Roman" w:eastAsia="Times New Roman" w:cs="Times New Roman"/>
-          <w:vertAlign w:val="subscript"/>
-        </w:rPr>
-        <w:t>2</w:t>
-      </w:r>
-      <w:r>
-        <w:rPr>
-          <w:rFonts w:ascii="Times New Roman" w:hAnsi="Times New Roman" w:eastAsia="Times New Roman" w:cs="Times New Roman"/>
-        </w:rPr>
-        <w:t xml:space="preserve"> </w:t>
-      </w:r>
-      <w:r>
-        <w:rPr>
-          <w:rFonts w:hint="eastAsia" w:ascii="Times New Roman" w:hAnsi="Times New Roman" w:eastAsia="FangSong" w:cs="Times New Roman"/>
-        </w:rPr>
-        <w:t xml:space="preserve">低</w:t>
-      </w:r>
-    </w:p>
-    <w:p>
-      <w:pPr>
-        <w:pStyle w:val="BodyText"/>
-        <w:spacing w:before="0" w:after="0"/>
-        <w:ind w:left="480" w:hanging="480"/>
-      </w:pPr>
-      <w:r>
-        <w:rPr>
-          <w:rFonts w:hint="eastAsia" w:ascii="Times New Roman" w:hAnsi="Times New Roman" w:eastAsia="Times New Roman" w:cs="Times New Roman"/>
-        </w:rPr>
-        <w:t>C.</w:t>
-      </w:r>
-      <w:r>
-        <w:rPr>
-          <w:rFonts w:hint="eastAsia" w:ascii="Times New Roman" w:hAnsi="Times New Roman" w:eastAsia="FangSong" w:cs="Times New Roman"/>
-        </w:rPr>
-        <w:t>羰基硫的电子式为</w:t>
-      </w:r>
-      <w:r>
-        <w:rPr>
-          <w:rFonts w:hint="eastAsia" w:ascii="Times New Roman" w:hAnsi="Times New Roman" w:eastAsia="Times New Roman" w:cs="Times New Roman"/>
-        </w:rPr>
-        <w:t>：S::C::O</w:t>
-      </w:r>
-      <w:r>
-        <w:rPr>
-          <w:rFonts w:ascii="Times New Roman" w:hAnsi="Times New Roman" w:eastAsia="Times New Roman" w:cs="Times New Roman"/>
-        </w:rPr>
-        <w:t xml:space="preserve"> </w:t>
-      </w:r>
-    </w:p>
-    <w:p>
-      <w:pPr>
-        <w:pStyle w:val="BodyText"/>
-        <w:spacing w:before="0" w:after="0"/>
-        <w:ind w:left="480" w:hanging="480"/>
-      </w:pPr>
-      <w:r>
-        <w:rPr>
-          <w:rFonts w:hint="eastAsia" w:ascii="Times New Roman" w:hAnsi="Times New Roman" w:eastAsia="Times New Roman" w:cs="Times New Roman"/>
-        </w:rPr>
-        <w:t>D.</w:t>
-      </w:r>
-      <w:r>
-        <w:rPr>
-          <w:rFonts w:hint="eastAsia" w:ascii="Times New Roman" w:hAnsi="Times New Roman" w:eastAsia="FangSong" w:cs="Times New Roman"/>
-        </w:rPr>
-        <w:t>羰基硫分子中三个原子处于同一直线上</w:t>
-      </w:r>
-    </w:p>
-    <w:p>
-      <w:pPr>
-        <w:spacing w:before="0" w:after="0"/>
-      </w:pPr>
-    </w:p>
-    <w:p>
-      <w:pPr>
-        <w:spacing w:before="0" w:after="0"/>
-      </w:pPr>
-    </w:p>
     <w:p>
       <w:pPr>
         <w:spacing w:before="160" w:after="80"/>
@@ -666,6 +435,257 @@
         </w:pict>
       </w:r>
     </w:p>
+    <w:bookmarkEnd w:id="9"/>
+    <w:bookmarkStart w:id="10" w:name="第2题"/>
+    <w:p>
+      <w:pPr>
+        <w:pStyle w:val="Heading3"/>
+        <w:spacing w:before="280" w:after="120"/>
+      </w:pPr>
+      <w:r>
+        <w:rPr>
+          <w:rFonts w:hint="eastAsia" w:ascii="Times New Roman" w:hAnsi="Times New Roman" w:eastAsia="SimHei" w:cs="Times New Roman"/>
+        </w:rPr>
+        <w:t>第</w:t>
+      </w:r>
+      <w:r>
+        <w:rPr>
+          <w:rFonts w:hint="eastAsia" w:ascii="Times New Roman" w:hAnsi="Times New Roman" w:eastAsia="Times New Roman" w:cs="Times New Roman"/>
+        </w:rPr>
+        <w:t>2</w:t>
+      </w:r>
+      <w:r>
+        <w:rPr>
+          <w:rFonts w:hint="eastAsia" w:ascii="Times New Roman" w:hAnsi="Times New Roman" w:eastAsia="SimHei" w:cs="Times New Roman"/>
+        </w:rPr>
+        <w:t>题</w:t>
+      </w:r>
+    </w:p>
+    <w:p>
+      <w:pPr>
+        <w:pStyle w:val="FirstParagraph"/>
+        <w:ind w:firstLine="420"/>
+      </w:pPr>
+      <w:r>
+        <w:rPr>
+          <w:rFonts w:hint="eastAsia" w:ascii="Times New Roman" w:hAnsi="Times New Roman" w:eastAsia="FangSong" w:cs="Times New Roman"/>
+        </w:rPr>
+        <w:t>最新研究表明生命起源于火山爆发</w:t>
+      </w:r>
+      <w:r>
+        <w:rPr>
+          <w:rFonts w:hint="eastAsia" w:ascii="Times New Roman" w:hAnsi="Times New Roman" w:eastAsia="Times New Roman" w:cs="Times New Roman"/>
+        </w:rPr>
+        <w:t>,</w:t>
+      </w:r>
+      <w:r>
+        <w:rPr>
+          <w:rFonts w:ascii="Times New Roman" w:hAnsi="Times New Roman" w:eastAsia="Times New Roman" w:cs="Times New Roman"/>
+        </w:rPr>
+        <w:t xml:space="preserve"> </w:t>
+      </w:r>
+      <w:r>
+        <w:rPr>
+          <w:rFonts w:hint="eastAsia" w:ascii="Times New Roman" w:hAnsi="Times New Roman" w:eastAsia="FangSong" w:cs="Times New Roman"/>
+        </w:rPr>
+        <w:t xml:space="preserve">是因为火山爆发产生的气体中含有</w:t>
+      </w:r>
+      <w:r>
+        <w:rPr>
+          <w:rFonts w:ascii="Times New Roman" w:hAnsi="Times New Roman" w:eastAsia="Times New Roman" w:cs="Times New Roman"/>
+        </w:rPr>
+        <w:t xml:space="preserve"> 1% </w:t>
+      </w:r>
+      <w:r>
+        <w:rPr>
+          <w:rFonts w:hint="eastAsia" w:ascii="Times New Roman" w:hAnsi="Times New Roman" w:eastAsia="FangSong" w:cs="Times New Roman"/>
+        </w:rPr>
+        <w:t xml:space="preserve">的羰基硫</w:t>
+      </w:r>
+      <w:r>
+        <w:rPr>
+          <w:rFonts w:ascii="Times New Roman" w:hAnsi="Times New Roman" w:eastAsia="Times New Roman" w:cs="Times New Roman"/>
+        </w:rPr>
+        <w:t xml:space="preserve"> (COS), </w:t>
+      </w:r>
+      <w:r>
+        <w:rPr>
+          <w:rFonts w:hint="eastAsia" w:ascii="Times New Roman" w:hAnsi="Times New Roman" w:eastAsia="FangSong" w:cs="Times New Roman"/>
+        </w:rPr>
+        <w:t>已知羰基硫分子中所有原子均满足八电子结构</w:t>
+      </w:r>
+      <w:r>
+        <w:rPr>
+          <w:rFonts w:hint="eastAsia" w:ascii="Times New Roman" w:hAnsi="Times New Roman" w:eastAsia="Times New Roman" w:cs="Times New Roman"/>
+        </w:rPr>
+        <w:t>,</w:t>
+      </w:r>
+      <w:r>
+        <w:rPr>
+          <w:rFonts w:ascii="Times New Roman" w:hAnsi="Times New Roman" w:eastAsia="Times New Roman" w:cs="Times New Roman"/>
+        </w:rPr>
+        <w:t xml:space="preserve"> </w:t>
+      </w:r>
+      <w:r>
+        <w:rPr>
+          <w:rFonts w:hint="eastAsia" w:ascii="Times New Roman" w:hAnsi="Times New Roman" w:eastAsia="FangSong" w:cs="Times New Roman"/>
+        </w:rPr>
+        <w:t>结合周期表知识</w:t>
+      </w:r>
+      <w:r>
+        <w:rPr>
+          <w:rFonts w:hint="eastAsia" w:ascii="Times New Roman" w:hAnsi="Times New Roman" w:eastAsia="Times New Roman" w:cs="Times New Roman"/>
+        </w:rPr>
+        <w:t>,</w:t>
+      </w:r>
+      <w:r>
+        <w:rPr>
+          <w:rFonts w:ascii="Times New Roman" w:hAnsi="Times New Roman" w:eastAsia="Times New Roman" w:cs="Times New Roman"/>
+        </w:rPr>
+        <w:t xml:space="preserve"> </w:t>
+      </w:r>
+      <w:r>
+        <w:rPr>
+          <w:rFonts w:hint="eastAsia" w:ascii="Times New Roman" w:hAnsi="Times New Roman" w:eastAsia="FangSong" w:cs="Times New Roman"/>
+        </w:rPr>
+        <w:t xml:space="preserve">有关说法正确的是</w:t>
+      </w:r>
+      <w:r>
+        <w:rPr>
+          <w:rFonts w:ascii="Times New Roman" w:hAnsi="Times New Roman" w:eastAsia="Times New Roman" w:cs="Times New Roman"/>
+        </w:rPr>
+        <w:t xml:space="preserve"> </w:t>
+      </w:r>
+      <w:r>
+        <w:rPr>
+          <w:rFonts w:ascii="Times New Roman" w:hAnsi="Times New Roman" w:eastAsia="Times New Roman" w:cs="Times New Roman"/>
+        </w:rPr>
+        <w:t xml:space="preserve">( )</w:t>
+      </w:r>
+      <w:r>
+        <w:rPr>
+          <w:rFonts w:ascii="Times New Roman" w:hAnsi="Times New Roman" w:eastAsia="Times New Roman" w:cs="Times New Roman"/>
+        </w:rPr>
+        <w:t xml:space="preserve"> </w:t>
+      </w:r>
+      <w:r>
+        <w:rPr>
+          <w:rFonts w:ascii="Times New Roman" w:hAnsi="Times New Roman" w:eastAsia="Times New Roman" w:cs="Times New Roman"/>
+        </w:rPr>
+        <w:t xml:space="preserve">A. </w:t>
+      </w:r>
+      <w:r>
+        <w:rPr>
+          <w:rFonts w:hint="eastAsia" w:ascii="Times New Roman" w:hAnsi="Times New Roman" w:eastAsia="FangSong" w:cs="Times New Roman"/>
+        </w:rPr>
+        <w:t xml:space="preserve">羰基硫的属于非极性分子</w:t>
+      </w:r>
+      <w:r>
+        <w:rPr>
+          <w:rFonts w:ascii="Times New Roman" w:hAnsi="Times New Roman" w:eastAsia="Times New Roman" w:cs="Times New Roman"/>
+        </w:rPr>
+        <w:t xml:space="preserve"> </w:t>
+      </w:r>
+      <w:r>
+        <w:rPr>
+          <w:rFonts w:ascii="Times New Roman" w:hAnsi="Times New Roman" w:eastAsia="Times New Roman" w:cs="Times New Roman"/>
+        </w:rPr>
+        <w:t xml:space="preserve">B. </w:t>
+      </w:r>
+      <w:r>
+        <w:rPr>
+          <w:rFonts w:hint="eastAsia" w:ascii="Times New Roman" w:hAnsi="Times New Roman" w:eastAsia="FangSong" w:cs="Times New Roman"/>
+        </w:rPr>
+        <w:t xml:space="preserve">羰基硫沸点比</w:t>
+      </w:r>
+      <w:r>
+        <w:rPr>
+          <w:rFonts w:ascii="Times New Roman" w:hAnsi="Times New Roman" w:eastAsia="Times New Roman" w:cs="Times New Roman"/>
+        </w:rPr>
+        <w:t xml:space="preserve"> CO</w:t>
+      </w:r>
+      <w:r>
+        <w:rPr>
+          <w:rFonts w:ascii="Times New Roman" w:hAnsi="Times New Roman" w:eastAsia="Times New Roman" w:cs="Times New Roman"/>
+          <w:vertAlign w:val="subscript"/>
+        </w:rPr>
+        <w:t>2</w:t>
+      </w:r>
+      <w:r>
+        <w:rPr>
+          <w:rFonts w:ascii="Times New Roman" w:hAnsi="Times New Roman" w:eastAsia="Times New Roman" w:cs="Times New Roman"/>
+        </w:rPr>
+        <w:t xml:space="preserve"> </w:t>
+      </w:r>
+      <w:r>
+        <w:rPr>
+          <w:rFonts w:hint="eastAsia" w:ascii="Times New Roman" w:hAnsi="Times New Roman" w:eastAsia="FangSong" w:cs="Times New Roman"/>
+        </w:rPr>
+        <w:t xml:space="preserve">低</w:t>
+      </w:r>
+    </w:p>
+    <w:p>
+      <w:pPr>
+        <w:pStyle w:val="BodyText"/>
+        <w:ind w:firstLine="420"/>
+      </w:pPr>
+      <w:r>
+        <w:rPr>
+          <w:rFonts w:hint="eastAsia" w:ascii="Times New Roman" w:hAnsi="Times New Roman" w:eastAsia="Times New Roman" w:cs="Times New Roman"/>
+        </w:rPr>
+        <w:t>C.</w:t>
+      </w:r>
+      <w:r>
+        <w:rPr>
+          <w:rFonts w:hint="eastAsia" w:ascii="Times New Roman" w:hAnsi="Times New Roman" w:eastAsia="FangSong" w:cs="Times New Roman"/>
+        </w:rPr>
+        <w:t>羰基硫的电子式为</w:t>
+      </w:r>
+      <w:r>
+        <w:rPr>
+          <w:rFonts w:hint="eastAsia" w:ascii="Times New Roman" w:hAnsi="Times New Roman" w:eastAsia="Times New Roman" w:cs="Times New Roman"/>
+        </w:rPr>
+        <w:t>：S::C::O</w:t>
+      </w:r>
+      <w:r>
+        <w:rPr>
+          <w:rFonts w:ascii="Times New Roman" w:hAnsi="Times New Roman" w:eastAsia="Times New Roman" w:cs="Times New Roman"/>
+        </w:rPr>
+        <w:t xml:space="preserve"> </w:t>
+      </w:r>
+      <w:r>
+        <w:rPr>
+          <w:rFonts w:hint="eastAsia" w:ascii="Times New Roman" w:hAnsi="Times New Roman" w:eastAsia="Times New Roman" w:cs="Times New Roman"/>
+        </w:rPr>
+        <w:t>D.</w:t>
+      </w:r>
+      <w:r>
+        <w:rPr>
+          <w:rFonts w:hint="eastAsia" w:ascii="Times New Roman" w:hAnsi="Times New Roman" w:eastAsia="FangSong" w:cs="Times New Roman"/>
+        </w:rPr>
+        <w:t>羰基硫分子中三个原子处于同一直线上</w:t>
+      </w:r>
+    </w:p>
+    <w:p>
+      <w:pPr>
+        <w:spacing w:before="160" w:after="80"/>
+      </w:pPr>
+      <w:r>
+        <w:pict>
+          <v:rect style="width:0;height:1.5pt" o:hralign="center" o:hrstd="t" o:hr="t"/>
+        </w:pict>
+      </w:r>
+    </w:p>
+    <w:p>
+      <w:pPr>
+        <w:spacing w:before="160" w:after="80"/>
+      </w:pPr>
+      <w:r>
+        <w:pict>
+          <v:rect style="width:0;height:1.5pt" o:hralign="center" o:hrstd="t" o:hr="t"/>
+        </w:pict>
+      </w:r>
+    </w:p>
     <w:bookmarkEnd w:id="10"/>
     <w:bookmarkStart w:id="11" w:name="第3题"/>
     <w:p>
@@ -695,6 +715,7 @@
     <w:p>
       <w:pPr>
         <w:pStyle w:val="FirstParagraph"/>
+        <w:ind w:firstLine="420"/>
       </w:pPr>
       <w:r>
         <w:rPr>
@@ -1101,31 +1122,6 @@
     </w:p>
     <w:p>
       <w:pPr>
-        <w:spacing w:before="0" w:after="0"/>
-      </w:pPr>
-    </w:p>
-    <w:p>
-      <w:pPr>
-        <w:spacing w:before="0" w:after="0"/>
-      </w:pPr>
-    </w:p>
-    <w:p>
-      <w:pPr>
-        <w:spacing w:before="0" w:after="0"/>
-      </w:pPr>
-    </w:p>
-    <w:p>
-      <w:pPr>
-        <w:spacing w:before="0" w:after="0"/>
-      </w:pPr>
-    </w:p>
-    <w:p>
-      <w:pPr>
-        <w:spacing w:before="0" w:after="0"/>
-      </w:pPr>
-    </w:p>
-    <w:p>
-      <w:pPr>
         <w:spacing w:before="160" w:after="80"/>
       </w:pPr>
       <w:r>
@@ -1134,6 +1130,16 @@
         </w:pict>
       </w:r>
     </w:p>
+    <w:p>
+      <w:pPr>
+        <w:spacing w:before="160" w:after="80"/>
+      </w:pPr>
+      <w:r>
+        <w:pict>
+          <v:rect style="width:0;height:1.5pt" o:hralign="center" o:hrstd="t" o:hr="t"/>
+        </w:pict>
+      </w:r>
+    </w:p>
     <w:bookmarkEnd w:id="11"/>
     <w:bookmarkStart w:id="12" w:name="第4题"/>
     <w:p>
@@ -1163,6 +1169,7 @@
     <w:p>
       <w:pPr>
         <w:pStyle w:val="FirstParagraph"/>
+        <w:ind w:firstLine="420"/>
       </w:pPr>
       <m:oMath>
         <m:oMathPr>
@@ -1406,21 +1413,6 @@
     </w:p>
     <w:p>
       <w:pPr>
-        <w:spacing w:before="0" w:after="0"/>
-      </w:pPr>
-    </w:p>
-    <w:p>
-      <w:pPr>
-        <w:spacing w:before="0" w:after="0"/>
-      </w:pPr>
-    </w:p>
-    <w:p>
-      <w:pPr>
-        <w:spacing w:before="0" w:after="0"/>
-      </w:pPr>
-    </w:p>
-    <w:p>
-      <w:pPr>
         <w:spacing w:before="160" w:after="80"/>
       </w:pPr>
       <w:r>
@@ -1429,6 +1421,16 @@
         </w:pict>
       </w:r>
     </w:p>
+    <w:p>
+      <w:pPr>
+        <w:spacing w:before="160" w:after="80"/>
+      </w:pPr>
+      <w:r>
+        <w:pict>
+          <v:rect style="width:0;height:1.5pt" o:hralign="center" o:hrstd="t" o:hr="t"/>
+        </w:pict>
+      </w:r>
+    </w:p>
     <w:bookmarkEnd w:id="12"/>
     <w:bookmarkStart w:id="13" w:name="第5题"/>
     <w:p>
@@ -1458,6 +1460,7 @@
     <w:p>
       <w:pPr>
         <w:pStyle w:val="FirstParagraph"/>
+        <w:ind w:firstLine="420"/>
       </w:pPr>
       <w:r>
         <w:rPr>
@@ -1837,31 +1840,6 @@
     </w:p>
     <w:p>
       <w:pPr>
-        <w:spacing w:before="0" w:after="0"/>
-      </w:pPr>
-    </w:p>
-    <w:p>
-      <w:pPr>
-        <w:spacing w:before="0" w:after="0"/>
-      </w:pPr>
-    </w:p>
-    <w:p>
-      <w:pPr>
-        <w:spacing w:before="0" w:after="0"/>
-      </w:pPr>
-    </w:p>
-    <w:p>
-      <w:pPr>
-        <w:spacing w:before="0" w:after="0"/>
-      </w:pPr>
-    </w:p>
-    <w:p>
-      <w:pPr>
-        <w:spacing w:before="0" w:after="0"/>
-      </w:pPr>
-    </w:p>
-    <w:p>
-      <w:pPr>
         <w:spacing w:before="160" w:after="80"/>
       </w:pPr>
       <w:r>
@@ -1870,6 +1848,16 @@
         </w:pict>
       </w:r>
     </w:p>
+    <w:p>
+      <w:pPr>
+        <w:spacing w:before="160" w:after="80"/>
+      </w:pPr>
+      <w:r>
+        <w:pict>
+          <v:rect style="width:0;height:1.5pt" o:hralign="center" o:hrstd="t" o:hr="t"/>
+        </w:pict>
+      </w:r>
+    </w:p>
     <w:bookmarkEnd w:id="13"/>
     <w:bookmarkStart w:id="14" w:name="第6题"/>
     <w:p>
@@ -1899,6 +1887,7 @@
     <w:p>
       <w:pPr>
         <w:pStyle w:val="FirstParagraph"/>
+        <w:ind w:firstLine="420"/>
       </w:pPr>
       <w:r>
         <w:rPr>
@@ -2244,31 +2233,6 @@
     </w:p>
     <w:p>
       <w:pPr>
-        <w:spacing w:before="0" w:after="0"/>
-      </w:pPr>
-    </w:p>
-    <w:p>
-      <w:pPr>
-        <w:spacing w:before="0" w:after="0"/>
-      </w:pPr>
-    </w:p>
-    <w:p>
-      <w:pPr>
-        <w:spacing w:before="0" w:after="0"/>
-      </w:pPr>
-    </w:p>
-    <w:p>
-      <w:pPr>
-        <w:spacing w:before="0" w:after="0"/>
-      </w:pPr>
-    </w:p>
-    <w:p>
-      <w:pPr>
-        <w:spacing w:before="0" w:after="0"/>
-      </w:pPr>
-    </w:p>
-    <w:p>
-      <w:pPr>
         <w:spacing w:before="160" w:after="80"/>
       </w:pPr>
       <w:r>
@@ -2277,6 +2241,16 @@
         </w:pict>
       </w:r>
     </w:p>
+    <w:p>
+      <w:pPr>
+        <w:spacing w:before="160" w:after="80"/>
+      </w:pPr>
+      <w:r>
+        <w:pict>
+          <v:rect style="width:0;height:1.5pt" o:hralign="center" o:hrstd="t" o:hr="t"/>
+        </w:pict>
+      </w:r>
+    </w:p>
     <w:bookmarkEnd w:id="14"/>
     <w:bookmarkStart w:id="15" w:name="第7题"/>
     <w:p>
@@ -2306,6 +2280,7 @@
     <w:p>
       <w:pPr>
         <w:pStyle w:val="FirstParagraph"/>
+        <w:ind w:firstLine="420"/>
       </w:pPr>
       <w:r>
         <w:rPr>
@@ -2656,21 +2631,6 @@
     </w:p>
     <w:p>
       <w:pPr>
-        <w:spacing w:before="0" w:after="0"/>
-      </w:pPr>
-    </w:p>
-    <w:p>
-      <w:pPr>
-        <w:spacing w:before="0" w:after="0"/>
-      </w:pPr>
-    </w:p>
-    <w:p>
-      <w:pPr>
-        <w:spacing w:before="0" w:after="0"/>
-      </w:pPr>
-    </w:p>
-    <w:p>
-      <w:pPr>
         <w:spacing w:before="160" w:after="80"/>
       </w:pPr>
       <w:r>
@@ -2679,6 +2639,16 @@
         </w:pict>
       </w:r>
     </w:p>
+    <w:p>
+      <w:pPr>
+        <w:spacing w:before="160" w:after="80"/>
+      </w:pPr>
+      <w:r>
+        <w:pict>
+          <v:rect style="width:0;height:1.5pt" o:hralign="center" o:hrstd="t" o:hr="t"/>
+        </w:pict>
+      </w:r>
+    </w:p>
     <w:bookmarkEnd w:id="15"/>
     <w:bookmarkStart w:id="16" w:name="第8题"/>
     <w:p>
@@ -2708,6 +2678,7 @@
     <w:p>
       <w:pPr>
         <w:pStyle w:val="FirstParagraph"/>
+        <w:ind w:firstLine="420"/>
       </w:pPr>
       <w:r>
         <w:rPr>
@@ -2917,31 +2888,6 @@
     </w:p>
     <w:p>
       <w:pPr>
-        <w:spacing w:before="0" w:after="0"/>
-      </w:pPr>
-    </w:p>
-    <w:p>
-      <w:pPr>
-        <w:spacing w:before="0" w:after="0"/>
-      </w:pPr>
-    </w:p>
-    <w:p>
-      <w:pPr>
-        <w:spacing w:before="0" w:after="0"/>
-      </w:pPr>
-    </w:p>
-    <w:p>
-      <w:pPr>
-        <w:spacing w:before="0" w:after="0"/>
-      </w:pPr>
-    </w:p>
-    <w:p>
-      <w:pPr>
-        <w:spacing w:before="0" w:after="0"/>
-      </w:pPr>
-    </w:p>
-    <w:p>
-      <w:pPr>
         <w:spacing w:before="160" w:after="80"/>
       </w:pPr>
       <w:r>
@@ -2950,6 +2896,16 @@
         </w:pict>
       </w:r>
     </w:p>
+    <w:p>
+      <w:pPr>
+        <w:spacing w:before="160" w:after="80"/>
+      </w:pPr>
+      <w:r>
+        <w:pict>
+          <v:rect style="width:0;height:1.5pt" o:hralign="center" o:hrstd="t" o:hr="t"/>
+        </w:pict>
+      </w:r>
+    </w:p>
     <w:bookmarkEnd w:id="16"/>
     <w:bookmarkStart w:id="17" w:name="第9题"/>
     <w:p>
@@ -2979,6 +2935,7 @@
     <w:p>
       <w:pPr>
         <w:pStyle w:val="FirstParagraph"/>
+        <w:ind w:firstLine="420"/>
       </w:pPr>
       <w:r>
         <w:rPr>
@@ -3550,31 +3507,6 @@
     </w:p>
     <w:p>
       <w:pPr>
-        <w:spacing w:before="0" w:after="0"/>
-      </w:pPr>
-    </w:p>
-    <w:p>
-      <w:pPr>
-        <w:spacing w:before="0" w:after="0"/>
-      </w:pPr>
-    </w:p>
-    <w:p>
-      <w:pPr>
-        <w:spacing w:before="0" w:after="0"/>
-      </w:pPr>
-    </w:p>
-    <w:p>
-      <w:pPr>
-        <w:spacing w:before="0" w:after="0"/>
-      </w:pPr>
-    </w:p>
-    <w:p>
-      <w:pPr>
-        <w:spacing w:before="0" w:after="0"/>
-      </w:pPr>
-    </w:p>
-    <w:p>
-      <w:pPr>
         <w:spacing w:before="160" w:after="80"/>
       </w:pPr>
       <w:r>
@@ -3583,123 +3515,6 @@
         </w:pict>
       </w:r>
     </w:p>
-    <w:bookmarkEnd w:id="17"/>
-    <w:bookmarkStart w:id="18" w:name="第10题"/>
-    <w:p>
-      <w:pPr>
-        <w:pStyle w:val="Heading3"/>
-        <w:spacing w:before="280" w:after="120"/>
-      </w:pPr>
-      <w:r>
-        <w:rPr>
-          <w:rFonts w:hint="eastAsia" w:ascii="Times New Roman" w:hAnsi="Times New Roman" w:eastAsia="SimHei" w:cs="Times New Roman"/>
-        </w:rPr>
-        <w:t>第</w:t>
-      </w:r>
-      <w:r>
-        <w:rPr>
-          <w:rFonts w:hint="eastAsia" w:ascii="Times New Roman" w:hAnsi="Times New Roman" w:eastAsia="Times New Roman" w:cs="Times New Roman"/>
-        </w:rPr>
-        <w:t>10</w:t>
-      </w:r>
-      <w:r>
-        <w:rPr>
-          <w:rFonts w:hint="eastAsia" w:ascii="Times New Roman" w:hAnsi="Times New Roman" w:eastAsia="SimHei" w:cs="Times New Roman"/>
-        </w:rPr>
-        <w:t>题</w:t>
-      </w:r>
-    </w:p>
-    <w:p>
-      <w:pPr>
-        <w:pStyle w:val="FirstParagraph"/>
-      </w:pPr>
-      <w:r>
-        <w:rPr>
-          <w:rFonts w:hint="eastAsia" w:ascii="Times New Roman" w:hAnsi="Times New Roman" w:eastAsia="FangSong" w:cs="Times New Roman"/>
-        </w:rPr>
-        <w:t>激发态时</w:t>
-      </w:r>
-      <w:r>
-        <w:rPr>
-          <w:rFonts w:hint="eastAsia" w:ascii="Times New Roman" w:hAnsi="Times New Roman" w:eastAsia="Times New Roman" w:cs="Times New Roman"/>
-        </w:rPr>
-        <w:t>，10:1（2001）：25-28）</w:t>
-      </w:r>
-    </w:p>
-    <w:p>
-      <w:pPr>
-        <w:pStyle w:val="BodyText"/>
-      </w:pPr>
-      <w:r>
-        <w:rPr>
-          <w:rFonts w:hint="eastAsia" w:ascii="Times New Roman" w:hAnsi="Times New Roman" w:eastAsia="Times New Roman" w:cs="Times New Roman"/>
-        </w:rPr>
-        <w:t>（</w:t>
-      </w:r>
-      <w:r>
-        <w:rPr>
-          <w:rFonts w:hint="eastAsia" w:ascii="Times New Roman" w:hAnsi="Times New Roman" w:eastAsia="FangSong" w:cs="Times New Roman"/>
-        </w:rPr>
-        <w:t>注</w:t>
-      </w:r>
-      <w:r>
-        <w:rPr>
-          <w:rFonts w:hint="eastAsia" w:ascii="Times New Roman" w:hAnsi="Times New Roman" w:eastAsia="Times New Roman" w:cs="Times New Roman"/>
-        </w:rPr>
-        <w:t>：</w:t>
-      </w:r>
-      <w:r>
-        <w:rPr>
-          <w:rFonts w:hint="eastAsia" w:ascii="Times New Roman" w:hAnsi="Times New Roman" w:eastAsia="FangSong" w:cs="Times New Roman"/>
-        </w:rPr>
-        <w:t>本题</w:t>
-      </w:r>
-      <w:r>
-        <w:rPr>
-          <w:rFonts w:hint="eastAsia" w:ascii="Times New Roman" w:hAnsi="Times New Roman" w:eastAsia="Times New Roman" w:cs="Times New Roman"/>
-        </w:rPr>
-        <w:t>OCR</w:t>
-      </w:r>
-      <w:r>
-        <w:rPr>
-          <w:rFonts w:hint="eastAsia" w:ascii="Times New Roman" w:hAnsi="Times New Roman" w:eastAsia="FangSong" w:cs="Times New Roman"/>
-        </w:rPr>
-        <w:t>原文严重不完整</w:t>
-      </w:r>
-      <w:r>
-        <w:rPr>
-          <w:rFonts w:hint="eastAsia" w:ascii="Times New Roman" w:hAnsi="Times New Roman" w:eastAsia="Times New Roman" w:cs="Times New Roman"/>
-        </w:rPr>
-        <w:t>，</w:t>
-      </w:r>
-      <w:r>
-        <w:rPr>
-          <w:rFonts w:hint="eastAsia" w:ascii="Times New Roman" w:hAnsi="Times New Roman" w:eastAsia="FangSong" w:cs="Times New Roman"/>
-        </w:rPr>
-        <w:t>仅保留部分文字</w:t>
-      </w:r>
-      <w:r>
-        <w:rPr>
-          <w:rFonts w:hint="eastAsia" w:ascii="Times New Roman" w:hAnsi="Times New Roman" w:eastAsia="Times New Roman" w:cs="Times New Roman"/>
-        </w:rPr>
-        <w:t>）</w:t>
-      </w:r>
-    </w:p>
-    <w:p>
-      <w:pPr>
-        <w:spacing w:before="0" w:after="0"/>
-      </w:pPr>
-    </w:p>
-    <w:p>
-      <w:pPr>
-        <w:spacing w:before="0" w:after="0"/>
-      </w:pPr>
-    </w:p>
-    <w:p>
-      <w:pPr>
-        <w:spacing w:before="0" w:after="0"/>
-      </w:pPr>
-    </w:p>
     <w:p>
       <w:pPr>
         <w:spacing w:before="160" w:after="80"/>
@@ -3710,8 +3525,8 @@
         </w:pict>
       </w:r>
     </w:p>
-    <w:bookmarkEnd w:id="18"/>
-    <w:bookmarkStart w:id="19" w:name="第11题"/>
+    <w:bookmarkEnd w:id="17"/>
+    <w:bookmarkStart w:id="18" w:name="第10题"/>
     <w:p>
       <w:pPr>
         <w:pStyle w:val="Heading3"/>
@@ -3727,7 +3542,7 @@
         <w:rPr>
           <w:rFonts w:hint="eastAsia" w:ascii="Times New Roman" w:hAnsi="Times New Roman" w:eastAsia="Times New Roman" w:cs="Times New Roman"/>
         </w:rPr>
-        <w:t>11</w:t>
+        <w:t>10</w:t>
       </w:r>
       <w:r>
         <w:rPr>
@@ -3739,53 +3554,61 @@
     <w:p>
       <w:pPr>
         <w:pStyle w:val="FirstParagraph"/>
-      </w:pPr>
-      <w:r>
-        <w:rPr>
-          <w:rFonts w:hint="eastAsia" w:ascii="Times New Roman" w:hAnsi="Times New Roman" w:eastAsia="FangSong" w:cs="Times New Roman"/>
-        </w:rPr>
-        <w:t>具有良好机械性质的材料</w:t>
-      </w:r>
-      <w:r>
-        <w:rPr>
-          <w:rFonts w:hint="eastAsia" w:ascii="Times New Roman" w:hAnsi="Times New Roman" w:eastAsia="Times New Roman" w:cs="Times New Roman"/>
-        </w:rPr>
-        <w:t>。</w:t>
-      </w:r>
-      <w:r>
-        <w:rPr>
-          <w:rFonts w:hint="eastAsia" w:ascii="Times New Roman" w:hAnsi="Times New Roman" w:eastAsia="FangSong" w:cs="Times New Roman"/>
-        </w:rPr>
-        <w:t>简述原因</w:t>
-      </w:r>
-      <w:r>
-        <w:rPr>
-          <w:rFonts w:hint="eastAsia" w:ascii="Times New Roman" w:hAnsi="Times New Roman" w:eastAsia="Times New Roman" w:cs="Times New Roman"/>
-        </w:rPr>
-        <w:t>。</w:t>
+        <w:ind w:firstLine="420"/>
+      </w:pPr>
+      <w:r>
+        <w:rPr>
+          <w:rFonts w:hint="eastAsia" w:ascii="Times New Roman" w:hAnsi="Times New Roman" w:eastAsia="FangSong" w:cs="Times New Roman"/>
+        </w:rPr>
+        <w:t>激发态时</w:t>
+      </w:r>
+      <w:r>
+        <w:rPr>
+          <w:rFonts w:hint="eastAsia" w:ascii="Times New Roman" w:hAnsi="Times New Roman" w:eastAsia="Times New Roman" w:cs="Times New Roman"/>
+        </w:rPr>
+        <w:t>，10:1（2001）：25-28）</w:t>
       </w:r>
     </w:p>
     <w:p>
       <w:pPr>
         <w:pStyle w:val="BodyText"/>
-      </w:pPr>
-      <w:r>
-        <w:rPr>
-          <w:rFonts w:ascii="Times New Roman" w:hAnsi="Times New Roman" w:eastAsia="Times New Roman" w:cs="Times New Roman"/>
-        </w:rPr>
-        <w:t xml:space="preserve">17.9% C、35.8% </w:t>
-      </w:r>
-      <w:r>
-        <w:rPr>
-          <w:rFonts w:hint="eastAsia" w:ascii="Times New Roman" w:hAnsi="Times New Roman" w:eastAsia="Times New Roman" w:cs="Times New Roman"/>
-        </w:rPr>
-        <w:t>O)</w:t>
-      </w:r>
-      <w:r>
-        <w:rPr>
-          <w:rFonts w:hint="eastAsia" w:ascii="Times New Roman" w:hAnsi="Times New Roman" w:eastAsia="FangSong" w:cs="Times New Roman"/>
-        </w:rPr>
-        <w:t>具有三维立体结构</w:t>
+        <w:ind w:firstLine="420"/>
+      </w:pPr>
+      <w:r>
+        <w:rPr>
+          <w:rFonts w:hint="eastAsia" w:ascii="Times New Roman" w:hAnsi="Times New Roman" w:eastAsia="Times New Roman" w:cs="Times New Roman"/>
+        </w:rPr>
+        <w:t>（</w:t>
+      </w:r>
+      <w:r>
+        <w:rPr>
+          <w:rFonts w:hint="eastAsia" w:ascii="Times New Roman" w:hAnsi="Times New Roman" w:eastAsia="FangSong" w:cs="Times New Roman"/>
+        </w:rPr>
+        <w:t>注</w:t>
+      </w:r>
+      <w:r>
+        <w:rPr>
+          <w:rFonts w:hint="eastAsia" w:ascii="Times New Roman" w:hAnsi="Times New Roman" w:eastAsia="Times New Roman" w:cs="Times New Roman"/>
+        </w:rPr>
+        <w:t>：</w:t>
+      </w:r>
+      <w:r>
+        <w:rPr>
+          <w:rFonts w:hint="eastAsia" w:ascii="Times New Roman" w:hAnsi="Times New Roman" w:eastAsia="FangSong" w:cs="Times New Roman"/>
+        </w:rPr>
+        <w:t>本题</w:t>
+      </w:r>
+      <w:r>
+        <w:rPr>
+          <w:rFonts w:hint="eastAsia" w:ascii="Times New Roman" w:hAnsi="Times New Roman" w:eastAsia="Times New Roman" w:cs="Times New Roman"/>
+        </w:rPr>
+        <w:t>OCR</w:t>
+      </w:r>
+      <w:r>
+        <w:rPr>
+          <w:rFonts w:hint="eastAsia" w:ascii="Times New Roman" w:hAnsi="Times New Roman" w:eastAsia="FangSong" w:cs="Times New Roman"/>
+        </w:rPr>
+        <w:t>原文严重不完整</w:t>
       </w:r>
       <w:r>
         <w:rPr>
@@ -3797,114 +3620,7 @@
         <w:rPr>
           <w:rFonts w:hint="eastAsia" w:ascii="Times New Roman" w:hAnsi="Times New Roman" w:eastAsia="FangSong" w:cs="Times New Roman"/>
         </w:rPr>
-        <w:t>含</w:t>
-      </w:r>
-      <w:r>
-        <w:rPr>
-          <w:rFonts w:hint="eastAsia" w:ascii="Times New Roman" w:hAnsi="Times New Roman" w:eastAsia="Times New Roman" w:cs="Times New Roman"/>
-        </w:rPr>
-        <w:t>8</w:t>
-      </w:r>
-      <w:r>
-        <w:rPr>
-          <w:rFonts w:hint="eastAsia" w:ascii="Times New Roman" w:hAnsi="Times New Roman" w:eastAsia="FangSong" w:cs="Times New Roman"/>
-        </w:rPr>
-        <w:t>个等价的</w:t>
-      </w:r>
-      <w:r>
-        <w:rPr>
-          <w:rFonts w:hint="eastAsia" w:ascii="Times New Roman" w:hAnsi="Times New Roman" w:eastAsia="Times New Roman" w:cs="Times New Roman"/>
-        </w:rPr>
-        <w:t>Si,</w:t>
-      </w:r>
-      <w:r>
-        <w:rPr>
-          <w:rFonts w:hint="eastAsia" w:ascii="Times New Roman" w:hAnsi="Times New Roman" w:eastAsia="FangSong" w:cs="Times New Roman"/>
-        </w:rPr>
-        <w:t>所有</w:t>
-      </w:r>
-      <w:r>
-        <w:rPr>
-          <w:rFonts w:hint="eastAsia" w:ascii="Times New Roman" w:hAnsi="Times New Roman" w:eastAsia="Times New Roman" w:cs="Times New Roman"/>
-        </w:rPr>
-        <w:t>C</w:t>
-      </w:r>
-      <w:r>
-        <w:rPr>
-          <w:rFonts w:hint="eastAsia" w:ascii="Times New Roman" w:hAnsi="Times New Roman" w:eastAsia="FangSong" w:cs="Times New Roman"/>
-        </w:rPr>
-        <w:t>和</w:t>
-      </w:r>
-      <w:r>
-        <w:rPr>
-          <w:rFonts w:hint="eastAsia" w:ascii="Times New Roman" w:hAnsi="Times New Roman" w:eastAsia="Times New Roman" w:cs="Times New Roman"/>
-        </w:rPr>
-        <w:t>O。</w:t>
-      </w:r>
-      <w:r>
-        <w:rPr>
-          <w:rFonts w:hint="eastAsia" w:ascii="Times New Roman" w:hAnsi="Times New Roman" w:eastAsia="FangSong" w:cs="Times New Roman"/>
-        </w:rPr>
-        <w:t>简述原因</w:t>
-      </w:r>
-      <w:r>
-        <w:rPr>
-          <w:rFonts w:hint="eastAsia" w:ascii="Times New Roman" w:hAnsi="Times New Roman" w:eastAsia="Times New Roman" w:cs="Times New Roman"/>
-        </w:rPr>
-        <w:t>。</w:t>
-      </w:r>
-      <w:r>
-        <w:rPr>
-          <w:rFonts w:hint="eastAsia" w:ascii="Times New Roman" w:hAnsi="Times New Roman" w:eastAsia="FangSong" w:cs="Times New Roman"/>
-        </w:rPr>
-        <w:t>结构</w:t>
-      </w:r>
-      <w:r>
-        <w:rPr>
-          <w:rFonts w:hint="eastAsia" w:ascii="Times New Roman" w:hAnsi="Times New Roman" w:eastAsia="Times New Roman" w:cs="Times New Roman"/>
-        </w:rPr>
-        <w:t>。</w:t>
-      </w:r>
-    </w:p>
-    <w:p>
-      <w:pPr>
-        <w:pStyle w:val="BodyText"/>
-      </w:pPr>
-      <w:r>
-        <w:rPr>
-          <w:rFonts w:hint="eastAsia" w:ascii="Times New Roman" w:hAnsi="Times New Roman" w:eastAsia="Times New Roman" w:cs="Times New Roman"/>
-        </w:rPr>
-        <w:t>（</w:t>
-      </w:r>
-      <w:r>
-        <w:rPr>
-          <w:rFonts w:hint="eastAsia" w:ascii="Times New Roman" w:hAnsi="Times New Roman" w:eastAsia="FangSong" w:cs="Times New Roman"/>
-        </w:rPr>
-        <w:t>注</w:t>
-      </w:r>
-      <w:r>
-        <w:rPr>
-          <w:rFonts w:hint="eastAsia" w:ascii="Times New Roman" w:hAnsi="Times New Roman" w:eastAsia="Times New Roman" w:cs="Times New Roman"/>
-        </w:rPr>
-        <w:t>：</w:t>
-      </w:r>
-      <w:r>
-        <w:rPr>
-          <w:rFonts w:hint="eastAsia" w:ascii="Times New Roman" w:hAnsi="Times New Roman" w:eastAsia="FangSong" w:cs="Times New Roman"/>
-        </w:rPr>
-        <w:t>本题</w:t>
-      </w:r>
-      <w:r>
-        <w:rPr>
-          <w:rFonts w:hint="eastAsia" w:ascii="Times New Roman" w:hAnsi="Times New Roman" w:eastAsia="Times New Roman" w:cs="Times New Roman"/>
-        </w:rPr>
-        <w:t>OCR</w:t>
-      </w:r>
-      <w:r>
-        <w:rPr>
-          <w:rFonts w:hint="eastAsia" w:ascii="Times New Roman" w:hAnsi="Times New Roman" w:eastAsia="FangSong" w:cs="Times New Roman"/>
-        </w:rPr>
-        <w:t>原文不完整</w:t>
+        <w:t>仅保留部分文字</w:t>
       </w:r>
       <w:r>
         <w:rPr>
@@ -3912,31 +3628,6 @@
         </w:rPr>
         <w:t>）</w:t>
       </w:r>
-    </w:p>
-    <w:p>
-      <w:pPr>
-        <w:spacing w:before="0" w:after="0"/>
-      </w:pPr>
-    </w:p>
-    <w:p>
-      <w:pPr>
-        <w:spacing w:before="0" w:after="0"/>
-      </w:pPr>
-    </w:p>
-    <w:p>
-      <w:pPr>
-        <w:spacing w:before="0" w:after="0"/>
-      </w:pPr>
-    </w:p>
-    <w:p>
-      <w:pPr>
-        <w:spacing w:before="0" w:after="0"/>
-      </w:pPr>
-    </w:p>
-    <w:p>
-      <w:pPr>
-        <w:spacing w:before="0" w:after="0"/>
-      </w:pPr>
     </w:p>
     <w:p>
       <w:pPr>
@@ -3948,6 +3639,242 @@
         </w:pict>
       </w:r>
     </w:p>
+    <w:p>
+      <w:pPr>
+        <w:spacing w:before="160" w:after="80"/>
+      </w:pPr>
+      <w:r>
+        <w:pict>
+          <v:rect style="width:0;height:1.5pt" o:hralign="center" o:hrstd="t" o:hr="t"/>
+        </w:pict>
+      </w:r>
+    </w:p>
+    <w:bookmarkEnd w:id="18"/>
+    <w:bookmarkStart w:id="19" w:name="第11题"/>
+    <w:p>
+      <w:pPr>
+        <w:pStyle w:val="Heading3"/>
+        <w:spacing w:before="280" w:after="120"/>
+      </w:pPr>
+      <w:r>
+        <w:rPr>
+          <w:rFonts w:hint="eastAsia" w:ascii="Times New Roman" w:hAnsi="Times New Roman" w:eastAsia="SimHei" w:cs="Times New Roman"/>
+        </w:rPr>
+        <w:t>第</w:t>
+      </w:r>
+      <w:r>
+        <w:rPr>
+          <w:rFonts w:hint="eastAsia" w:ascii="Times New Roman" w:hAnsi="Times New Roman" w:eastAsia="Times New Roman" w:cs="Times New Roman"/>
+        </w:rPr>
+        <w:t>11</w:t>
+      </w:r>
+      <w:r>
+        <w:rPr>
+          <w:rFonts w:hint="eastAsia" w:ascii="Times New Roman" w:hAnsi="Times New Roman" w:eastAsia="SimHei" w:cs="Times New Roman"/>
+        </w:rPr>
+        <w:t>题</w:t>
+      </w:r>
+    </w:p>
+    <w:p>
+      <w:pPr>
+        <w:pStyle w:val="FirstParagraph"/>
+        <w:ind w:firstLine="420"/>
+      </w:pPr>
+      <w:r>
+        <w:rPr>
+          <w:rFonts w:hint="eastAsia" w:ascii="Times New Roman" w:hAnsi="Times New Roman" w:eastAsia="FangSong" w:cs="Times New Roman"/>
+        </w:rPr>
+        <w:t>具有良好机械性质的材料</w:t>
+      </w:r>
+      <w:r>
+        <w:rPr>
+          <w:rFonts w:hint="eastAsia" w:ascii="Times New Roman" w:hAnsi="Times New Roman" w:eastAsia="Times New Roman" w:cs="Times New Roman"/>
+        </w:rPr>
+        <w:t>。</w:t>
+      </w:r>
+      <w:r>
+        <w:rPr>
+          <w:rFonts w:hint="eastAsia" w:ascii="Times New Roman" w:hAnsi="Times New Roman" w:eastAsia="FangSong" w:cs="Times New Roman"/>
+        </w:rPr>
+        <w:t>简述原因</w:t>
+      </w:r>
+      <w:r>
+        <w:rPr>
+          <w:rFonts w:hint="eastAsia" w:ascii="Times New Roman" w:hAnsi="Times New Roman" w:eastAsia="Times New Roman" w:cs="Times New Roman"/>
+        </w:rPr>
+        <w:t>。</w:t>
+      </w:r>
+    </w:p>
+    <w:p>
+      <w:pPr>
+        <w:pStyle w:val="BodyText"/>
+        <w:ind w:firstLine="420"/>
+      </w:pPr>
+      <w:r>
+        <w:rPr>
+          <w:rFonts w:ascii="Times New Roman" w:hAnsi="Times New Roman" w:eastAsia="Times New Roman" w:cs="Times New Roman"/>
+        </w:rPr>
+        <w:t xml:space="preserve">17.9% C、35.8% </w:t>
+      </w:r>
+      <w:r>
+        <w:rPr>
+          <w:rFonts w:hint="eastAsia" w:ascii="Times New Roman" w:hAnsi="Times New Roman" w:eastAsia="Times New Roman" w:cs="Times New Roman"/>
+        </w:rPr>
+        <w:t>O)</w:t>
+      </w:r>
+      <w:r>
+        <w:rPr>
+          <w:rFonts w:hint="eastAsia" w:ascii="Times New Roman" w:hAnsi="Times New Roman" w:eastAsia="FangSong" w:cs="Times New Roman"/>
+        </w:rPr>
+        <w:t>具有三维立体结构</w:t>
+      </w:r>
+      <w:r>
+        <w:rPr>
+          <w:rFonts w:hint="eastAsia" w:ascii="Times New Roman" w:hAnsi="Times New Roman" w:eastAsia="Times New Roman" w:cs="Times New Roman"/>
+        </w:rPr>
+        <w:t>，</w:t>
+      </w:r>
+      <w:r>
+        <w:rPr>
+          <w:rFonts w:hint="eastAsia" w:ascii="Times New Roman" w:hAnsi="Times New Roman" w:eastAsia="FangSong" w:cs="Times New Roman"/>
+        </w:rPr>
+        <w:t>含</w:t>
+      </w:r>
+      <w:r>
+        <w:rPr>
+          <w:rFonts w:hint="eastAsia" w:ascii="Times New Roman" w:hAnsi="Times New Roman" w:eastAsia="Times New Roman" w:cs="Times New Roman"/>
+        </w:rPr>
+        <w:t>8</w:t>
+      </w:r>
+      <w:r>
+        <w:rPr>
+          <w:rFonts w:hint="eastAsia" w:ascii="Times New Roman" w:hAnsi="Times New Roman" w:eastAsia="FangSong" w:cs="Times New Roman"/>
+        </w:rPr>
+        <w:t>个等价的</w:t>
+      </w:r>
+      <w:r>
+        <w:rPr>
+          <w:rFonts w:hint="eastAsia" w:ascii="Times New Roman" w:hAnsi="Times New Roman" w:eastAsia="Times New Roman" w:cs="Times New Roman"/>
+        </w:rPr>
+        <w:t>Si,</w:t>
+      </w:r>
+      <w:r>
+        <w:rPr>
+          <w:rFonts w:hint="eastAsia" w:ascii="Times New Roman" w:hAnsi="Times New Roman" w:eastAsia="FangSong" w:cs="Times New Roman"/>
+        </w:rPr>
+        <w:t>所有</w:t>
+      </w:r>
+      <w:r>
+        <w:rPr>
+          <w:rFonts w:hint="eastAsia" w:ascii="Times New Roman" w:hAnsi="Times New Roman" w:eastAsia="Times New Roman" w:cs="Times New Roman"/>
+        </w:rPr>
+        <w:t>C</w:t>
+      </w:r>
+      <w:r>
+        <w:rPr>
+          <w:rFonts w:hint="eastAsia" w:ascii="Times New Roman" w:hAnsi="Times New Roman" w:eastAsia="FangSong" w:cs="Times New Roman"/>
+        </w:rPr>
+        <w:t>和</w:t>
+      </w:r>
+      <w:r>
+        <w:rPr>
+          <w:rFonts w:hint="eastAsia" w:ascii="Times New Roman" w:hAnsi="Times New Roman" w:eastAsia="Times New Roman" w:cs="Times New Roman"/>
+        </w:rPr>
+        <w:t>O。</w:t>
+      </w:r>
+      <w:r>
+        <w:rPr>
+          <w:rFonts w:hint="eastAsia" w:ascii="Times New Roman" w:hAnsi="Times New Roman" w:eastAsia="FangSong" w:cs="Times New Roman"/>
+        </w:rPr>
+        <w:t>简述原因</w:t>
+      </w:r>
+      <w:r>
+        <w:rPr>
+          <w:rFonts w:hint="eastAsia" w:ascii="Times New Roman" w:hAnsi="Times New Roman" w:eastAsia="Times New Roman" w:cs="Times New Roman"/>
+        </w:rPr>
+        <w:t>。</w:t>
+      </w:r>
+      <w:r>
+        <w:rPr>
+          <w:rFonts w:hint="eastAsia" w:ascii="Times New Roman" w:hAnsi="Times New Roman" w:eastAsia="FangSong" w:cs="Times New Roman"/>
+        </w:rPr>
+        <w:t>结构</w:t>
+      </w:r>
+      <w:r>
+        <w:rPr>
+          <w:rFonts w:hint="eastAsia" w:ascii="Times New Roman" w:hAnsi="Times New Roman" w:eastAsia="Times New Roman" w:cs="Times New Roman"/>
+        </w:rPr>
+        <w:t>。</w:t>
+      </w:r>
+    </w:p>
+    <w:p>
+      <w:pPr>
+        <w:pStyle w:val="BodyText"/>
+        <w:ind w:firstLine="420"/>
+      </w:pPr>
+      <w:r>
+        <w:rPr>
+          <w:rFonts w:hint="eastAsia" w:ascii="Times New Roman" w:hAnsi="Times New Roman" w:eastAsia="Times New Roman" w:cs="Times New Roman"/>
+        </w:rPr>
+        <w:t>（</w:t>
+      </w:r>
+      <w:r>
+        <w:rPr>
+          <w:rFonts w:hint="eastAsia" w:ascii="Times New Roman" w:hAnsi="Times New Roman" w:eastAsia="FangSong" w:cs="Times New Roman"/>
+        </w:rPr>
+        <w:t>注</w:t>
+      </w:r>
+      <w:r>
+        <w:rPr>
+          <w:rFonts w:hint="eastAsia" w:ascii="Times New Roman" w:hAnsi="Times New Roman" w:eastAsia="Times New Roman" w:cs="Times New Roman"/>
+        </w:rPr>
+        <w:t>：</w:t>
+      </w:r>
+      <w:r>
+        <w:rPr>
+          <w:rFonts w:hint="eastAsia" w:ascii="Times New Roman" w:hAnsi="Times New Roman" w:eastAsia="FangSong" w:cs="Times New Roman"/>
+        </w:rPr>
+        <w:t>本题</w:t>
+      </w:r>
+      <w:r>
+        <w:rPr>
+          <w:rFonts w:hint="eastAsia" w:ascii="Times New Roman" w:hAnsi="Times New Roman" w:eastAsia="Times New Roman" w:cs="Times New Roman"/>
+        </w:rPr>
+        <w:t>OCR</w:t>
+      </w:r>
+      <w:r>
+        <w:rPr>
+          <w:rFonts w:hint="eastAsia" w:ascii="Times New Roman" w:hAnsi="Times New Roman" w:eastAsia="FangSong" w:cs="Times New Roman"/>
+        </w:rPr>
+        <w:t>原文不完整</w:t>
+      </w:r>
+      <w:r>
+        <w:rPr>
+          <w:rFonts w:hint="eastAsia" w:ascii="Times New Roman" w:hAnsi="Times New Roman" w:eastAsia="Times New Roman" w:cs="Times New Roman"/>
+        </w:rPr>
+        <w:t>）</w:t>
+      </w:r>
+    </w:p>
+    <w:p>
+      <w:pPr>
+        <w:spacing w:before="160" w:after="80"/>
+      </w:pPr>
+      <w:r>
+        <w:pict>
+          <v:rect style="width:0;height:1.5pt" o:hralign="center" o:hrstd="t" o:hr="t"/>
+        </w:pict>
+      </w:r>
+    </w:p>
+    <w:p>
+      <w:pPr>
+        <w:spacing w:before="160" w:after="80"/>
+      </w:pPr>
+      <w:r>
+        <w:pict>
+          <v:rect style="width:0;height:1.5pt" o:hralign="center" o:hrstd="t" o:hr="t"/>
+        </w:pict>
+      </w:r>
+    </w:p>
     <w:bookmarkEnd w:id="19"/>
     <w:bookmarkStart w:id="23" w:name="第12题"/>
     <w:p>
@@ -3977,6 +3904,7 @@
     <w:p>
       <w:pPr>
         <w:pStyle w:val="FirstParagraph"/>
+        <w:ind w:firstLine="420"/>
       </w:pPr>
       <w:r>
         <w:rPr>
@@ -3994,6 +3922,7 @@
     <w:p>
       <w:pPr>
         <w:pStyle w:val="BodyText"/>
+        <w:ind w:firstLine="420"/>
       </w:pPr>
       <m:oMath>
         <m:oMathPr>
@@ -4195,6 +4124,7 @@
     <w:p>
       <w:pPr>
         <w:pStyle w:val="BodyText"/>
+        <w:ind w:firstLine="420"/>
       </w:pPr>
       <m:oMath>
         <m:sSup>
@@ -4398,31 +4328,6 @@
     </w:p>
     <w:p>
       <w:pPr>
-        <w:spacing w:before="0" w:after="0"/>
-      </w:pPr>
-    </w:p>
-    <w:p>
-      <w:pPr>
-        <w:spacing w:before="0" w:after="0"/>
-      </w:pPr>
-    </w:p>
-    <w:p>
-      <w:pPr>
-        <w:spacing w:before="0" w:after="0"/>
-      </w:pPr>
-    </w:p>
-    <w:p>
-      <w:pPr>
-        <w:spacing w:before="0" w:after="0"/>
-      </w:pPr>
-    </w:p>
-    <w:p>
-      <w:pPr>
-        <w:spacing w:before="0" w:after="0"/>
-      </w:pPr>
-    </w:p>
-    <w:p>
-      <w:pPr>
         <w:spacing w:before="160" w:after="80"/>
       </w:pPr>
       <w:r>
@@ -4431,6 +4336,16 @@
         </w:pict>
       </w:r>
     </w:p>
+    <w:p>
+      <w:pPr>
+        <w:spacing w:before="160" w:after="80"/>
+      </w:pPr>
+      <w:r>
+        <w:pict>
+          <v:rect style="width:0;height:1.5pt" o:hralign="center" o:hrstd="t" o:hr="t"/>
+        </w:pict>
+      </w:r>
+    </w:p>
     <w:bookmarkEnd w:id="23"/>
     <w:bookmarkStart w:id="24" w:name="第13题"/>
     <w:p>
@@ -4460,6 +4375,7 @@
     <w:p>
       <w:pPr>
         <w:pStyle w:val="FirstParagraph"/>
+        <w:ind w:firstLine="420"/>
       </w:pPr>
       <w:r>
         <w:rPr>
@@ -4548,6 +4464,7 @@
     <w:p>
       <w:pPr>
         <w:pStyle w:val="BodyText"/>
+        <w:ind w:firstLine="420"/>
       </w:pPr>
       <w:r>
         <w:rPr>
@@ -4586,6 +4503,7 @@
           <w:ilvl w:val="0"/>
           <w:numId w:val="1001"/>
         </w:numPr>
+        <w:ind w:firstLine="420"/>
       </w:pPr>
       <w:r>
         <w:rPr>
@@ -4718,6 +4636,7 @@
           <w:ilvl w:val="0"/>
           <w:numId w:val="1001"/>
         </w:numPr>
+        <w:ind w:firstLine="420"/>
       </w:pPr>
       <w:r>
         <w:rPr>
@@ -5002,6 +4921,7 @@
           <w:ilvl w:val="0"/>
           <w:numId w:val="1001"/>
         </w:numPr>
+        <w:ind w:firstLine="420"/>
       </w:pPr>
       <w:r>
         <w:rPr>
@@ -5080,6 +5000,7 @@
           <w:ilvl w:val="0"/>
           <w:numId w:val="1001"/>
         </w:numPr>
+        <w:ind w:firstLine="420"/>
       </w:pPr>
       <w:r>
         <w:rPr>
@@ -5169,6 +5090,7 @@
     <w:p>
       <w:pPr>
         <w:pStyle w:val="FirstParagraph"/>
+        <w:ind w:firstLine="420"/>
       </w:pPr>
       <w:r>
         <w:rPr>
@@ -5194,46 +5116,6 @@
         </w:rPr>
         <w:t>。</w:t>
       </w:r>
-    </w:p>
-    <w:p>
-      <w:pPr>
-        <w:spacing w:before="0" w:after="0"/>
-      </w:pPr>
-    </w:p>
-    <w:p>
-      <w:pPr>
-        <w:spacing w:before="0" w:after="0"/>
-      </w:pPr>
-    </w:p>
-    <w:p>
-      <w:pPr>
-        <w:spacing w:before="0" w:after="0"/>
-      </w:pPr>
-    </w:p>
-    <w:p>
-      <w:pPr>
-        <w:spacing w:before="0" w:after="0"/>
-      </w:pPr>
-    </w:p>
-    <w:p>
-      <w:pPr>
-        <w:spacing w:before="0" w:after="0"/>
-      </w:pPr>
-    </w:p>
-    <w:p>
-      <w:pPr>
-        <w:spacing w:before="0" w:after="0"/>
-      </w:pPr>
-    </w:p>
-    <w:p>
-      <w:pPr>
-        <w:spacing w:before="0" w:after="0"/>
-      </w:pPr>
-    </w:p>
-    <w:p>
-      <w:pPr>
-        <w:spacing w:before="0" w:after="0"/>
-      </w:pPr>
     </w:p>
     <w:p>
       <w:pPr>
@@ -5245,6 +5127,16 @@
         </w:pict>
       </w:r>
     </w:p>
+    <w:p>
+      <w:pPr>
+        <w:spacing w:before="160" w:after="80"/>
+      </w:pPr>
+      <w:r>
+        <w:pict>
+          <v:rect style="width:0;height:1.5pt" o:hralign="center" o:hrstd="t" o:hr="t"/>
+        </w:pict>
+      </w:r>
+    </w:p>
     <w:bookmarkEnd w:id="24"/>
     <w:bookmarkStart w:id="25" w:name="第14题"/>
     <w:p>
@@ -5274,6 +5166,7 @@
     <w:p>
       <w:pPr>
         <w:pStyle w:val="FirstParagraph"/>
+        <w:ind w:firstLine="420"/>
       </w:pPr>
       <w:r>
         <w:rPr>
@@ -5479,6 +5372,7 @@
           <w:ilvl w:val="0"/>
           <w:numId w:val="1002"/>
         </w:numPr>
+        <w:ind w:firstLine="420"/>
       </w:pPr>
       <w:r>
         <w:rPr>
@@ -5500,6 +5394,7 @@
           <w:ilvl w:val="0"/>
           <w:numId w:val="1002"/>
         </w:numPr>
+        <w:ind w:firstLine="420"/>
       </w:pPr>
       <w:r>
         <w:rPr>
@@ -5531,31 +5426,6 @@
         </w:rPr>
         <w:t xml:space="preserve"> Chemistry 40, No. 1, 6)</w:t>
       </w:r>
-    </w:p>
-    <w:p>
-      <w:pPr>
-        <w:spacing w:before="0" w:after="0"/>
-      </w:pPr>
-    </w:p>
-    <w:p>
-      <w:pPr>
-        <w:spacing w:before="0" w:after="0"/>
-      </w:pPr>
-    </w:p>
-    <w:p>
-      <w:pPr>
-        <w:spacing w:before="0" w:after="0"/>
-      </w:pPr>
-    </w:p>
-    <w:p>
-      <w:pPr>
-        <w:spacing w:before="0" w:after="0"/>
-      </w:pPr>
-    </w:p>
-    <w:p>
-      <w:pPr>
-        <w:spacing w:before="0" w:after="0"/>
-      </w:pPr>
     </w:p>
     <w:p>
       <w:pPr>
@@ -5567,6 +5437,16 @@
         </w:pict>
       </w:r>
     </w:p>
+    <w:p>
+      <w:pPr>
+        <w:spacing w:before="160" w:after="80"/>
+      </w:pPr>
+      <w:r>
+        <w:pict>
+          <v:rect style="width:0;height:1.5pt" o:hralign="center" o:hrstd="t" o:hr="t"/>
+        </w:pict>
+      </w:r>
+    </w:p>
     <w:bookmarkEnd w:id="25"/>
     <w:bookmarkStart w:id="26" w:name="第15题"/>
     <w:p>
@@ -5596,6 +5476,7 @@
     <w:p>
       <w:pPr>
         <w:pStyle w:val="FirstParagraph"/>
+        <w:ind w:firstLine="420"/>
       </w:pPr>
       <w:r>
         <w:rPr>
@@ -5682,21 +5563,6 @@
     </w:p>
     <w:p>
       <w:pPr>
-        <w:spacing w:before="0" w:after="0"/>
-      </w:pPr>
-    </w:p>
-    <w:p>
-      <w:pPr>
-        <w:spacing w:before="0" w:after="0"/>
-      </w:pPr>
-    </w:p>
-    <w:p>
-      <w:pPr>
-        <w:spacing w:before="0" w:after="0"/>
-      </w:pPr>
-    </w:p>
-    <w:p>
-      <w:pPr>
         <w:spacing w:before="160" w:after="80"/>
       </w:pPr>
       <w:r>
@@ -5705,6 +5571,16 @@
         </w:pict>
       </w:r>
     </w:p>
+    <w:p>
+      <w:pPr>
+        <w:spacing w:before="160" w:after="80"/>
+      </w:pPr>
+      <w:r>
+        <w:pict>
+          <v:rect style="width:0;height:1.5pt" o:hralign="center" o:hrstd="t" o:hr="t"/>
+        </w:pict>
+      </w:r>
+    </w:p>
     <w:bookmarkEnd w:id="26"/>
     <w:bookmarkStart w:id="27" w:name="第16题"/>
     <w:p>
@@ -5734,6 +5610,7 @@
     <w:p>
       <w:pPr>
         <w:pStyle w:val="FirstParagraph"/>
+        <w:ind w:firstLine="420"/>
       </w:pPr>
       <w:r>
         <w:rPr>
@@ -5814,6 +5691,7 @@
           <w:ilvl w:val="0"/>
           <w:numId w:val="1003"/>
         </w:numPr>
+        <w:ind w:firstLine="420"/>
       </w:pPr>
       <w:r>
         <w:rPr>
@@ -5846,6 +5724,7 @@
           <w:ilvl w:val="0"/>
           <w:numId w:val="1003"/>
         </w:numPr>
+        <w:ind w:firstLine="420"/>
       </w:pPr>
       <w:r>
         <w:rPr>
@@ -5878,6 +5757,7 @@
           <w:ilvl w:val="0"/>
           <w:numId w:val="1003"/>
         </w:numPr>
+        <w:ind w:firstLine="420"/>
       </w:pPr>
       <w:r>
         <w:rPr>
@@ -5915,31 +5795,6 @@
         </w:rPr>
         <w:t>。</w:t>
       </w:r>
-    </w:p>
-    <w:p>
-      <w:pPr>
-        <w:spacing w:before="0" w:after="0"/>
-      </w:pPr>
-    </w:p>
-    <w:p>
-      <w:pPr>
-        <w:spacing w:before="0" w:after="0"/>
-      </w:pPr>
-    </w:p>
-    <w:p>
-      <w:pPr>
-        <w:spacing w:before="0" w:after="0"/>
-      </w:pPr>
-    </w:p>
-    <w:p>
-      <w:pPr>
-        <w:spacing w:before="0" w:after="0"/>
-      </w:pPr>
-    </w:p>
-    <w:p>
-      <w:pPr>
-        <w:spacing w:before="0" w:after="0"/>
-      </w:pPr>
     </w:p>
     <w:p>
       <w:pPr>
@@ -5951,6 +5806,16 @@
         </w:pict>
       </w:r>
     </w:p>
+    <w:p>
+      <w:pPr>
+        <w:spacing w:before="160" w:after="80"/>
+      </w:pPr>
+      <w:r>
+        <w:pict>
+          <v:rect style="width:0;height:1.5pt" o:hralign="center" o:hrstd="t" o:hr="t"/>
+        </w:pict>
+      </w:r>
+    </w:p>
     <w:bookmarkEnd w:id="27"/>
     <w:bookmarkStart w:id="28" w:name="第17题"/>
     <w:p>
@@ -5980,6 +5845,7 @@
     <w:p>
       <w:pPr>
         <w:pStyle w:val="FirstParagraph"/>
+        <w:ind w:firstLine="420"/>
       </w:pPr>
       <w:r>
         <w:rPr>
@@ -6084,21 +5950,6 @@
     </w:p>
     <w:p>
       <w:pPr>
-        <w:spacing w:before="0" w:after="0"/>
-      </w:pPr>
-    </w:p>
-    <w:p>
-      <w:pPr>
-        <w:spacing w:before="0" w:after="0"/>
-      </w:pPr>
-    </w:p>
-    <w:p>
-      <w:pPr>
-        <w:spacing w:before="0" w:after="0"/>
-      </w:pPr>
-    </w:p>
-    <w:p>
-      <w:pPr>
         <w:spacing w:before="160" w:after="80"/>
       </w:pPr>
       <w:r>
@@ -6107,6 +5958,16 @@
         </w:pict>
       </w:r>
     </w:p>
+    <w:p>
+      <w:pPr>
+        <w:spacing w:before="160" w:after="80"/>
+      </w:pPr>
+      <w:r>
+        <w:pict>
+          <v:rect style="width:0;height:1.5pt" o:hralign="center" o:hrstd="t" o:hr="t"/>
+        </w:pict>
+      </w:r>
+    </w:p>
     <w:bookmarkEnd w:id="28"/>
     <w:bookmarkStart w:id="29" w:name="第18题"/>
     <w:p>
@@ -6137,6 +5998,7 @@
       <w:pPr>
         <w:pStyle w:val="FirstParagraph"/>
         <w:spacing w:after="80"/>
+        <w:ind w:firstLine="420"/>
       </w:pPr>
       <w:r>
         <w:rPr>
@@ -6155,15 +6017,16 @@
       <w:tblPr>
         <w:tblStyle w:val="Table"/>
         <w:tblW w:type="auto" w:w="0"/>
+        <w:tblLook w:firstRow="1" w:lastRow="0" w:firstColumn="0" w:lastColumn="0" w:noHBand="0" w:noVBand="0" w:val="0020"/>
+        <w:jc w:val="center"/>
         <w:tblBorders>
           <w:top w:val="single" w:sz="12" w:space="0" w:color="000000"/>
-          <w:left w:val="none" w:sz="0" w:space="0" w:color="auto"/>
           <w:bottom w:val="single" w:sz="12" w:space="0" w:color="000000"/>
-          <w:right w:val="none" w:sz="0" w:space="0" w:color="auto"/>
-          <w:insideH w:val="none" w:sz="0" w:space="0" w:color="auto"/>
-          <w:insideV w:val="none" w:sz="0" w:space="0" w:color="auto"/>
+          <w:left w:val="none"/>
+          <w:right w:val="none"/>
+          <w:insideH w:val="none"/>
+          <w:insideV w:val="none"/>
         </w:tblBorders>
-        <w:tblLook w:firstRow="1" w:lastRow="0" w:firstColumn="0" w:lastColumn="0" w:noHBand="0" w:noVBand="0" w:val="0020"/>
       </w:tblPr>
       <w:tblGrid>
         <w:gridCol w:w="1320"/>
@@ -6180,7 +6043,7 @@
         <w:tc>
           <w:tcPr>
             <w:tcBorders>
-              <w:bottom w:val="single" w:sz="8" w:space="0" w:color="000000"/>
+              <w:bottom w:val="single" w:sz="6" w:space="0" w:color="000000"/>
             </w:tcBorders>
           </w:tcPr>
           <w:p>
@@ -6200,7 +6063,7 @@
         <w:tc>
           <w:tcPr>
             <w:tcBorders>
-              <w:bottom w:val="single" w:sz="8" w:space="0" w:color="000000"/>
+              <w:bottom w:val="single" w:sz="6" w:space="0" w:color="000000"/>
             </w:tcBorders>
           </w:tcPr>
           <w:p>
@@ -6237,7 +6100,7 @@
         <w:tc>
           <w:tcPr>
             <w:tcBorders>
-              <w:bottom w:val="single" w:sz="8" w:space="0" w:color="000000"/>
+              <w:bottom w:val="single" w:sz="6" w:space="0" w:color="000000"/>
             </w:tcBorders>
           </w:tcPr>
           <w:p>
@@ -6274,7 +6137,7 @@
         <w:tc>
           <w:tcPr>
             <w:tcBorders>
-              <w:bottom w:val="single" w:sz="8" w:space="0" w:color="000000"/>
+              <w:bottom w:val="single" w:sz="6" w:space="0" w:color="000000"/>
             </w:tcBorders>
           </w:tcPr>
           <w:p>
@@ -6319,7 +6182,7 @@
         <w:tc>
           <w:tcPr>
             <w:tcBorders>
-              <w:bottom w:val="single" w:sz="8" w:space="0" w:color="000000"/>
+              <w:bottom w:val="single" w:sz="6" w:space="0" w:color="000000"/>
             </w:tcBorders>
           </w:tcPr>
           <w:p>
@@ -6362,7 +6225,7 @@
         <w:tc>
           <w:tcPr>
             <w:tcBorders>
-              <w:bottom w:val="single" w:sz="8" w:space="0" w:color="000000"/>
+              <w:bottom w:val="single" w:sz="6" w:space="0" w:color="000000"/>
             </w:tcBorders>
           </w:tcPr>
           <w:p>
@@ -6756,21 +6619,6 @@
     </w:tbl>
     <w:p>
       <w:pPr>
-        <w:spacing w:before="0" w:after="0"/>
-      </w:pPr>
-    </w:p>
-    <w:p>
-      <w:pPr>
-        <w:spacing w:before="0" w:after="0"/>
-      </w:pPr>
-    </w:p>
-    <w:p>
-      <w:pPr>
-        <w:spacing w:before="0" w:after="0"/>
-      </w:pPr>
-    </w:p>
-    <w:p>
-      <w:pPr>
         <w:spacing w:before="160" w:after="80"/>
       </w:pPr>
       <w:r>
@@ -6779,6 +6627,16 @@
         </w:pict>
       </w:r>
     </w:p>
+    <w:p>
+      <w:pPr>
+        <w:spacing w:before="160" w:after="80"/>
+      </w:pPr>
+      <w:r>
+        <w:pict>
+          <v:rect style="width:0;height:1.5pt" o:hralign="center" o:hrstd="t" o:hr="t"/>
+        </w:pict>
+      </w:r>
+    </w:p>
     <w:bookmarkEnd w:id="29"/>
     <w:bookmarkStart w:id="30" w:name="第19题"/>
     <w:p>
@@ -6808,8 +6666,7 @@
     <w:p>
       <w:pPr>
         <w:pStyle w:val="FirstParagraph"/>
-        <w:spacing w:before="0" w:after="0"/>
-        <w:ind w:left="480" w:hanging="480"/>
+        <w:ind w:firstLine="420"/>
       </w:pPr>
       <m:oMath>
         <m:sSub>
@@ -6877,14 +6734,17 @@
         <w:rPr>
           <w:rFonts w:hint="eastAsia" w:ascii="Times New Roman" w:hAnsi="Times New Roman" w:eastAsia="Times New Roman" w:cs="Times New Roman"/>
         </w:rPr>
-        <w:t>（）</w:t>
-      </w:r>
-    </w:p>
-    <w:p>
-      <w:pPr>
-        <w:pStyle w:val="FirstParagraph"/>
-        <w:spacing w:before="0" w:after="0"/>
-        <w:ind w:left="480" w:hanging="480"/>
+        <w:t xml:space="preserve">（）</w:t>
+      </w:r>
+    </w:p>
+    <w:p>
+      <w:pPr>
+        <w:pStyle w:val="Compact"/>
+        <w:numPr>
+          <w:ilvl w:val="0"/>
+          <w:numId w:val="1004"/>
+        </w:numPr>
+        <w:ind w:firstLine="420"/>
       </w:pPr>
       <w:r>
         <w:rPr>
@@ -6935,18 +6795,15 @@
         </w:rPr>
         <w:t xml:space="preserve">键</w:t>
       </w:r>
-      <w:r>
-        <w:rPr>
-          <w:rFonts w:ascii="Times New Roman" w:hAnsi="Times New Roman" w:eastAsia="Times New Roman" w:cs="Times New Roman"/>
-        </w:rPr>
-        <w:t xml:space="preserve"> </w:t>
-      </w:r>
-    </w:p>
-    <w:p>
-      <w:pPr>
-        <w:pStyle w:val="FirstParagraph"/>
-        <w:spacing w:before="0" w:after="0"/>
-        <w:ind w:left="480" w:hanging="480"/>
+    </w:p>
+    <w:p>
+      <w:pPr>
+        <w:pStyle w:val="Compact"/>
+        <w:numPr>
+          <w:ilvl w:val="0"/>
+          <w:numId w:val="1004"/>
+        </w:numPr>
+        <w:ind w:firstLine="420"/>
       </w:pPr>
       <w:r>
         <w:rPr>
@@ -6997,18 +6854,15 @@
         </w:rPr>
         <w:t xml:space="preserve">键</w:t>
       </w:r>
-      <w:r>
-        <w:rPr>
-          <w:rFonts w:ascii="Times New Roman" w:hAnsi="Times New Roman" w:eastAsia="Times New Roman" w:cs="Times New Roman"/>
-        </w:rPr>
-        <w:t xml:space="preserve"> </w:t>
-      </w:r>
-    </w:p>
-    <w:p>
-      <w:pPr>
-        <w:pStyle w:val="FirstParagraph"/>
-        <w:spacing w:before="0" w:after="0"/>
-        <w:ind w:left="480" w:hanging="480"/>
+    </w:p>
+    <w:p>
+      <w:pPr>
+        <w:pStyle w:val="Compact"/>
+        <w:numPr>
+          <w:ilvl w:val="0"/>
+          <w:numId w:val="1004"/>
+        </w:numPr>
+        <w:ind w:firstLine="420"/>
       </w:pPr>
       <w:r>
         <w:rPr>
@@ -7059,18 +6913,15 @@
         </w:rPr>
         <w:t xml:space="preserve">键</w:t>
       </w:r>
-      <w:r>
-        <w:rPr>
-          <w:rFonts w:ascii="Times New Roman" w:hAnsi="Times New Roman" w:eastAsia="Times New Roman" w:cs="Times New Roman"/>
-        </w:rPr>
-        <w:t xml:space="preserve"> </w:t>
-      </w:r>
-    </w:p>
-    <w:p>
-      <w:pPr>
-        <w:pStyle w:val="FirstParagraph"/>
-        <w:spacing w:before="0" w:after="0"/>
-        <w:ind w:left="480" w:hanging="480"/>
+    </w:p>
+    <w:p>
+      <w:pPr>
+        <w:pStyle w:val="Compact"/>
+        <w:numPr>
+          <w:ilvl w:val="0"/>
+          <w:numId w:val="1004"/>
+        </w:numPr>
+        <w:ind w:firstLine="420"/>
       </w:pPr>
       <w:r>
         <w:rPr>
@@ -7124,16 +6975,6 @@
     </w:p>
     <w:p>
       <w:pPr>
-        <w:spacing w:before="0" w:after="0"/>
-      </w:pPr>
-    </w:p>
-    <w:p>
-      <w:pPr>
-        <w:spacing w:before="0" w:after="0"/>
-      </w:pPr>
-    </w:p>
-    <w:p>
-      <w:pPr>
         <w:spacing w:before="160" w:after="80"/>
       </w:pPr>
       <w:r>
@@ -7142,6 +6983,16 @@
         </w:pict>
       </w:r>
     </w:p>
+    <w:p>
+      <w:pPr>
+        <w:spacing w:before="160" w:after="80"/>
+      </w:pPr>
+      <w:r>
+        <w:pict>
+          <v:rect style="width:0;height:1.5pt" o:hralign="center" o:hrstd="t" o:hr="t"/>
+        </w:pict>
+      </w:r>
+    </w:p>
     <w:bookmarkEnd w:id="30"/>
     <w:bookmarkStart w:id="31" w:name="第20题"/>
     <w:p>
@@ -7171,8 +7022,7 @@
     <w:p>
       <w:pPr>
         <w:pStyle w:val="FirstParagraph"/>
-        <w:spacing w:before="0" w:after="0"/>
-        <w:ind w:left="480" w:hanging="480"/>
+        <w:ind w:firstLine="420"/>
       </w:pPr>
       <w:r>
         <w:rPr>
@@ -7204,13 +7054,6 @@
         </w:rPr>
         <w:t xml:space="preserve"> </w:t>
       </w:r>
-    </w:p>
-    <w:p>
-      <w:pPr>
-        <w:pStyle w:val="FirstParagraph"/>
-        <w:spacing w:before="0" w:after="0"/>
-        <w:ind w:left="480" w:hanging="480"/>
-      </w:pPr>
       <w:r>
         <w:rPr>
           <w:rFonts w:ascii="Times New Roman" w:hAnsi="Times New Roman" w:eastAsia="Times New Roman" w:cs="Times New Roman"/>
@@ -7337,13 +7180,6 @@
         </w:rPr>
         <w:t xml:space="preserve"> </w:t>
       </w:r>
-    </w:p>
-    <w:p>
-      <w:pPr>
-        <w:pStyle w:val="FirstParagraph"/>
-        <w:spacing w:before="0" w:after="0"/>
-        <w:ind w:left="480" w:hanging="480"/>
-      </w:pPr>
       <w:r>
         <w:rPr>
           <w:rFonts w:ascii="Times New Roman" w:hAnsi="Times New Roman" w:eastAsia="Times New Roman" w:cs="Times New Roman"/>
@@ -7420,13 +7256,6 @@
         </w:rPr>
         <w:t xml:space="preserve"> </w:t>
       </w:r>
-    </w:p>
-    <w:p>
-      <w:pPr>
-        <w:pStyle w:val="FirstParagraph"/>
-        <w:spacing w:before="0" w:after="0"/>
-        <w:ind w:left="480" w:hanging="480"/>
-      </w:pPr>
       <w:r>
         <w:rPr>
           <w:rFonts w:ascii="Times New Roman" w:hAnsi="Times New Roman" w:eastAsia="Times New Roman" w:cs="Times New Roman"/>
@@ -7511,13 +7340,6 @@
         </w:rPr>
         <w:t xml:space="preserve"> </w:t>
       </w:r>
-    </w:p>
-    <w:p>
-      <w:pPr>
-        <w:pStyle w:val="FirstParagraph"/>
-        <w:spacing w:before="0" w:after="0"/>
-        <w:ind w:left="480" w:hanging="480"/>
-      </w:pPr>
       <w:r>
         <w:rPr>
           <w:rFonts w:ascii="Times New Roman" w:hAnsi="Times New Roman" w:eastAsia="Times New Roman" w:cs="Times New Roman"/>
@@ -7588,16 +7410,6 @@
     </w:p>
     <w:p>
       <w:pPr>
-        <w:spacing w:before="0" w:after="0"/>
-      </w:pPr>
-    </w:p>
-    <w:p>
-      <w:pPr>
-        <w:spacing w:before="0" w:after="0"/>
-      </w:pPr>
-    </w:p>
-    <w:p>
-      <w:pPr>
         <w:spacing w:before="160" w:after="80"/>
       </w:pPr>
       <w:r>
@@ -7606,6 +7418,16 @@
         </w:pict>
       </w:r>
     </w:p>
+    <w:p>
+      <w:pPr>
+        <w:spacing w:before="160" w:after="80"/>
+      </w:pPr>
+      <w:r>
+        <w:pict>
+          <v:rect style="width:0;height:1.5pt" o:hralign="center" o:hrstd="t" o:hr="t"/>
+        </w:pict>
+      </w:r>
+    </w:p>
     <w:bookmarkEnd w:id="31"/>
     <w:bookmarkStart w:id="35" w:name="第21题"/>
     <w:p>
@@ -7635,6 +7457,7 @@
     <w:p>
       <w:pPr>
         <w:pStyle w:val="FirstParagraph"/>
+        <w:ind w:firstLine="420"/>
       </w:pPr>
       <w:r>
         <w:rPr>
@@ -7716,6 +7539,7 @@
     <w:p>
       <w:pPr>
         <w:pStyle w:val="BodyText"/>
+        <w:ind w:firstLine="420"/>
       </w:pPr>
       <w:r>
         <w:rPr>
@@ -7777,31 +7601,6 @@
         </w:rPr>
         <w:t>。</w:t>
       </w:r>
-    </w:p>
-    <w:p>
-      <w:pPr>
-        <w:spacing w:before="0" w:after="0"/>
-      </w:pPr>
-    </w:p>
-    <w:p>
-      <w:pPr>
-        <w:spacing w:before="0" w:after="0"/>
-      </w:pPr>
-    </w:p>
-    <w:p>
-      <w:pPr>
-        <w:spacing w:before="0" w:after="0"/>
-      </w:pPr>
-    </w:p>
-    <w:p>
-      <w:pPr>
-        <w:spacing w:before="0" w:after="0"/>
-      </w:pPr>
-    </w:p>
-    <w:p>
-      <w:pPr>
-        <w:spacing w:before="0" w:after="0"/>
-      </w:pPr>
     </w:p>
     <w:p>
       <w:pPr>
@@ -7813,6 +7612,16 @@
         </w:pict>
       </w:r>
     </w:p>
+    <w:p>
+      <w:pPr>
+        <w:spacing w:before="160" w:after="80"/>
+      </w:pPr>
+      <w:r>
+        <w:pict>
+          <v:rect style="width:0;height:1.5pt" o:hralign="center" o:hrstd="t" o:hr="t"/>
+        </w:pict>
+      </w:r>
+    </w:p>
     <w:bookmarkEnd w:id="35"/>
     <w:bookmarkStart w:id="39" w:name="第22题"/>
     <w:p>
@@ -7842,6 +7651,7 @@
     <w:p>
       <w:pPr>
         <w:pStyle w:val="FirstParagraph"/>
+        <w:ind w:firstLine="420"/>
       </w:pPr>
       <w:r>
         <w:rPr>
@@ -7934,19 +7744,204 @@
     </w:p>
     <w:p>
       <w:pPr>
+        <w:pStyle w:val="Compact"/>
+        <w:numPr>
+          <w:ilvl w:val="0"/>
+          <w:numId w:val="1005"/>
+        </w:numPr>
+        <w:ind w:firstLine="420"/>
+      </w:pPr>
+      <w:r>
+        <w:rPr>
+          <w:rFonts w:hint="eastAsia" w:ascii="Times New Roman" w:hAnsi="Times New Roman" w:eastAsia="FangSong" w:cs="Times New Roman"/>
+        </w:rPr>
+        <w:t>偶氮苯可以作为力敏团引入到高分子主链结构中</w:t>
+      </w:r>
+      <w:r>
+        <w:rPr>
+          <w:rFonts w:hint="eastAsia" w:ascii="Times New Roman" w:hAnsi="Times New Roman" w:eastAsia="Times New Roman" w:cs="Times New Roman"/>
+        </w:rPr>
+        <w:t>，</w:t>
+      </w:r>
+      <w:r>
+        <w:rPr>
+          <w:rFonts w:hint="eastAsia" w:ascii="Times New Roman" w:hAnsi="Times New Roman" w:eastAsia="FangSong" w:cs="Times New Roman"/>
+        </w:rPr>
+        <w:t>在高分子主链被拉伸的时候改变其构型</w:t>
+      </w:r>
+      <w:r>
+        <w:rPr>
+          <w:rFonts w:hint="eastAsia" w:ascii="Times New Roman" w:hAnsi="Times New Roman" w:eastAsia="Times New Roman" w:cs="Times New Roman"/>
+        </w:rPr>
+        <w:t>。</w:t>
+      </w:r>
+    </w:p>
+    <w:p>
+      <w:pPr>
+        <w:pStyle w:val="FirstParagraph"/>
+        <w:ind w:firstLine="420"/>
+      </w:pPr>
+      <w:r>
+        <w:rPr>
+          <w:rFonts w:ascii="Times New Roman" w:hAnsi="Times New Roman" w:eastAsia="Times New Roman" w:cs="Times New Roman"/>
+        </w:rPr>
+        <w:t xml:space="preserve">(1)① </w:t>
+      </w:r>
+      <w:r>
+        <w:rPr>
+          <w:rFonts w:hint="eastAsia" w:ascii="Times New Roman" w:hAnsi="Times New Roman" w:eastAsia="FangSong" w:cs="Times New Roman"/>
+        </w:rPr>
+        <w:t>已知</w:t>
+      </w:r>
+      <w:r>
+        <w:rPr>
+          <w:rFonts w:hint="eastAsia" w:ascii="Times New Roman" w:hAnsi="Times New Roman" w:eastAsia="Times New Roman" w:cs="Times New Roman"/>
+        </w:rPr>
+        <w:t>，</w:t>
+      </w:r>
+      <w:r>
+        <w:rPr>
+          <w:rFonts w:hint="eastAsia" w:ascii="Times New Roman" w:hAnsi="Times New Roman" w:eastAsia="FangSong" w:cs="Times New Roman"/>
+        </w:rPr>
+        <w:t>偶氮苯的</w:t>
+      </w:r>
+      <w:r>
+        <w:rPr>
+          <w:rFonts w:ascii="Times New Roman" w:hAnsi="Times New Roman" w:eastAsia="Times New Roman" w:cs="Times New Roman"/>
+        </w:rPr>
+        <w:t xml:space="preserve"> </w:t>
+      </w:r>
+      <w:r>
+        <w:rPr>
+          <w:rFonts w:hint="eastAsia" w:ascii="Times New Roman" w:hAnsi="Times New Roman" w:eastAsia="Times New Roman" w:cs="Times New Roman"/>
+        </w:rPr>
+        <w:t>4,4’-</w:t>
+      </w:r>
+      <w:r>
+        <w:rPr>
+          <w:rFonts w:hint="eastAsia" w:ascii="Times New Roman" w:hAnsi="Times New Roman" w:eastAsia="FangSong" w:cs="Times New Roman"/>
+        </w:rPr>
+        <w:t>位置嵌入聚合物主链中</w:t>
+      </w:r>
+      <w:r>
+        <w:rPr>
+          <w:rFonts w:hint="eastAsia" w:ascii="Times New Roman" w:hAnsi="Times New Roman" w:eastAsia="Times New Roman" w:cs="Times New Roman"/>
+        </w:rPr>
+        <w:t>。</w:t>
+      </w:r>
+      <w:r>
+        <w:rPr>
+          <w:rFonts w:hint="eastAsia" w:ascii="Times New Roman" w:hAnsi="Times New Roman" w:eastAsia="FangSong" w:cs="Times New Roman"/>
+        </w:rPr>
+        <w:t>请问</w:t>
+      </w:r>
+      <w:r>
+        <w:rPr>
+          <w:rFonts w:hint="eastAsia" w:ascii="Times New Roman" w:hAnsi="Times New Roman" w:eastAsia="Times New Roman" w:cs="Times New Roman"/>
+        </w:rPr>
+        <w:t>，</w:t>
+      </w:r>
+      <w:r>
+        <w:rPr>
+          <w:rFonts w:hint="eastAsia" w:ascii="Times New Roman" w:hAnsi="Times New Roman" w:eastAsia="FangSong" w:cs="Times New Roman"/>
+        </w:rPr>
+        <w:t>在主链受到拉伸张力时</w:t>
+      </w:r>
+      <w:r>
+        <w:rPr>
+          <w:rFonts w:hint="eastAsia" w:ascii="Times New Roman" w:hAnsi="Times New Roman" w:eastAsia="Times New Roman" w:cs="Times New Roman"/>
+        </w:rPr>
+        <w:t>，cis-</w:t>
+      </w:r>
+      <w:r>
+        <w:rPr>
+          <w:rFonts w:hint="eastAsia" w:ascii="Times New Roman" w:hAnsi="Times New Roman" w:eastAsia="FangSong" w:cs="Times New Roman"/>
+        </w:rPr>
+        <w:t>还是</w:t>
+      </w:r>
+      <w:r>
+        <w:rPr>
+          <w:rFonts w:ascii="Times New Roman" w:hAnsi="Times New Roman" w:eastAsia="Times New Roman" w:cs="Times New Roman"/>
+        </w:rPr>
+        <w:t xml:space="preserve"> </w:t>
+      </w:r>
+      <w:r>
+        <w:rPr>
+          <w:rFonts w:hint="eastAsia" w:ascii="Times New Roman" w:hAnsi="Times New Roman" w:eastAsia="Times New Roman" w:cs="Times New Roman"/>
+        </w:rPr>
+        <w:t>trans-</w:t>
+      </w:r>
+      <w:r>
+        <w:rPr>
+          <w:rFonts w:hint="eastAsia" w:ascii="Times New Roman" w:hAnsi="Times New Roman" w:eastAsia="FangSong" w:cs="Times New Roman"/>
+        </w:rPr>
+        <w:t>构型的偶氮苯更稳定</w:t>
+      </w:r>
+      <w:r>
+        <w:rPr>
+          <w:rFonts w:hint="eastAsia" w:ascii="Times New Roman" w:hAnsi="Times New Roman" w:eastAsia="Times New Roman" w:cs="Times New Roman"/>
+        </w:rPr>
+        <w:t>？</w:t>
+      </w:r>
+    </w:p>
+    <w:p>
+      <w:pPr>
         <w:pStyle w:val="BodyText"/>
-      </w:pPr>
-      <w:r>
-        <w:rPr>
-          <w:rFonts w:ascii="Times New Roman" w:hAnsi="Times New Roman" w:eastAsia="Times New Roman" w:cs="Times New Roman"/>
-        </w:rPr>
-        <w:t xml:space="preserve">3-1 </w:t>
-      </w:r>
-      <w:r>
-        <w:rPr>
-          <w:rFonts w:hint="eastAsia" w:ascii="Times New Roman" w:hAnsi="Times New Roman" w:eastAsia="FangSong" w:cs="Times New Roman"/>
-        </w:rPr>
-        <w:t>偶氮苯可以作为力敏团引入到高分子主链结构中</w:t>
+        <w:ind w:firstLine="420"/>
+      </w:pPr>
+      <w:r>
+        <w:rPr>
+          <w:rFonts w:ascii="Times New Roman" w:hAnsi="Times New Roman" w:eastAsia="Times New Roman" w:cs="Times New Roman"/>
+        </w:rPr>
+        <w:t xml:space="preserve">(1)② </w:t>
+      </w:r>
+      <w:r>
+        <w:rPr>
+          <w:rFonts w:hint="eastAsia" w:ascii="Times New Roman" w:hAnsi="Times New Roman" w:eastAsia="FangSong" w:cs="Times New Roman"/>
+        </w:rPr>
+        <w:t xml:space="preserve">如果对一根嵌入有</w:t>
+      </w:r>
+      <w:r>
+        <w:rPr>
+          <w:rFonts w:ascii="Times New Roman" w:hAnsi="Times New Roman" w:eastAsia="Times New Roman" w:cs="Times New Roman"/>
+        </w:rPr>
+        <w:t xml:space="preserve"> </w:t>
+      </w:r>
+      <w:r>
+        <w:rPr>
+          <w:rFonts w:hint="eastAsia" w:ascii="Times New Roman" w:hAnsi="Times New Roman" w:eastAsia="Times New Roman" w:cs="Times New Roman"/>
+        </w:rPr>
+        <w:t>trans-</w:t>
+      </w:r>
+      <w:r>
+        <w:rPr>
+          <w:rFonts w:hint="eastAsia" w:ascii="Times New Roman" w:hAnsi="Times New Roman" w:eastAsia="FangSong" w:cs="Times New Roman"/>
+        </w:rPr>
+        <w:t>偶氮苯的聚合物链</w:t>
+      </w:r>
+      <w:r>
+        <w:rPr>
+          <w:rFonts w:hint="eastAsia" w:ascii="Times New Roman" w:hAnsi="Times New Roman" w:eastAsia="Times New Roman" w:cs="Times New Roman"/>
+        </w:rPr>
+        <w:t>（4,4’-</w:t>
+      </w:r>
+      <w:r>
+        <w:rPr>
+          <w:rFonts w:hint="eastAsia" w:ascii="Times New Roman" w:hAnsi="Times New Roman" w:eastAsia="FangSong" w:cs="Times New Roman"/>
+        </w:rPr>
+        <w:t>位置嵌入</w:t>
+      </w:r>
+      <w:r>
+        <w:rPr>
+          <w:rFonts w:hint="eastAsia" w:ascii="Times New Roman" w:hAnsi="Times New Roman" w:eastAsia="Times New Roman" w:cs="Times New Roman"/>
+        </w:rPr>
+        <w:t>）</w:t>
+      </w:r>
+      <w:r>
+        <w:rPr>
+          <w:rFonts w:hint="eastAsia" w:ascii="Times New Roman" w:hAnsi="Times New Roman" w:eastAsia="FangSong" w:cs="Times New Roman"/>
+        </w:rPr>
+        <w:t>持续拉伸</w:t>
       </w:r>
       <w:r>
         <w:rPr>
@@ -7958,7 +7953,7 @@
         <w:rPr>
           <w:rFonts w:hint="eastAsia" w:ascii="Times New Roman" w:hAnsi="Times New Roman" w:eastAsia="FangSong" w:cs="Times New Roman"/>
         </w:rPr>
-        <w:t>在高分子主链被拉伸的时候改变其构型</w:t>
+        <w:t>请你预测应力关于位移的曲线</w:t>
       </w:r>
       <w:r>
         <w:rPr>
@@ -7969,19 +7964,17 @@
     </w:p>
     <w:p>
       <w:pPr>
-        <w:pStyle w:val="BodyText"/>
-      </w:pPr>
-      <w:r>
-        <w:rPr>
-          <w:rFonts w:ascii="Times New Roman" w:hAnsi="Times New Roman" w:eastAsia="Times New Roman" w:cs="Times New Roman"/>
-        </w:rPr>
-        <w:t xml:space="preserve">3-1-1 </w:t>
-      </w:r>
-      <w:r>
-        <w:rPr>
-          <w:rFonts w:hint="eastAsia" w:ascii="Times New Roman" w:hAnsi="Times New Roman" w:eastAsia="FangSong" w:cs="Times New Roman"/>
-        </w:rPr>
-        <w:t>已知</w:t>
+        <w:numPr>
+          <w:ilvl w:val="0"/>
+          <w:numId w:val="1006"/>
+        </w:numPr>
+        <w:ind w:firstLine="420"/>
+      </w:pPr>
+      <w:r>
+        <w:rPr>
+          <w:rFonts w:hint="eastAsia" w:ascii="Times New Roman" w:hAnsi="Times New Roman" w:eastAsia="FangSong" w:cs="Times New Roman"/>
+        </w:rPr>
+        <w:t>塑料袋相信大家都不陌生</w:t>
       </w:r>
       <w:r>
         <w:rPr>
@@ -7993,25 +7986,7 @@
         <w:rPr>
           <w:rFonts w:hint="eastAsia" w:ascii="Times New Roman" w:hAnsi="Times New Roman" w:eastAsia="FangSong" w:cs="Times New Roman"/>
         </w:rPr>
-        <w:t>偶氮苯的</w:t>
-      </w:r>
-      <w:r>
-        <w:rPr>
-          <w:rFonts w:ascii="Times New Roman" w:hAnsi="Times New Roman" w:eastAsia="Times New Roman" w:cs="Times New Roman"/>
-        </w:rPr>
-        <w:t xml:space="preserve"> </w:t>
-      </w:r>
-      <w:r>
-        <w:rPr>
-          <w:rFonts w:hint="eastAsia" w:ascii="Times New Roman" w:hAnsi="Times New Roman" w:eastAsia="Times New Roman" w:cs="Times New Roman"/>
-        </w:rPr>
-        <w:t>4,4’-</w:t>
-      </w:r>
-      <w:r>
-        <w:rPr>
-          <w:rFonts w:hint="eastAsia" w:ascii="Times New Roman" w:hAnsi="Times New Roman" w:eastAsia="FangSong" w:cs="Times New Roman"/>
-        </w:rPr>
-        <w:t>位置嵌入聚合物主链中</w:t>
+        <w:t>聚乙烯就是塑料袋的主要材料之一</w:t>
       </w:r>
       <w:r>
         <w:rPr>
@@ -8023,7 +7998,7 @@
         <w:rPr>
           <w:rFonts w:hint="eastAsia" w:ascii="Times New Roman" w:hAnsi="Times New Roman" w:eastAsia="FangSong" w:cs="Times New Roman"/>
         </w:rPr>
-        <w:t>请问</w:t>
+        <w:t>聚乙烯塑料袋在被拉伸时</w:t>
       </w:r>
       <w:r>
         <w:rPr>
@@ -8035,102 +8010,31 @@
         <w:rPr>
           <w:rFonts w:hint="eastAsia" w:ascii="Times New Roman" w:hAnsi="Times New Roman" w:eastAsia="FangSong" w:cs="Times New Roman"/>
         </w:rPr>
-        <w:t>在主链受到拉伸张力时</w:t>
-      </w:r>
-      <w:r>
-        <w:rPr>
-          <w:rFonts w:hint="eastAsia" w:ascii="Times New Roman" w:hAnsi="Times New Roman" w:eastAsia="Times New Roman" w:cs="Times New Roman"/>
-        </w:rPr>
-        <w:t>，cis-</w:t>
-      </w:r>
-      <w:r>
-        <w:rPr>
-          <w:rFonts w:hint="eastAsia" w:ascii="Times New Roman" w:hAnsi="Times New Roman" w:eastAsia="FangSong" w:cs="Times New Roman"/>
-        </w:rPr>
-        <w:t>还是</w:t>
-      </w:r>
-      <w:r>
-        <w:rPr>
-          <w:rFonts w:ascii="Times New Roman" w:hAnsi="Times New Roman" w:eastAsia="Times New Roman" w:cs="Times New Roman"/>
-        </w:rPr>
-        <w:t xml:space="preserve"> </w:t>
-      </w:r>
-      <w:r>
-        <w:rPr>
-          <w:rFonts w:hint="eastAsia" w:ascii="Times New Roman" w:hAnsi="Times New Roman" w:eastAsia="Times New Roman" w:cs="Times New Roman"/>
-        </w:rPr>
-        <w:t>trans-</w:t>
-      </w:r>
-      <w:r>
-        <w:rPr>
-          <w:rFonts w:hint="eastAsia" w:ascii="Times New Roman" w:hAnsi="Times New Roman" w:eastAsia="FangSong" w:cs="Times New Roman"/>
-        </w:rPr>
-        <w:t>构型的偶氮苯更稳定</w:t>
-      </w:r>
-      <w:r>
-        <w:rPr>
-          <w:rFonts w:hint="eastAsia" w:ascii="Times New Roman" w:hAnsi="Times New Roman" w:eastAsia="Times New Roman" w:cs="Times New Roman"/>
-        </w:rPr>
-        <w:t>？</w:t>
-      </w:r>
-    </w:p>
-    <w:p>
-      <w:pPr>
-        <w:pStyle w:val="BodyText"/>
-      </w:pPr>
-      <w:r>
-        <w:rPr>
-          <w:rFonts w:ascii="Times New Roman" w:hAnsi="Times New Roman" w:eastAsia="Times New Roman" w:cs="Times New Roman"/>
-        </w:rPr>
-        <w:t xml:space="preserve">3-1-2 </w:t>
-      </w:r>
-      <w:r>
-        <w:rPr>
-          <w:rFonts w:hint="eastAsia" w:ascii="Times New Roman" w:hAnsi="Times New Roman" w:eastAsia="FangSong" w:cs="Times New Roman"/>
-        </w:rPr>
-        <w:t xml:space="preserve">如果对一根嵌入有</w:t>
-      </w:r>
-      <w:r>
-        <w:rPr>
-          <w:rFonts w:ascii="Times New Roman" w:hAnsi="Times New Roman" w:eastAsia="Times New Roman" w:cs="Times New Roman"/>
-        </w:rPr>
-        <w:t xml:space="preserve"> </w:t>
-      </w:r>
-      <w:r>
-        <w:rPr>
-          <w:rFonts w:hint="eastAsia" w:ascii="Times New Roman" w:hAnsi="Times New Roman" w:eastAsia="Times New Roman" w:cs="Times New Roman"/>
-        </w:rPr>
-        <w:t>trans-</w:t>
-      </w:r>
-      <w:r>
-        <w:rPr>
-          <w:rFonts w:hint="eastAsia" w:ascii="Times New Roman" w:hAnsi="Times New Roman" w:eastAsia="FangSong" w:cs="Times New Roman"/>
-        </w:rPr>
-        <w:t>偶氮苯的聚合物链</w:t>
-      </w:r>
-      <w:r>
-        <w:rPr>
-          <w:rFonts w:hint="eastAsia" w:ascii="Times New Roman" w:hAnsi="Times New Roman" w:eastAsia="Times New Roman" w:cs="Times New Roman"/>
-        </w:rPr>
-        <w:t>（4,4’-</w:t>
-      </w:r>
-      <w:r>
-        <w:rPr>
-          <w:rFonts w:hint="eastAsia" w:ascii="Times New Roman" w:hAnsi="Times New Roman" w:eastAsia="FangSong" w:cs="Times New Roman"/>
-        </w:rPr>
-        <w:t>位置嵌入</w:t>
-      </w:r>
-      <w:r>
-        <w:rPr>
-          <w:rFonts w:hint="eastAsia" w:ascii="Times New Roman" w:hAnsi="Times New Roman" w:eastAsia="Times New Roman" w:cs="Times New Roman"/>
-        </w:rPr>
-        <w:t>）</w:t>
-      </w:r>
-      <w:r>
-        <w:rPr>
-          <w:rFonts w:hint="eastAsia" w:ascii="Times New Roman" w:hAnsi="Times New Roman" w:eastAsia="FangSong" w:cs="Times New Roman"/>
-        </w:rPr>
-        <w:t>持续拉伸</w:t>
+        <w:t>通常可以发现塑料变</w:t>
+      </w:r>
+      <w:r>
+        <w:rPr>
+          <w:rFonts w:hint="eastAsia" w:ascii="Times New Roman" w:hAnsi="Times New Roman" w:eastAsia="Times New Roman" w:cs="Times New Roman"/>
+        </w:rPr>
+        <w:t>“</w:t>
+      </w:r>
+      <w:r>
+        <w:rPr>
+          <w:rFonts w:hint="eastAsia" w:ascii="Times New Roman" w:hAnsi="Times New Roman" w:eastAsia="FangSong" w:cs="Times New Roman"/>
+        </w:rPr>
+        <w:t>白</w:t>
+      </w:r>
+      <w:r>
+        <w:rPr>
+          <w:rFonts w:hint="eastAsia" w:ascii="Times New Roman" w:hAnsi="Times New Roman" w:eastAsia="Times New Roman" w:cs="Times New Roman"/>
+        </w:rPr>
+        <w:t>”</w:t>
+      </w:r>
+      <w:r>
+        <w:rPr>
+          <w:rFonts w:hint="eastAsia" w:ascii="Times New Roman" w:hAnsi="Times New Roman" w:eastAsia="FangSong" w:cs="Times New Roman"/>
+        </w:rPr>
+        <w:t>了</w:t>
       </w:r>
       <w:r>
         <w:rPr>
@@ -8142,7 +8046,19 @@
         <w:rPr>
           <w:rFonts w:hint="eastAsia" w:ascii="Times New Roman" w:hAnsi="Times New Roman" w:eastAsia="FangSong" w:cs="Times New Roman"/>
         </w:rPr>
-        <w:t>请你预测应力关于位移的曲线</w:t>
+        <w:t>也就是变得不透明了</w:t>
+      </w:r>
+      <w:r>
+        <w:rPr>
+          <w:rFonts w:hint="eastAsia" w:ascii="Times New Roman" w:hAnsi="Times New Roman" w:eastAsia="Times New Roman" w:cs="Times New Roman"/>
+        </w:rPr>
+        <w:t>，</w:t>
+      </w:r>
+      <w:r>
+        <w:rPr>
+          <w:rFonts w:hint="eastAsia" w:ascii="Times New Roman" w:hAnsi="Times New Roman" w:eastAsia="FangSong" w:cs="Times New Roman"/>
+        </w:rPr>
+        <w:t>请解释</w:t>
       </w:r>
       <w:r>
         <w:rPr>
@@ -8153,19 +8069,17 @@
     </w:p>
     <w:p>
       <w:pPr>
-        <w:pStyle w:val="BodyText"/>
-      </w:pPr>
-      <w:r>
-        <w:rPr>
-          <w:rFonts w:ascii="Times New Roman" w:hAnsi="Times New Roman" w:eastAsia="Times New Roman" w:cs="Times New Roman"/>
-        </w:rPr>
-        <w:t xml:space="preserve">3-2 </w:t>
-      </w:r>
-      <w:r>
-        <w:rPr>
-          <w:rFonts w:hint="eastAsia" w:ascii="Times New Roman" w:hAnsi="Times New Roman" w:eastAsia="FangSong" w:cs="Times New Roman"/>
-        </w:rPr>
-        <w:t>塑料袋相信大家都不陌生</w:t>
+        <w:numPr>
+          <w:ilvl w:val="0"/>
+          <w:numId w:val="1006"/>
+        </w:numPr>
+        <w:ind w:firstLine="420"/>
+      </w:pPr>
+      <w:r>
+        <w:rPr>
+          <w:rFonts w:hint="eastAsia" w:ascii="Times New Roman" w:hAnsi="Times New Roman" w:eastAsia="FangSong" w:cs="Times New Roman"/>
+        </w:rPr>
+        <w:t>对分子施加机械力的方法还有很多种</w:t>
       </w:r>
       <w:r>
         <w:rPr>
@@ -8177,7 +8091,7 @@
         <w:rPr>
           <w:rFonts w:hint="eastAsia" w:ascii="Times New Roman" w:hAnsi="Times New Roman" w:eastAsia="FangSong" w:cs="Times New Roman"/>
         </w:rPr>
-        <w:t>聚乙烯就是塑料袋的主要材料之一</w:t>
+        <w:t>超声波就是其中一种常用的手段</w:t>
       </w:r>
       <w:r>
         <w:rPr>
@@ -8189,7 +8103,7 @@
         <w:rPr>
           <w:rFonts w:hint="eastAsia" w:ascii="Times New Roman" w:hAnsi="Times New Roman" w:eastAsia="FangSong" w:cs="Times New Roman"/>
         </w:rPr>
-        <w:t>聚乙烯塑料袋在被拉伸时</w:t>
+        <w:t>研究表明</w:t>
       </w:r>
       <w:r>
         <w:rPr>
@@ -8201,31 +8115,7 @@
         <w:rPr>
           <w:rFonts w:hint="eastAsia" w:ascii="Times New Roman" w:hAnsi="Times New Roman" w:eastAsia="FangSong" w:cs="Times New Roman"/>
         </w:rPr>
-        <w:t>通常可以发现塑料变</w:t>
-      </w:r>
-      <w:r>
-        <w:rPr>
-          <w:rFonts w:hint="eastAsia" w:ascii="Times New Roman" w:hAnsi="Times New Roman" w:eastAsia="Times New Roman" w:cs="Times New Roman"/>
-        </w:rPr>
-        <w:t>“</w:t>
-      </w:r>
-      <w:r>
-        <w:rPr>
-          <w:rFonts w:hint="eastAsia" w:ascii="Times New Roman" w:hAnsi="Times New Roman" w:eastAsia="FangSong" w:cs="Times New Roman"/>
-        </w:rPr>
-        <w:t>白</w:t>
-      </w:r>
-      <w:r>
-        <w:rPr>
-          <w:rFonts w:hint="eastAsia" w:ascii="Times New Roman" w:hAnsi="Times New Roman" w:eastAsia="Times New Roman" w:cs="Times New Roman"/>
-        </w:rPr>
-        <w:t>”</w:t>
-      </w:r>
-      <w:r>
-        <w:rPr>
-          <w:rFonts w:hint="eastAsia" w:ascii="Times New Roman" w:hAnsi="Times New Roman" w:eastAsia="FangSong" w:cs="Times New Roman"/>
-        </w:rPr>
-        <w:t>了</w:t>
+        <w:t>在用超声波处理以下聚合物的四氢呋喃溶液时</w:t>
       </w:r>
       <w:r>
         <w:rPr>
@@ -8237,7 +8127,7 @@
         <w:rPr>
           <w:rFonts w:hint="eastAsia" w:ascii="Times New Roman" w:hAnsi="Times New Roman" w:eastAsia="FangSong" w:cs="Times New Roman"/>
         </w:rPr>
-        <w:t>也就是变得不透明了</w:t>
+        <w:t>溶液颜色变深</w:t>
       </w:r>
       <w:r>
         <w:rPr>
@@ -8249,7 +8139,7 @@
         <w:rPr>
           <w:rFonts w:hint="eastAsia" w:ascii="Times New Roman" w:hAnsi="Times New Roman" w:eastAsia="FangSong" w:cs="Times New Roman"/>
         </w:rPr>
-        <w:t>请解释</w:t>
+        <w:t>并且析出深色聚合物沉淀</w:t>
       </w:r>
       <w:r>
         <w:rPr>
@@ -8257,34 +8147,11 @@
         </w:rPr>
         <w:t>。</w:t>
       </w:r>
-    </w:p>
-    <w:p>
-      <w:pPr>
-        <w:pStyle w:val="BodyText"/>
-      </w:pPr>
-      <w:r>
-        <w:rPr>
-          <w:rFonts w:ascii="Times New Roman" w:hAnsi="Times New Roman" w:eastAsia="Times New Roman" w:cs="Times New Roman"/>
-        </w:rPr>
-        <w:t xml:space="preserve">3-3 </w:t>
-      </w:r>
-      <w:r>
-        <w:rPr>
-          <w:rFonts w:hint="eastAsia" w:ascii="Times New Roman" w:hAnsi="Times New Roman" w:eastAsia="FangSong" w:cs="Times New Roman"/>
-        </w:rPr>
-        <w:t>对分子施加机械力的方法还有很多种</w:t>
-      </w:r>
-      <w:r>
-        <w:rPr>
-          <w:rFonts w:hint="eastAsia" w:ascii="Times New Roman" w:hAnsi="Times New Roman" w:eastAsia="Times New Roman" w:cs="Times New Roman"/>
-        </w:rPr>
-        <w:t>，</w:t>
-      </w:r>
-      <w:r>
-        <w:rPr>
-          <w:rFonts w:hint="eastAsia" w:ascii="Times New Roman" w:hAnsi="Times New Roman" w:eastAsia="FangSong" w:cs="Times New Roman"/>
-        </w:rPr>
-        <w:t>超声波就是其中一种常用的手段</w:t>
+      <w:r>
+        <w:rPr>
+          <w:rFonts w:hint="eastAsia" w:ascii="Times New Roman" w:hAnsi="Times New Roman" w:eastAsia="FangSong" w:cs="Times New Roman"/>
+        </w:rPr>
+        <w:t>给出产物的结构</w:t>
       </w:r>
       <w:r>
         <w:rPr>
@@ -8292,70 +8159,10 @@
         </w:rPr>
         <w:t>。</w:t>
       </w:r>
-      <w:r>
-        <w:rPr>
-          <w:rFonts w:hint="eastAsia" w:ascii="Times New Roman" w:hAnsi="Times New Roman" w:eastAsia="FangSong" w:cs="Times New Roman"/>
-        </w:rPr>
-        <w:t>研究表明</w:t>
-      </w:r>
-      <w:r>
-        <w:rPr>
-          <w:rFonts w:hint="eastAsia" w:ascii="Times New Roman" w:hAnsi="Times New Roman" w:eastAsia="Times New Roman" w:cs="Times New Roman"/>
-        </w:rPr>
-        <w:t>，</w:t>
-      </w:r>
-      <w:r>
-        <w:rPr>
-          <w:rFonts w:hint="eastAsia" w:ascii="Times New Roman" w:hAnsi="Times New Roman" w:eastAsia="FangSong" w:cs="Times New Roman"/>
-        </w:rPr>
-        <w:t>在用超声波处理以下聚合物的四氢呋喃溶液时</w:t>
-      </w:r>
-      <w:r>
-        <w:rPr>
-          <w:rFonts w:hint="eastAsia" w:ascii="Times New Roman" w:hAnsi="Times New Roman" w:eastAsia="Times New Roman" w:cs="Times New Roman"/>
-        </w:rPr>
-        <w:t>，</w:t>
-      </w:r>
-      <w:r>
-        <w:rPr>
-          <w:rFonts w:hint="eastAsia" w:ascii="Times New Roman" w:hAnsi="Times New Roman" w:eastAsia="FangSong" w:cs="Times New Roman"/>
-        </w:rPr>
-        <w:t>溶液颜色变深</w:t>
-      </w:r>
-      <w:r>
-        <w:rPr>
-          <w:rFonts w:hint="eastAsia" w:ascii="Times New Roman" w:hAnsi="Times New Roman" w:eastAsia="Times New Roman" w:cs="Times New Roman"/>
-        </w:rPr>
-        <w:t>，</w:t>
-      </w:r>
-      <w:r>
-        <w:rPr>
-          <w:rFonts w:hint="eastAsia" w:ascii="Times New Roman" w:hAnsi="Times New Roman" w:eastAsia="FangSong" w:cs="Times New Roman"/>
-        </w:rPr>
-        <w:t>并且析出深色聚合物沉淀</w:t>
-      </w:r>
-      <w:r>
-        <w:rPr>
-          <w:rFonts w:hint="eastAsia" w:ascii="Times New Roman" w:hAnsi="Times New Roman" w:eastAsia="Times New Roman" w:cs="Times New Roman"/>
-        </w:rPr>
-        <w:t>。</w:t>
-      </w:r>
-      <w:r>
-        <w:rPr>
-          <w:rFonts w:hint="eastAsia" w:ascii="Times New Roman" w:hAnsi="Times New Roman" w:eastAsia="FangSong" w:cs="Times New Roman"/>
-        </w:rPr>
-        <w:t>给出产物的结构</w:t>
-      </w:r>
-      <w:r>
-        <w:rPr>
-          <w:rFonts w:hint="eastAsia" w:ascii="Times New Roman" w:hAnsi="Times New Roman" w:eastAsia="Times New Roman" w:cs="Times New Roman"/>
-        </w:rPr>
-        <w:t>。</w:t>
-      </w:r>
-    </w:p>
-    <w:p>
-      <w:pPr>
-        <w:pStyle w:val="BodyText"/>
+    </w:p>
+    <w:p>
+      <w:pPr>
+        <w:pStyle w:val="FirstParagraph"/>
         <w:spacing w:before="160" w:after="80"/>
         <w:jc w:val="center"/>
       </w:pPr>
@@ -8407,14 +8214,13 @@
     </w:p>
     <w:p>
       <w:pPr>
-        <w:pStyle w:val="BodyText"/>
-      </w:pPr>
-      <w:r>
-        <w:rPr>
-          <w:rFonts w:ascii="Times New Roman" w:hAnsi="Times New Roman" w:eastAsia="Times New Roman" w:cs="Times New Roman"/>
-        </w:rPr>
-        <w:t xml:space="preserve">3-4 </w:t>
-      </w:r>
+        <w:pStyle w:val="Compact"/>
+        <w:numPr>
+          <w:ilvl w:val="0"/>
+          <w:numId w:val="1007"/>
+        </w:numPr>
+        <w:ind w:firstLine="420"/>
+      </w:pPr>
       <w:r>
         <w:rPr>
           <w:rFonts w:hint="eastAsia" w:ascii="Times New Roman" w:hAnsi="Times New Roman" w:eastAsia="FangSong" w:cs="Times New Roman"/>
@@ -9014,7 +8820,8 @@
     </w:p>
     <w:p>
       <w:pPr>
-        <w:pStyle w:val="BodyText"/>
+        <w:pStyle w:val="FirstParagraph"/>
+        <w:ind w:firstLine="420"/>
       </w:pPr>
       <w:r>
         <w:rPr>
@@ -9022,7 +8829,7 @@
           <w:b/>
           <w:bCs/>
         </w:rPr>
-        <w:t xml:space="preserve">3-4-1 </w:t>
+        <w:t xml:space="preserve">(4)① </w:t>
       </w:r>
       <w:r>
         <w:rPr>
@@ -9060,6 +8867,7 @@
     <w:p>
       <w:pPr>
         <w:pStyle w:val="BodyText"/>
+        <w:ind w:firstLine="420"/>
       </w:pPr>
       <w:r>
         <w:rPr>
@@ -9067,7 +8875,7 @@
           <w:b/>
           <w:bCs/>
         </w:rPr>
-        <w:t xml:space="preserve">3-4-2 DBTDL </w:t>
+        <w:t xml:space="preserve">(4)② DBTDL </w:t>
       </w:r>
       <w:r>
         <w:rPr>
@@ -9089,12 +8897,13 @@
     <w:p>
       <w:pPr>
         <w:pStyle w:val="BodyText"/>
-      </w:pPr>
-      <w:r>
-        <w:rPr>
-          <w:rFonts w:ascii="Times New Roman" w:hAnsi="Times New Roman" w:eastAsia="Times New Roman" w:cs="Times New Roman"/>
-        </w:rPr>
-        <w:t xml:space="preserve">3-4-3 </w:t>
+        <w:ind w:firstLine="420"/>
+      </w:pPr>
+      <w:r>
+        <w:rPr>
+          <w:rFonts w:ascii="Times New Roman" w:hAnsi="Times New Roman" w:eastAsia="Times New Roman" w:cs="Times New Roman"/>
+        </w:rPr>
+        <w:t xml:space="preserve">(4)③ </w:t>
       </w:r>
       <w:r>
         <w:rPr>
@@ -9144,46 +8953,6 @@
         </w:rPr>
         <w:t>。</w:t>
       </w:r>
-    </w:p>
-    <w:p>
-      <w:pPr>
-        <w:spacing w:before="0" w:after="0"/>
-      </w:pPr>
-    </w:p>
-    <w:p>
-      <w:pPr>
-        <w:spacing w:before="0" w:after="0"/>
-      </w:pPr>
-    </w:p>
-    <w:p>
-      <w:pPr>
-        <w:spacing w:before="0" w:after="0"/>
-      </w:pPr>
-    </w:p>
-    <w:p>
-      <w:pPr>
-        <w:spacing w:before="0" w:after="0"/>
-      </w:pPr>
-    </w:p>
-    <w:p>
-      <w:pPr>
-        <w:spacing w:before="0" w:after="0"/>
-      </w:pPr>
-    </w:p>
-    <w:p>
-      <w:pPr>
-        <w:spacing w:before="0" w:after="0"/>
-      </w:pPr>
-    </w:p>
-    <w:p>
-      <w:pPr>
-        <w:spacing w:before="0" w:after="0"/>
-      </w:pPr>
-    </w:p>
-    <w:p>
-      <w:pPr>
-        <w:spacing w:before="0" w:after="0"/>
-      </w:pPr>
     </w:p>
     <w:p>
       <w:pPr>
@@ -9195,6 +8964,16 @@
         </w:pict>
       </w:r>
     </w:p>
+    <w:p>
+      <w:pPr>
+        <w:spacing w:before="160" w:after="80"/>
+      </w:pPr>
+      <w:r>
+        <w:pict>
+          <v:rect style="width:0;height:1.5pt" o:hralign="center" o:hrstd="t" o:hr="t"/>
+        </w:pict>
+      </w:r>
+    </w:p>
     <w:bookmarkEnd w:id="39"/>
     <w:bookmarkStart w:id="52" w:name="第23题"/>
     <w:p>
@@ -9224,6 +9003,7 @@
     <w:p>
       <w:pPr>
         <w:pStyle w:val="FirstParagraph"/>
+        <w:ind w:firstLine="420"/>
       </w:pPr>
       <w:r>
         <w:rPr>
@@ -9317,6 +9097,7 @@
     <w:p>
       <w:pPr>
         <w:pStyle w:val="BodyText"/>
+        <w:ind w:firstLine="420"/>
       </w:pPr>
       <w:r>
         <w:rPr>
@@ -9405,14 +9186,13 @@
     </w:p>
     <w:p>
       <w:pPr>
-        <w:pStyle w:val="BodyText"/>
-      </w:pPr>
-      <w:r>
-        <w:rPr>
-          <w:rFonts w:ascii="Times New Roman" w:hAnsi="Times New Roman" w:eastAsia="Times New Roman" w:cs="Times New Roman"/>
-        </w:rPr>
-        <w:t xml:space="preserve">3-1 </w:t>
-      </w:r>
+        <w:pStyle w:val="Compact"/>
+        <w:numPr>
+          <w:ilvl w:val="0"/>
+          <w:numId w:val="1008"/>
+        </w:numPr>
+        <w:ind w:firstLine="420"/>
+      </w:pPr>
       <w:r>
         <w:rPr>
           <w:rFonts w:hint="eastAsia" w:ascii="Times New Roman" w:hAnsi="Times New Roman" w:eastAsia="FangSong" w:cs="Times New Roman"/>
@@ -9524,7 +9304,7 @@
     </w:p>
     <w:p>
       <w:pPr>
-        <w:pStyle w:val="BodyText"/>
+        <w:pStyle w:val="FirstParagraph"/>
         <w:spacing w:before="160" w:after="80"/>
         <w:jc w:val="center"/>
       </w:pPr>
@@ -9576,14 +9356,13 @@
     </w:p>
     <w:p>
       <w:pPr>
-        <w:pStyle w:val="BodyText"/>
-      </w:pPr>
-      <w:r>
-        <w:rPr>
-          <w:rFonts w:ascii="Times New Roman" w:hAnsi="Times New Roman" w:eastAsia="Times New Roman" w:cs="Times New Roman"/>
-        </w:rPr>
-        <w:t xml:space="preserve">3-2 </w:t>
-      </w:r>
+        <w:pStyle w:val="Compact"/>
+        <w:numPr>
+          <w:ilvl w:val="0"/>
+          <w:numId w:val="1009"/>
+        </w:numPr>
+        <w:ind w:firstLine="420"/>
+      </w:pPr>
       <w:r>
         <w:rPr>
           <w:rFonts w:hint="eastAsia" w:ascii="Times New Roman" w:hAnsi="Times New Roman" w:eastAsia="FangSong" w:cs="Times New Roman"/>
@@ -9719,7 +9498,7 @@
     </w:p>
     <w:p>
       <w:pPr>
-        <w:pStyle w:val="BodyText"/>
+        <w:pStyle w:val="FirstParagraph"/>
         <w:spacing w:before="160" w:after="80"/>
         <w:jc w:val="center"/>
       </w:pPr>
@@ -9729,7 +9508,7 @@
         </w:rPr>
         <w:drawing>
           <wp:inline>
-            <wp:extent cx="3600000" cy="1546309"/>
+            <wp:extent cx="3600000" cy="1564523"/>
             <wp:effectExtent b="0" l="0" r="0" t="0"/>
             <wp:docPr descr="" title="" id="44" name="Picture"/>
             <a:graphic>
@@ -9750,7 +9529,7 @@
                   <pic:spPr bwMode="auto">
                     <a:xfrm>
                       <a:off x="0" y="0"/>
-                      <a:ext cx="3600000" cy="1546309"/>
+                      <a:ext cx="3600000" cy="1564523"/>
                     </a:xfrm>
                     <a:prstGeom prst="rect">
                       <a:avLst/>
@@ -9771,14 +9550,13 @@
     </w:p>
     <w:p>
       <w:pPr>
-        <w:pStyle w:val="BodyText"/>
-      </w:pPr>
-      <w:r>
-        <w:rPr>
-          <w:rFonts w:ascii="Times New Roman" w:hAnsi="Times New Roman" w:eastAsia="Times New Roman" w:cs="Times New Roman"/>
-        </w:rPr>
-        <w:t xml:space="preserve">3-3 </w:t>
-      </w:r>
+        <w:pStyle w:val="Compact"/>
+        <w:numPr>
+          <w:ilvl w:val="0"/>
+          <w:numId w:val="1010"/>
+        </w:numPr>
+        <w:ind w:firstLine="420"/>
+      </w:pPr>
       <w:r>
         <w:rPr>
           <w:rFonts w:hint="eastAsia" w:ascii="Times New Roman" w:hAnsi="Times New Roman" w:eastAsia="FangSong" w:cs="Times New Roman"/>
@@ -9914,7 +9692,7 @@
     </w:p>
     <w:p>
       <w:pPr>
-        <w:pStyle w:val="BodyText"/>
+        <w:pStyle w:val="FirstParagraph"/>
         <w:spacing w:before="160" w:after="80"/>
         <w:jc w:val="center"/>
       </w:pPr>
@@ -9924,7 +9702,7 @@
         </w:rPr>
         <w:drawing>
           <wp:inline>
-            <wp:extent cx="3600000" cy="699324"/>
+            <wp:extent cx="3600000" cy="716357"/>
             <wp:effectExtent b="0" l="0" r="0" t="0"/>
             <wp:docPr descr="" title="" id="47" name="Picture"/>
             <a:graphic>
@@ -9945,7 +9723,7 @@
                   <pic:spPr bwMode="auto">
                     <a:xfrm>
                       <a:off x="0" y="0"/>
-                      <a:ext cx="3600000" cy="699324"/>
+                      <a:ext cx="3600000" cy="716357"/>
                     </a:xfrm>
                     <a:prstGeom prst="rect">
                       <a:avLst/>
@@ -9967,12 +9745,13 @@
     <w:p>
       <w:pPr>
         <w:pStyle w:val="BodyText"/>
-      </w:pPr>
-      <w:r>
-        <w:rPr>
-          <w:rFonts w:ascii="Times New Roman" w:hAnsi="Times New Roman" w:eastAsia="Times New Roman" w:cs="Times New Roman"/>
-        </w:rPr>
-        <w:t xml:space="preserve">3-3-1 </w:t>
+        <w:ind w:firstLine="420"/>
+      </w:pPr>
+      <w:r>
+        <w:rPr>
+          <w:rFonts w:ascii="Times New Roman" w:hAnsi="Times New Roman" w:eastAsia="Times New Roman" w:cs="Times New Roman"/>
+        </w:rPr>
+        <w:t xml:space="preserve">(3)① </w:t>
       </w:r>
       <w:r>
         <w:rPr>
@@ -10026,12 +9805,13 @@
     <w:p>
       <w:pPr>
         <w:pStyle w:val="BodyText"/>
-      </w:pPr>
-      <w:r>
-        <w:rPr>
-          <w:rFonts w:ascii="Times New Roman" w:hAnsi="Times New Roman" w:eastAsia="Times New Roman" w:cs="Times New Roman"/>
-        </w:rPr>
-        <w:t xml:space="preserve">3-3-2 </w:t>
+        <w:ind w:firstLine="420"/>
+      </w:pPr>
+      <w:r>
+        <w:rPr>
+          <w:rFonts w:ascii="Times New Roman" w:hAnsi="Times New Roman" w:eastAsia="Times New Roman" w:cs="Times New Roman"/>
+        </w:rPr>
+        <w:t xml:space="preserve">(3)② </w:t>
       </w:r>
       <w:r>
         <w:rPr>
@@ -10085,12 +9865,13 @@
     <w:p>
       <w:pPr>
         <w:pStyle w:val="BodyText"/>
-      </w:pPr>
-      <w:r>
-        <w:rPr>
-          <w:rFonts w:ascii="Times New Roman" w:hAnsi="Times New Roman" w:eastAsia="Times New Roman" w:cs="Times New Roman"/>
-        </w:rPr>
-        <w:t xml:space="preserve">3-3-3 </w:t>
+        <w:ind w:firstLine="420"/>
+      </w:pPr>
+      <w:r>
+        <w:rPr>
+          <w:rFonts w:ascii="Times New Roman" w:hAnsi="Times New Roman" w:eastAsia="Times New Roman" w:cs="Times New Roman"/>
+        </w:rPr>
+        <w:t xml:space="preserve">(3)③ </w:t>
       </w:r>
       <w:r>
         <w:rPr>
@@ -10107,15 +9888,13 @@
     </w:p>
     <w:p>
       <w:pPr>
-        <w:pStyle w:val="BodyText"/>
-        <w:spacing w:after="80"/>
-      </w:pPr>
-      <w:r>
-        <w:rPr>
-          <w:rFonts w:ascii="Times New Roman" w:hAnsi="Times New Roman" w:eastAsia="Times New Roman" w:cs="Times New Roman"/>
-        </w:rPr>
-        <w:t xml:space="preserve">3-4 </w:t>
-      </w:r>
+        <w:pStyle w:val="Compact"/>
+        <w:numPr>
+          <w:ilvl w:val="0"/>
+          <w:numId w:val="1011"/>
+        </w:numPr>
+        <w:ind w:firstLine="420"/>
+      </w:pPr>
       <w:r>
         <w:rPr>
           <w:rFonts w:hint="eastAsia" w:ascii="Times New Roman" w:hAnsi="Times New Roman" w:eastAsia="FangSong" w:cs="Times New Roman"/>
@@ -10236,220 +10015,126 @@
         <w:t>：</w:t>
       </w:r>
     </w:p>
-    <w:tbl>
-      <w:tblPr>
-        <w:tblStyle w:val="Table"/>
-        <w:tblW w:type="auto" w:w="0"/>
-        <w:tblBorders>
-          <w:top w:val="single" w:sz="12" w:space="0" w:color="000000"/>
-          <w:left w:val="none" w:sz="0" w:space="0" w:color="auto"/>
-          <w:bottom w:val="single" w:sz="12" w:space="0" w:color="000000"/>
-          <w:right w:val="none" w:sz="0" w:space="0" w:color="auto"/>
-          <w:insideH w:val="none" w:sz="0" w:space="0" w:color="auto"/>
-          <w:insideV w:val="none" w:sz="0" w:space="0" w:color="auto"/>
-        </w:tblBorders>
-        <w:tblLook w:firstRow="1" w:lastRow="0" w:firstColumn="0" w:lastColumn="0" w:noHBand="0" w:noVBand="0" w:val="0020"/>
-      </w:tblPr>
-      <w:tblGrid>
-        <w:gridCol w:w="1584"/>
-        <w:gridCol w:w="1584"/>
-        <w:gridCol w:w="1584"/>
-        <w:gridCol w:w="1584"/>
-        <w:gridCol w:w="1584"/>
-      </w:tblGrid>
-      <w:tr>
-        <w:trPr>
-          <w:tblHeader w:val="on"/>
-        </w:trPr>
-        <w:tc>
-          <w:tcPr>
-            <w:tcBorders>
-              <w:bottom w:val="single" w:sz="8" w:space="0" w:color="000000"/>
-            </w:tcBorders>
-          </w:tcPr>
-          <w:p>
-            <w:pPr>
-              <w:pStyle w:val="Compact"/>
-              <w:jc w:val="center"/>
-            </w:pPr>
-            <w:r>
-              <w:rPr>
-                <w:rFonts w:ascii="Times New Roman" w:hAnsi="Times New Roman" w:eastAsia="Times New Roman" w:cs="Times New Roman"/>
-                <w:b/>
-              </w:rPr>
-              <w:t xml:space="preserve">F (pN)</w:t>
-            </w:r>
-          </w:p>
-        </w:tc>
-        <w:tc>
-          <w:tcPr>
-            <w:tcBorders>
-              <w:bottom w:val="single" w:sz="8" w:space="0" w:color="000000"/>
-            </w:tcBorders>
-          </w:tcPr>
-          <w:p>
-            <w:pPr>
-              <w:pStyle w:val="Compact"/>
-              <w:jc w:val="center"/>
-            </w:pPr>
-            <w:r>
-              <w:rPr>
-                <w:rFonts w:ascii="Times New Roman" w:hAnsi="Times New Roman" w:eastAsia="Times New Roman" w:cs="Times New Roman"/>
-                <w:b/>
-              </w:rPr>
-              <w:t xml:space="preserve">7.2</w:t>
-            </w:r>
-          </w:p>
-        </w:tc>
-        <w:tc>
-          <w:tcPr>
-            <w:tcBorders>
-              <w:bottom w:val="single" w:sz="8" w:space="0" w:color="000000"/>
-            </w:tcBorders>
-          </w:tcPr>
-          <w:p>
-            <w:pPr>
-              <w:pStyle w:val="Compact"/>
-              <w:jc w:val="center"/>
-            </w:pPr>
-            <w:r>
-              <w:rPr>
-                <w:rFonts w:ascii="Times New Roman" w:hAnsi="Times New Roman" w:eastAsia="Times New Roman" w:cs="Times New Roman"/>
-                <w:b/>
-              </w:rPr>
-              <w:t xml:space="preserve">7.6</w:t>
-            </w:r>
-          </w:p>
-        </w:tc>
-        <w:tc>
-          <w:tcPr>
-            <w:tcBorders>
-              <w:bottom w:val="single" w:sz="8" w:space="0" w:color="000000"/>
-            </w:tcBorders>
-          </w:tcPr>
-          <w:p>
-            <w:pPr>
-              <w:pStyle w:val="Compact"/>
-              <w:jc w:val="center"/>
-            </w:pPr>
-            <w:r>
-              <w:rPr>
-                <w:rFonts w:ascii="Times New Roman" w:hAnsi="Times New Roman" w:eastAsia="Times New Roman" w:cs="Times New Roman"/>
-                <w:b/>
-              </w:rPr>
-              <w:t xml:space="preserve">7.8</w:t>
-            </w:r>
-          </w:p>
-        </w:tc>
-        <w:tc>
-          <w:tcPr>
-            <w:tcBorders>
-              <w:bottom w:val="single" w:sz="8" w:space="0" w:color="000000"/>
-            </w:tcBorders>
-          </w:tcPr>
-          <w:p>
-            <w:pPr>
-              <w:pStyle w:val="Compact"/>
-              <w:jc w:val="center"/>
-            </w:pPr>
-            <w:r>
-              <w:rPr>
-                <w:rFonts w:ascii="Times New Roman" w:hAnsi="Times New Roman" w:eastAsia="Times New Roman" w:cs="Times New Roman"/>
-                <w:b/>
-              </w:rPr>
-              <w:t xml:space="preserve">8.4</w:t>
-            </w:r>
-          </w:p>
-        </w:tc>
-      </w:tr>
-      <w:tr>
-        <w:tc>
-          <w:tcPr/>
-          <w:p>
-            <w:pPr>
-              <w:pStyle w:val="Compact"/>
-              <w:jc w:val="center"/>
-            </w:pPr>
-            <w:r>
-              <w:rPr>
-                <w:rFonts w:ascii="Times New Roman" w:hAnsi="Times New Roman" w:eastAsia="Times New Roman" w:cs="Times New Roman"/>
-              </w:rPr>
-              <w:t xml:space="preserve">K</w:t>
-            </w:r>
-          </w:p>
-        </w:tc>
-        <w:tc>
-          <w:tcPr/>
-          <w:p>
-            <w:pPr>
-              <w:pStyle w:val="Compact"/>
-              <w:jc w:val="center"/>
-            </w:pPr>
-            <w:r>
-              <w:rPr>
-                <w:rFonts w:ascii="Times New Roman" w:hAnsi="Times New Roman" w:eastAsia="Times New Roman" w:cs="Times New Roman"/>
-              </w:rPr>
-              <w:t xml:space="preserve">0.0053</w:t>
-            </w:r>
-          </w:p>
-        </w:tc>
-        <w:tc>
-          <w:tcPr/>
-          <w:p>
-            <w:pPr>
-              <w:pStyle w:val="Compact"/>
-              <w:jc w:val="center"/>
-            </w:pPr>
-            <w:r>
-              <w:rPr>
-                <w:rFonts w:ascii="Times New Roman" w:hAnsi="Times New Roman" w:eastAsia="Times New Roman" w:cs="Times New Roman"/>
-              </w:rPr>
-              <w:t xml:space="preserve">0.021</w:t>
-            </w:r>
-          </w:p>
-        </w:tc>
-        <w:tc>
-          <w:tcPr/>
-          <w:p>
-            <w:pPr>
-              <w:pStyle w:val="Compact"/>
-              <w:jc w:val="center"/>
-            </w:pPr>
-            <w:r>
-              <w:rPr>
-                <w:rFonts w:ascii="Times New Roman" w:hAnsi="Times New Roman" w:eastAsia="Times New Roman" w:cs="Times New Roman"/>
-              </w:rPr>
-              <w:t xml:space="preserve">0.083</w:t>
-            </w:r>
-          </w:p>
-        </w:tc>
-        <w:tc>
-          <w:tcPr/>
-          <w:p>
-            <w:pPr>
-              <w:pStyle w:val="Compact"/>
-              <w:jc w:val="center"/>
-            </w:pPr>
-            <w:r>
-              <w:rPr>
-                <w:rFonts w:ascii="Times New Roman" w:hAnsi="Times New Roman" w:eastAsia="Times New Roman" w:cs="Times New Roman"/>
-              </w:rPr>
-              <w:t xml:space="preserve">0.319</w:t>
-            </w:r>
-          </w:p>
-        </w:tc>
-      </w:tr>
-    </w:tbl>
+    <w:p>
+      <w:pPr>
+        <w:pStyle w:val="FirstParagraph"/>
+      </w:pPr>
+      <w:r>
+        <w:rPr>
+          <w:rFonts w:ascii="Times New Roman" w:hAnsi="Times New Roman" w:eastAsia="Times New Roman" w:cs="Times New Roman"/>
+        </w:rPr>
+        <w:t xml:space="preserve">F (pN)</w:t>
+      </w:r>
+    </w:p>
     <w:p>
       <w:pPr>
         <w:pStyle w:val="BodyText"/>
-        <w:spacing w:before="120"/>
-      </w:pPr>
-      <w:r>
-        <w:rPr>
-          <w:rFonts w:ascii="Times New Roman" w:hAnsi="Times New Roman" w:eastAsia="Times New Roman" w:cs="Times New Roman"/>
-        </w:rPr>
-        <w:t xml:space="preserve">3-4-1 </w:t>
+      </w:pPr>
+      <w:r>
+        <w:rPr>
+          <w:rFonts w:ascii="Times New Roman" w:hAnsi="Times New Roman" w:eastAsia="Times New Roman" w:cs="Times New Roman"/>
+        </w:rPr>
+        <w:t xml:space="preserve">7.2</w:t>
+      </w:r>
+    </w:p>
+    <w:p>
+      <w:pPr>
+        <w:pStyle w:val="BodyText"/>
+      </w:pPr>
+      <w:r>
+        <w:rPr>
+          <w:rFonts w:ascii="Times New Roman" w:hAnsi="Times New Roman" w:eastAsia="Times New Roman" w:cs="Times New Roman"/>
+        </w:rPr>
+        <w:t xml:space="preserve">7.6</w:t>
+      </w:r>
+    </w:p>
+    <w:p>
+      <w:pPr>
+        <w:pStyle w:val="BodyText"/>
+      </w:pPr>
+      <w:r>
+        <w:rPr>
+          <w:rFonts w:ascii="Times New Roman" w:hAnsi="Times New Roman" w:eastAsia="Times New Roman" w:cs="Times New Roman"/>
+        </w:rPr>
+        <w:t xml:space="preserve">7.8</w:t>
+      </w:r>
+    </w:p>
+    <w:p>
+      <w:pPr>
+        <w:pStyle w:val="BodyText"/>
+      </w:pPr>
+      <w:r>
+        <w:rPr>
+          <w:rFonts w:ascii="Times New Roman" w:hAnsi="Times New Roman" w:eastAsia="Times New Roman" w:cs="Times New Roman"/>
+        </w:rPr>
+        <w:t xml:space="preserve">8.4</w:t>
+      </w:r>
+    </w:p>
+    <w:p>
+      <w:pPr>
+        <w:pStyle w:val="BodyText"/>
+      </w:pPr>
+      <w:r>
+        <w:rPr>
+          <w:rFonts w:ascii="Times New Roman" w:hAnsi="Times New Roman" w:eastAsia="Times New Roman" w:cs="Times New Roman"/>
+        </w:rPr>
+        <w:t xml:space="preserve">K</w:t>
+      </w:r>
+    </w:p>
+    <w:p>
+      <w:pPr>
+        <w:pStyle w:val="BodyText"/>
+      </w:pPr>
+      <w:r>
+        <w:rPr>
+          <w:rFonts w:ascii="Times New Roman" w:hAnsi="Times New Roman" w:eastAsia="Times New Roman" w:cs="Times New Roman"/>
+        </w:rPr>
+        <w:t xml:space="preserve">0.0053</w:t>
+      </w:r>
+    </w:p>
+    <w:p>
+      <w:pPr>
+        <w:pStyle w:val="BodyText"/>
+      </w:pPr>
+      <w:r>
+        <w:rPr>
+          <w:rFonts w:ascii="Times New Roman" w:hAnsi="Times New Roman" w:eastAsia="Times New Roman" w:cs="Times New Roman"/>
+        </w:rPr>
+        <w:t xml:space="preserve">0.021</w:t>
+      </w:r>
+    </w:p>
+    <w:p>
+      <w:pPr>
+        <w:pStyle w:val="BodyText"/>
+      </w:pPr>
+      <w:r>
+        <w:rPr>
+          <w:rFonts w:ascii="Times New Roman" w:hAnsi="Times New Roman" w:eastAsia="Times New Roman" w:cs="Times New Roman"/>
+        </w:rPr>
+        <w:t xml:space="preserve">0.083</w:t>
+      </w:r>
+    </w:p>
+    <w:p>
+      <w:pPr>
+        <w:pStyle w:val="BodyText"/>
+      </w:pPr>
+      <w:r>
+        <w:rPr>
+          <w:rFonts w:ascii="Times New Roman" w:hAnsi="Times New Roman" w:eastAsia="Times New Roman" w:cs="Times New Roman"/>
+        </w:rPr>
+        <w:t xml:space="preserve">0.319</w:t>
+      </w:r>
+    </w:p>
+    <w:p>
+      <w:pPr>
+        <w:pStyle w:val="BodyText"/>
+        <w:ind w:firstLine="420"/>
+      </w:pPr>
+      <w:r>
+        <w:rPr>
+          <w:rFonts w:ascii="Times New Roman" w:hAnsi="Times New Roman" w:eastAsia="Times New Roman" w:cs="Times New Roman"/>
+        </w:rPr>
+        <w:t xml:space="preserve">(4)① </w:t>
       </w:r>
       <w:r>
         <w:rPr>
@@ -10467,12 +10152,13 @@
     <w:p>
       <w:pPr>
         <w:pStyle w:val="BodyText"/>
-      </w:pPr>
-      <w:r>
-        <w:rPr>
-          <w:rFonts w:ascii="Times New Roman" w:hAnsi="Times New Roman" w:eastAsia="Times New Roman" w:cs="Times New Roman"/>
-        </w:rPr>
-        <w:t xml:space="preserve">3-4-2 </w:t>
+        <w:ind w:firstLine="420"/>
+      </w:pPr>
+      <w:r>
+        <w:rPr>
+          <w:rFonts w:ascii="Times New Roman" w:hAnsi="Times New Roman" w:eastAsia="Times New Roman" w:cs="Times New Roman"/>
+        </w:rPr>
+        <w:t xml:space="preserve">(4)② </w:t>
       </w:r>
       <w:r>
         <w:rPr>
@@ -10514,6 +10200,7 @@
     <w:p>
       <w:pPr>
         <w:pStyle w:val="BodyText"/>
+        <w:ind w:firstLine="420"/>
       </w:pPr>
       <w:r>
         <w:rPr>
@@ -10590,6 +10277,7 @@
     <w:p>
       <w:pPr>
         <w:pStyle w:val="BodyText"/>
+        <w:ind w:firstLine="420"/>
       </w:pPr>
       <w:r>
         <w:rPr>
@@ -11044,30 +10732,29 @@
     </w:p>
     <w:p>
       <w:pPr>
+        <w:pStyle w:val="Compact"/>
+        <w:numPr>
+          <w:ilvl w:val="0"/>
+          <w:numId w:val="1012"/>
+        </w:numPr>
+        <w:ind w:firstLine="420"/>
+      </w:pPr>
+      <w:r>
+        <w:rPr>
+          <w:rFonts w:hint="eastAsia" w:ascii="Times New Roman" w:hAnsi="Times New Roman" w:eastAsia="FangSong" w:cs="Times New Roman"/>
+        </w:rPr>
+        <w:t>已知相关氨基酸的结构式</w:t>
+      </w:r>
+      <w:r>
+        <w:rPr>
+          <w:rFonts w:hint="eastAsia" w:ascii="Times New Roman" w:hAnsi="Times New Roman" w:eastAsia="Times New Roman" w:cs="Times New Roman"/>
+        </w:rPr>
+        <w:t>:</w:t>
+      </w:r>
+    </w:p>
+    <w:p>
+      <w:pPr>
         <w:pStyle w:val="FirstParagraph"/>
-      </w:pPr>
-      <w:r>
-        <w:rPr>
-          <w:rFonts w:ascii="Times New Roman" w:hAnsi="Times New Roman" w:eastAsia="Times New Roman" w:cs="Times New Roman"/>
-        </w:rPr>
-        <w:t xml:space="preserve">4-1 </w:t>
-      </w:r>
-      <w:r>
-        <w:rPr>
-          <w:rFonts w:hint="eastAsia" w:ascii="Times New Roman" w:hAnsi="Times New Roman" w:eastAsia="FangSong" w:cs="Times New Roman"/>
-        </w:rPr>
-        <w:t>已知相关氨基酸的结构式</w:t>
-      </w:r>
-      <w:r>
-        <w:rPr>
-          <w:rFonts w:hint="eastAsia" w:ascii="Times New Roman" w:hAnsi="Times New Roman" w:eastAsia="Times New Roman" w:cs="Times New Roman"/>
-        </w:rPr>
-        <w:t>:</w:t>
-      </w:r>
-    </w:p>
-    <w:p>
-      <w:pPr>
-        <w:pStyle w:val="BodyText"/>
         <w:spacing w:before="160" w:after="80"/>
         <w:jc w:val="center"/>
       </w:pPr>
@@ -11120,6 +10807,7 @@
     <w:p>
       <w:pPr>
         <w:pStyle w:val="BodyText"/>
+        <w:ind w:firstLine="420"/>
       </w:pPr>
       <w:r>
         <w:rPr>
@@ -11148,16 +10836,13 @@
     </w:p>
     <w:p>
       <w:pPr>
-        <w:pStyle w:val="BodyText"/>
-        <w:spacing w:before="0" w:after="0"/>
-        <w:ind w:left="480" w:hanging="480"/>
-      </w:pPr>
-      <w:r>
-        <w:rPr>
-          <w:rFonts w:ascii="Times New Roman" w:hAnsi="Times New Roman" w:eastAsia="Times New Roman" w:cs="Times New Roman"/>
-        </w:rPr>
-        <w:t xml:space="preserve">4-2 </w:t>
-      </w:r>
+        <w:pStyle w:val="Compact"/>
+        <w:numPr>
+          <w:ilvl w:val="0"/>
+          <w:numId w:val="1013"/>
+        </w:numPr>
+        <w:ind w:firstLine="420"/>
+      </w:pPr>
       <w:r>
         <w:rPr>
           <w:rFonts w:hint="eastAsia" w:ascii="Times New Roman" w:hAnsi="Times New Roman" w:eastAsia="FangSong" w:cs="Times New Roman"/>
@@ -11236,18 +10921,16 @@
         </w:rPr>
         <w:t>。</w:t>
       </w:r>
-      <w:r>
-        <w:rPr>
-          <w:rFonts w:ascii="Times New Roman" w:hAnsi="Times New Roman" w:eastAsia="Times New Roman" w:cs="Times New Roman"/>
-        </w:rPr>
-        <w:t xml:space="preserve"> </w:t>
-      </w:r>
-      <w:r>
-        <w:rPr>
-          <w:rFonts w:ascii="Times New Roman" w:hAnsi="Times New Roman" w:eastAsia="Times New Roman" w:cs="Times New Roman"/>
-        </w:rPr>
-        <w:t xml:space="preserve">4-3 </w:t>
-      </w:r>
+    </w:p>
+    <w:p>
+      <w:pPr>
+        <w:pStyle w:val="Compact"/>
+        <w:numPr>
+          <w:ilvl w:val="0"/>
+          <w:numId w:val="1013"/>
+        </w:numPr>
+        <w:ind w:firstLine="420"/>
+      </w:pPr>
       <w:r>
         <w:rPr>
           <w:rFonts w:hint="eastAsia" w:ascii="Times New Roman" w:hAnsi="Times New Roman" w:eastAsia="FangSong" w:cs="Times New Roman"/>
@@ -11278,13 +10961,6 @@
         </w:rPr>
         <w:t xml:space="preserve"> </w:t>
       </w:r>
-    </w:p>
-    <w:p>
-      <w:pPr>
-        <w:pStyle w:val="BodyText"/>
-        <w:spacing w:before="0" w:after="0"/>
-        <w:ind w:left="480" w:hanging="480"/>
-      </w:pPr>
       <w:r>
         <w:rPr>
           <w:rFonts w:ascii="Times New Roman" w:hAnsi="Times New Roman" w:eastAsia="Times New Roman" w:cs="Times New Roman"/>
@@ -11315,13 +10991,6 @@
         </w:rPr>
         <w:t xml:space="preserve"> </w:t>
       </w:r>
-    </w:p>
-    <w:p>
-      <w:pPr>
-        <w:pStyle w:val="BodyText"/>
-        <w:spacing w:before="0" w:after="0"/>
-        <w:ind w:left="480" w:hanging="480"/>
-      </w:pPr>
       <w:r>
         <w:rPr>
           <w:rFonts w:ascii="Times New Roman" w:hAnsi="Times New Roman" w:eastAsia="Times New Roman" w:cs="Times New Roman"/>
@@ -11352,13 +11021,6 @@
         </w:rPr>
         <w:t xml:space="preserve"> </w:t>
       </w:r>
-    </w:p>
-    <w:p>
-      <w:pPr>
-        <w:pStyle w:val="BodyText"/>
-        <w:spacing w:before="0" w:after="0"/>
-        <w:ind w:left="480" w:hanging="480"/>
-      </w:pPr>
       <w:r>
         <w:rPr>
           <w:rFonts w:ascii="Times New Roman" w:hAnsi="Times New Roman" w:eastAsia="Times New Roman" w:cs="Times New Roman"/>
@@ -11377,13 +11039,6 @@
         </w:rPr>
         <w:t xml:space="preserve"> </w:t>
       </w:r>
-    </w:p>
-    <w:p>
-      <w:pPr>
-        <w:pStyle w:val="BodyText"/>
-        <w:spacing w:before="0" w:after="0"/>
-        <w:ind w:left="480" w:hanging="480"/>
-      </w:pPr>
       <w:r>
         <w:rPr>
           <w:rFonts w:ascii="Times New Roman" w:hAnsi="Times New Roman" w:eastAsia="Times New Roman" w:cs="Times New Roman"/>
@@ -11441,8 +11096,8 @@
     </w:p>
     <w:p>
       <w:pPr>
-        <w:pStyle w:val="BodyText"/>
-        <w:spacing w:before="0" w:after="0"/>
+        <w:pStyle w:val="FirstParagraph"/>
+        <w:ind w:firstLine="420"/>
       </w:pPr>
       <w:r>
         <w:rPr>
@@ -11531,16 +11186,13 @@
     </w:p>
     <w:p>
       <w:pPr>
-        <w:pStyle w:val="BodyText"/>
-        <w:spacing w:before="0" w:after="0"/>
-        <w:ind w:left="480" w:hanging="480"/>
-      </w:pPr>
-      <w:r>
-        <w:rPr>
-          <w:rFonts w:ascii="Times New Roman" w:hAnsi="Times New Roman" w:eastAsia="Times New Roman" w:cs="Times New Roman"/>
-        </w:rPr>
-        <w:t xml:space="preserve">4-4 </w:t>
-      </w:r>
+        <w:pStyle w:val="Compact"/>
+        <w:numPr>
+          <w:ilvl w:val="0"/>
+          <w:numId w:val="1014"/>
+        </w:numPr>
+        <w:ind w:firstLine="420"/>
+      </w:pPr>
       <w:r>
         <w:rPr>
           <w:rFonts w:hint="eastAsia" w:ascii="Times New Roman" w:hAnsi="Times New Roman" w:eastAsia="FangSong" w:cs="Times New Roman"/>
@@ -11607,13 +11259,6 @@
         </w:rPr>
         <w:t xml:space="preserve"> </w:t>
       </w:r>
-    </w:p>
-    <w:p>
-      <w:pPr>
-        <w:pStyle w:val="BodyText"/>
-        <w:spacing w:before="0" w:after="0"/>
-        <w:ind w:left="480" w:hanging="480"/>
-      </w:pPr>
       <w:r>
         <w:rPr>
           <w:rFonts w:ascii="Times New Roman" w:hAnsi="Times New Roman" w:eastAsia="Times New Roman" w:cs="Times New Roman"/>
@@ -11644,13 +11289,6 @@
         </w:rPr>
         <w:t xml:space="preserve"> </w:t>
       </w:r>
-    </w:p>
-    <w:p>
-      <w:pPr>
-        <w:pStyle w:val="BodyText"/>
-        <w:spacing w:before="0" w:after="0"/>
-        <w:ind w:left="480" w:hanging="480"/>
-      </w:pPr>
       <w:r>
         <w:rPr>
           <w:rFonts w:ascii="Times New Roman" w:hAnsi="Times New Roman" w:eastAsia="Times New Roman" w:cs="Times New Roman"/>
@@ -11681,13 +11319,6 @@
         </w:rPr>
         <w:t xml:space="preserve"> </w:t>
       </w:r>
-    </w:p>
-    <w:p>
-      <w:pPr>
-        <w:pStyle w:val="BodyText"/>
-        <w:spacing w:before="0" w:after="0"/>
-        <w:ind w:left="480" w:hanging="480"/>
-      </w:pPr>
       <w:r>
         <w:rPr>
           <w:rFonts w:ascii="Times New Roman" w:hAnsi="Times New Roman" w:eastAsia="Times New Roman" w:cs="Times New Roman"/>
@@ -11706,13 +11337,6 @@
         </w:rPr>
         <w:t xml:space="preserve"> </w:t>
       </w:r>
-    </w:p>
-    <w:p>
-      <w:pPr>
-        <w:pStyle w:val="BodyText"/>
-        <w:spacing w:before="0" w:after="0"/>
-        <w:ind w:left="480" w:hanging="480"/>
-      </w:pPr>
       <w:r>
         <w:rPr>
           <w:rFonts w:ascii="Times New Roman" w:hAnsi="Times New Roman" w:eastAsia="Times New Roman" w:cs="Times New Roman"/>
@@ -11725,16 +11349,6 @@
         </w:rPr>
         <w:t xml:space="preserve">甲酯化增加碳端的疏水性</w:t>
       </w:r>
-    </w:p>
-    <w:p>
-      <w:pPr>
-        <w:spacing w:before="0" w:after="0"/>
-      </w:pPr>
-    </w:p>
-    <w:p>
-      <w:pPr>
-        <w:spacing w:before="0" w:after="0"/>
-      </w:pPr>
     </w:p>
     <w:p>
       <w:pPr>
@@ -11746,6 +11360,16 @@
         </w:pict>
       </w:r>
     </w:p>
+    <w:p>
+      <w:pPr>
+        <w:spacing w:before="160" w:after="80"/>
+      </w:pPr>
+      <w:r>
+        <w:pict>
+          <v:rect style="width:0;height:1.5pt" o:hralign="center" o:hrstd="t" o:hr="t"/>
+        </w:pict>
+      </w:r>
+    </w:p>
     <w:bookmarkEnd w:id="52"/>
     <w:bookmarkStart w:id="53" w:name="第24题"/>
     <w:p>
@@ -11775,6 +11399,7 @@
     <w:p>
       <w:pPr>
         <w:pStyle w:val="FirstParagraph"/>
+        <w:ind w:firstLine="420"/>
       </w:pPr>
       <w:r>
         <w:rPr>
@@ -11828,6 +11453,7 @@
     <w:p>
       <w:pPr>
         <w:pStyle w:val="BodyText"/>
+        <w:ind w:firstLine="420"/>
       </w:pPr>
       <w:r>
         <w:rPr>
@@ -11945,14 +11571,12 @@
     </w:p>
     <w:p>
       <w:pPr>
-        <w:pStyle w:val="BodyText"/>
-      </w:pPr>
-      <w:r>
-        <w:rPr>
-          <w:rFonts w:ascii="Times New Roman" w:hAnsi="Times New Roman" w:eastAsia="Times New Roman" w:cs="Times New Roman"/>
-        </w:rPr>
-        <w:t xml:space="preserve">2-1 </w:t>
-      </w:r>
+        <w:numPr>
+          <w:ilvl w:val="0"/>
+          <w:numId w:val="1015"/>
+        </w:numPr>
+        <w:ind w:firstLine="420"/>
+      </w:pPr>
       <w:r>
         <w:rPr>
           <w:rFonts w:hint="eastAsia" w:ascii="Times New Roman" w:hAnsi="Times New Roman" w:eastAsia="FangSong" w:cs="Times New Roman"/>
@@ -11992,14 +11616,12 @@
     </w:p>
     <w:p>
       <w:pPr>
-        <w:pStyle w:val="BodyText"/>
-      </w:pPr>
-      <w:r>
-        <w:rPr>
-          <w:rFonts w:ascii="Times New Roman" w:hAnsi="Times New Roman" w:eastAsia="Times New Roman" w:cs="Times New Roman"/>
-        </w:rPr>
-        <w:t xml:space="preserve">2-2 </w:t>
-      </w:r>
+        <w:numPr>
+          <w:ilvl w:val="0"/>
+          <w:numId w:val="1015"/>
+        </w:numPr>
+        <w:ind w:firstLine="420"/>
+      </w:pPr>
       <w:r>
         <w:rPr>
           <w:rFonts w:hint="eastAsia" w:ascii="Times New Roman" w:hAnsi="Times New Roman" w:eastAsia="FangSong" w:cs="Times New Roman"/>
@@ -12137,14 +11759,12 @@
     </w:p>
     <w:p>
       <w:pPr>
-        <w:pStyle w:val="BodyText"/>
-      </w:pPr>
-      <w:r>
-        <w:rPr>
-          <w:rFonts w:ascii="Times New Roman" w:hAnsi="Times New Roman" w:eastAsia="Times New Roman" w:cs="Times New Roman"/>
-        </w:rPr>
-        <w:t xml:space="preserve">2-3 </w:t>
-      </w:r>
+        <w:numPr>
+          <w:ilvl w:val="0"/>
+          <w:numId w:val="1015"/>
+        </w:numPr>
+        <w:ind w:firstLine="420"/>
+      </w:pPr>
       <w:r>
         <w:rPr>
           <w:rFonts w:hint="eastAsia" w:ascii="Times New Roman" w:hAnsi="Times New Roman" w:eastAsia="FangSong" w:cs="Times New Roman"/>
@@ -12293,14 +11913,12 @@
     </w:p>
     <w:p>
       <w:pPr>
-        <w:pStyle w:val="BodyText"/>
-      </w:pPr>
-      <w:r>
-        <w:rPr>
-          <w:rFonts w:ascii="Times New Roman" w:hAnsi="Times New Roman" w:eastAsia="Times New Roman" w:cs="Times New Roman"/>
-        </w:rPr>
-        <w:t xml:space="preserve">2-4 </w:t>
-      </w:r>
+        <w:numPr>
+          <w:ilvl w:val="0"/>
+          <w:numId w:val="1015"/>
+        </w:numPr>
+        <w:ind w:firstLine="420"/>
+      </w:pPr>
       <w:r>
         <w:rPr>
           <w:rFonts w:hint="eastAsia" w:ascii="Times New Roman" w:hAnsi="Times New Roman" w:eastAsia="FangSong" w:cs="Times New Roman"/>
@@ -12316,13 +11934,17 @@
     </w:p>
     <w:p>
       <w:pPr>
-        <w:pStyle w:val="BodyText"/>
-      </w:pPr>
-      <w:r>
-        <w:rPr>
-          <w:rFonts w:ascii="Times New Roman" w:hAnsi="Times New Roman" w:eastAsia="Times New Roman" w:cs="Times New Roman"/>
-        </w:rPr>
-        <w:t xml:space="preserve">2-5 HSNO </w:t>
+        <w:numPr>
+          <w:ilvl w:val="0"/>
+          <w:numId w:val="1015"/>
+        </w:numPr>
+        <w:ind w:firstLine="420"/>
+      </w:pPr>
+      <w:r>
+        <w:rPr>
+          <w:rFonts w:ascii="Times New Roman" w:hAnsi="Times New Roman" w:eastAsia="Times New Roman" w:cs="Times New Roman"/>
+        </w:rPr>
+        <w:t xml:space="preserve">HSNO </w:t>
       </w:r>
       <w:r>
         <w:rPr>
@@ -12404,14 +12026,12 @@
     </w:p>
     <w:p>
       <w:pPr>
-        <w:pStyle w:val="BodyText"/>
-      </w:pPr>
-      <w:r>
-        <w:rPr>
-          <w:rFonts w:ascii="Times New Roman" w:hAnsi="Times New Roman" w:eastAsia="Times New Roman" w:cs="Times New Roman"/>
-        </w:rPr>
-        <w:t xml:space="preserve">2-6 </w:t>
-      </w:r>
+        <w:numPr>
+          <w:ilvl w:val="0"/>
+          <w:numId w:val="1015"/>
+        </w:numPr>
+        <w:ind w:firstLine="420"/>
+      </w:pPr>
       <w:r>
         <w:rPr>
           <w:rFonts w:hint="eastAsia" w:ascii="Times New Roman" w:hAnsi="Times New Roman" w:eastAsia="FangSong" w:cs="Times New Roman"/>
@@ -12508,46 +12128,6 @@
         </w:rPr>
         <w:t>。</w:t>
       </w:r>
-    </w:p>
-    <w:p>
-      <w:pPr>
-        <w:spacing w:before="0" w:after="0"/>
-      </w:pPr>
-    </w:p>
-    <w:p>
-      <w:pPr>
-        <w:spacing w:before="0" w:after="0"/>
-      </w:pPr>
-    </w:p>
-    <w:p>
-      <w:pPr>
-        <w:spacing w:before="0" w:after="0"/>
-      </w:pPr>
-    </w:p>
-    <w:p>
-      <w:pPr>
-        <w:spacing w:before="0" w:after="0"/>
-      </w:pPr>
-    </w:p>
-    <w:p>
-      <w:pPr>
-        <w:spacing w:before="0" w:after="0"/>
-      </w:pPr>
-    </w:p>
-    <w:p>
-      <w:pPr>
-        <w:spacing w:before="0" w:after="0"/>
-      </w:pPr>
-    </w:p>
-    <w:p>
-      <w:pPr>
-        <w:spacing w:before="0" w:after="0"/>
-      </w:pPr>
-    </w:p>
-    <w:p>
-      <w:pPr>
-        <w:spacing w:before="0" w:after="0"/>
-      </w:pPr>
     </w:p>
     <w:p>
       <w:pPr>
@@ -12559,6 +12139,16 @@
         </w:pict>
       </w:r>
     </w:p>
+    <w:p>
+      <w:pPr>
+        <w:spacing w:before="160" w:after="80"/>
+      </w:pPr>
+      <w:r>
+        <w:pict>
+          <v:rect style="width:0;height:1.5pt" o:hralign="center" o:hrstd="t" o:hr="t"/>
+        </w:pict>
+      </w:r>
+    </w:p>
     <w:bookmarkEnd w:id="53"/>
     <w:bookmarkStart w:id="54" w:name="第25题"/>
     <w:p>
@@ -12588,6 +12178,7 @@
     <w:p>
       <w:pPr>
         <w:pStyle w:val="BlockText"/>
+        <w:ind w:firstLine="420"/>
       </w:pPr>
       <w:r>
         <w:rPr>
@@ -12619,6 +12210,7 @@
     <w:p>
       <w:pPr>
         <w:pStyle w:val="FirstParagraph"/>
+        <w:ind w:firstLine="420"/>
       </w:pPr>
       <w:r>
         <w:rPr>
@@ -12826,6 +12418,7 @@
     <w:p>
       <w:pPr>
         <w:pStyle w:val="BodyText"/>
+        <w:ind w:firstLine="420"/>
       </w:pPr>
       <w:r>
         <w:rPr>
@@ -12833,7 +12426,7 @@
           <w:b/>
           <w:bCs/>
         </w:rPr>
-        <w:t xml:space="preserve">7-1</w:t>
+        <w:t xml:space="preserve">(1)</w:t>
       </w:r>
       <w:r>
         <w:rPr>
@@ -12931,6 +12524,7 @@
     <w:p>
       <w:pPr>
         <w:pStyle w:val="BodyText"/>
+        <w:ind w:firstLine="420"/>
       </w:pPr>
       <w:r>
         <w:rPr>
@@ -12938,7 +12532,7 @@
           <w:b/>
           <w:bCs/>
         </w:rPr>
-        <w:t xml:space="preserve">7-2</w:t>
+        <w:t xml:space="preserve">(2)</w:t>
       </w:r>
       <w:r>
         <w:rPr>
@@ -12999,31 +12593,6 @@
     </w:p>
     <w:p>
       <w:pPr>
-        <w:spacing w:before="0" w:after="0"/>
-      </w:pPr>
-    </w:p>
-    <w:p>
-      <w:pPr>
-        <w:spacing w:before="0" w:after="0"/>
-      </w:pPr>
-    </w:p>
-    <w:p>
-      <w:pPr>
-        <w:spacing w:before="0" w:after="0"/>
-      </w:pPr>
-    </w:p>
-    <w:p>
-      <w:pPr>
-        <w:spacing w:before="0" w:after="0"/>
-      </w:pPr>
-    </w:p>
-    <w:p>
-      <w:pPr>
-        <w:spacing w:before="0" w:after="0"/>
-      </w:pPr>
-    </w:p>
-    <w:p>
-      <w:pPr>
         <w:spacing w:before="160" w:after="80"/>
       </w:pPr>
       <w:r>
@@ -13032,6 +12601,16 @@
         </w:pict>
       </w:r>
     </w:p>
+    <w:p>
+      <w:pPr>
+        <w:spacing w:before="160" w:after="80"/>
+      </w:pPr>
+      <w:r>
+        <w:pict>
+          <v:rect style="width:0;height:1.5pt" o:hralign="center" o:hrstd="t" o:hr="t"/>
+        </w:pict>
+      </w:r>
+    </w:p>
     <w:bookmarkEnd w:id="54"/>
     <w:bookmarkStart w:id="55" w:name="第26题"/>
     <w:p>
@@ -13061,6 +12640,7 @@
     <w:p>
       <w:pPr>
         <w:pStyle w:val="BlockText"/>
+        <w:ind w:firstLine="420"/>
       </w:pPr>
       <w:r>
         <w:rPr>
@@ -13092,6 +12672,7 @@
     <w:p>
       <w:pPr>
         <w:pStyle w:val="FirstParagraph"/>
+        <w:ind w:firstLine="420"/>
       </w:pPr>
       <w:r>
         <w:rPr>
@@ -13275,6 +12856,7 @@
     <w:p>
       <w:pPr>
         <w:pStyle w:val="BodyText"/>
+        <w:ind w:firstLine="420"/>
       </w:pPr>
       <w:r>
         <w:rPr>
@@ -13282,7 +12864,7 @@
           <w:b/>
           <w:bCs/>
         </w:rPr>
-        <w:t xml:space="preserve">10-1</w:t>
+        <w:t xml:space="preserve">(1)</w:t>
       </w:r>
       <w:r>
         <w:rPr>
@@ -13306,6 +12888,7 @@
     <w:p>
       <w:pPr>
         <w:pStyle w:val="BodyText"/>
+        <w:ind w:firstLine="420"/>
       </w:pPr>
       <w:r>
         <w:rPr>
@@ -13313,7 +12896,7 @@
           <w:b/>
           <w:bCs/>
         </w:rPr>
-        <w:t xml:space="preserve">10-2</w:t>
+        <w:t xml:space="preserve">(2)</w:t>
       </w:r>
       <w:r>
         <w:rPr>
@@ -13350,6 +12933,7 @@
       <w:pPr>
         <w:pStyle w:val="BodyText"/>
         <w:spacing w:after="80"/>
+        <w:ind w:firstLine="420"/>
       </w:pPr>
       <w:r>
         <w:rPr>
@@ -13357,7 +12941,7 @@
           <w:b/>
           <w:bCs/>
         </w:rPr>
-        <w:t xml:space="preserve">10-3</w:t>
+        <w:t xml:space="preserve">(3)</w:t>
       </w:r>
       <w:r>
         <w:rPr>
@@ -13491,15 +13075,16 @@
       <w:tblPr>
         <w:tblStyle w:val="Table"/>
         <w:tblW w:type="auto" w:w="0"/>
+        <w:tblLook w:firstRow="1" w:lastRow="0" w:firstColumn="0" w:lastColumn="0" w:noHBand="0" w:noVBand="0" w:val="0020"/>
+        <w:jc w:val="center"/>
         <w:tblBorders>
           <w:top w:val="single" w:sz="12" w:space="0" w:color="000000"/>
-          <w:left w:val="none" w:sz="0" w:space="0" w:color="auto"/>
           <w:bottom w:val="single" w:sz="12" w:space="0" w:color="000000"/>
-          <w:right w:val="none" w:sz="0" w:space="0" w:color="auto"/>
-          <w:insideH w:val="none" w:sz="0" w:space="0" w:color="auto"/>
-          <w:insideV w:val="none" w:sz="0" w:space="0" w:color="auto"/>
+          <w:left w:val="none"/>
+          <w:right w:val="none"/>
+          <w:insideH w:val="none"/>
+          <w:insideV w:val="none"/>
         </w:tblBorders>
-        <w:tblLook w:firstRow="1" w:lastRow="0" w:firstColumn="0" w:lastColumn="0" w:noHBand="0" w:noVBand="0" w:val="0020"/>
       </w:tblPr>
       <w:tblGrid>
         <w:gridCol w:w="1980"/>
@@ -13514,7 +13099,7 @@
         <w:tc>
           <w:tcPr>
             <w:tcBorders>
-              <w:bottom w:val="single" w:sz="8" w:space="0" w:color="000000"/>
+              <w:bottom w:val="single" w:sz="6" w:space="0" w:color="000000"/>
             </w:tcBorders>
           </w:tcPr>
           <w:p>
@@ -13534,7 +13119,7 @@
         <w:tc>
           <w:tcPr>
             <w:tcBorders>
-              <w:bottom w:val="single" w:sz="8" w:space="0" w:color="000000"/>
+              <w:bottom w:val="single" w:sz="6" w:space="0" w:color="000000"/>
             </w:tcBorders>
           </w:tcPr>
           <w:p>
@@ -13554,7 +13139,7 @@
         <w:tc>
           <w:tcPr>
             <w:tcBorders>
-              <w:bottom w:val="single" w:sz="8" w:space="0" w:color="000000"/>
+              <w:bottom w:val="single" w:sz="6" w:space="0" w:color="000000"/>
             </w:tcBorders>
           </w:tcPr>
           <w:p>
@@ -13574,7 +13159,7 @@
         <w:tc>
           <w:tcPr>
             <w:tcBorders>
-              <w:bottom w:val="single" w:sz="8" w:space="0" w:color="000000"/>
+              <w:bottom w:val="single" w:sz="6" w:space="0" w:color="000000"/>
             </w:tcBorders>
           </w:tcPr>
           <w:p>
@@ -13883,6 +13468,7 @@
       <w:pPr>
         <w:pStyle w:val="BodyText"/>
         <w:spacing w:before="120"/>
+        <w:ind w:firstLine="420"/>
       </w:pPr>
       <w:r>
         <w:rPr>
@@ -13890,7 +13476,7 @@
           <w:b/>
           <w:bCs/>
         </w:rPr>
-        <w:t xml:space="preserve">10-4</w:t>
+        <w:t xml:space="preserve">(4)</w:t>
       </w:r>
       <w:r>
         <w:rPr>
@@ -14039,46 +13625,6 @@
     </w:p>
     <w:p>
       <w:pPr>
-        <w:spacing w:before="0" w:after="0"/>
-      </w:pPr>
-    </w:p>
-    <w:p>
-      <w:pPr>
-        <w:spacing w:before="0" w:after="0"/>
-      </w:pPr>
-    </w:p>
-    <w:p>
-      <w:pPr>
-        <w:spacing w:before="0" w:after="0"/>
-      </w:pPr>
-    </w:p>
-    <w:p>
-      <w:pPr>
-        <w:spacing w:before="0" w:after="0"/>
-      </w:pPr>
-    </w:p>
-    <w:p>
-      <w:pPr>
-        <w:spacing w:before="0" w:after="0"/>
-      </w:pPr>
-    </w:p>
-    <w:p>
-      <w:pPr>
-        <w:spacing w:before="0" w:after="0"/>
-      </w:pPr>
-    </w:p>
-    <w:p>
-      <w:pPr>
-        <w:spacing w:before="0" w:after="0"/>
-      </w:pPr>
-    </w:p>
-    <w:p>
-      <w:pPr>
-        <w:spacing w:before="0" w:after="0"/>
-      </w:pPr>
-    </w:p>
-    <w:p>
-      <w:pPr>
         <w:spacing w:before="160" w:after="80"/>
       </w:pPr>
       <w:r>
@@ -14087,6 +13633,16 @@
         </w:pict>
       </w:r>
     </w:p>
+    <w:p>
+      <w:pPr>
+        <w:spacing w:before="160" w:after="80"/>
+      </w:pPr>
+      <w:r>
+        <w:pict>
+          <v:rect style="width:0;height:1.5pt" o:hralign="center" o:hrstd="t" o:hr="t"/>
+        </w:pict>
+      </w:r>
+    </w:p>
     <w:bookmarkEnd w:id="55"/>
     <w:bookmarkStart w:id="56" w:name="第27题"/>
     <w:p>
@@ -14116,6 +13672,7 @@
     <w:p>
       <w:pPr>
         <w:pStyle w:val="BlockText"/>
+        <w:ind w:firstLine="420"/>
       </w:pPr>
       <w:r>
         <w:rPr>
@@ -14148,6 +13705,7 @@
       <w:pPr>
         <w:pStyle w:val="FirstParagraph"/>
         <w:spacing w:after="80"/>
+        <w:ind w:firstLine="420"/>
       </w:pPr>
       <w:r>
         <w:rPr>
@@ -14155,7 +13713,7 @@
           <w:b/>
           <w:bCs/>
         </w:rPr>
-        <w:t xml:space="preserve">3-1</w:t>
+        <w:t xml:space="preserve">(1)</w:t>
       </w:r>
       <w:r>
         <w:rPr>
@@ -14312,15 +13870,16 @@
       <w:tblPr>
         <w:tblStyle w:val="Table"/>
         <w:tblW w:type="auto" w:w="0"/>
+        <w:tblLook w:firstRow="1" w:lastRow="0" w:firstColumn="0" w:lastColumn="0" w:noHBand="0" w:noVBand="0" w:val="0020"/>
+        <w:jc w:val="center"/>
         <w:tblBorders>
           <w:top w:val="single" w:sz="12" w:space="0" w:color="000000"/>
-          <w:left w:val="none" w:sz="0" w:space="0" w:color="auto"/>
           <w:bottom w:val="single" w:sz="12" w:space="0" w:color="000000"/>
-          <w:right w:val="none" w:sz="0" w:space="0" w:color="auto"/>
-          <w:insideH w:val="none" w:sz="0" w:space="0" w:color="auto"/>
-          <w:insideV w:val="none" w:sz="0" w:space="0" w:color="auto"/>
+          <w:left w:val="none"/>
+          <w:right w:val="none"/>
+          <w:insideH w:val="none"/>
+          <w:insideV w:val="none"/>
         </w:tblBorders>
-        <w:tblLook w:firstRow="1" w:lastRow="0" w:firstColumn="0" w:lastColumn="0" w:noHBand="0" w:noVBand="0" w:val="0020"/>
       </w:tblPr>
       <w:tblGrid>
         <w:gridCol w:w="1980"/>
@@ -14335,7 +13894,7 @@
         <w:tc>
           <w:tcPr>
             <w:tcBorders>
-              <w:bottom w:val="single" w:sz="8" w:space="0" w:color="000000"/>
+              <w:bottom w:val="single" w:sz="6" w:space="0" w:color="000000"/>
             </w:tcBorders>
           </w:tcPr>
           <w:p>
@@ -14355,7 +13914,7 @@
         <w:tc>
           <w:tcPr>
             <w:tcBorders>
-              <w:bottom w:val="single" w:sz="8" w:space="0" w:color="000000"/>
+              <w:bottom w:val="single" w:sz="6" w:space="0" w:color="000000"/>
             </w:tcBorders>
           </w:tcPr>
           <w:p>
@@ -14392,7 +13951,7 @@
         <w:tc>
           <w:tcPr>
             <w:tcBorders>
-              <w:bottom w:val="single" w:sz="8" w:space="0" w:color="000000"/>
+              <w:bottom w:val="single" w:sz="6" w:space="0" w:color="000000"/>
             </w:tcBorders>
           </w:tcPr>
           <w:p>
@@ -14432,7 +13991,7 @@
         <w:tc>
           <w:tcPr>
             <w:tcBorders>
-              <w:bottom w:val="single" w:sz="8" w:space="0" w:color="000000"/>
+              <w:bottom w:val="single" w:sz="6" w:space="0" w:color="000000"/>
             </w:tcBorders>
           </w:tcPr>
           <w:p>
@@ -14562,7 +14121,7 @@
               <w:rPr>
                 <w:rFonts w:hint="eastAsia" w:ascii="Times New Roman" w:hAnsi="Times New Roman" w:eastAsia="Times New Roman" w:cs="Times New Roman"/>
               </w:rPr>
-              <w:t>/θ</w:t>
+              <w:t>/°</w:t>
             </w:r>
           </w:p>
         </w:tc>
@@ -14617,6 +14176,7 @@
       <w:pPr>
         <w:pStyle w:val="BodyText"/>
         <w:spacing w:before="120"/>
+        <w:ind w:firstLine="420"/>
       </w:pPr>
       <w:r>
         <w:rPr>
@@ -14658,6 +14218,7 @@
     <w:p>
       <w:pPr>
         <w:pStyle w:val="BodyText"/>
+        <w:ind w:firstLine="420"/>
       </w:pPr>
       <w:r>
         <w:rPr>
@@ -14665,7 +14226,7 @@
           <w:b/>
           <w:bCs/>
         </w:rPr>
-        <w:t xml:space="preserve">3-2</w:t>
+        <w:t xml:space="preserve">(2)</w:t>
       </w:r>
       <w:r>
         <w:rPr>
@@ -15114,31 +14675,6 @@
     </w:p>
     <w:p>
       <w:pPr>
-        <w:spacing w:before="0" w:after="0"/>
-      </w:pPr>
-    </w:p>
-    <w:p>
-      <w:pPr>
-        <w:spacing w:before="0" w:after="0"/>
-      </w:pPr>
-    </w:p>
-    <w:p>
-      <w:pPr>
-        <w:spacing w:before="0" w:after="0"/>
-      </w:pPr>
-    </w:p>
-    <w:p>
-      <w:pPr>
-        <w:spacing w:before="0" w:after="0"/>
-      </w:pPr>
-    </w:p>
-    <w:p>
-      <w:pPr>
-        <w:spacing w:before="0" w:after="0"/>
-      </w:pPr>
-    </w:p>
-    <w:p>
-      <w:pPr>
         <w:spacing w:before="160" w:after="80"/>
       </w:pPr>
       <w:r>
@@ -15147,6 +14683,16 @@
         </w:pict>
       </w:r>
     </w:p>
+    <w:p>
+      <w:pPr>
+        <w:spacing w:before="160" w:after="80"/>
+      </w:pPr>
+      <w:r>
+        <w:pict>
+          <v:rect style="width:0;height:1.5pt" o:hralign="center" o:hrstd="t" o:hr="t"/>
+        </w:pict>
+      </w:r>
+    </w:p>
     <w:bookmarkEnd w:id="56"/>
     <w:bookmarkStart w:id="60" w:name="第28题"/>
     <w:p>
@@ -15176,6 +14722,7 @@
     <w:p>
       <w:pPr>
         <w:pStyle w:val="BlockText"/>
+        <w:ind w:firstLine="420"/>
       </w:pPr>
       <w:r>
         <w:rPr>
@@ -15207,6 +14754,7 @@
     <w:p>
       <w:pPr>
         <w:pStyle w:val="FirstParagraph"/>
+        <w:ind w:firstLine="420"/>
       </w:pPr>
       <w:r>
         <w:rPr>
@@ -15284,6 +14832,7 @@
     <w:p>
       <w:pPr>
         <w:pStyle w:val="BodyText"/>
+        <w:ind w:firstLine="420"/>
       </w:pPr>
       <w:r>
         <w:rPr>
@@ -15291,7 +14840,7 @@
           <w:b/>
           <w:bCs/>
         </w:rPr>
-        <w:t xml:space="preserve">4-1</w:t>
+        <w:t xml:space="preserve">(1)</w:t>
       </w:r>
       <w:r>
         <w:rPr>
@@ -15345,6 +14894,7 @@
     <w:p>
       <w:pPr>
         <w:pStyle w:val="BodyText"/>
+        <w:ind w:firstLine="420"/>
       </w:pPr>
       <w:r>
         <w:rPr>
@@ -15450,6 +15000,7 @@
     <w:p>
       <w:pPr>
         <w:pStyle w:val="BodyText"/>
+        <w:ind w:firstLine="420"/>
       </w:pPr>
       <w:r>
         <w:rPr>
@@ -15515,6 +15066,7 @@
     <w:p>
       <w:pPr>
         <w:pStyle w:val="BodyText"/>
+        <w:ind w:firstLine="420"/>
       </w:pPr>
       <w:r>
         <w:rPr>
@@ -15522,7 +15074,7 @@
           <w:b/>
           <w:bCs/>
         </w:rPr>
-        <w:t xml:space="preserve">4-2</w:t>
+        <w:t xml:space="preserve">(2)</w:t>
       </w:r>
       <w:r>
         <w:rPr>
@@ -15770,8 +15322,7 @@
     <w:p>
       <w:pPr>
         <w:pStyle w:val="BodyText"/>
-        <w:spacing w:before="0" w:after="0"/>
-        <w:ind w:left="480" w:hanging="480"/>
+        <w:ind w:firstLine="420"/>
       </w:pPr>
       <w:r>
         <w:rPr>
@@ -15821,18 +15372,11 @@
         </w:rPr>
         <w:t xml:space="preserve"> </w:t>
       </w:r>
-    </w:p>
-    <w:p>
-      <w:pPr>
-        <w:pStyle w:val="BodyText"/>
-        <w:spacing w:before="0" w:after="0"/>
-        <w:ind w:left="480" w:hanging="480"/>
-      </w:pPr>
-      <w:r>
-        <w:rPr>
-          <w:rFonts w:ascii="Times New Roman" w:hAnsi="Times New Roman" w:eastAsia="Times New Roman" w:cs="Times New Roman"/>
-        </w:rPr>
-        <w:t xml:space="preserve">A.</w:t>
+      <w:r>
+        <w:rPr>
+          <w:rFonts w:ascii="Times New Roman" w:hAnsi="Times New Roman" w:eastAsia="Times New Roman" w:cs="Times New Roman"/>
+        </w:rPr>
+        <w:t xml:space="preserve">- A.</w:t>
       </w:r>
       <w:r>
         <w:rPr>
@@ -15938,20 +15482,13 @@
         <w:rPr>
           <w:rFonts w:ascii="Times New Roman" w:hAnsi="Times New Roman" w:eastAsia="Times New Roman" w:cs="Times New Roman"/>
         </w:rPr>
-        <w:t xml:space="preserve">　</w:t>
-      </w:r>
-    </w:p>
-    <w:p>
-      <w:pPr>
-        <w:pStyle w:val="BodyText"/>
-        <w:spacing w:before="0" w:after="0"/>
-        <w:ind w:left="480" w:hanging="480"/>
-      </w:pPr>
-      <w:r>
-        <w:rPr>
-          <w:rFonts w:ascii="Times New Roman" w:hAnsi="Times New Roman" w:eastAsia="Times New Roman" w:cs="Times New Roman"/>
-        </w:rPr>
-        <w:t xml:space="preserve">B.</w:t>
+        <w:t xml:space="preserve"> </w:t>
+      </w:r>
+      <w:r>
+        <w:rPr>
+          <w:rFonts w:ascii="Times New Roman" w:hAnsi="Times New Roman" w:eastAsia="Times New Roman" w:cs="Times New Roman"/>
+        </w:rPr>
+        <w:t xml:space="preserve">- B.</w:t>
       </w:r>
       <w:r>
         <w:rPr>
@@ -16045,20 +15582,13 @@
         <w:rPr>
           <w:rFonts w:ascii="Times New Roman" w:hAnsi="Times New Roman" w:eastAsia="Times New Roman" w:cs="Times New Roman"/>
         </w:rPr>
-        <w:t xml:space="preserve">　</w:t>
-      </w:r>
-    </w:p>
-    <w:p>
-      <w:pPr>
-        <w:pStyle w:val="BodyText"/>
-        <w:spacing w:before="0" w:after="0"/>
-        <w:ind w:left="480" w:hanging="480"/>
-      </w:pPr>
-      <w:r>
-        <w:rPr>
-          <w:rFonts w:ascii="Times New Roman" w:hAnsi="Times New Roman" w:eastAsia="Times New Roman" w:cs="Times New Roman"/>
-        </w:rPr>
-        <w:t xml:space="preserve">C.</w:t>
+        <w:t xml:space="preserve"> </w:t>
+      </w:r>
+      <w:r>
+        <w:rPr>
+          <w:rFonts w:ascii="Times New Roman" w:hAnsi="Times New Roman" w:eastAsia="Times New Roman" w:cs="Times New Roman"/>
+        </w:rPr>
+        <w:t xml:space="preserve">- C.</w:t>
       </w:r>
       <w:r>
         <w:rPr>
@@ -16146,20 +15676,13 @@
         <w:rPr>
           <w:rFonts w:ascii="Times New Roman" w:hAnsi="Times New Roman" w:eastAsia="Times New Roman" w:cs="Times New Roman"/>
         </w:rPr>
-        <w:t xml:space="preserve">　</w:t>
-      </w:r>
-    </w:p>
-    <w:p>
-      <w:pPr>
-        <w:pStyle w:val="BodyText"/>
-        <w:spacing w:before="0" w:after="0"/>
-        <w:ind w:left="480" w:hanging="480"/>
-      </w:pPr>
-      <w:r>
-        <w:rPr>
-          <w:rFonts w:ascii="Times New Roman" w:hAnsi="Times New Roman" w:eastAsia="Times New Roman" w:cs="Times New Roman"/>
-        </w:rPr>
-        <w:t xml:space="preserve">D.</w:t>
+        <w:t xml:space="preserve"> </w:t>
+      </w:r>
+      <w:r>
+        <w:rPr>
+          <w:rFonts w:ascii="Times New Roman" w:hAnsi="Times New Roman" w:eastAsia="Times New Roman" w:cs="Times New Roman"/>
+        </w:rPr>
+        <w:t xml:space="preserve">- D.</w:t>
       </w:r>
       <w:r>
         <w:rPr>
@@ -16268,7 +15791,7 @@
         </w:rPr>
         <w:drawing>
           <wp:inline>
-            <wp:extent cx="2222500" cy="1866900"/>
+            <wp:extent cx="2222500" cy="1917700"/>
             <wp:effectExtent b="0" l="0" r="0" t="0"/>
             <wp:docPr descr="" title="" id="58" name="Picture"/>
             <a:graphic>
@@ -16289,7 +15812,7 @@
                   <pic:spPr bwMode="auto">
                     <a:xfrm>
                       <a:off x="0" y="0"/>
-                      <a:ext cx="2222500" cy="1866900"/>
+                      <a:ext cx="2222500" cy="1917700"/>
                     </a:xfrm>
                     <a:prstGeom prst="rect">
                       <a:avLst/>
@@ -16391,6 +15914,7 @@
     <w:p>
       <w:pPr>
         <w:pStyle w:val="BodyText"/>
+        <w:ind w:firstLine="420"/>
       </w:pPr>
       <w:r>
         <w:rPr>
@@ -16550,16 +16074,6 @@
         </w:rPr>
         <w:t xml:space="preserve"> ____。</w:t>
       </w:r>
-    </w:p>
-    <w:p>
-      <w:pPr>
-        <w:spacing w:before="0" w:after="0"/>
-      </w:pPr>
-    </w:p>
-    <w:p>
-      <w:pPr>
-        <w:spacing w:before="0" w:after="0"/>
-      </w:pPr>
     </w:p>
     <w:p>
       <w:pPr>
@@ -16571,6 +16085,16 @@
         </w:pict>
       </w:r>
     </w:p>
+    <w:p>
+      <w:pPr>
+        <w:spacing w:before="160" w:after="80"/>
+      </w:pPr>
+      <w:r>
+        <w:pict>
+          <v:rect style="width:0;height:1.5pt" o:hralign="center" o:hrstd="t" o:hr="t"/>
+        </w:pict>
+      </w:r>
+    </w:p>
     <w:bookmarkEnd w:id="60"/>
     <w:bookmarkStart w:id="61" w:name="第29题"/>
     <w:p>
@@ -16600,6 +16124,7 @@
     <w:p>
       <w:pPr>
         <w:pStyle w:val="BlockText"/>
+        <w:ind w:firstLine="420"/>
       </w:pPr>
       <w:r>
         <w:rPr>
@@ -16655,6 +16180,7 @@
     <w:p>
       <w:pPr>
         <w:pStyle w:val="FirstParagraph"/>
+        <w:ind w:firstLine="420"/>
       </w:pPr>
       <w:r>
         <w:rPr>
@@ -16684,6 +16210,7 @@
     <w:p>
       <w:pPr>
         <w:pStyle w:val="BodyText"/>
+        <w:ind w:firstLine="420"/>
       </w:pPr>
       <w:r>
         <w:rPr>
@@ -16691,7 +16218,7 @@
           <w:b/>
           <w:bCs/>
         </w:rPr>
-        <w:t xml:space="preserve">8-1</w:t>
+        <w:t xml:space="preserve">(1)</w:t>
       </w:r>
       <w:r>
         <w:rPr>
@@ -17058,6 +16585,7 @@
     <w:p>
       <w:pPr>
         <w:pStyle w:val="BodyText"/>
+        <w:ind w:firstLine="420"/>
       </w:pPr>
       <w:r>
         <w:rPr>
@@ -17065,7 +16593,7 @@
           <w:b/>
           <w:bCs/>
         </w:rPr>
-        <w:t xml:space="preserve">8-2</w:t>
+        <w:t xml:space="preserve">(2)</w:t>
       </w:r>
       <w:r>
         <w:rPr>
@@ -17321,6 +16849,7 @@
     <w:p>
       <w:pPr>
         <w:pStyle w:val="BodyText"/>
+        <w:ind w:firstLine="420"/>
       </w:pPr>
       <w:r>
         <w:rPr>
@@ -17328,7 +16857,7 @@
           <w:b/>
           <w:bCs/>
         </w:rPr>
-        <w:t xml:space="preserve">8-3</w:t>
+        <w:t xml:space="preserve">(3)</w:t>
       </w:r>
       <w:r>
         <w:rPr>
@@ -17487,46 +17016,6 @@
     </w:p>
     <w:p>
       <w:pPr>
-        <w:spacing w:before="0" w:after="0"/>
-      </w:pPr>
-    </w:p>
-    <w:p>
-      <w:pPr>
-        <w:spacing w:before="0" w:after="0"/>
-      </w:pPr>
-    </w:p>
-    <w:p>
-      <w:pPr>
-        <w:spacing w:before="0" w:after="0"/>
-      </w:pPr>
-    </w:p>
-    <w:p>
-      <w:pPr>
-        <w:spacing w:before="0" w:after="0"/>
-      </w:pPr>
-    </w:p>
-    <w:p>
-      <w:pPr>
-        <w:spacing w:before="0" w:after="0"/>
-      </w:pPr>
-    </w:p>
-    <w:p>
-      <w:pPr>
-        <w:spacing w:before="0" w:after="0"/>
-      </w:pPr>
-    </w:p>
-    <w:p>
-      <w:pPr>
-        <w:spacing w:before="0" w:after="0"/>
-      </w:pPr>
-    </w:p>
-    <w:p>
-      <w:pPr>
-        <w:spacing w:before="0" w:after="0"/>
-      </w:pPr>
-    </w:p>
-    <w:p>
-      <w:pPr>
         <w:spacing w:before="160" w:after="80"/>
       </w:pPr>
       <w:r>
@@ -17535,6 +17024,16 @@
         </w:pict>
       </w:r>
     </w:p>
+    <w:p>
+      <w:pPr>
+        <w:spacing w:before="160" w:after="80"/>
+      </w:pPr>
+      <w:r>
+        <w:pict>
+          <v:rect style="width:0;height:1.5pt" o:hralign="center" o:hrstd="t" o:hr="t"/>
+        </w:pict>
+      </w:r>
+    </w:p>
     <w:bookmarkEnd w:id="61"/>
     <w:bookmarkStart w:id="68" w:name="第30题"/>
     <w:p>
@@ -17564,6 +17063,7 @@
     <w:p>
       <w:pPr>
         <w:pStyle w:val="BlockText"/>
+        <w:ind w:firstLine="420"/>
       </w:pPr>
       <w:r>
         <w:rPr>
@@ -17595,6 +17095,7 @@
     <w:p>
       <w:pPr>
         <w:pStyle w:val="FirstParagraph"/>
+        <w:ind w:firstLine="420"/>
       </w:pPr>
       <w:r>
         <w:rPr>
@@ -17602,7 +17103,7 @@
           <w:b/>
           <w:bCs/>
         </w:rPr>
-        <w:t xml:space="preserve">1-1</w:t>
+        <w:t xml:space="preserve">(1)</w:t>
       </w:r>
       <w:r>
         <w:rPr>
@@ -17856,7 +17357,7 @@
         </w:rPr>
         <w:drawing>
           <wp:inline>
-            <wp:extent cx="2865582" cy="2590800"/>
+            <wp:extent cx="2870200" cy="2590800"/>
             <wp:effectExtent b="0" l="0" r="0" t="0"/>
             <wp:docPr descr="" title="" id="63" name="Picture"/>
             <a:graphic>
@@ -17877,7 +17378,7 @@
                   <pic:spPr bwMode="auto">
                     <a:xfrm>
                       <a:off x="0" y="0"/>
-                      <a:ext cx="2865582" cy="2590800"/>
+                      <a:ext cx="2870200" cy="2590800"/>
                     </a:xfrm>
                     <a:prstGeom prst="rect">
                       <a:avLst/>
@@ -18091,6 +17592,7 @@
     <w:p>
       <w:pPr>
         <w:pStyle w:val="BodyText"/>
+        <w:ind w:firstLine="420"/>
       </w:pPr>
       <w:r>
         <w:rPr>
@@ -18098,7 +17600,7 @@
           <w:b/>
           <w:bCs/>
         </w:rPr>
-        <w:t xml:space="preserve">1-2</w:t>
+        <w:t xml:space="preserve">(2)</w:t>
       </w:r>
       <w:r>
         <w:rPr>
@@ -18176,6 +17678,7 @@
     <w:p>
       <w:pPr>
         <w:pStyle w:val="BodyText"/>
+        <w:ind w:firstLine="420"/>
       </w:pPr>
       <w:r>
         <w:rPr>
@@ -18183,7 +17686,7 @@
           <w:b/>
           <w:bCs/>
         </w:rPr>
-        <w:t xml:space="preserve">1-3</w:t>
+        <w:t xml:space="preserve">(3)</w:t>
       </w:r>
       <w:r>
         <w:rPr>
@@ -18245,46 +17748,6 @@
         </w:rPr>
         <w:t>)。</w:t>
       </w:r>
-    </w:p>
-    <w:p>
-      <w:pPr>
-        <w:spacing w:before="0" w:after="0"/>
-      </w:pPr>
-    </w:p>
-    <w:p>
-      <w:pPr>
-        <w:spacing w:before="0" w:after="0"/>
-      </w:pPr>
-    </w:p>
-    <w:p>
-      <w:pPr>
-        <w:spacing w:before="0" w:after="0"/>
-      </w:pPr>
-    </w:p>
-    <w:p>
-      <w:pPr>
-        <w:spacing w:before="0" w:after="0"/>
-      </w:pPr>
-    </w:p>
-    <w:p>
-      <w:pPr>
-        <w:spacing w:before="0" w:after="0"/>
-      </w:pPr>
-    </w:p>
-    <w:p>
-      <w:pPr>
-        <w:spacing w:before="0" w:after="0"/>
-      </w:pPr>
-    </w:p>
-    <w:p>
-      <w:pPr>
-        <w:spacing w:before="0" w:after="0"/>
-      </w:pPr>
-    </w:p>
-    <w:p>
-      <w:pPr>
-        <w:spacing w:before="0" w:after="0"/>
-      </w:pPr>
     </w:p>
     <w:p>
       <w:pPr>
@@ -18296,6 +17759,16 @@
         </w:pict>
       </w:r>
     </w:p>
+    <w:p>
+      <w:pPr>
+        <w:spacing w:before="160" w:after="80"/>
+      </w:pPr>
+      <w:r>
+        <w:pict>
+          <v:rect style="width:0;height:1.5pt" o:hralign="center" o:hrstd="t" o:hr="t"/>
+        </w:pict>
+      </w:r>
+    </w:p>
     <w:bookmarkEnd w:id="68"/>
     <w:bookmarkStart w:id="69" w:name="第31题"/>
     <w:p>
@@ -18325,6 +17798,7 @@
     <w:p>
       <w:pPr>
         <w:pStyle w:val="BlockText"/>
+        <w:ind w:firstLine="420"/>
       </w:pPr>
       <w:r>
         <w:rPr>
@@ -18356,6 +17830,7 @@
     <w:p>
       <w:pPr>
         <w:pStyle w:val="FirstParagraph"/>
+        <w:ind w:firstLine="420"/>
       </w:pPr>
       <w:r>
         <w:rPr>
@@ -18744,6 +18219,7 @@
     <w:p>
       <w:pPr>
         <w:pStyle w:val="BodyText"/>
+        <w:ind w:firstLine="420"/>
       </w:pPr>
       <w:r>
         <w:rPr>
@@ -18751,7 +18227,7 @@
           <w:b/>
           <w:bCs/>
         </w:rPr>
-        <w:t xml:space="preserve">4-1</w:t>
+        <w:t xml:space="preserve">(1)</w:t>
       </w:r>
       <w:r>
         <w:rPr>
@@ -18787,6 +18263,7 @@
     <w:p>
       <w:pPr>
         <w:pStyle w:val="BodyText"/>
+        <w:ind w:firstLine="420"/>
       </w:pPr>
       <w:r>
         <w:rPr>
@@ -18794,7 +18271,7 @@
           <w:b/>
           <w:bCs/>
         </w:rPr>
-        <w:t xml:space="preserve">4-2</w:t>
+        <w:t xml:space="preserve">(2)</w:t>
       </w:r>
       <w:r>
         <w:rPr>
@@ -18862,6 +18339,7 @@
     <w:p>
       <w:pPr>
         <w:pStyle w:val="BodyText"/>
+        <w:ind w:firstLine="420"/>
       </w:pPr>
       <w:r>
         <w:rPr>
@@ -18869,7 +18347,7 @@
           <w:b/>
           <w:bCs/>
         </w:rPr>
-        <w:t xml:space="preserve">4-3</w:t>
+        <w:t xml:space="preserve">(3)</w:t>
       </w:r>
       <w:r>
         <w:rPr>
@@ -18924,31 +18402,6 @@
     </w:p>
     <w:p>
       <w:pPr>
-        <w:spacing w:before="0" w:after="0"/>
-      </w:pPr>
-    </w:p>
-    <w:p>
-      <w:pPr>
-        <w:spacing w:before="0" w:after="0"/>
-      </w:pPr>
-    </w:p>
-    <w:p>
-      <w:pPr>
-        <w:spacing w:before="0" w:after="0"/>
-      </w:pPr>
-    </w:p>
-    <w:p>
-      <w:pPr>
-        <w:spacing w:before="0" w:after="0"/>
-      </w:pPr>
-    </w:p>
-    <w:p>
-      <w:pPr>
-        <w:spacing w:before="0" w:after="0"/>
-      </w:pPr>
-    </w:p>
-    <w:p>
-      <w:pPr>
         <w:spacing w:before="160" w:after="80"/>
       </w:pPr>
       <w:r>
@@ -18957,6 +18410,16 @@
         </w:pict>
       </w:r>
     </w:p>
+    <w:p>
+      <w:pPr>
+        <w:spacing w:before="160" w:after="80"/>
+      </w:pPr>
+      <w:r>
+        <w:pict>
+          <v:rect style="width:0;height:1.5pt" o:hralign="center" o:hrstd="t" o:hr="t"/>
+        </w:pict>
+      </w:r>
+    </w:p>
     <w:bookmarkEnd w:id="69"/>
     <w:bookmarkStart w:id="70" w:name="第32题"/>
     <w:p>
@@ -18986,6 +18449,7 @@
     <w:p>
       <w:pPr>
         <w:pStyle w:val="BlockText"/>
+        <w:ind w:firstLine="420"/>
       </w:pPr>
       <w:r>
         <w:rPr>
@@ -19017,6 +18481,7 @@
     <w:p>
       <w:pPr>
         <w:pStyle w:val="FirstParagraph"/>
+        <w:ind w:firstLine="420"/>
       </w:pPr>
       <w:r>
         <w:rPr>
@@ -19046,6 +18511,7 @@
     <w:p>
       <w:pPr>
         <w:pStyle w:val="BodyText"/>
+        <w:ind w:firstLine="420"/>
       </w:pPr>
       <w:r>
         <w:rPr>
@@ -19053,7 +18519,7 @@
           <w:b/>
           <w:bCs/>
         </w:rPr>
-        <w:t xml:space="preserve">6-1</w:t>
+        <w:t xml:space="preserve">(1)</w:t>
       </w:r>
       <w:r>
         <w:rPr>
@@ -19271,6 +18737,7 @@
     <w:p>
       <w:pPr>
         <w:pStyle w:val="BodyText"/>
+        <w:ind w:firstLine="420"/>
       </w:pPr>
       <w:r>
         <w:rPr>
@@ -19278,7 +18745,7 @@
           <w:b/>
           <w:bCs/>
         </w:rPr>
-        <w:t xml:space="preserve">6-2</w:t>
+        <w:t xml:space="preserve">(2)</w:t>
       </w:r>
       <w:r>
         <w:rPr>
@@ -19451,31 +18918,6 @@
     </w:p>
     <w:p>
       <w:pPr>
-        <w:spacing w:before="0" w:after="0"/>
-      </w:pPr>
-    </w:p>
-    <w:p>
-      <w:pPr>
-        <w:spacing w:before="0" w:after="0"/>
-      </w:pPr>
-    </w:p>
-    <w:p>
-      <w:pPr>
-        <w:spacing w:before="0" w:after="0"/>
-      </w:pPr>
-    </w:p>
-    <w:p>
-      <w:pPr>
-        <w:spacing w:before="0" w:after="0"/>
-      </w:pPr>
-    </w:p>
-    <w:p>
-      <w:pPr>
-        <w:spacing w:before="0" w:after="0"/>
-      </w:pPr>
-    </w:p>
-    <w:p>
-      <w:pPr>
         <w:spacing w:before="160" w:after="80"/>
       </w:pPr>
       <w:r>
@@ -19484,6 +18926,16 @@
         </w:pict>
       </w:r>
     </w:p>
+    <w:p>
+      <w:pPr>
+        <w:spacing w:before="160" w:after="80"/>
+      </w:pPr>
+      <w:r>
+        <w:pict>
+          <v:rect style="width:0;height:1.5pt" o:hralign="center" o:hrstd="t" o:hr="t"/>
+        </w:pict>
+      </w:r>
+    </w:p>
     <w:bookmarkEnd w:id="70"/>
     <w:bookmarkStart w:id="71" w:name="第33题"/>
     <w:p>
@@ -19513,6 +18965,7 @@
     <w:p>
       <w:pPr>
         <w:pStyle w:val="BlockText"/>
+        <w:ind w:firstLine="420"/>
       </w:pPr>
       <w:r>
         <w:rPr>
@@ -19544,6 +18997,7 @@
     <w:p>
       <w:pPr>
         <w:pStyle w:val="FirstParagraph"/>
+        <w:ind w:firstLine="420"/>
       </w:pPr>
       <w:r>
         <w:rPr>
@@ -19610,6 +19064,7 @@
       <w:pPr>
         <w:pStyle w:val="BodyText"/>
         <w:spacing w:after="80"/>
+        <w:ind w:firstLine="420"/>
       </w:pPr>
       <w:r>
         <w:rPr>
@@ -19617,7 +19072,7 @@
           <w:b/>
           <w:bCs/>
         </w:rPr>
-        <w:t xml:space="preserve">9-1</w:t>
+        <w:t xml:space="preserve">(1)</w:t>
       </w:r>
       <w:r>
         <w:rPr>
@@ -20020,15 +19475,16 @@
       <w:tblPr>
         <w:tblStyle w:val="Table"/>
         <w:tblW w:type="auto" w:w="0"/>
+        <w:tblLook w:firstRow="1" w:lastRow="0" w:firstColumn="0" w:lastColumn="0" w:noHBand="0" w:noVBand="0" w:val="0020"/>
+        <w:jc w:val="center"/>
         <w:tblBorders>
           <w:top w:val="single" w:sz="12" w:space="0" w:color="000000"/>
-          <w:left w:val="none" w:sz="0" w:space="0" w:color="auto"/>
           <w:bottom w:val="single" w:sz="12" w:space="0" w:color="000000"/>
-          <w:right w:val="none" w:sz="0" w:space="0" w:color="auto"/>
-          <w:insideH w:val="none" w:sz="0" w:space="0" w:color="auto"/>
-          <w:insideV w:val="none" w:sz="0" w:space="0" w:color="auto"/>
+          <w:left w:val="none"/>
+          <w:right w:val="none"/>
+          <w:insideH w:val="none"/>
+          <w:insideV w:val="none"/>
         </w:tblBorders>
-        <w:tblLook w:firstRow="1" w:lastRow="0" w:firstColumn="0" w:lastColumn="0" w:noHBand="0" w:noVBand="0" w:val="0020"/>
       </w:tblPr>
       <w:tblGrid>
         <w:gridCol w:w="2640"/>
@@ -20042,7 +19498,7 @@
         <w:tc>
           <w:tcPr>
             <w:tcBorders>
-              <w:bottom w:val="single" w:sz="8" w:space="0" w:color="000000"/>
+              <w:bottom w:val="single" w:sz="6" w:space="0" w:color="000000"/>
             </w:tcBorders>
           </w:tcPr>
           <w:p>
@@ -20076,7 +19532,7 @@
         <w:tc>
           <w:tcPr>
             <w:tcBorders>
-              <w:bottom w:val="single" w:sz="8" w:space="0" w:color="000000"/>
+              <w:bottom w:val="single" w:sz="6" w:space="0" w:color="000000"/>
             </w:tcBorders>
           </w:tcPr>
           <w:p>
@@ -20103,7 +19559,7 @@
         <w:tc>
           <w:tcPr>
             <w:tcBorders>
-              <w:bottom w:val="single" w:sz="8" w:space="0" w:color="000000"/>
+              <w:bottom w:val="single" w:sz="6" w:space="0" w:color="000000"/>
             </w:tcBorders>
           </w:tcPr>
           <w:p>
@@ -20315,6 +19771,7 @@
       <w:pPr>
         <w:pStyle w:val="BodyText"/>
         <w:spacing w:before="120" w:after="80"/>
+        <w:ind w:firstLine="420"/>
       </w:pPr>
       <w:r>
         <w:rPr>
@@ -20322,7 +19779,7 @@
           <w:b/>
           <w:bCs/>
         </w:rPr>
-        <w:t xml:space="preserve">9-2</w:t>
+        <w:t xml:space="preserve">(2)</w:t>
       </w:r>
       <w:r>
         <w:rPr>
@@ -20663,15 +20120,16 @@
       <w:tblPr>
         <w:tblStyle w:val="Table"/>
         <w:tblW w:type="auto" w:w="0"/>
+        <w:tblLook w:firstRow="1" w:lastRow="0" w:firstColumn="0" w:lastColumn="0" w:noHBand="0" w:noVBand="0" w:val="0020"/>
+        <w:jc w:val="center"/>
         <w:tblBorders>
           <w:top w:val="single" w:sz="12" w:space="0" w:color="000000"/>
-          <w:left w:val="none" w:sz="0" w:space="0" w:color="auto"/>
           <w:bottom w:val="single" w:sz="12" w:space="0" w:color="000000"/>
-          <w:right w:val="none" w:sz="0" w:space="0" w:color="auto"/>
-          <w:insideH w:val="none" w:sz="0" w:space="0" w:color="auto"/>
-          <w:insideV w:val="none" w:sz="0" w:space="0" w:color="auto"/>
+          <w:left w:val="none"/>
+          <w:right w:val="none"/>
+          <w:insideH w:val="none"/>
+          <w:insideV w:val="none"/>
         </w:tblBorders>
-        <w:tblLook w:firstRow="1" w:lastRow="0" w:firstColumn="0" w:lastColumn="0" w:noHBand="0" w:noVBand="0" w:val="0020"/>
       </w:tblPr>
       <w:tblGrid>
         <w:gridCol w:w="2640"/>
@@ -20685,7 +20143,7 @@
         <w:tc>
           <w:tcPr>
             <w:tcBorders>
-              <w:bottom w:val="single" w:sz="8" w:space="0" w:color="000000"/>
+              <w:bottom w:val="single" w:sz="6" w:space="0" w:color="000000"/>
             </w:tcBorders>
           </w:tcPr>
           <w:p>
@@ -20719,7 +20177,7 @@
         <w:tc>
           <w:tcPr>
             <w:tcBorders>
-              <w:bottom w:val="single" w:sz="8" w:space="0" w:color="000000"/>
+              <w:bottom w:val="single" w:sz="6" w:space="0" w:color="000000"/>
             </w:tcBorders>
           </w:tcPr>
           <w:p>
@@ -20746,7 +20204,7 @@
         <w:tc>
           <w:tcPr>
             <w:tcBorders>
-              <w:bottom w:val="single" w:sz="8" w:space="0" w:color="000000"/>
+              <w:bottom w:val="single" w:sz="6" w:space="0" w:color="000000"/>
             </w:tcBorders>
           </w:tcPr>
           <w:p>
@@ -20956,46 +20414,6 @@
     </w:tbl>
     <w:p>
       <w:pPr>
-        <w:spacing w:before="0" w:after="0"/>
-      </w:pPr>
-    </w:p>
-    <w:p>
-      <w:pPr>
-        <w:spacing w:before="0" w:after="0"/>
-      </w:pPr>
-    </w:p>
-    <w:p>
-      <w:pPr>
-        <w:spacing w:before="0" w:after="0"/>
-      </w:pPr>
-    </w:p>
-    <w:p>
-      <w:pPr>
-        <w:spacing w:before="0" w:after="0"/>
-      </w:pPr>
-    </w:p>
-    <w:p>
-      <w:pPr>
-        <w:spacing w:before="0" w:after="0"/>
-      </w:pPr>
-    </w:p>
-    <w:p>
-      <w:pPr>
-        <w:spacing w:before="0" w:after="0"/>
-      </w:pPr>
-    </w:p>
-    <w:p>
-      <w:pPr>
-        <w:spacing w:before="0" w:after="0"/>
-      </w:pPr>
-    </w:p>
-    <w:p>
-      <w:pPr>
-        <w:spacing w:before="0" w:after="0"/>
-      </w:pPr>
-    </w:p>
-    <w:p>
-      <w:pPr>
         <w:spacing w:before="160" w:after="80"/>
       </w:pPr>
       <w:r>
@@ -21004,6 +20422,16 @@
         </w:pict>
       </w:r>
     </w:p>
+    <w:p>
+      <w:pPr>
+        <w:spacing w:before="160" w:after="80"/>
+      </w:pPr>
+      <w:r>
+        <w:pict>
+          <v:rect style="width:0;height:1.5pt" o:hralign="center" o:hrstd="t" o:hr="t"/>
+        </w:pict>
+      </w:r>
+    </w:p>
     <w:bookmarkEnd w:id="71"/>
     <w:bookmarkStart w:id="72" w:name="第34题"/>
     <w:p>
@@ -21033,6 +20461,7 @@
     <w:p>
       <w:pPr>
         <w:pStyle w:val="FirstParagraph"/>
+        <w:ind w:firstLine="420"/>
       </w:pPr>
       <w:r>
         <w:rPr>
@@ -21110,6 +20539,7 @@
     <w:p>
       <w:pPr>
         <w:pStyle w:val="BodyText"/>
+        <w:ind w:firstLine="420"/>
       </w:pPr>
       <w:r>
         <w:rPr>
@@ -21282,14 +20712,12 @@
     </w:p>
     <w:p>
       <w:pPr>
-        <w:pStyle w:val="BodyText"/>
-      </w:pPr>
-      <w:r>
-        <w:rPr>
-          <w:rFonts w:ascii="Times New Roman" w:hAnsi="Times New Roman" w:eastAsia="Times New Roman" w:cs="Times New Roman"/>
-        </w:rPr>
-        <w:t xml:space="preserve">25-1 </w:t>
-      </w:r>
+        <w:numPr>
+          <w:ilvl w:val="0"/>
+          <w:numId w:val="1016"/>
+        </w:numPr>
+        <w:ind w:firstLine="420"/>
+      </w:pPr>
       <w:r>
         <w:rPr>
           <w:rFonts w:hint="eastAsia" w:ascii="Times New Roman" w:hAnsi="Times New Roman" w:eastAsia="FangSong" w:cs="Times New Roman"/>
@@ -21329,14 +20757,12 @@
     </w:p>
     <w:p>
       <w:pPr>
-        <w:pStyle w:val="BodyText"/>
-      </w:pPr>
-      <w:r>
-        <w:rPr>
-          <w:rFonts w:ascii="Times New Roman" w:hAnsi="Times New Roman" w:eastAsia="Times New Roman" w:cs="Times New Roman"/>
-        </w:rPr>
-        <w:t xml:space="preserve">25-2 </w:t>
-      </w:r>
+        <w:numPr>
+          <w:ilvl w:val="0"/>
+          <w:numId w:val="1016"/>
+        </w:numPr>
+        <w:ind w:firstLine="420"/>
+      </w:pPr>
       <w:r>
         <w:rPr>
           <w:rFonts w:hint="eastAsia" w:ascii="Times New Roman" w:hAnsi="Times New Roman" w:eastAsia="FangSong" w:cs="Times New Roman"/>
@@ -21400,7 +20826,8 @@
     </w:p>
     <w:p>
       <w:pPr>
-        <w:pStyle w:val="BodyText"/>
+        <w:pStyle w:val="FirstParagraph"/>
+        <w:ind w:firstLine="420"/>
       </w:pPr>
       <w:r>
         <w:rPr>
@@ -21625,14 +21052,12 @@
     </w:p>
     <w:p>
       <w:pPr>
-        <w:pStyle w:val="BodyText"/>
-      </w:pPr>
-      <w:r>
-        <w:rPr>
-          <w:rFonts w:ascii="Times New Roman" w:hAnsi="Times New Roman" w:eastAsia="Times New Roman" w:cs="Times New Roman"/>
-        </w:rPr>
-        <w:t xml:space="preserve">25-3 </w:t>
-      </w:r>
+        <w:numPr>
+          <w:ilvl w:val="0"/>
+          <w:numId w:val="1017"/>
+        </w:numPr>
+        <w:ind w:firstLine="420"/>
+      </w:pPr>
       <w:r>
         <w:rPr>
           <w:rFonts w:hint="eastAsia" w:ascii="Times New Roman" w:hAnsi="Times New Roman" w:eastAsia="FangSong" w:cs="Times New Roman"/>
@@ -21708,14 +21133,12 @@
     </w:p>
     <w:p>
       <w:pPr>
-        <w:pStyle w:val="BodyText"/>
-      </w:pPr>
-      <w:r>
-        <w:rPr>
-          <w:rFonts w:ascii="Times New Roman" w:hAnsi="Times New Roman" w:eastAsia="Times New Roman" w:cs="Times New Roman"/>
-        </w:rPr>
-        <w:t xml:space="preserve">25-4 </w:t>
-      </w:r>
+        <w:numPr>
+          <w:ilvl w:val="0"/>
+          <w:numId w:val="1017"/>
+        </w:numPr>
+        <w:ind w:firstLine="420"/>
+      </w:pPr>
       <w:r>
         <w:rPr>
           <w:rFonts w:hint="eastAsia" w:ascii="Times New Roman" w:hAnsi="Times New Roman" w:eastAsia="FangSong" w:cs="Times New Roman"/>
@@ -21793,13 +21216,17 @@
     </w:p>
     <w:p>
       <w:pPr>
-        <w:pStyle w:val="BodyText"/>
-      </w:pPr>
-      <w:r>
-        <w:rPr>
-          <w:rFonts w:ascii="Times New Roman" w:hAnsi="Times New Roman" w:eastAsia="Times New Roman" w:cs="Times New Roman"/>
-        </w:rPr>
-        <w:t xml:space="preserve">25-5 D </w:t>
+        <w:numPr>
+          <w:ilvl w:val="0"/>
+          <w:numId w:val="1017"/>
+        </w:numPr>
+        <w:ind w:firstLine="420"/>
+      </w:pPr>
+      <w:r>
+        <w:rPr>
+          <w:rFonts w:ascii="Times New Roman" w:hAnsi="Times New Roman" w:eastAsia="Times New Roman" w:cs="Times New Roman"/>
+        </w:rPr>
+        <w:t xml:space="preserve">D </w:t>
       </w:r>
       <w:r>
         <w:rPr>
@@ -21843,46 +21270,6 @@
         </w:rPr>
         <w:t>。</w:t>
       </w:r>
-    </w:p>
-    <w:p>
-      <w:pPr>
-        <w:spacing w:before="0" w:after="0"/>
-      </w:pPr>
-    </w:p>
-    <w:p>
-      <w:pPr>
-        <w:spacing w:before="0" w:after="0"/>
-      </w:pPr>
-    </w:p>
-    <w:p>
-      <w:pPr>
-        <w:spacing w:before="0" w:after="0"/>
-      </w:pPr>
-    </w:p>
-    <w:p>
-      <w:pPr>
-        <w:spacing w:before="0" w:after="0"/>
-      </w:pPr>
-    </w:p>
-    <w:p>
-      <w:pPr>
-        <w:spacing w:before="0" w:after="0"/>
-      </w:pPr>
-    </w:p>
-    <w:p>
-      <w:pPr>
-        <w:spacing w:before="0" w:after="0"/>
-      </w:pPr>
-    </w:p>
-    <w:p>
-      <w:pPr>
-        <w:spacing w:before="0" w:after="0"/>
-      </w:pPr>
-    </w:p>
-    <w:p>
-      <w:pPr>
-        <w:spacing w:before="0" w:after="0"/>
-      </w:pPr>
     </w:p>
     <w:p>
       <w:pPr>
@@ -21894,6 +21281,16 @@
         </w:pict>
       </w:r>
     </w:p>
+    <w:p>
+      <w:pPr>
+        <w:spacing w:before="160" w:after="80"/>
+      </w:pPr>
+      <w:r>
+        <w:pict>
+          <v:rect style="width:0;height:1.5pt" o:hralign="center" o:hrstd="t" o:hr="t"/>
+        </w:pict>
+      </w:r>
+    </w:p>
     <w:bookmarkEnd w:id="72"/>
     <w:bookmarkStart w:id="73" w:name="第35题"/>
     <w:p>
@@ -21923,6 +21320,7 @@
     <w:p>
       <w:pPr>
         <w:pStyle w:val="FirstParagraph"/>
+        <w:ind w:firstLine="420"/>
       </w:pPr>
       <w:r>
         <w:rPr>
@@ -22275,8 +21673,9 @@
       <w:pPr>
         <w:numPr>
           <w:ilvl w:val="0"/>
-          <w:numId w:val="1004"/>
+          <w:numId w:val="1018"/>
         </w:numPr>
+        <w:ind w:firstLine="420"/>
       </w:pPr>
       <w:r>
         <w:rPr>
@@ -22319,8 +21718,9 @@
       <w:pPr>
         <w:numPr>
           <w:ilvl w:val="0"/>
-          <w:numId w:val="1004"/>
+          <w:numId w:val="1018"/>
         </w:numPr>
+        <w:ind w:firstLine="420"/>
       </w:pPr>
       <w:r>
         <w:rPr>
@@ -22399,46 +21799,6 @@
     </w:p>
     <w:p>
       <w:pPr>
-        <w:spacing w:before="0" w:after="0"/>
-      </w:pPr>
-    </w:p>
-    <w:p>
-      <w:pPr>
-        <w:spacing w:before="0" w:after="0"/>
-      </w:pPr>
-    </w:p>
-    <w:p>
-      <w:pPr>
-        <w:spacing w:before="0" w:after="0"/>
-      </w:pPr>
-    </w:p>
-    <w:p>
-      <w:pPr>
-        <w:spacing w:before="0" w:after="0"/>
-      </w:pPr>
-    </w:p>
-    <w:p>
-      <w:pPr>
-        <w:spacing w:before="0" w:after="0"/>
-      </w:pPr>
-    </w:p>
-    <w:p>
-      <w:pPr>
-        <w:spacing w:before="0" w:after="0"/>
-      </w:pPr>
-    </w:p>
-    <w:p>
-      <w:pPr>
-        <w:spacing w:before="0" w:after="0"/>
-      </w:pPr>
-    </w:p>
-    <w:p>
-      <w:pPr>
-        <w:spacing w:before="0" w:after="0"/>
-      </w:pPr>
-    </w:p>
-    <w:p>
-      <w:pPr>
         <w:spacing w:before="160" w:after="80"/>
       </w:pPr>
       <w:r>
@@ -22447,6 +21807,16 @@
         </w:pict>
       </w:r>
     </w:p>
+    <w:p>
+      <w:pPr>
+        <w:spacing w:before="160" w:after="80"/>
+      </w:pPr>
+      <w:r>
+        <w:pict>
+          <v:rect style="width:0;height:1.5pt" o:hralign="center" o:hrstd="t" o:hr="t"/>
+        </w:pict>
+      </w:r>
+    </w:p>
     <w:bookmarkEnd w:id="73"/>
     <w:bookmarkStart w:id="74" w:name="第36题"/>
     <w:p>
@@ -22476,6 +21846,7 @@
     <w:p>
       <w:pPr>
         <w:pStyle w:val="FirstParagraph"/>
+        <w:ind w:firstLine="420"/>
       </w:pPr>
       <w:r>
         <w:rPr>
@@ -22787,21 +22158,6 @@
     </w:p>
     <w:p>
       <w:pPr>
-        <w:spacing w:before="0" w:after="0"/>
-      </w:pPr>
-    </w:p>
-    <w:p>
-      <w:pPr>
-        <w:spacing w:before="0" w:after="0"/>
-      </w:pPr>
-    </w:p>
-    <w:p>
-      <w:pPr>
-        <w:spacing w:before="0" w:after="0"/>
-      </w:pPr>
-    </w:p>
-    <w:p>
-      <w:pPr>
         <w:spacing w:before="160" w:after="80"/>
       </w:pPr>
       <w:r>
@@ -22810,6 +22166,16 @@
         </w:pict>
       </w:r>
     </w:p>
+    <w:p>
+      <w:pPr>
+        <w:spacing w:before="160" w:after="80"/>
+      </w:pPr>
+      <w:r>
+        <w:pict>
+          <v:rect style="width:0;height:1.5pt" o:hralign="center" o:hrstd="t" o:hr="t"/>
+        </w:pict>
+      </w:r>
+    </w:p>
     <w:bookmarkEnd w:id="74"/>
     <w:bookmarkStart w:id="75" w:name="第37题"/>
     <w:p>
@@ -22839,6 +22205,7 @@
     <w:p>
       <w:pPr>
         <w:pStyle w:val="FirstParagraph"/>
+        <w:ind w:firstLine="420"/>
       </w:pPr>
       <w:r>
         <w:rPr>
@@ -23057,31 +22424,6 @@
     </w:p>
     <w:p>
       <w:pPr>
-        <w:spacing w:before="0" w:after="0"/>
-      </w:pPr>
-    </w:p>
-    <w:p>
-      <w:pPr>
-        <w:spacing w:before="0" w:after="0"/>
-      </w:pPr>
-    </w:p>
-    <w:p>
-      <w:pPr>
-        <w:spacing w:before="0" w:after="0"/>
-      </w:pPr>
-    </w:p>
-    <w:p>
-      <w:pPr>
-        <w:spacing w:before="0" w:after="0"/>
-      </w:pPr>
-    </w:p>
-    <w:p>
-      <w:pPr>
-        <w:spacing w:before="0" w:after="0"/>
-      </w:pPr>
-    </w:p>
-    <w:p>
-      <w:pPr>
         <w:spacing w:before="160" w:after="80"/>
       </w:pPr>
       <w:r>
@@ -23090,6 +22432,16 @@
         </w:pict>
       </w:r>
     </w:p>
+    <w:p>
+      <w:pPr>
+        <w:spacing w:before="160" w:after="80"/>
+      </w:pPr>
+      <w:r>
+        <w:pict>
+          <v:rect style="width:0;height:1.5pt" o:hralign="center" o:hrstd="t" o:hr="t"/>
+        </w:pict>
+      </w:r>
+    </w:p>
     <w:bookmarkEnd w:id="75"/>
     <w:bookmarkStart w:id="76" w:name="第38题"/>
     <w:p>
@@ -23119,6 +22471,7 @@
     <w:p>
       <w:pPr>
         <w:pStyle w:val="FirstParagraph"/>
+        <w:ind w:firstLine="420"/>
       </w:pPr>
       <w:r>
         <w:rPr>
@@ -23548,31 +22901,6 @@
     </w:p>
     <w:p>
       <w:pPr>
-        <w:spacing w:before="0" w:after="0"/>
-      </w:pPr>
-    </w:p>
-    <w:p>
-      <w:pPr>
-        <w:spacing w:before="0" w:after="0"/>
-      </w:pPr>
-    </w:p>
-    <w:p>
-      <w:pPr>
-        <w:spacing w:before="0" w:after="0"/>
-      </w:pPr>
-    </w:p>
-    <w:p>
-      <w:pPr>
-        <w:spacing w:before="0" w:after="0"/>
-      </w:pPr>
-    </w:p>
-    <w:p>
-      <w:pPr>
-        <w:spacing w:before="0" w:after="0"/>
-      </w:pPr>
-    </w:p>
-    <w:p>
-      <w:pPr>
         <w:spacing w:before="160" w:after="80"/>
       </w:pPr>
       <w:r>
@@ -23581,6 +22909,16 @@
         </w:pict>
       </w:r>
     </w:p>
+    <w:p>
+      <w:pPr>
+        <w:spacing w:before="160" w:after="80"/>
+      </w:pPr>
+      <w:r>
+        <w:pict>
+          <v:rect style="width:0;height:1.5pt" o:hralign="center" o:hrstd="t" o:hr="t"/>
+        </w:pict>
+      </w:r>
+    </w:p>
     <w:bookmarkEnd w:id="76"/>
     <w:bookmarkStart w:id="77" w:name="第39题"/>
     <w:p>
@@ -23610,6 +22948,7 @@
     <w:p>
       <w:pPr>
         <w:pStyle w:val="FirstParagraph"/>
+        <w:ind w:firstLine="420"/>
       </w:pPr>
       <w:r>
         <w:rPr>
@@ -23916,31 +23255,6 @@
     </w:p>
     <w:p>
       <w:pPr>
-        <w:spacing w:before="0" w:after="0"/>
-      </w:pPr>
-    </w:p>
-    <w:p>
-      <w:pPr>
-        <w:spacing w:before="0" w:after="0"/>
-      </w:pPr>
-    </w:p>
-    <w:p>
-      <w:pPr>
-        <w:spacing w:before="0" w:after="0"/>
-      </w:pPr>
-    </w:p>
-    <w:p>
-      <w:pPr>
-        <w:spacing w:before="0" w:after="0"/>
-      </w:pPr>
-    </w:p>
-    <w:p>
-      <w:pPr>
-        <w:spacing w:before="0" w:after="0"/>
-      </w:pPr>
-    </w:p>
-    <w:p>
-      <w:pPr>
         <w:spacing w:before="160" w:after="80"/>
       </w:pPr>
       <w:r>
@@ -23949,6 +23263,16 @@
         </w:pict>
       </w:r>
     </w:p>
+    <w:p>
+      <w:pPr>
+        <w:spacing w:before="160" w:after="80"/>
+      </w:pPr>
+      <w:r>
+        <w:pict>
+          <v:rect style="width:0;height:1.5pt" o:hralign="center" o:hrstd="t" o:hr="t"/>
+        </w:pict>
+      </w:r>
+    </w:p>
     <w:bookmarkEnd w:id="77"/>
     <w:bookmarkStart w:id="78" w:name="第40题"/>
     <w:p>
@@ -23978,6 +23302,7 @@
     <w:p>
       <w:pPr>
         <w:pStyle w:val="FirstParagraph"/>
+        <w:ind w:firstLine="420"/>
       </w:pPr>
       <w:r>
         <w:rPr>
@@ -25014,43 +24339,13 @@
     </w:p>
     <w:p>
       <w:pPr>
-        <w:spacing w:before="0" w:after="0"/>
-      </w:pPr>
-    </w:p>
-    <w:p>
-      <w:pPr>
-        <w:spacing w:before="0" w:after="0"/>
-      </w:pPr>
-    </w:p>
-    <w:p>
-      <w:pPr>
-        <w:spacing w:before="0" w:after="0"/>
-      </w:pPr>
-    </w:p>
-    <w:p>
-      <w:pPr>
-        <w:spacing w:before="0" w:after="0"/>
-      </w:pPr>
-    </w:p>
-    <w:p>
-      <w:pPr>
-        <w:spacing w:before="0" w:after="0"/>
-      </w:pPr>
-    </w:p>
-    <w:p>
-      <w:pPr>
-        <w:spacing w:before="0" w:after="0"/>
-      </w:pPr>
-    </w:p>
-    <w:p>
-      <w:pPr>
-        <w:spacing w:before="0" w:after="0"/>
-      </w:pPr>
-    </w:p>
-    <w:p>
-      <w:pPr>
-        <w:spacing w:before="0" w:after="0"/>
-      </w:pPr>
+        <w:spacing w:before="160" w:after="80"/>
+      </w:pPr>
+      <w:r>
+        <w:pict>
+          <v:rect style="width:0;height:1.5pt" o:hralign="center" o:hrstd="t" o:hr="t"/>
+        </w:pict>
+      </w:r>
     </w:p>
     <w:p>
       <w:pPr>
@@ -25067,6 +24362,7 @@
     <w:bookmarkEnd w:id="80"/>
     <w:sectPr>
       <w:footerReference w:type="default" r:id="rId9"/>
+      <w:headerReference w:type="default" r:id="rId10"/>
       <w:footnotePr>
         <w:numRestart w:val="eachSect"/>
       </w:footnotePr>
@@ -25085,32 +24381,90 @@
 <w:ftr xmlns:m="http://schemas.openxmlformats.org/officeDocument/2006/math" xmlns:mc="http://schemas.openxmlformats.org/markup-compatibility/2006" xmlns:mo="http://schemas.microsoft.com/office/mac/office/2008/main" xmlns:mv="urn:schemas-microsoft-com:mac:vml" xmlns:o="urn:schemas-microsoft-com:office:office" xmlns:r="http://schemas.openxmlformats.org/officeDocument/2006/relationships" xmlns:v="urn:schemas-microsoft-com:vml" xmlns:w10="urn:schemas-microsoft-com:office:word" xmlns:w14="http://schemas.microsoft.com/office/word/2010/wordml" xmlns:w="http://schemas.openxmlformats.org/wordprocessingml/2006/main" xmlns:wne="http://schemas.microsoft.com/office/word/2006/wordml" xmlns:wp14="http://schemas.microsoft.com/office/word/2010/wordprocessingDrawing" xmlns:wp="http://schemas.openxmlformats.org/drawingml/2006/wordprocessingDrawing" xmlns:wpc="http://schemas.microsoft.com/office/word/2010/wordprocessingCanvas" xmlns:wpg="http://schemas.microsoft.com/office/word/2010/wordprocessingGroup" xmlns:wpi="http://schemas.microsoft.com/office/word/2010/wordprocessingInk" xmlns:wps="http://schemas.microsoft.com/office/word/2010/wordprocessingShape" mc:Ignorable="w14 wp14">
   <w:p>
     <w:pPr>
-      <w:pStyle w:val="Footer"/>
       <w:jc w:val="center"/>
     </w:pPr>
     <w:r>
       <w:rPr>
-        <w:rFonts w:ascii="Times New Roman" w:hAnsi="Times New Roman" w:eastAsia="Times New Roman" w:cs="Times New Roman"/>
-        <w:b w:val="0"/>
-        <w:sz w:val="20"/>
+        <w:color w:val="000000"/>
+        <w:sz w:val="18"/>
+      </w:rPr>
+      <w:t xml:space="preserve">第 </w:t>
+    </w:r>
+    <w:r>
+      <w:rPr>
+        <w:color w:val="000000"/>
+        <w:sz w:val="18"/>
       </w:rPr>
       <w:fldChar w:fldCharType="begin"/>
     </w:r>
     <w:r>
       <w:rPr>
-        <w:rFonts w:ascii="Times New Roman" w:hAnsi="Times New Roman" w:eastAsia="Times New Roman" w:cs="Times New Roman"/>
-        <w:b w:val="0"/>
-        <w:sz w:val="20"/>
+        <w:sz w:val="18"/>
       </w:rPr>
       <w:instrText xml:space="preserve"> PAGE </w:instrText>
     </w:r>
     <w:r>
       <w:rPr>
-        <w:rFonts w:ascii="Times New Roman" w:hAnsi="Times New Roman" w:eastAsia="Times New Roman" w:cs="Times New Roman"/>
-        <w:b w:val="0"/>
-        <w:sz w:val="20"/>
+        <w:sz w:val="18"/>
+      </w:rPr>
+      <w:fldChar w:fldCharType="separate"/>
+    </w:r>
+    <w:r>
+      <w:rPr>
+        <w:sz w:val="18"/>
+      </w:rPr>
+      <w:t>1</w:t>
+    </w:r>
+    <w:r>
+      <w:rPr>
+        <w:sz w:val="18"/>
       </w:rPr>
       <w:fldChar w:fldCharType="end"/>
+    </w:r>
+    <w:r>
+      <w:rPr>
+        <w:color w:val="000000"/>
+        <w:sz w:val="18"/>
+      </w:rPr>
+      <w:t xml:space="preserve"> 页 / 共 </w:t>
+    </w:r>
+    <w:r>
+      <w:rPr>
+        <w:color w:val="000000"/>
+        <w:sz w:val="18"/>
+      </w:rPr>
+      <w:fldChar w:fldCharType="begin"/>
+    </w:r>
+    <w:r>
+      <w:rPr>
+        <w:sz w:val="18"/>
+      </w:rPr>
+      <w:instrText xml:space="preserve"> NUMPAGES </w:instrText>
+    </w:r>
+    <w:r>
+      <w:rPr>
+        <w:sz w:val="18"/>
+      </w:rPr>
+      <w:fldChar w:fldCharType="separate"/>
+    </w:r>
+    <w:r>
+      <w:rPr>
+        <w:sz w:val="18"/>
+      </w:rPr>
+      <w:t>1</w:t>
+    </w:r>
+    <w:r>
+      <w:rPr>
+        <w:sz w:val="18"/>
+      </w:rPr>
+      <w:fldChar w:fldCharType="end"/>
+    </w:r>
+    <w:r>
+      <w:rPr>
+        <w:color w:val="000000"/>
+        <w:sz w:val="18"/>
+      </w:rPr>
+      <w:t xml:space="preserve"> 页</w:t>
     </w:r>
   </w:p>
 </w:ftr>
@@ -25133,6 +24487,26 @@
     </w:p>
   </w:footnote>
 </w:footnotes>
+</file>
+
+<file path=word/header1.xml><?xml version="1.0" encoding="utf-8"?>
+<w:hdr xmlns:m="http://schemas.openxmlformats.org/officeDocument/2006/math" xmlns:mc="http://schemas.openxmlformats.org/markup-compatibility/2006" xmlns:mo="http://schemas.microsoft.com/office/mac/office/2008/main" xmlns:mv="urn:schemas-microsoft-com:mac:vml" xmlns:o="urn:schemas-microsoft-com:office:office" xmlns:r="http://schemas.openxmlformats.org/officeDocument/2006/relationships" xmlns:v="urn:schemas-microsoft-com:vml" xmlns:w10="urn:schemas-microsoft-com:office:word" xmlns:w14="http://schemas.microsoft.com/office/word/2010/wordml" xmlns:w="http://schemas.openxmlformats.org/wordprocessingml/2006/main" xmlns:wne="http://schemas.microsoft.com/office/word/2006/wordml" xmlns:wp14="http://schemas.microsoft.com/office/word/2010/wordprocessingDrawing" xmlns:wp="http://schemas.openxmlformats.org/drawingml/2006/wordprocessingDrawing" xmlns:wpc="http://schemas.microsoft.com/office/word/2010/wordprocessingCanvas" xmlns:wpg="http://schemas.microsoft.com/office/word/2010/wordprocessingGroup" xmlns:wpi="http://schemas.microsoft.com/office/word/2010/wordprocessingInk" xmlns:wps="http://schemas.microsoft.com/office/word/2010/wordprocessingShape" mc:Ignorable="w14 wp14">
+  <w:p>
+    <w:pPr>
+      <w:jc w:val="right"/>
+      <w:pBdr>
+        <w:bottom w:val="single" w:sz="4" w:space="2" w:color="000000"/>
+      </w:pBdr>
+    </w:pPr>
+    <w:r>
+      <w:rPr>
+        <w:color w:val="000000"/>
+        <w:sz w:val="18"/>
+      </w:rPr>
+      <w:t>第一轮结构·3-分子结构（学生版）</w:t>
+    </w:r>
+  </w:p>
+</w:hdr>
 </file>
 
 <file path=word/numbering.xml><?xml version="1.0" encoding="utf-8"?>
@@ -25460,6 +24834,619 @@
     </w:lvl>
     <w:lvl w:ilvl="8">
       <w:start w:val="1"/>
+      <w:numFmt w:val="decimal"/>
+      <w:lvlText w:val="(%9)"/>
+      <w:lvlJc w:val="left"/>
+      <w:pPr>
+        <w:ind w:left="6480" w:hanging="360"/>
+      </w:pPr>
+    </w:lvl>
+  </w:abstractNum>
+  <w:abstractNum w:abstractNumId="991">
+    <w:nsid w:val="0000A991"/>
+    <w:multiLevelType w:val="multilevel"/>
+    <w:lvl w:ilvl="0">
+      <w:numFmt w:val="bullet"/>
+      <w:lvlText w:val=""/>
+      <w:lvlJc w:val="left"/>
+      <w:pPr>
+        <w:ind w:left="720" w:hanging="360"/>
+      </w:pPr>
+      <w:rPr>
+        <w:rFonts w:ascii="Symbol" w:hAnsi="Symbol" w:cs="Symbol" w:hint="default"/>
+      </w:rPr>
+    </w:lvl>
+    <w:lvl w:ilvl="1">
+      <w:numFmt w:val="bullet"/>
+      <w:lvlText w:val="o"/>
+      <w:lvlJc w:val="left"/>
+      <w:pPr>
+        <w:ind w:left="1440" w:hanging="360"/>
+      </w:pPr>
+      <w:rPr>
+        <w:rFonts w:ascii="Courier New" w:hAnsi="Courier New" w:cs="Courier New" w:hint="default"/>
+      </w:rPr>
+    </w:lvl>
+    <w:lvl w:ilvl="2">
+      <w:numFmt w:val="bullet"/>
+      <w:lvlText w:val=""/>
+      <w:lvlJc w:val="left"/>
+      <w:pPr>
+        <w:ind w:left="2160" w:hanging="360"/>
+      </w:pPr>
+      <w:rPr>
+        <w:rFonts w:ascii="Wingdings" w:hAnsi="Wingdings" w:cs="Wingdings" w:hint="default"/>
+      </w:rPr>
+    </w:lvl>
+    <w:lvl w:ilvl="3">
+      <w:numFmt w:val="bullet"/>
+      <w:lvlText w:val=""/>
+      <w:lvlJc w:val="left"/>
+      <w:pPr>
+        <w:ind w:left="2880" w:hanging="360"/>
+      </w:pPr>
+      <w:rPr>
+        <w:rFonts w:ascii="Symbol" w:hAnsi="Symbol" w:cs="Symbol" w:hint="default"/>
+      </w:rPr>
+    </w:lvl>
+    <w:lvl w:ilvl="4">
+      <w:numFmt w:val="bullet"/>
+      <w:lvlText w:val="o"/>
+      <w:lvlJc w:val="left"/>
+      <w:pPr>
+        <w:ind w:left="3600" w:hanging="360"/>
+      </w:pPr>
+      <w:rPr>
+        <w:rFonts w:ascii="Courier New" w:hAnsi="Courier New" w:cs="Courier New" w:hint="default"/>
+      </w:rPr>
+    </w:lvl>
+    <w:lvl w:ilvl="5">
+      <w:numFmt w:val="bullet"/>
+      <w:lvlText w:val=""/>
+      <w:lvlJc w:val="left"/>
+      <w:pPr>
+        <w:ind w:left="4320" w:hanging="360"/>
+      </w:pPr>
+      <w:rPr>
+        <w:rFonts w:ascii="Wingdings" w:hAnsi="Wingdings" w:cs="Wingdings" w:hint="default"/>
+      </w:rPr>
+    </w:lvl>
+    <w:lvl w:ilvl="6">
+      <w:numFmt w:val="bullet"/>
+      <w:lvlText w:val=""/>
+      <w:lvlJc w:val="left"/>
+      <w:pPr>
+        <w:ind w:left="5040" w:hanging="360"/>
+      </w:pPr>
+      <w:rPr>
+        <w:rFonts w:ascii="Symbol" w:hAnsi="Symbol" w:cs="Symbol" w:hint="default"/>
+      </w:rPr>
+    </w:lvl>
+    <w:lvl w:ilvl="7">
+      <w:numFmt w:val="bullet"/>
+      <w:lvlText w:val="o"/>
+      <w:lvlJc w:val="left"/>
+      <w:pPr>
+        <w:ind w:left="5760" w:hanging="360"/>
+      </w:pPr>
+      <w:rPr>
+        <w:rFonts w:ascii="Courier New" w:hAnsi="Courier New" w:cs="Courier New" w:hint="default"/>
+      </w:rPr>
+    </w:lvl>
+    <w:lvl w:ilvl="8">
+      <w:numFmt w:val="bullet"/>
+      <w:lvlText w:val=""/>
+      <w:lvlJc w:val="left"/>
+      <w:pPr>
+        <w:ind w:left="6480" w:hanging="360"/>
+      </w:pPr>
+      <w:rPr>
+        <w:rFonts w:ascii="Wingdings" w:hAnsi="Wingdings" w:cs="Wingdings" w:hint="default"/>
+      </w:rPr>
+    </w:lvl>
+  </w:abstractNum>
+  <w:abstractNum w:abstractNumId="99432">
+    <w:nsid w:val="00A99432"/>
+    <w:multiLevelType w:val="multilevel"/>
+    <w:lvl w:ilvl="0">
+      <w:start w:val="2"/>
+      <w:numFmt w:val="decimal"/>
+      <w:lvlText w:val="(%1)"/>
+      <w:lvlJc w:val="left"/>
+      <w:pPr>
+        <w:ind w:left="720" w:hanging="360"/>
+      </w:pPr>
+    </w:lvl>
+    <w:lvl w:ilvl="1">
+      <w:start w:val="2"/>
+      <w:numFmt w:val="decimal"/>
+      <w:lvlText w:val="(%2)"/>
+      <w:lvlJc w:val="left"/>
+      <w:pPr>
+        <w:ind w:left="1440" w:hanging="360"/>
+      </w:pPr>
+    </w:lvl>
+    <w:lvl w:ilvl="2">
+      <w:start w:val="2"/>
+      <w:numFmt w:val="decimal"/>
+      <w:lvlText w:val="(%3)"/>
+      <w:lvlJc w:val="left"/>
+      <w:pPr>
+        <w:ind w:left="2160" w:hanging="360"/>
+      </w:pPr>
+    </w:lvl>
+    <w:lvl w:ilvl="3">
+      <w:start w:val="2"/>
+      <w:numFmt w:val="decimal"/>
+      <w:lvlText w:val="(%4)"/>
+      <w:lvlJc w:val="left"/>
+      <w:pPr>
+        <w:ind w:left="2880" w:hanging="360"/>
+      </w:pPr>
+    </w:lvl>
+    <w:lvl w:ilvl="4">
+      <w:start w:val="2"/>
+      <w:numFmt w:val="decimal"/>
+      <w:lvlText w:val="(%5)"/>
+      <w:lvlJc w:val="left"/>
+      <w:pPr>
+        <w:ind w:left="3600" w:hanging="360"/>
+      </w:pPr>
+    </w:lvl>
+    <w:lvl w:ilvl="5">
+      <w:start w:val="2"/>
+      <w:numFmt w:val="decimal"/>
+      <w:lvlText w:val="(%6)"/>
+      <w:lvlJc w:val="left"/>
+      <w:pPr>
+        <w:ind w:left="4320" w:hanging="360"/>
+      </w:pPr>
+    </w:lvl>
+    <w:lvl w:ilvl="6">
+      <w:start w:val="2"/>
+      <w:numFmt w:val="decimal"/>
+      <w:lvlText w:val="(%7)"/>
+      <w:lvlJc w:val="left"/>
+      <w:pPr>
+        <w:ind w:left="5040" w:hanging="360"/>
+      </w:pPr>
+    </w:lvl>
+    <w:lvl w:ilvl="7">
+      <w:start w:val="2"/>
+      <w:numFmt w:val="decimal"/>
+      <w:lvlText w:val="(%8)"/>
+      <w:lvlJc w:val="left"/>
+      <w:pPr>
+        <w:ind w:left="5760" w:hanging="360"/>
+      </w:pPr>
+    </w:lvl>
+    <w:lvl w:ilvl="8">
+      <w:start w:val="2"/>
+      <w:numFmt w:val="decimal"/>
+      <w:lvlText w:val="(%9)"/>
+      <w:lvlJc w:val="left"/>
+      <w:pPr>
+        <w:ind w:left="6480" w:hanging="360"/>
+      </w:pPr>
+    </w:lvl>
+  </w:abstractNum>
+  <w:abstractNum w:abstractNumId="99434">
+    <w:nsid w:val="00A99434"/>
+    <w:multiLevelType w:val="multilevel"/>
+    <w:lvl w:ilvl="0">
+      <w:start w:val="4"/>
+      <w:numFmt w:val="decimal"/>
+      <w:lvlText w:val="(%1)"/>
+      <w:lvlJc w:val="left"/>
+      <w:pPr>
+        <w:ind w:left="720" w:hanging="360"/>
+      </w:pPr>
+    </w:lvl>
+    <w:lvl w:ilvl="1">
+      <w:start w:val="4"/>
+      <w:numFmt w:val="decimal"/>
+      <w:lvlText w:val="(%2)"/>
+      <w:lvlJc w:val="left"/>
+      <w:pPr>
+        <w:ind w:left="1440" w:hanging="360"/>
+      </w:pPr>
+    </w:lvl>
+    <w:lvl w:ilvl="2">
+      <w:start w:val="4"/>
+      <w:numFmt w:val="decimal"/>
+      <w:lvlText w:val="(%3)"/>
+      <w:lvlJc w:val="left"/>
+      <w:pPr>
+        <w:ind w:left="2160" w:hanging="360"/>
+      </w:pPr>
+    </w:lvl>
+    <w:lvl w:ilvl="3">
+      <w:start w:val="4"/>
+      <w:numFmt w:val="decimal"/>
+      <w:lvlText w:val="(%4)"/>
+      <w:lvlJc w:val="left"/>
+      <w:pPr>
+        <w:ind w:left="2880" w:hanging="360"/>
+      </w:pPr>
+    </w:lvl>
+    <w:lvl w:ilvl="4">
+      <w:start w:val="4"/>
+      <w:numFmt w:val="decimal"/>
+      <w:lvlText w:val="(%5)"/>
+      <w:lvlJc w:val="left"/>
+      <w:pPr>
+        <w:ind w:left="3600" w:hanging="360"/>
+      </w:pPr>
+    </w:lvl>
+    <w:lvl w:ilvl="5">
+      <w:start w:val="4"/>
+      <w:numFmt w:val="decimal"/>
+      <w:lvlText w:val="(%6)"/>
+      <w:lvlJc w:val="left"/>
+      <w:pPr>
+        <w:ind w:left="4320" w:hanging="360"/>
+      </w:pPr>
+    </w:lvl>
+    <w:lvl w:ilvl="6">
+      <w:start w:val="4"/>
+      <w:numFmt w:val="decimal"/>
+      <w:lvlText w:val="(%7)"/>
+      <w:lvlJc w:val="left"/>
+      <w:pPr>
+        <w:ind w:left="5040" w:hanging="360"/>
+      </w:pPr>
+    </w:lvl>
+    <w:lvl w:ilvl="7">
+      <w:start w:val="4"/>
+      <w:numFmt w:val="decimal"/>
+      <w:lvlText w:val="(%8)"/>
+      <w:lvlJc w:val="left"/>
+      <w:pPr>
+        <w:ind w:left="5760" w:hanging="360"/>
+      </w:pPr>
+    </w:lvl>
+    <w:lvl w:ilvl="8">
+      <w:start w:val="4"/>
+      <w:numFmt w:val="decimal"/>
+      <w:lvlText w:val="(%9)"/>
+      <w:lvlJc w:val="left"/>
+      <w:pPr>
+        <w:ind w:left="6480" w:hanging="360"/>
+      </w:pPr>
+    </w:lvl>
+  </w:abstractNum>
+  <w:abstractNum w:abstractNumId="99433">
+    <w:nsid w:val="00A99433"/>
+    <w:multiLevelType w:val="multilevel"/>
+    <w:lvl w:ilvl="0">
+      <w:start w:val="3"/>
+      <w:numFmt w:val="decimal"/>
+      <w:lvlText w:val="(%1)"/>
+      <w:lvlJc w:val="left"/>
+      <w:pPr>
+        <w:ind w:left="720" w:hanging="360"/>
+      </w:pPr>
+    </w:lvl>
+    <w:lvl w:ilvl="1">
+      <w:start w:val="3"/>
+      <w:numFmt w:val="decimal"/>
+      <w:lvlText w:val="(%2)"/>
+      <w:lvlJc w:val="left"/>
+      <w:pPr>
+        <w:ind w:left="1440" w:hanging="360"/>
+      </w:pPr>
+    </w:lvl>
+    <w:lvl w:ilvl="2">
+      <w:start w:val="3"/>
+      <w:numFmt w:val="decimal"/>
+      <w:lvlText w:val="(%3)"/>
+      <w:lvlJc w:val="left"/>
+      <w:pPr>
+        <w:ind w:left="2160" w:hanging="360"/>
+      </w:pPr>
+    </w:lvl>
+    <w:lvl w:ilvl="3">
+      <w:start w:val="3"/>
+      <w:numFmt w:val="decimal"/>
+      <w:lvlText w:val="(%4)"/>
+      <w:lvlJc w:val="left"/>
+      <w:pPr>
+        <w:ind w:left="2880" w:hanging="360"/>
+      </w:pPr>
+    </w:lvl>
+    <w:lvl w:ilvl="4">
+      <w:start w:val="3"/>
+      <w:numFmt w:val="decimal"/>
+      <w:lvlText w:val="(%5)"/>
+      <w:lvlJc w:val="left"/>
+      <w:pPr>
+        <w:ind w:left="3600" w:hanging="360"/>
+      </w:pPr>
+    </w:lvl>
+    <w:lvl w:ilvl="5">
+      <w:start w:val="3"/>
+      <w:numFmt w:val="decimal"/>
+      <w:lvlText w:val="(%6)"/>
+      <w:lvlJc w:val="left"/>
+      <w:pPr>
+        <w:ind w:left="4320" w:hanging="360"/>
+      </w:pPr>
+    </w:lvl>
+    <w:lvl w:ilvl="6">
+      <w:start w:val="3"/>
+      <w:numFmt w:val="decimal"/>
+      <w:lvlText w:val="(%7)"/>
+      <w:lvlJc w:val="left"/>
+      <w:pPr>
+        <w:ind w:left="5040" w:hanging="360"/>
+      </w:pPr>
+    </w:lvl>
+    <w:lvl w:ilvl="7">
+      <w:start w:val="3"/>
+      <w:numFmt w:val="decimal"/>
+      <w:lvlText w:val="(%8)"/>
+      <w:lvlJc w:val="left"/>
+      <w:pPr>
+        <w:ind w:left="5760" w:hanging="360"/>
+      </w:pPr>
+    </w:lvl>
+    <w:lvl w:ilvl="8">
+      <w:start w:val="3"/>
+      <w:numFmt w:val="decimal"/>
+      <w:lvlText w:val="(%9)"/>
+      <w:lvlJc w:val="left"/>
+      <w:pPr>
+        <w:ind w:left="6480" w:hanging="360"/>
+      </w:pPr>
+    </w:lvl>
+  </w:abstractNum>
+  <w:abstractNum w:abstractNumId="99435">
+    <w:nsid w:val="00A99435"/>
+    <w:multiLevelType w:val="multilevel"/>
+    <w:lvl w:ilvl="0">
+      <w:start w:val="5"/>
+      <w:numFmt w:val="decimal"/>
+      <w:lvlText w:val="(%1)"/>
+      <w:lvlJc w:val="left"/>
+      <w:pPr>
+        <w:ind w:left="720" w:hanging="360"/>
+      </w:pPr>
+    </w:lvl>
+    <w:lvl w:ilvl="1">
+      <w:start w:val="5"/>
+      <w:numFmt w:val="decimal"/>
+      <w:lvlText w:val="(%2)"/>
+      <w:lvlJc w:val="left"/>
+      <w:pPr>
+        <w:ind w:left="1440" w:hanging="360"/>
+      </w:pPr>
+    </w:lvl>
+    <w:lvl w:ilvl="2">
+      <w:start w:val="5"/>
+      <w:numFmt w:val="decimal"/>
+      <w:lvlText w:val="(%3)"/>
+      <w:lvlJc w:val="left"/>
+      <w:pPr>
+        <w:ind w:left="2160" w:hanging="360"/>
+      </w:pPr>
+    </w:lvl>
+    <w:lvl w:ilvl="3">
+      <w:start w:val="5"/>
+      <w:numFmt w:val="decimal"/>
+      <w:lvlText w:val="(%4)"/>
+      <w:lvlJc w:val="left"/>
+      <w:pPr>
+        <w:ind w:left="2880" w:hanging="360"/>
+      </w:pPr>
+    </w:lvl>
+    <w:lvl w:ilvl="4">
+      <w:start w:val="5"/>
+      <w:numFmt w:val="decimal"/>
+      <w:lvlText w:val="(%5)"/>
+      <w:lvlJc w:val="left"/>
+      <w:pPr>
+        <w:ind w:left="3600" w:hanging="360"/>
+      </w:pPr>
+    </w:lvl>
+    <w:lvl w:ilvl="5">
+      <w:start w:val="5"/>
+      <w:numFmt w:val="decimal"/>
+      <w:lvlText w:val="(%6)"/>
+      <w:lvlJc w:val="left"/>
+      <w:pPr>
+        <w:ind w:left="4320" w:hanging="360"/>
+      </w:pPr>
+    </w:lvl>
+    <w:lvl w:ilvl="6">
+      <w:start w:val="5"/>
+      <w:numFmt w:val="decimal"/>
+      <w:lvlText w:val="(%7)"/>
+      <w:lvlJc w:val="left"/>
+      <w:pPr>
+        <w:ind w:left="5040" w:hanging="360"/>
+      </w:pPr>
+    </w:lvl>
+    <w:lvl w:ilvl="7">
+      <w:start w:val="5"/>
+      <w:numFmt w:val="decimal"/>
+      <w:lvlText w:val="(%8)"/>
+      <w:lvlJc w:val="left"/>
+      <w:pPr>
+        <w:ind w:left="5760" w:hanging="360"/>
+      </w:pPr>
+    </w:lvl>
+    <w:lvl w:ilvl="8">
+      <w:start w:val="5"/>
+      <w:numFmt w:val="decimal"/>
+      <w:lvlText w:val="(%9)"/>
+      <w:lvlJc w:val="left"/>
+      <w:pPr>
+        <w:ind w:left="6480" w:hanging="360"/>
+      </w:pPr>
+    </w:lvl>
+  </w:abstractNum>
+  <w:abstractNum w:abstractNumId="99436">
+    <w:nsid w:val="00A99436"/>
+    <w:multiLevelType w:val="multilevel"/>
+    <w:lvl w:ilvl="0">
+      <w:start w:val="6"/>
+      <w:numFmt w:val="decimal"/>
+      <w:lvlText w:val="(%1)"/>
+      <w:lvlJc w:val="left"/>
+      <w:pPr>
+        <w:ind w:left="720" w:hanging="360"/>
+      </w:pPr>
+    </w:lvl>
+    <w:lvl w:ilvl="1">
+      <w:start w:val="6"/>
+      <w:numFmt w:val="decimal"/>
+      <w:lvlText w:val="(%2)"/>
+      <w:lvlJc w:val="left"/>
+      <w:pPr>
+        <w:ind w:left="1440" w:hanging="360"/>
+      </w:pPr>
+    </w:lvl>
+    <w:lvl w:ilvl="2">
+      <w:start w:val="6"/>
+      <w:numFmt w:val="decimal"/>
+      <w:lvlText w:val="(%3)"/>
+      <w:lvlJc w:val="left"/>
+      <w:pPr>
+        <w:ind w:left="2160" w:hanging="360"/>
+      </w:pPr>
+    </w:lvl>
+    <w:lvl w:ilvl="3">
+      <w:start w:val="6"/>
+      <w:numFmt w:val="decimal"/>
+      <w:lvlText w:val="(%4)"/>
+      <w:lvlJc w:val="left"/>
+      <w:pPr>
+        <w:ind w:left="2880" w:hanging="360"/>
+      </w:pPr>
+    </w:lvl>
+    <w:lvl w:ilvl="4">
+      <w:start w:val="6"/>
+      <w:numFmt w:val="decimal"/>
+      <w:lvlText w:val="(%5)"/>
+      <w:lvlJc w:val="left"/>
+      <w:pPr>
+        <w:ind w:left="3600" w:hanging="360"/>
+      </w:pPr>
+    </w:lvl>
+    <w:lvl w:ilvl="5">
+      <w:start w:val="6"/>
+      <w:numFmt w:val="decimal"/>
+      <w:lvlText w:val="(%6)"/>
+      <w:lvlJc w:val="left"/>
+      <w:pPr>
+        <w:ind w:left="4320" w:hanging="360"/>
+      </w:pPr>
+    </w:lvl>
+    <w:lvl w:ilvl="6">
+      <w:start w:val="6"/>
+      <w:numFmt w:val="decimal"/>
+      <w:lvlText w:val="(%7)"/>
+      <w:lvlJc w:val="left"/>
+      <w:pPr>
+        <w:ind w:left="5040" w:hanging="360"/>
+      </w:pPr>
+    </w:lvl>
+    <w:lvl w:ilvl="7">
+      <w:start w:val="6"/>
+      <w:numFmt w:val="decimal"/>
+      <w:lvlText w:val="(%8)"/>
+      <w:lvlJc w:val="left"/>
+      <w:pPr>
+        <w:ind w:left="5760" w:hanging="360"/>
+      </w:pPr>
+    </w:lvl>
+    <w:lvl w:ilvl="8">
+      <w:start w:val="6"/>
+      <w:numFmt w:val="decimal"/>
+      <w:lvlText w:val="(%9)"/>
+      <w:lvlJc w:val="left"/>
+      <w:pPr>
+        <w:ind w:left="6480" w:hanging="360"/>
+      </w:pPr>
+    </w:lvl>
+  </w:abstractNum>
+  <w:abstractNum w:abstractNumId="99438">
+    <w:nsid w:val="00A99438"/>
+    <w:multiLevelType w:val="multilevel"/>
+    <w:lvl w:ilvl="0">
+      <w:start w:val="8"/>
+      <w:numFmt w:val="decimal"/>
+      <w:lvlText w:val="(%1)"/>
+      <w:lvlJc w:val="left"/>
+      <w:pPr>
+        <w:ind w:left="720" w:hanging="360"/>
+      </w:pPr>
+    </w:lvl>
+    <w:lvl w:ilvl="1">
+      <w:start w:val="8"/>
+      <w:numFmt w:val="decimal"/>
+      <w:lvlText w:val="(%2)"/>
+      <w:lvlJc w:val="left"/>
+      <w:pPr>
+        <w:ind w:left="1440" w:hanging="360"/>
+      </w:pPr>
+    </w:lvl>
+    <w:lvl w:ilvl="2">
+      <w:start w:val="8"/>
+      <w:numFmt w:val="decimal"/>
+      <w:lvlText w:val="(%3)"/>
+      <w:lvlJc w:val="left"/>
+      <w:pPr>
+        <w:ind w:left="2160" w:hanging="360"/>
+      </w:pPr>
+    </w:lvl>
+    <w:lvl w:ilvl="3">
+      <w:start w:val="8"/>
+      <w:numFmt w:val="decimal"/>
+      <w:lvlText w:val="(%4)"/>
+      <w:lvlJc w:val="left"/>
+      <w:pPr>
+        <w:ind w:left="2880" w:hanging="360"/>
+      </w:pPr>
+    </w:lvl>
+    <w:lvl w:ilvl="4">
+      <w:start w:val="8"/>
+      <w:numFmt w:val="decimal"/>
+      <w:lvlText w:val="(%5)"/>
+      <w:lvlJc w:val="left"/>
+      <w:pPr>
+        <w:ind w:left="3600" w:hanging="360"/>
+      </w:pPr>
+    </w:lvl>
+    <w:lvl w:ilvl="5">
+      <w:start w:val="8"/>
+      <w:numFmt w:val="decimal"/>
+      <w:lvlText w:val="(%6)"/>
+      <w:lvlJc w:val="left"/>
+      <w:pPr>
+        <w:ind w:left="4320" w:hanging="360"/>
+      </w:pPr>
+    </w:lvl>
+    <w:lvl w:ilvl="6">
+      <w:start w:val="8"/>
+      <w:numFmt w:val="decimal"/>
+      <w:lvlText w:val="(%7)"/>
+      <w:lvlJc w:val="left"/>
+      <w:pPr>
+        <w:ind w:left="5040" w:hanging="360"/>
+      </w:pPr>
+    </w:lvl>
+    <w:lvl w:ilvl="7">
+      <w:start w:val="8"/>
+      <w:numFmt w:val="decimal"/>
+      <w:lvlText w:val="(%8)"/>
+      <w:lvlJc w:val="left"/>
+      <w:pPr>
+        <w:ind w:left="5760" w:hanging="360"/>
+      </w:pPr>
+    </w:lvl>
+    <w:lvl w:ilvl="8">
+      <w:start w:val="8"/>
       <w:numFmt w:val="decimal"/>
       <w:lvlText w:val="(%9)"/>
       <w:lvlJc w:val="left"/>
@@ -25562,6 +25549,399 @@
     </w:lvlOverride>
   </w:num>
   <w:num w:numId="1004">
+    <w:abstractNumId w:val="991"/>
+  </w:num>
+  <w:num w:numId="1005">
+    <w:abstractNumId w:val="99431"/>
+    <w:lvlOverride w:ilvl="0">
+      <w:startOverride w:val="1"/>
+    </w:lvlOverride>
+    <w:lvlOverride w:ilvl="1">
+      <w:startOverride w:val="1"/>
+    </w:lvlOverride>
+    <w:lvlOverride w:ilvl="2">
+      <w:startOverride w:val="1"/>
+    </w:lvlOverride>
+    <w:lvlOverride w:ilvl="3">
+      <w:startOverride w:val="1"/>
+    </w:lvlOverride>
+    <w:lvlOverride w:ilvl="4">
+      <w:startOverride w:val="1"/>
+    </w:lvlOverride>
+    <w:lvlOverride w:ilvl="5">
+      <w:startOverride w:val="1"/>
+    </w:lvlOverride>
+    <w:lvlOverride w:ilvl="6">
+      <w:startOverride w:val="1"/>
+    </w:lvlOverride>
+    <w:lvlOverride w:ilvl="7">
+      <w:startOverride w:val="1"/>
+    </w:lvlOverride>
+    <w:lvlOverride w:ilvl="8">
+      <w:startOverride w:val="1"/>
+    </w:lvlOverride>
+  </w:num>
+  <w:num w:numId="1006">
+    <w:abstractNumId w:val="99432"/>
+    <w:lvlOverride w:ilvl="0">
+      <w:startOverride w:val="2"/>
+    </w:lvlOverride>
+    <w:lvlOverride w:ilvl="1">
+      <w:startOverride w:val="2"/>
+    </w:lvlOverride>
+    <w:lvlOverride w:ilvl="2">
+      <w:startOverride w:val="2"/>
+    </w:lvlOverride>
+    <w:lvlOverride w:ilvl="3">
+      <w:startOverride w:val="2"/>
+    </w:lvlOverride>
+    <w:lvlOverride w:ilvl="4">
+      <w:startOverride w:val="2"/>
+    </w:lvlOverride>
+    <w:lvlOverride w:ilvl="5">
+      <w:startOverride w:val="2"/>
+    </w:lvlOverride>
+    <w:lvlOverride w:ilvl="6">
+      <w:startOverride w:val="2"/>
+    </w:lvlOverride>
+    <w:lvlOverride w:ilvl="7">
+      <w:startOverride w:val="2"/>
+    </w:lvlOverride>
+    <w:lvlOverride w:ilvl="8">
+      <w:startOverride w:val="2"/>
+    </w:lvlOverride>
+  </w:num>
+  <w:num w:numId="1007">
+    <w:abstractNumId w:val="99434"/>
+    <w:lvlOverride w:ilvl="0">
+      <w:startOverride w:val="4"/>
+    </w:lvlOverride>
+    <w:lvlOverride w:ilvl="1">
+      <w:startOverride w:val="4"/>
+    </w:lvlOverride>
+    <w:lvlOverride w:ilvl="2">
+      <w:startOverride w:val="4"/>
+    </w:lvlOverride>
+    <w:lvlOverride w:ilvl="3">
+      <w:startOverride w:val="4"/>
+    </w:lvlOverride>
+    <w:lvlOverride w:ilvl="4">
+      <w:startOverride w:val="4"/>
+    </w:lvlOverride>
+    <w:lvlOverride w:ilvl="5">
+      <w:startOverride w:val="4"/>
+    </w:lvlOverride>
+    <w:lvlOverride w:ilvl="6">
+      <w:startOverride w:val="4"/>
+    </w:lvlOverride>
+    <w:lvlOverride w:ilvl="7">
+      <w:startOverride w:val="4"/>
+    </w:lvlOverride>
+    <w:lvlOverride w:ilvl="8">
+      <w:startOverride w:val="4"/>
+    </w:lvlOverride>
+  </w:num>
+  <w:num w:numId="1008">
+    <w:abstractNumId w:val="99431"/>
+    <w:lvlOverride w:ilvl="0">
+      <w:startOverride w:val="1"/>
+    </w:lvlOverride>
+    <w:lvlOverride w:ilvl="1">
+      <w:startOverride w:val="1"/>
+    </w:lvlOverride>
+    <w:lvlOverride w:ilvl="2">
+      <w:startOverride w:val="1"/>
+    </w:lvlOverride>
+    <w:lvlOverride w:ilvl="3">
+      <w:startOverride w:val="1"/>
+    </w:lvlOverride>
+    <w:lvlOverride w:ilvl="4">
+      <w:startOverride w:val="1"/>
+    </w:lvlOverride>
+    <w:lvlOverride w:ilvl="5">
+      <w:startOverride w:val="1"/>
+    </w:lvlOverride>
+    <w:lvlOverride w:ilvl="6">
+      <w:startOverride w:val="1"/>
+    </w:lvlOverride>
+    <w:lvlOverride w:ilvl="7">
+      <w:startOverride w:val="1"/>
+    </w:lvlOverride>
+    <w:lvlOverride w:ilvl="8">
+      <w:startOverride w:val="1"/>
+    </w:lvlOverride>
+  </w:num>
+  <w:num w:numId="1009">
+    <w:abstractNumId w:val="99432"/>
+    <w:lvlOverride w:ilvl="0">
+      <w:startOverride w:val="2"/>
+    </w:lvlOverride>
+    <w:lvlOverride w:ilvl="1">
+      <w:startOverride w:val="2"/>
+    </w:lvlOverride>
+    <w:lvlOverride w:ilvl="2">
+      <w:startOverride w:val="2"/>
+    </w:lvlOverride>
+    <w:lvlOverride w:ilvl="3">
+      <w:startOverride w:val="2"/>
+    </w:lvlOverride>
+    <w:lvlOverride w:ilvl="4">
+      <w:startOverride w:val="2"/>
+    </w:lvlOverride>
+    <w:lvlOverride w:ilvl="5">
+      <w:startOverride w:val="2"/>
+    </w:lvlOverride>
+    <w:lvlOverride w:ilvl="6">
+      <w:startOverride w:val="2"/>
+    </w:lvlOverride>
+    <w:lvlOverride w:ilvl="7">
+      <w:startOverride w:val="2"/>
+    </w:lvlOverride>
+    <w:lvlOverride w:ilvl="8">
+      <w:startOverride w:val="2"/>
+    </w:lvlOverride>
+  </w:num>
+  <w:num w:numId="1010">
+    <w:abstractNumId w:val="99433"/>
+    <w:lvlOverride w:ilvl="0">
+      <w:startOverride w:val="3"/>
+    </w:lvlOverride>
+    <w:lvlOverride w:ilvl="1">
+      <w:startOverride w:val="3"/>
+    </w:lvlOverride>
+    <w:lvlOverride w:ilvl="2">
+      <w:startOverride w:val="3"/>
+    </w:lvlOverride>
+    <w:lvlOverride w:ilvl="3">
+      <w:startOverride w:val="3"/>
+    </w:lvlOverride>
+    <w:lvlOverride w:ilvl="4">
+      <w:startOverride w:val="3"/>
+    </w:lvlOverride>
+    <w:lvlOverride w:ilvl="5">
+      <w:startOverride w:val="3"/>
+    </w:lvlOverride>
+    <w:lvlOverride w:ilvl="6">
+      <w:startOverride w:val="3"/>
+    </w:lvlOverride>
+    <w:lvlOverride w:ilvl="7">
+      <w:startOverride w:val="3"/>
+    </w:lvlOverride>
+    <w:lvlOverride w:ilvl="8">
+      <w:startOverride w:val="3"/>
+    </w:lvlOverride>
+  </w:num>
+  <w:num w:numId="1011">
+    <w:abstractNumId w:val="99434"/>
+    <w:lvlOverride w:ilvl="0">
+      <w:startOverride w:val="4"/>
+    </w:lvlOverride>
+    <w:lvlOverride w:ilvl="1">
+      <w:startOverride w:val="4"/>
+    </w:lvlOverride>
+    <w:lvlOverride w:ilvl="2">
+      <w:startOverride w:val="4"/>
+    </w:lvlOverride>
+    <w:lvlOverride w:ilvl="3">
+      <w:startOverride w:val="4"/>
+    </w:lvlOverride>
+    <w:lvlOverride w:ilvl="4">
+      <w:startOverride w:val="4"/>
+    </w:lvlOverride>
+    <w:lvlOverride w:ilvl="5">
+      <w:startOverride w:val="4"/>
+    </w:lvlOverride>
+    <w:lvlOverride w:ilvl="6">
+      <w:startOverride w:val="4"/>
+    </w:lvlOverride>
+    <w:lvlOverride w:ilvl="7">
+      <w:startOverride w:val="4"/>
+    </w:lvlOverride>
+    <w:lvlOverride w:ilvl="8">
+      <w:startOverride w:val="4"/>
+    </w:lvlOverride>
+  </w:num>
+  <w:num w:numId="1012">
+    <w:abstractNumId w:val="99435"/>
+    <w:lvlOverride w:ilvl="0">
+      <w:startOverride w:val="5"/>
+    </w:lvlOverride>
+    <w:lvlOverride w:ilvl="1">
+      <w:startOverride w:val="5"/>
+    </w:lvlOverride>
+    <w:lvlOverride w:ilvl="2">
+      <w:startOverride w:val="5"/>
+    </w:lvlOverride>
+    <w:lvlOverride w:ilvl="3">
+      <w:startOverride w:val="5"/>
+    </w:lvlOverride>
+    <w:lvlOverride w:ilvl="4">
+      <w:startOverride w:val="5"/>
+    </w:lvlOverride>
+    <w:lvlOverride w:ilvl="5">
+      <w:startOverride w:val="5"/>
+    </w:lvlOverride>
+    <w:lvlOverride w:ilvl="6">
+      <w:startOverride w:val="5"/>
+    </w:lvlOverride>
+    <w:lvlOverride w:ilvl="7">
+      <w:startOverride w:val="5"/>
+    </w:lvlOverride>
+    <w:lvlOverride w:ilvl="8">
+      <w:startOverride w:val="5"/>
+    </w:lvlOverride>
+  </w:num>
+  <w:num w:numId="1013">
+    <w:abstractNumId w:val="99436"/>
+    <w:lvlOverride w:ilvl="0">
+      <w:startOverride w:val="6"/>
+    </w:lvlOverride>
+    <w:lvlOverride w:ilvl="1">
+      <w:startOverride w:val="6"/>
+    </w:lvlOverride>
+    <w:lvlOverride w:ilvl="2">
+      <w:startOverride w:val="6"/>
+    </w:lvlOverride>
+    <w:lvlOverride w:ilvl="3">
+      <w:startOverride w:val="6"/>
+    </w:lvlOverride>
+    <w:lvlOverride w:ilvl="4">
+      <w:startOverride w:val="6"/>
+    </w:lvlOverride>
+    <w:lvlOverride w:ilvl="5">
+      <w:startOverride w:val="6"/>
+    </w:lvlOverride>
+    <w:lvlOverride w:ilvl="6">
+      <w:startOverride w:val="6"/>
+    </w:lvlOverride>
+    <w:lvlOverride w:ilvl="7">
+      <w:startOverride w:val="6"/>
+    </w:lvlOverride>
+    <w:lvlOverride w:ilvl="8">
+      <w:startOverride w:val="6"/>
+    </w:lvlOverride>
+  </w:num>
+  <w:num w:numId="1014">
+    <w:abstractNumId w:val="99438"/>
+    <w:lvlOverride w:ilvl="0">
+      <w:startOverride w:val="8"/>
+    </w:lvlOverride>
+    <w:lvlOverride w:ilvl="1">
+      <w:startOverride w:val="8"/>
+    </w:lvlOverride>
+    <w:lvlOverride w:ilvl="2">
+      <w:startOverride w:val="8"/>
+    </w:lvlOverride>
+    <w:lvlOverride w:ilvl="3">
+      <w:startOverride w:val="8"/>
+    </w:lvlOverride>
+    <w:lvlOverride w:ilvl="4">
+      <w:startOverride w:val="8"/>
+    </w:lvlOverride>
+    <w:lvlOverride w:ilvl="5">
+      <w:startOverride w:val="8"/>
+    </w:lvlOverride>
+    <w:lvlOverride w:ilvl="6">
+      <w:startOverride w:val="8"/>
+    </w:lvlOverride>
+    <w:lvlOverride w:ilvl="7">
+      <w:startOverride w:val="8"/>
+    </w:lvlOverride>
+    <w:lvlOverride w:ilvl="8">
+      <w:startOverride w:val="8"/>
+    </w:lvlOverride>
+  </w:num>
+  <w:num w:numId="1015">
+    <w:abstractNumId w:val="99431"/>
+    <w:lvlOverride w:ilvl="0">
+      <w:startOverride w:val="1"/>
+    </w:lvlOverride>
+    <w:lvlOverride w:ilvl="1">
+      <w:startOverride w:val="1"/>
+    </w:lvlOverride>
+    <w:lvlOverride w:ilvl="2">
+      <w:startOverride w:val="1"/>
+    </w:lvlOverride>
+    <w:lvlOverride w:ilvl="3">
+      <w:startOverride w:val="1"/>
+    </w:lvlOverride>
+    <w:lvlOverride w:ilvl="4">
+      <w:startOverride w:val="1"/>
+    </w:lvlOverride>
+    <w:lvlOverride w:ilvl="5">
+      <w:startOverride w:val="1"/>
+    </w:lvlOverride>
+    <w:lvlOverride w:ilvl="6">
+      <w:startOverride w:val="1"/>
+    </w:lvlOverride>
+    <w:lvlOverride w:ilvl="7">
+      <w:startOverride w:val="1"/>
+    </w:lvlOverride>
+    <w:lvlOverride w:ilvl="8">
+      <w:startOverride w:val="1"/>
+    </w:lvlOverride>
+  </w:num>
+  <w:num w:numId="1016">
+    <w:abstractNumId w:val="99431"/>
+    <w:lvlOverride w:ilvl="0">
+      <w:startOverride w:val="1"/>
+    </w:lvlOverride>
+    <w:lvlOverride w:ilvl="1">
+      <w:startOverride w:val="1"/>
+    </w:lvlOverride>
+    <w:lvlOverride w:ilvl="2">
+      <w:startOverride w:val="1"/>
+    </w:lvlOverride>
+    <w:lvlOverride w:ilvl="3">
+      <w:startOverride w:val="1"/>
+    </w:lvlOverride>
+    <w:lvlOverride w:ilvl="4">
+      <w:startOverride w:val="1"/>
+    </w:lvlOverride>
+    <w:lvlOverride w:ilvl="5">
+      <w:startOverride w:val="1"/>
+    </w:lvlOverride>
+    <w:lvlOverride w:ilvl="6">
+      <w:startOverride w:val="1"/>
+    </w:lvlOverride>
+    <w:lvlOverride w:ilvl="7">
+      <w:startOverride w:val="1"/>
+    </w:lvlOverride>
+    <w:lvlOverride w:ilvl="8">
+      <w:startOverride w:val="1"/>
+    </w:lvlOverride>
+  </w:num>
+  <w:num w:numId="1017">
+    <w:abstractNumId w:val="99433"/>
+    <w:lvlOverride w:ilvl="0">
+      <w:startOverride w:val="3"/>
+    </w:lvlOverride>
+    <w:lvlOverride w:ilvl="1">
+      <w:startOverride w:val="3"/>
+    </w:lvlOverride>
+    <w:lvlOverride w:ilvl="2">
+      <w:startOverride w:val="3"/>
+    </w:lvlOverride>
+    <w:lvlOverride w:ilvl="3">
+      <w:startOverride w:val="3"/>
+    </w:lvlOverride>
+    <w:lvlOverride w:ilvl="4">
+      <w:startOverride w:val="3"/>
+    </w:lvlOverride>
+    <w:lvlOverride w:ilvl="5">
+      <w:startOverride w:val="3"/>
+    </w:lvlOverride>
+    <w:lvlOverride w:ilvl="6">
+      <w:startOverride w:val="3"/>
+    </w:lvlOverride>
+    <w:lvlOverride w:ilvl="7">
+      <w:startOverride w:val="3"/>
+    </w:lvlOverride>
+    <w:lvlOverride w:ilvl="8">
+      <w:startOverride w:val="3"/>
+    </w:lvlOverride>
+  </w:num>
+  <w:num w:numId="1018">
     <w:abstractNumId w:val="99431"/>
     <w:lvlOverride w:ilvl="0">
       <w:startOverride w:val="1"/>
@@ -25669,7 +26049,7 @@
     <ns0:rPr>
       <ns0:rFonts ns0:ascii="Times New Roman" ns0:cs="Times New Roman" ns0:eastAsia="SimHei" ns0:hAnsi="Times New Roman"/>
       <ns0:b/>
-      <ns0:color ns0:val="000000"/>
+      <ns0:color ns0:val="17324D"/>
       <ns0:sz ns0:val="44"/>
       <ns0:szCs ns0:val="56"/>
     </ns0:rPr>
@@ -25811,7 +26191,7 @@
     <ns0:rPr>
       <ns0:rFonts ns0:ascii="Times New Roman" ns0:cs="Times New Roman" ns0:eastAsia="SimHei" ns0:hAnsi="Times New Roman"/>
       <ns0:b/>
-      <ns0:color ns0:val="000000"/>
+      <ns0:color ns0:val="17324D"/>
       <ns0:sz ns0:val="32"/>
       <ns0:szCs ns0:val="40"/>
     </ns0:rPr>
@@ -25835,7 +26215,7 @@
     <ns0:rPr>
       <ns0:rFonts ns0:ascii="Times New Roman" ns0:cs="Times New Roman" ns0:eastAsia="SimHei" ns0:hAnsi="Times New Roman"/>
       <ns0:b/>
-      <ns0:color ns0:val="000000"/>
+      <ns0:color ns0:val="17324D"/>
       <ns0:sz ns0:val="28"/>
       <ns0:szCs ns0:val="32"/>
     </ns0:rPr>
@@ -25859,7 +26239,7 @@
     <ns0:rPr>
       <ns0:rFonts ns0:ascii="Times New Roman" ns0:cs="Times New Roman" ns0:eastAsia="SimHei" ns0:hAnsi="Times New Roman"/>
       <ns0:b/>
-      <ns0:color ns0:val="000000"/>
+      <ns0:color ns0:val="17324D"/>
       <ns0:sz ns0:val="25"/>
       <ns0:szCs ns0:val="28"/>
     </ns0:rPr>
@@ -26335,7 +26715,7 @@
     <w:rPr>
       <w:rFonts w:ascii="Times New Roman" w:hAnsi="Times New Roman" w:eastAsia="FangSong" w:cs="Times New Roman"/>
       <w:b/>
-      <w:color w:val="007020"/>
+      <w:color w:val="000000"/>
     </w:rPr>
   </w:style>
   <w:style w:type="character" w:customStyle="1" w:styleId="DataTypeTok">
@@ -26343,7 +26723,7 @@
     <w:basedOn w:val="VerbatimChar"/>
     <w:rPr>
       <w:rFonts w:ascii="Times New Roman" w:hAnsi="Times New Roman" w:eastAsia="FangSong" w:cs="Times New Roman"/>
-      <w:color w:val="902000"/>
+      <w:color w:val="000000"/>
     </w:rPr>
   </w:style>
   <w:style w:type="character" w:customStyle="1" w:styleId="DecValTok">
@@ -26351,7 +26731,7 @@
     <w:basedOn w:val="VerbatimChar"/>
     <w:rPr>
       <w:rFonts w:ascii="Times New Roman" w:hAnsi="Times New Roman" w:eastAsia="FangSong" w:cs="Times New Roman"/>
-      <w:color w:val="40a070"/>
+      <w:color w:val="000000"/>
     </w:rPr>
   </w:style>
   <w:style w:type="character" w:customStyle="1" w:styleId="BaseNTok">
@@ -26359,7 +26739,7 @@
     <w:basedOn w:val="VerbatimChar"/>
     <w:rPr>
       <w:rFonts w:ascii="Times New Roman" w:hAnsi="Times New Roman" w:eastAsia="FangSong" w:cs="Times New Roman"/>
-      <w:color w:val="40a070"/>
+      <w:color w:val="000000"/>
     </w:rPr>
   </w:style>
   <w:style w:type="character" w:customStyle="1" w:styleId="FloatTok">
@@ -26367,7 +26747,7 @@
     <w:basedOn w:val="VerbatimChar"/>
     <w:rPr>
       <w:rFonts w:ascii="Times New Roman" w:hAnsi="Times New Roman" w:eastAsia="FangSong" w:cs="Times New Roman"/>
-      <w:color w:val="40a070"/>
+      <w:color w:val="000000"/>
     </w:rPr>
   </w:style>
   <w:style w:type="character" w:customStyle="1" w:styleId="ConstantTok">
@@ -26375,7 +26755,7 @@
     <w:basedOn w:val="VerbatimChar"/>
     <w:rPr>
       <w:rFonts w:ascii="Times New Roman" w:hAnsi="Times New Roman" w:eastAsia="FangSong" w:cs="Times New Roman"/>
-      <w:color w:val="880000"/>
+      <w:color w:val="000000"/>
     </w:rPr>
   </w:style>
   <w:style w:type="character" w:customStyle="1" w:styleId="CharTok">
@@ -26383,7 +26763,7 @@
     <w:basedOn w:val="VerbatimChar"/>
     <w:rPr>
       <w:rFonts w:ascii="Times New Roman" w:hAnsi="Times New Roman" w:eastAsia="FangSong" w:cs="Times New Roman"/>
-      <w:color w:val="4070a0"/>
+      <w:color w:val="000000"/>
     </w:rPr>
   </w:style>
   <w:style w:type="character" w:customStyle="1" w:styleId="SpecialCharTok">
@@ -26391,7 +26771,7 @@
     <w:basedOn w:val="VerbatimChar"/>
     <w:rPr>
       <w:rFonts w:ascii="Times New Roman" w:hAnsi="Times New Roman" w:eastAsia="FangSong" w:cs="Times New Roman"/>
-      <w:color w:val="4070a0"/>
+      <w:color w:val="000000"/>
     </w:rPr>
   </w:style>
   <w:style w:type="character" w:customStyle="1" w:styleId="StringTok">
@@ -26399,7 +26779,7 @@
     <w:basedOn w:val="VerbatimChar"/>
     <w:rPr>
       <w:rFonts w:ascii="Times New Roman" w:hAnsi="Times New Roman" w:eastAsia="FangSong" w:cs="Times New Roman"/>
-      <w:color w:val="4070a0"/>
+      <w:color w:val="000000"/>
     </w:rPr>
   </w:style>
   <w:style w:type="character" w:customStyle="1" w:styleId="VerbatimStringTok">
@@ -26407,7 +26787,7 @@
     <w:basedOn w:val="VerbatimChar"/>
     <w:rPr>
       <w:rFonts w:ascii="Times New Roman" w:hAnsi="Times New Roman" w:eastAsia="FangSong" w:cs="Times New Roman"/>
-      <w:color w:val="4070a0"/>
+      <w:color w:val="000000"/>
     </w:rPr>
   </w:style>
   <w:style w:type="character" w:customStyle="1" w:styleId="SpecialStringTok">
@@ -26415,7 +26795,7 @@
     <w:basedOn w:val="VerbatimChar"/>
     <w:rPr>
       <w:rFonts w:ascii="Times New Roman" w:hAnsi="Times New Roman" w:eastAsia="FangSong" w:cs="Times New Roman"/>
-      <w:color w:val="bb6688"/>
+      <w:color w:val="000000"/>
     </w:rPr>
   </w:style>
   <w:style w:type="character" w:customStyle="1" w:styleId="ImportTok">
@@ -26424,7 +26804,7 @@
     <w:rPr>
       <w:rFonts w:ascii="Times New Roman" w:hAnsi="Times New Roman" w:eastAsia="FangSong" w:cs="Times New Roman"/>
       <w:b/>
-      <w:color w:val="008000"/>
+      <w:color w:val="000000"/>
     </w:rPr>
   </w:style>
   <w:style w:type="character" w:customStyle="1" w:styleId="CommentTok">
@@ -26433,7 +26813,7 @@
     <w:rPr>
       <w:rFonts w:ascii="Times New Roman" w:hAnsi="Times New Roman" w:eastAsia="FangSong" w:cs="Times New Roman"/>
       <w:i/>
-      <w:color w:val="60a0b0"/>
+      <w:color w:val="000000"/>
     </w:rPr>
   </w:style>
   <w:style w:type="character" w:customStyle="1" w:styleId="DocumentationTok">
@@ -26442,7 +26822,7 @@
     <w:rPr>
       <w:rFonts w:ascii="Times New Roman" w:hAnsi="Times New Roman" w:eastAsia="FangSong" w:cs="Times New Roman"/>
       <w:i/>
-      <w:color w:val="ba2121"/>
+      <w:color w:val="000000"/>
     </w:rPr>
   </w:style>
   <w:style w:type="character" w:customStyle="1" w:styleId="AnnotationTok">
@@ -26452,7 +26832,7 @@
       <w:rFonts w:ascii="Times New Roman" w:hAnsi="Times New Roman" w:eastAsia="FangSong" w:cs="Times New Roman"/>
       <w:b/>
       <w:i/>
-      <w:color w:val="60a0b0"/>
+      <w:color w:val="000000"/>
     </w:rPr>
   </w:style>
   <w:style w:type="character" w:customStyle="1" w:styleId="CommentVarTok">
@@ -26462,7 +26842,7 @@
       <w:rFonts w:ascii="Times New Roman" w:hAnsi="Times New Roman" w:eastAsia="FangSong" w:cs="Times New Roman"/>
       <w:b/>
       <w:i/>
-      <w:color w:val="60a0b0"/>
+      <w:color w:val="000000"/>
     </w:rPr>
   </w:style>
   <w:style w:type="character" w:customStyle="1" w:styleId="OtherTok">
@@ -26470,7 +26850,7 @@
     <w:basedOn w:val="VerbatimChar"/>
     <w:rPr>
       <w:rFonts w:ascii="Times New Roman" w:hAnsi="Times New Roman" w:eastAsia="FangSong" w:cs="Times New Roman"/>
-      <w:color w:val="007020"/>
+      <w:color w:val="000000"/>
     </w:rPr>
   </w:style>
   <w:style w:type="character" w:customStyle="1" w:styleId="FunctionTok">
@@ -26478,7 +26858,7 @@
     <w:basedOn w:val="VerbatimChar"/>
     <w:rPr>
       <w:rFonts w:ascii="Times New Roman" w:hAnsi="Times New Roman" w:eastAsia="FangSong" w:cs="Times New Roman"/>
-      <w:color w:val="06287e"/>
+      <w:color w:val="000000"/>
     </w:rPr>
   </w:style>
   <w:style w:type="character" w:customStyle="1" w:styleId="VariableTok">
@@ -26486,7 +26866,7 @@
     <w:basedOn w:val="VerbatimChar"/>
     <w:rPr>
       <w:rFonts w:ascii="Times New Roman" w:hAnsi="Times New Roman" w:eastAsia="FangSong" w:cs="Times New Roman"/>
-      <w:color w:val="19177c"/>
+      <w:color w:val="000000"/>
     </w:rPr>
   </w:style>
   <w:style w:type="character" w:customStyle="1" w:styleId="ControlFlowTok">
@@ -26495,7 +26875,7 @@
     <w:rPr>
       <w:rFonts w:ascii="Times New Roman" w:hAnsi="Times New Roman" w:eastAsia="FangSong" w:cs="Times New Roman"/>
       <w:b/>
-      <w:color w:val="007020"/>
+      <w:color w:val="000000"/>
     </w:rPr>
   </w:style>
   <w:style w:type="character" w:customStyle="1" w:styleId="OperatorTok">
@@ -26503,7 +26883,7 @@
     <w:basedOn w:val="VerbatimChar"/>
     <w:rPr>
       <w:rFonts w:ascii="Times New Roman" w:hAnsi="Times New Roman" w:eastAsia="FangSong" w:cs="Times New Roman"/>
-      <w:color w:val="666666"/>
+      <w:color w:val="000000"/>
     </w:rPr>
   </w:style>
   <w:style w:type="character" w:customStyle="1" w:styleId="BuiltInTok">
@@ -26511,7 +26891,7 @@
     <w:basedOn w:val="VerbatimChar"/>
     <w:rPr>
       <w:rFonts w:ascii="Times New Roman" w:hAnsi="Times New Roman" w:eastAsia="FangSong" w:cs="Times New Roman"/>
-      <w:color w:val="008000"/>
+      <w:color w:val="000000"/>
     </w:rPr>
   </w:style>
   <w:style w:type="character" w:customStyle="1" w:styleId="ExtensionTok">
@@ -26526,7 +26906,7 @@
     <w:basedOn w:val="VerbatimChar"/>
     <w:rPr>
       <w:rFonts w:ascii="Times New Roman" w:hAnsi="Times New Roman" w:eastAsia="FangSong" w:cs="Times New Roman"/>
-      <w:color w:val="bc7a00"/>
+      <w:color w:val="000000"/>
     </w:rPr>
   </w:style>
   <w:style w:type="character" w:customStyle="1" w:styleId="AttributeTok">
@@ -26534,7 +26914,7 @@
     <w:basedOn w:val="VerbatimChar"/>
     <w:rPr>
       <w:rFonts w:ascii="Times New Roman" w:hAnsi="Times New Roman" w:eastAsia="FangSong" w:cs="Times New Roman"/>
-      <w:color w:val="7d9029"/>
+      <w:color w:val="000000"/>
     </w:rPr>
   </w:style>
   <w:style w:type="character" w:customStyle="1" w:styleId="RegionMarkerTok">
@@ -26551,7 +26931,7 @@
       <w:rFonts w:ascii="Times New Roman" w:hAnsi="Times New Roman" w:eastAsia="FangSong" w:cs="Times New Roman"/>
       <w:b/>
       <w:i/>
-      <w:color w:val="60a0b0"/>
+      <w:color w:val="000000"/>
     </w:rPr>
   </w:style>
   <w:style w:type="character" w:customStyle="1" w:styleId="WarningTok">
@@ -26561,7 +26941,7 @@
       <w:rFonts w:ascii="Times New Roman" w:hAnsi="Times New Roman" w:eastAsia="FangSong" w:cs="Times New Roman"/>
       <w:b/>
       <w:i/>
-      <w:color w:val="60a0b0"/>
+      <w:color w:val="000000"/>
     </w:rPr>
   </w:style>
   <w:style w:type="character" w:customStyle="1" w:styleId="AlertTok">
@@ -26570,7 +26950,7 @@
     <w:rPr>
       <w:rFonts w:ascii="Times New Roman" w:hAnsi="Times New Roman" w:eastAsia="FangSong" w:cs="Times New Roman"/>
       <w:b/>
-      <w:color w:val="ff0000"/>
+      <w:color w:val="000000"/>
     </w:rPr>
   </w:style>
   <w:style w:type="character" w:customStyle="1" w:styleId="ErrorTok">
@@ -26579,7 +26959,7 @@
     <w:rPr>
       <w:rFonts w:ascii="Times New Roman" w:hAnsi="Times New Roman" w:eastAsia="FangSong" w:cs="Times New Roman"/>
       <w:b/>
-      <w:color w:val="ff0000"/>
+      <w:color w:val="000000"/>
     </w:rPr>
   </w:style>
   <w:style w:type="character" w:customStyle="1" w:styleId="NormalTok">

--- a/00-首页/题组Word/第一轮·竞赛教材版/第一轮结构·3-分子结构（学生版-打印版）.docx
+++ b/00-首页/题组Word/第一轮·竞赛教材版/第一轮结构·3-分子结构（学生版-打印版）.docx
@@ -10836,7 +10836,6 @@
     </w:p>
     <w:p>
       <w:pPr>
-        <w:pStyle w:val="Compact"/>
         <w:numPr>
           <w:ilvl w:val="0"/>
           <w:numId w:val="1013"/>
@@ -10924,7 +10923,6 @@
     </w:p>
     <w:p>
       <w:pPr>
-        <w:pStyle w:val="Compact"/>
         <w:numPr>
           <w:ilvl w:val="0"/>
           <w:numId w:val="1013"/>
@@ -11091,49 +11089,31 @@
         <w:rPr>
           <w:rFonts w:ascii="Times New Roman" w:hAnsi="Times New Roman" w:eastAsia="Times New Roman" w:cs="Times New Roman"/>
         </w:rPr>
-        <w:t xml:space="preserve"> pH = 5.0</w:t>
-      </w:r>
-    </w:p>
-    <w:p>
-      <w:pPr>
-        <w:pStyle w:val="FirstParagraph"/>
-        <w:ind w:firstLine="420"/>
-      </w:pPr>
-      <w:r>
-        <w:rPr>
-          <w:rFonts w:ascii="Times New Roman" w:hAnsi="Times New Roman" w:eastAsia="Times New Roman" w:cs="Times New Roman"/>
-        </w:rPr>
-        <w:t xml:space="preserve">D. </w:t>
-      </w:r>
-      <w:r>
-        <w:rPr>
-          <w:rFonts w:hint="eastAsia" w:ascii="Times New Roman" w:hAnsi="Times New Roman" w:eastAsia="FangSong" w:cs="Times New Roman"/>
-        </w:rPr>
-        <w:t>在进行蛋白质的阳离子交换色谱分离时</w:t>
-      </w:r>
-      <w:r>
-        <w:rPr>
-          <w:rFonts w:hint="eastAsia" w:ascii="Times New Roman" w:hAnsi="Times New Roman" w:eastAsia="Times New Roman" w:cs="Times New Roman"/>
-        </w:rPr>
-        <w:t>，</w:t>
-      </w:r>
-      <w:r>
-        <w:rPr>
-          <w:rFonts w:hint="eastAsia" w:ascii="Times New Roman" w:hAnsi="Times New Roman" w:eastAsia="FangSong" w:cs="Times New Roman"/>
-        </w:rPr>
-        <w:t>通常需要选择合适的缓冲液</w:t>
-      </w:r>
-      <w:r>
-        <w:rPr>
-          <w:rFonts w:ascii="Times New Roman" w:hAnsi="Times New Roman" w:eastAsia="Times New Roman" w:cs="Times New Roman"/>
-        </w:rPr>
-        <w:t xml:space="preserve"> pH </w:t>
-      </w:r>
-      <w:r>
-        <w:rPr>
-          <w:rFonts w:hint="eastAsia" w:ascii="Times New Roman" w:hAnsi="Times New Roman" w:eastAsia="FangSong" w:cs="Times New Roman"/>
-        </w:rPr>
-        <w:t>值</w:t>
+        <w:t xml:space="preserve"> pH = 5.0 </w:t>
+      </w:r>
+      <w:r>
+        <w:rPr>
+          <w:rFonts w:hint="eastAsia" w:ascii="Times New Roman" w:hAnsi="Times New Roman" w:eastAsia="FangSong" w:cs="Times New Roman"/>
+        </w:rPr>
+        <w:t>的缓冲溶液</w:t>
+      </w:r>
+      <w:r>
+        <w:rPr>
+          <w:rFonts w:hint="eastAsia" w:ascii="Times New Roman" w:hAnsi="Times New Roman" w:eastAsia="Times New Roman" w:cs="Times New Roman"/>
+        </w:rPr>
+        <w:t>，pH</w:t>
+      </w:r>
+      <w:r>
+        <w:rPr>
+          <w:rFonts w:ascii="Times New Roman" w:hAnsi="Times New Roman" w:eastAsia="Times New Roman" w:cs="Times New Roman"/>
+        </w:rPr>
+        <w:t xml:space="preserve"> = 8.0 </w:t>
+      </w:r>
+      <w:r>
+        <w:rPr>
+          <w:rFonts w:hint="eastAsia" w:ascii="Times New Roman" w:hAnsi="Times New Roman" w:eastAsia="FangSong" w:cs="Times New Roman"/>
+        </w:rPr>
+        <w:t>的缓冲液更有利于该短肽的吸附</w:t>
       </w:r>
       <w:r>
         <w:rPr>
@@ -11141,55 +11121,12 @@
         </w:rPr>
         <w:t>。</w:t>
       </w:r>
-      <w:r>
-        <w:rPr>
-          <w:rFonts w:hint="eastAsia" w:ascii="Times New Roman" w:hAnsi="Times New Roman" w:eastAsia="FangSong" w:cs="Times New Roman"/>
-        </w:rPr>
-        <w:t>相比选择</w:t>
-      </w:r>
-      <w:r>
-        <w:rPr>
-          <w:rFonts w:ascii="Times New Roman" w:hAnsi="Times New Roman" w:eastAsia="Times New Roman" w:cs="Times New Roman"/>
-        </w:rPr>
-        <w:t xml:space="preserve"> pH = 5.0 </w:t>
-      </w:r>
-      <w:r>
-        <w:rPr>
-          <w:rFonts w:hint="eastAsia" w:ascii="Times New Roman" w:hAnsi="Times New Roman" w:eastAsia="FangSong" w:cs="Times New Roman"/>
-        </w:rPr>
-        <w:t>的缓冲溶液</w:t>
-      </w:r>
-      <w:r>
-        <w:rPr>
-          <w:rFonts w:hint="eastAsia" w:ascii="Times New Roman" w:hAnsi="Times New Roman" w:eastAsia="Times New Roman" w:cs="Times New Roman"/>
-        </w:rPr>
-        <w:t>，pH</w:t>
-      </w:r>
-      <w:r>
-        <w:rPr>
-          <w:rFonts w:ascii="Times New Roman" w:hAnsi="Times New Roman" w:eastAsia="Times New Roman" w:cs="Times New Roman"/>
-        </w:rPr>
-        <w:t xml:space="preserve"> = 8.0 </w:t>
-      </w:r>
-      <w:r>
-        <w:rPr>
-          <w:rFonts w:hint="eastAsia" w:ascii="Times New Roman" w:hAnsi="Times New Roman" w:eastAsia="FangSong" w:cs="Times New Roman"/>
-        </w:rPr>
-        <w:t>的缓冲液更有利于该短肽的吸附</w:t>
-      </w:r>
-      <w:r>
-        <w:rPr>
-          <w:rFonts w:hint="eastAsia" w:ascii="Times New Roman" w:hAnsi="Times New Roman" w:eastAsia="Times New Roman" w:cs="Times New Roman"/>
-        </w:rPr>
-        <w:t>。</w:t>
-      </w:r>
-    </w:p>
-    <w:p>
-      <w:pPr>
-        <w:pStyle w:val="Compact"/>
+    </w:p>
+    <w:p>
+      <w:pPr>
         <w:numPr>
           <w:ilvl w:val="0"/>
-          <w:numId w:val="1014"/>
+          <w:numId w:val="1013"/>
         </w:numPr>
         <w:ind w:firstLine="420"/>
       </w:pPr>
@@ -11573,7 +11510,7 @@
       <w:pPr>
         <w:numPr>
           <w:ilvl w:val="0"/>
-          <w:numId w:val="1015"/>
+          <w:numId w:val="1014"/>
         </w:numPr>
         <w:ind w:firstLine="420"/>
       </w:pPr>
@@ -11618,7 +11555,7 @@
       <w:pPr>
         <w:numPr>
           <w:ilvl w:val="0"/>
-          <w:numId w:val="1015"/>
+          <w:numId w:val="1014"/>
         </w:numPr>
         <w:ind w:firstLine="420"/>
       </w:pPr>
@@ -11761,7 +11698,7 @@
       <w:pPr>
         <w:numPr>
           <w:ilvl w:val="0"/>
-          <w:numId w:val="1015"/>
+          <w:numId w:val="1014"/>
         </w:numPr>
         <w:ind w:firstLine="420"/>
       </w:pPr>
@@ -11915,7 +11852,7 @@
       <w:pPr>
         <w:numPr>
           <w:ilvl w:val="0"/>
-          <w:numId w:val="1015"/>
+          <w:numId w:val="1014"/>
         </w:numPr>
         <w:ind w:firstLine="420"/>
       </w:pPr>
@@ -11936,7 +11873,7 @@
       <w:pPr>
         <w:numPr>
           <w:ilvl w:val="0"/>
-          <w:numId w:val="1015"/>
+          <w:numId w:val="1014"/>
         </w:numPr>
         <w:ind w:firstLine="420"/>
       </w:pPr>
@@ -12028,7 +11965,7 @@
       <w:pPr>
         <w:numPr>
           <w:ilvl w:val="0"/>
-          <w:numId w:val="1015"/>
+          <w:numId w:val="1014"/>
         </w:numPr>
         <w:ind w:firstLine="420"/>
       </w:pPr>
@@ -20714,7 +20651,7 @@
       <w:pPr>
         <w:numPr>
           <w:ilvl w:val="0"/>
-          <w:numId w:val="1016"/>
+          <w:numId w:val="1015"/>
         </w:numPr>
         <w:ind w:firstLine="420"/>
       </w:pPr>
@@ -20759,7 +20696,7 @@
       <w:pPr>
         <w:numPr>
           <w:ilvl w:val="0"/>
-          <w:numId w:val="1016"/>
+          <w:numId w:val="1015"/>
         </w:numPr>
         <w:ind w:firstLine="420"/>
       </w:pPr>
@@ -21054,7 +20991,7 @@
       <w:pPr>
         <w:numPr>
           <w:ilvl w:val="0"/>
-          <w:numId w:val="1017"/>
+          <w:numId w:val="1016"/>
         </w:numPr>
         <w:ind w:firstLine="420"/>
       </w:pPr>
@@ -21135,7 +21072,7 @@
       <w:pPr>
         <w:numPr>
           <w:ilvl w:val="0"/>
-          <w:numId w:val="1017"/>
+          <w:numId w:val="1016"/>
         </w:numPr>
         <w:ind w:firstLine="420"/>
       </w:pPr>
@@ -21218,7 +21155,7 @@
       <w:pPr>
         <w:numPr>
           <w:ilvl w:val="0"/>
-          <w:numId w:val="1017"/>
+          <w:numId w:val="1016"/>
         </w:numPr>
         <w:ind w:firstLine="420"/>
       </w:pPr>
@@ -21673,7 +21610,7 @@
       <w:pPr>
         <w:numPr>
           <w:ilvl w:val="0"/>
-          <w:numId w:val="1018"/>
+          <w:numId w:val="1017"/>
         </w:numPr>
         <w:ind w:firstLine="420"/>
       </w:pPr>
@@ -21718,7 +21655,7 @@
       <w:pPr>
         <w:numPr>
           <w:ilvl w:val="0"/>
-          <w:numId w:val="1018"/>
+          <w:numId w:val="1017"/>
         </w:numPr>
         <w:ind w:firstLine="420"/>
       </w:pPr>
@@ -25362,91 +25299,6 @@
     </w:lvl>
     <w:lvl w:ilvl="8">
       <w:start w:val="6"/>
-      <w:numFmt w:val="decimal"/>
-      <w:lvlText w:val="(%9)"/>
-      <w:lvlJc w:val="left"/>
-      <w:pPr>
-        <w:ind w:left="6480" w:hanging="360"/>
-      </w:pPr>
-    </w:lvl>
-  </w:abstractNum>
-  <w:abstractNum w:abstractNumId="99438">
-    <w:nsid w:val="00A99438"/>
-    <w:multiLevelType w:val="multilevel"/>
-    <w:lvl w:ilvl="0">
-      <w:start w:val="8"/>
-      <w:numFmt w:val="decimal"/>
-      <w:lvlText w:val="(%1)"/>
-      <w:lvlJc w:val="left"/>
-      <w:pPr>
-        <w:ind w:left="720" w:hanging="360"/>
-      </w:pPr>
-    </w:lvl>
-    <w:lvl w:ilvl="1">
-      <w:start w:val="8"/>
-      <w:numFmt w:val="decimal"/>
-      <w:lvlText w:val="(%2)"/>
-      <w:lvlJc w:val="left"/>
-      <w:pPr>
-        <w:ind w:left="1440" w:hanging="360"/>
-      </w:pPr>
-    </w:lvl>
-    <w:lvl w:ilvl="2">
-      <w:start w:val="8"/>
-      <w:numFmt w:val="decimal"/>
-      <w:lvlText w:val="(%3)"/>
-      <w:lvlJc w:val="left"/>
-      <w:pPr>
-        <w:ind w:left="2160" w:hanging="360"/>
-      </w:pPr>
-    </w:lvl>
-    <w:lvl w:ilvl="3">
-      <w:start w:val="8"/>
-      <w:numFmt w:val="decimal"/>
-      <w:lvlText w:val="(%4)"/>
-      <w:lvlJc w:val="left"/>
-      <w:pPr>
-        <w:ind w:left="2880" w:hanging="360"/>
-      </w:pPr>
-    </w:lvl>
-    <w:lvl w:ilvl="4">
-      <w:start w:val="8"/>
-      <w:numFmt w:val="decimal"/>
-      <w:lvlText w:val="(%5)"/>
-      <w:lvlJc w:val="left"/>
-      <w:pPr>
-        <w:ind w:left="3600" w:hanging="360"/>
-      </w:pPr>
-    </w:lvl>
-    <w:lvl w:ilvl="5">
-      <w:start w:val="8"/>
-      <w:numFmt w:val="decimal"/>
-      <w:lvlText w:val="(%6)"/>
-      <w:lvlJc w:val="left"/>
-      <w:pPr>
-        <w:ind w:left="4320" w:hanging="360"/>
-      </w:pPr>
-    </w:lvl>
-    <w:lvl w:ilvl="6">
-      <w:start w:val="8"/>
-      <w:numFmt w:val="decimal"/>
-      <w:lvlText w:val="(%7)"/>
-      <w:lvlJc w:val="left"/>
-      <w:pPr>
-        <w:ind w:left="5040" w:hanging="360"/>
-      </w:pPr>
-    </w:lvl>
-    <w:lvl w:ilvl="7">
-      <w:start w:val="8"/>
-      <w:numFmt w:val="decimal"/>
-      <w:lvlText w:val="(%8)"/>
-      <w:lvlJc w:val="left"/>
-      <w:pPr>
-        <w:ind w:left="5760" w:hanging="360"/>
-      </w:pPr>
-    </w:lvl>
-    <w:lvl w:ilvl="8">
-      <w:start w:val="8"/>
       <w:numFmt w:val="decimal"/>
       <w:lvlText w:val="(%9)"/>
       <w:lvlJc w:val="left"/>
@@ -25822,33 +25674,33 @@
     </w:lvlOverride>
   </w:num>
   <w:num w:numId="1014">
-    <w:abstractNumId w:val="99438"/>
+    <w:abstractNumId w:val="99431"/>
     <w:lvlOverride w:ilvl="0">
-      <w:startOverride w:val="8"/>
+      <w:startOverride w:val="1"/>
     </w:lvlOverride>
     <w:lvlOverride w:ilvl="1">
-      <w:startOverride w:val="8"/>
+      <w:startOverride w:val="1"/>
     </w:lvlOverride>
     <w:lvlOverride w:ilvl="2">
-      <w:startOverride w:val="8"/>
+      <w:startOverride w:val="1"/>
     </w:lvlOverride>
     <w:lvlOverride w:ilvl="3">
-      <w:startOverride w:val="8"/>
+      <w:startOverride w:val="1"/>
     </w:lvlOverride>
     <w:lvlOverride w:ilvl="4">
-      <w:startOverride w:val="8"/>
+      <w:startOverride w:val="1"/>
     </w:lvlOverride>
     <w:lvlOverride w:ilvl="5">
-      <w:startOverride w:val="8"/>
+      <w:startOverride w:val="1"/>
     </w:lvlOverride>
     <w:lvlOverride w:ilvl="6">
-      <w:startOverride w:val="8"/>
+      <w:startOverride w:val="1"/>
     </w:lvlOverride>
     <w:lvlOverride w:ilvl="7">
-      <w:startOverride w:val="8"/>
+      <w:startOverride w:val="1"/>
     </w:lvlOverride>
     <w:lvlOverride w:ilvl="8">
-      <w:startOverride w:val="8"/>
+      <w:startOverride w:val="1"/>
     </w:lvlOverride>
   </w:num>
   <w:num w:numId="1015">
@@ -25882,36 +25734,6 @@
     </w:lvlOverride>
   </w:num>
   <w:num w:numId="1016">
-    <w:abstractNumId w:val="99431"/>
-    <w:lvlOverride w:ilvl="0">
-      <w:startOverride w:val="1"/>
-    </w:lvlOverride>
-    <w:lvlOverride w:ilvl="1">
-      <w:startOverride w:val="1"/>
-    </w:lvlOverride>
-    <w:lvlOverride w:ilvl="2">
-      <w:startOverride w:val="1"/>
-    </w:lvlOverride>
-    <w:lvlOverride w:ilvl="3">
-      <w:startOverride w:val="1"/>
-    </w:lvlOverride>
-    <w:lvlOverride w:ilvl="4">
-      <w:startOverride w:val="1"/>
-    </w:lvlOverride>
-    <w:lvlOverride w:ilvl="5">
-      <w:startOverride w:val="1"/>
-    </w:lvlOverride>
-    <w:lvlOverride w:ilvl="6">
-      <w:startOverride w:val="1"/>
-    </w:lvlOverride>
-    <w:lvlOverride w:ilvl="7">
-      <w:startOverride w:val="1"/>
-    </w:lvlOverride>
-    <w:lvlOverride w:ilvl="8">
-      <w:startOverride w:val="1"/>
-    </w:lvlOverride>
-  </w:num>
-  <w:num w:numId="1017">
     <w:abstractNumId w:val="99433"/>
     <w:lvlOverride w:ilvl="0">
       <w:startOverride w:val="3"/>
@@ -25941,7 +25763,7 @@
       <w:startOverride w:val="3"/>
     </w:lvlOverride>
   </w:num>
-  <w:num w:numId="1018">
+  <w:num w:numId="1017">
     <w:abstractNumId w:val="99431"/>
     <w:lvlOverride w:ilvl="0">
       <w:startOverride w:val="1"/>
